--- a/2. Second_Semester/2. Software Testing/3. Class_Test-02.docx
+++ b/2. Second_Semester/2. Software Testing/3. Class_Test-02.docx
@@ -10,6 +10,7 @@
           <w:rFonts w:ascii="Times New Roman" w:eastAsia="Times New Roman" w:hAnsi="Times New Roman" w:cs="Times New Roman"/>
           <w:b/>
           <w:bCs/>
+          <w:color w:val="FF0000"/>
           <w:sz w:val="28"/>
           <w:szCs w:val="28"/>
         </w:rPr>
@@ -19,6 +20,7 @@
           <w:rFonts w:ascii="Times New Roman" w:eastAsia="Times New Roman" w:hAnsi="Times New Roman" w:cs="Times New Roman"/>
           <w:b/>
           <w:bCs/>
+          <w:color w:val="FF0000"/>
           <w:kern w:val="36"/>
           <w:sz w:val="28"/>
           <w:szCs w:val="28"/>
@@ -118,6 +120,7 @@
           <w:rFonts w:ascii="Times New Roman" w:eastAsia="Times New Roman" w:hAnsi="Times New Roman" w:cs="Times New Roman"/>
           <w:b/>
           <w:bCs/>
+          <w:color w:val="FF0000"/>
           <w:kern w:val="36"/>
           <w:sz w:val="28"/>
           <w:szCs w:val="28"/>
@@ -128,6 +131,7 @@
           <w:rFonts w:ascii="Times New Roman" w:eastAsia="Times New Roman" w:hAnsi="Times New Roman" w:cs="Times New Roman"/>
           <w:b/>
           <w:bCs/>
+          <w:color w:val="FF0000"/>
           <w:kern w:val="36"/>
           <w:sz w:val="28"/>
           <w:szCs w:val="28"/>
@@ -161,6 +165,7 @@
           <w:rFonts w:ascii="Times New Roman" w:eastAsia="Times New Roman" w:hAnsi="Times New Roman" w:cs="Times New Roman"/>
           <w:b/>
           <w:bCs/>
+          <w:color w:val="FF0000"/>
           <w:sz w:val="28"/>
           <w:szCs w:val="28"/>
         </w:rPr>
@@ -170,6 +175,7 @@
           <w:rFonts w:ascii="Times New Roman" w:eastAsia="Times New Roman" w:hAnsi="Times New Roman" w:cs="Times New Roman"/>
           <w:b/>
           <w:bCs/>
+          <w:color w:val="FF0000"/>
           <w:sz w:val="28"/>
           <w:szCs w:val="28"/>
         </w:rPr>
@@ -542,6 +548,7 @@
           <w:rFonts w:ascii="Times New Roman" w:eastAsia="Times New Roman" w:hAnsi="Times New Roman" w:cs="Times New Roman"/>
           <w:b/>
           <w:bCs/>
+          <w:color w:val="FF0000"/>
           <w:kern w:val="36"/>
           <w:sz w:val="28"/>
           <w:szCs w:val="28"/>
@@ -552,6 +559,7 @@
           <w:rFonts w:ascii="Times New Roman" w:eastAsia="Times New Roman" w:hAnsi="Times New Roman" w:cs="Times New Roman"/>
           <w:b/>
           <w:bCs/>
+          <w:color w:val="FF0000"/>
           <w:kern w:val="36"/>
           <w:sz w:val="28"/>
           <w:szCs w:val="28"/>
@@ -1440,7 +1448,6 @@
           <w:rFonts w:ascii="Times New Roman" w:eastAsia="Times New Roman" w:hAnsi="Times New Roman" w:cs="Times New Roman"/>
           <w:b/>
           <w:bCs/>
-          <w:kern w:val="36"/>
           <w:sz w:val="28"/>
           <w:szCs w:val="28"/>
         </w:rPr>
@@ -1450,34 +1457,12 @@
           <w:rFonts w:ascii="Times New Roman" w:eastAsia="Times New Roman" w:hAnsi="Times New Roman" w:cs="Times New Roman"/>
           <w:b/>
           <w:bCs/>
+          <w:color w:val="FF0000"/>
           <w:kern w:val="36"/>
           <w:sz w:val="28"/>
           <w:szCs w:val="28"/>
         </w:rPr>
         <w:t>Test Criterion</w:t>
-      </w:r>
-    </w:p>
-    <w:p>
-      <w:pPr>
-        <w:spacing w:before="240" w:line="240" w:lineRule="auto"/>
-        <w:outlineLvl w:val="1"/>
-        <w:rPr>
-          <w:rFonts w:ascii="Times New Roman" w:eastAsia="Times New Roman" w:hAnsi="Times New Roman" w:cs="Times New Roman"/>
-          <w:b/>
-          <w:bCs/>
-          <w:sz w:val="28"/>
-          <w:szCs w:val="28"/>
-        </w:rPr>
-      </w:pPr>
-      <w:r>
-        <w:rPr>
-          <w:rFonts w:ascii="Times New Roman" w:eastAsia="Times New Roman" w:hAnsi="Times New Roman" w:cs="Times New Roman"/>
-          <w:b/>
-          <w:bCs/>
-          <w:sz w:val="28"/>
-          <w:szCs w:val="28"/>
-        </w:rPr>
-        <w:t>Definition (Exam Ready)</w:t>
       </w:r>
     </w:p>
     <w:p>
@@ -1632,7 +1617,6 @@
           <w:sz w:val="28"/>
           <w:szCs w:val="28"/>
         </w:rPr>
-        <w:lastRenderedPageBreak/>
         <w:t xml:space="preserve">Cover every statement. </w:t>
       </w:r>
     </w:p>
@@ -1655,6 +1639,7 @@
           <w:sz w:val="28"/>
           <w:szCs w:val="28"/>
         </w:rPr>
+        <w:lastRenderedPageBreak/>
         <w:t xml:space="preserve">Cover every branch. </w:t>
       </w:r>
     </w:p>
@@ -1688,7 +1673,6 @@
           <w:rFonts w:ascii="Times New Roman" w:eastAsia="Times New Roman" w:hAnsi="Times New Roman" w:cs="Times New Roman"/>
           <w:b/>
           <w:bCs/>
-          <w:kern w:val="36"/>
           <w:sz w:val="28"/>
           <w:szCs w:val="28"/>
         </w:rPr>
@@ -1698,34 +1682,12 @@
           <w:rFonts w:ascii="Times New Roman" w:eastAsia="Times New Roman" w:hAnsi="Times New Roman" w:cs="Times New Roman"/>
           <w:b/>
           <w:bCs/>
+          <w:color w:val="FF0000"/>
           <w:kern w:val="36"/>
           <w:sz w:val="28"/>
           <w:szCs w:val="28"/>
         </w:rPr>
         <w:t>Test Requirement</w:t>
-      </w:r>
-    </w:p>
-    <w:p>
-      <w:pPr>
-        <w:spacing w:before="240" w:line="240" w:lineRule="auto"/>
-        <w:outlineLvl w:val="1"/>
-        <w:rPr>
-          <w:rFonts w:ascii="Times New Roman" w:eastAsia="Times New Roman" w:hAnsi="Times New Roman" w:cs="Times New Roman"/>
-          <w:b/>
-          <w:bCs/>
-          <w:sz w:val="28"/>
-          <w:szCs w:val="28"/>
-        </w:rPr>
-      </w:pPr>
-      <w:r>
-        <w:rPr>
-          <w:rFonts w:ascii="Times New Roman" w:eastAsia="Times New Roman" w:hAnsi="Times New Roman" w:cs="Times New Roman"/>
-          <w:b/>
-          <w:bCs/>
-          <w:sz w:val="28"/>
-          <w:szCs w:val="28"/>
-        </w:rPr>
-        <w:t>Definition (Exam Ready)</w:t>
       </w:r>
     </w:p>
     <w:p>
@@ -2280,7 +2242,6 @@
           <w:sz w:val="28"/>
           <w:szCs w:val="28"/>
         </w:rPr>
-        <w:lastRenderedPageBreak/>
         <w:t>Test Criterion</w:t>
       </w:r>
     </w:p>
@@ -2322,6 +2283,7 @@
           <w:sz w:val="28"/>
           <w:szCs w:val="28"/>
         </w:rPr>
+        <w:lastRenderedPageBreak/>
         <w:t>Test Requirements</w:t>
       </w:r>
     </w:p>
@@ -2947,7 +2909,6 @@
           <w:sz w:val="28"/>
           <w:szCs w:val="28"/>
         </w:rPr>
-        <w:lastRenderedPageBreak/>
         <w:t>What is White-box Testing?</w:t>
       </w:r>
     </w:p>
@@ -2967,6 +2928,7 @@
           <w:sz w:val="28"/>
           <w:szCs w:val="28"/>
         </w:rPr>
+        <w:lastRenderedPageBreak/>
         <w:t>White-box Testing</w:t>
       </w:r>
       <w:r>
@@ -3576,7 +3538,6 @@
           <w:sz w:val="28"/>
           <w:szCs w:val="28"/>
         </w:rPr>
-        <w:lastRenderedPageBreak/>
         <w:t>Black-box Testing</w:t>
       </w:r>
       <w:r>
@@ -3635,6 +3596,7 @@
           <w:sz w:val="28"/>
           <w:szCs w:val="28"/>
         </w:rPr>
+        <w:lastRenderedPageBreak/>
         <w:t>Easy Definition (1 line):</w:t>
       </w:r>
     </w:p>
@@ -3704,12 +3666,6 @@
           <w:szCs w:val="28"/>
         </w:rPr>
         <w:br/>
-      </w:r>
-      <w:r>
-        <w:rPr>
-          <w:sz w:val="28"/>
-          <w:szCs w:val="28"/>
-        </w:rPr>
         <w:t>Software Example</w:t>
       </w:r>
     </w:p>
@@ -3742,20 +3698,7 @@
           <w:szCs w:val="28"/>
         </w:rPr>
         <w:br/>
-      </w:r>
-      <w:r>
-        <w:rPr>
-          <w:sz w:val="28"/>
-          <w:szCs w:val="28"/>
-        </w:rPr>
-        <w:t>Tester enters</w:t>
-      </w:r>
-      <w:r>
-        <w:rPr>
-          <w:sz w:val="28"/>
-          <w:szCs w:val="28"/>
-        </w:rPr>
-        <w:t xml:space="preserve"> invalid Username and Password</w:t>
+        <w:t>Tester enters invalid Username and Password</w:t>
       </w:r>
       <w:r>
         <w:rPr>
@@ -3763,27 +3706,7 @@
           <w:szCs w:val="28"/>
         </w:rPr>
         <w:br/>
-      </w:r>
-      <w:r>
-        <w:rPr>
-          <w:sz w:val="28"/>
-          <w:szCs w:val="28"/>
-        </w:rPr>
-        <w:t>Username = admin</w:t>
-      </w:r>
-      <w:r>
-        <w:rPr>
-          <w:sz w:val="28"/>
-          <w:szCs w:val="28"/>
-        </w:rPr>
-        <w:t xml:space="preserve"> and </w:t>
-      </w:r>
-      <w:r>
-        <w:rPr>
-          <w:sz w:val="28"/>
-          <w:szCs w:val="28"/>
-        </w:rPr>
-        <w:t>Password = wrong123</w:t>
+        <w:t>Username = admin and Password = wrong123</w:t>
       </w:r>
       <w:r>
         <w:rPr>
@@ -3791,12 +3714,6 @@
           <w:szCs w:val="28"/>
         </w:rPr>
         <w:br/>
-      </w:r>
-      <w:r>
-        <w:rPr>
-          <w:sz w:val="28"/>
-          <w:szCs w:val="28"/>
-        </w:rPr>
         <w:t>Output</w:t>
       </w:r>
       <w:r>
@@ -3805,12 +3722,6 @@
           <w:szCs w:val="28"/>
         </w:rPr>
         <w:br/>
-      </w:r>
-      <w:r>
-        <w:rPr>
-          <w:sz w:val="28"/>
-          <w:szCs w:val="28"/>
-        </w:rPr>
         <w:t>Invalid Password</w:t>
       </w:r>
     </w:p>
@@ -3828,21 +3739,7 @@
           <w:sz w:val="28"/>
           <w:szCs w:val="28"/>
         </w:rPr>
-        <w:t xml:space="preserve">Tester enters </w:t>
-      </w:r>
-      <w:r>
-        <w:rPr>
-          <w:sz w:val="28"/>
-          <w:szCs w:val="28"/>
-        </w:rPr>
-        <w:t>valid</w:t>
-      </w:r>
-      <w:r>
-        <w:rPr>
-          <w:sz w:val="28"/>
-          <w:szCs w:val="28"/>
-        </w:rPr>
-        <w:t xml:space="preserve"> Username and Password</w:t>
+        <w:t>Tester enters valid Username and Password</w:t>
       </w:r>
       <w:r>
         <w:rPr>
@@ -3850,12 +3747,6 @@
           <w:szCs w:val="28"/>
         </w:rPr>
         <w:br/>
-      </w:r>
-      <w:r>
-        <w:rPr>
-          <w:sz w:val="28"/>
-          <w:szCs w:val="28"/>
-        </w:rPr>
         <w:t>Username = admin and Password = admin123</w:t>
       </w:r>
       <w:r>
@@ -3864,12 +3755,6 @@
           <w:szCs w:val="28"/>
         </w:rPr>
         <w:br/>
-      </w:r>
-      <w:r>
-        <w:rPr>
-          <w:sz w:val="28"/>
-          <w:szCs w:val="28"/>
-        </w:rPr>
         <w:t>Output</w:t>
       </w:r>
       <w:r>
@@ -3878,12 +3763,6 @@
           <w:szCs w:val="28"/>
         </w:rPr>
         <w:br/>
-      </w:r>
-      <w:r>
-        <w:rPr>
-          <w:sz w:val="28"/>
-          <w:szCs w:val="28"/>
-        </w:rPr>
         <w:t>Login Successful</w:t>
       </w:r>
       <w:r>
@@ -3899,12 +3778,6 @@
           <w:szCs w:val="28"/>
         </w:rPr>
         <w:br/>
-      </w:r>
-      <w:r>
-        <w:rPr>
-          <w:sz w:val="28"/>
-          <w:szCs w:val="28"/>
-        </w:rPr>
         <w:t>The tester never looks at the source code.</w:t>
       </w:r>
       <w:r>
@@ -3913,12 +3786,6 @@
           <w:szCs w:val="28"/>
         </w:rPr>
         <w:br/>
-      </w:r>
-      <w:r>
-        <w:rPr>
-          <w:sz w:val="28"/>
-          <w:szCs w:val="28"/>
-        </w:rPr>
         <w:t>They only verify the output.</w:t>
       </w:r>
       <w:r>
@@ -3927,12 +3794,6 @@
           <w:szCs w:val="28"/>
         </w:rPr>
         <w:br/>
-      </w:r>
-      <w:r>
-        <w:rPr>
-          <w:sz w:val="28"/>
-          <w:szCs w:val="28"/>
-        </w:rPr>
         <w:t>This is Black-box Testing.</w:t>
       </w:r>
     </w:p>
@@ -4166,7 +4027,6 @@
                 <w:sz w:val="28"/>
                 <w:szCs w:val="28"/>
               </w:rPr>
-              <w:lastRenderedPageBreak/>
               <w:t>Tests internal code</w:t>
             </w:r>
           </w:p>
@@ -4222,6 +4082,7 @@
                 <w:sz w:val="28"/>
                 <w:szCs w:val="28"/>
               </w:rPr>
+              <w:lastRenderedPageBreak/>
               <w:t>Source code is visible</w:t>
             </w:r>
           </w:p>
@@ -4546,7 +4407,7 @@
           <w:rFonts w:ascii="Times New Roman" w:eastAsia="Times New Roman" w:hAnsi="Times New Roman" w:cs="Times New Roman"/>
           <w:b/>
           <w:bCs/>
-          <w:kern w:val="36"/>
+          <w:color w:val="FF0000"/>
           <w:sz w:val="28"/>
           <w:szCs w:val="28"/>
         </w:rPr>
@@ -4556,34 +4417,24 @@
           <w:rFonts w:ascii="Times New Roman" w:eastAsia="Times New Roman" w:hAnsi="Times New Roman" w:cs="Times New Roman"/>
           <w:b/>
           <w:bCs/>
+          <w:color w:val="FF0000"/>
           <w:kern w:val="36"/>
           <w:sz w:val="28"/>
           <w:szCs w:val="28"/>
         </w:rPr>
-        <w:t>Types of Test Activities (Exam Ready)</w:t>
-      </w:r>
-    </w:p>
-    <w:p>
-      <w:pPr>
-        <w:spacing w:before="240" w:line="240" w:lineRule="auto"/>
-        <w:outlineLvl w:val="1"/>
+        <w:t xml:space="preserve">Types of Test </w:t>
+      </w:r>
+      <w:r>
         <w:rPr>
           <w:rFonts w:ascii="Times New Roman" w:eastAsia="Times New Roman" w:hAnsi="Times New Roman" w:cs="Times New Roman"/>
           <w:b/>
           <w:bCs/>
-          <w:sz w:val="28"/>
-          <w:szCs w:val="28"/>
-        </w:rPr>
-      </w:pPr>
-      <w:r>
-        <w:rPr>
-          <w:rFonts w:ascii="Times New Roman" w:eastAsia="Times New Roman" w:hAnsi="Times New Roman" w:cs="Times New Roman"/>
-          <w:b/>
-          <w:bCs/>
-          <w:sz w:val="28"/>
-          <w:szCs w:val="28"/>
-        </w:rPr>
-        <w:t>Definition</w:t>
+          <w:color w:val="FF0000"/>
+          <w:kern w:val="36"/>
+          <w:sz w:val="28"/>
+          <w:szCs w:val="28"/>
+        </w:rPr>
+        <w:t>Activities</w:t>
       </w:r>
     </w:p>
     <w:p>
@@ -4794,61 +4645,61 @@
           <w:sz w:val="28"/>
           <w:szCs w:val="28"/>
         </w:rPr>
+        <w:t>This is the complete lifecycle of software testing.</w:t>
+      </w:r>
+    </w:p>
+    <w:p>
+      <w:pPr>
+        <w:spacing w:before="240" w:line="240" w:lineRule="auto"/>
+        <w:rPr>
+          <w:rFonts w:ascii="Times New Roman" w:eastAsia="Times New Roman" w:hAnsi="Times New Roman" w:cs="Times New Roman"/>
+          <w:sz w:val="28"/>
+          <w:szCs w:val="28"/>
+        </w:rPr>
+      </w:pPr>
+      <w:r>
+        <w:rPr>
+          <w:rFonts w:ascii="Times New Roman" w:eastAsia="Times New Roman" w:hAnsi="Times New Roman" w:cs="Times New Roman"/>
+          <w:sz w:val="28"/>
+          <w:szCs w:val="28"/>
+        </w:rPr>
+        <w:t>Requirements</w:t>
+      </w:r>
+    </w:p>
+    <w:p>
+      <w:pPr>
+        <w:spacing w:before="240" w:line="240" w:lineRule="auto"/>
+        <w:rPr>
+          <w:rFonts w:ascii="Times New Roman" w:eastAsia="Times New Roman" w:hAnsi="Times New Roman" w:cs="Times New Roman"/>
+          <w:sz w:val="28"/>
+          <w:szCs w:val="28"/>
+        </w:rPr>
+      </w:pPr>
+      <w:r>
+        <w:rPr>
+          <w:rFonts w:ascii="Times New Roman" w:eastAsia="Times New Roman" w:hAnsi="Times New Roman" w:cs="Times New Roman"/>
+          <w:sz w:val="28"/>
+          <w:szCs w:val="28"/>
+        </w:rPr>
+        <w:t xml:space="preserve">      │</w:t>
+      </w:r>
+    </w:p>
+    <w:p>
+      <w:pPr>
+        <w:spacing w:before="240" w:line="240" w:lineRule="auto"/>
+        <w:rPr>
+          <w:rFonts w:ascii="Times New Roman" w:eastAsia="Times New Roman" w:hAnsi="Times New Roman" w:cs="Times New Roman"/>
+          <w:sz w:val="28"/>
+          <w:szCs w:val="28"/>
+        </w:rPr>
+      </w:pPr>
+      <w:r>
+        <w:rPr>
+          <w:rFonts w:ascii="Times New Roman" w:eastAsia="Times New Roman" w:hAnsi="Times New Roman" w:cs="Times New Roman"/>
+          <w:sz w:val="28"/>
+          <w:szCs w:val="28"/>
+        </w:rPr>
         <w:lastRenderedPageBreak/>
-        <w:t>This is the complete lifecycle of software testing.</w:t>
-      </w:r>
-    </w:p>
-    <w:p>
-      <w:pPr>
-        <w:spacing w:before="240" w:line="240" w:lineRule="auto"/>
-        <w:rPr>
-          <w:rFonts w:ascii="Times New Roman" w:eastAsia="Times New Roman" w:hAnsi="Times New Roman" w:cs="Times New Roman"/>
-          <w:sz w:val="28"/>
-          <w:szCs w:val="28"/>
-        </w:rPr>
-      </w:pPr>
-      <w:r>
-        <w:rPr>
-          <w:rFonts w:ascii="Times New Roman" w:eastAsia="Times New Roman" w:hAnsi="Times New Roman" w:cs="Times New Roman"/>
-          <w:sz w:val="28"/>
-          <w:szCs w:val="28"/>
-        </w:rPr>
-        <w:t>Requirements</w:t>
-      </w:r>
-    </w:p>
-    <w:p>
-      <w:pPr>
-        <w:spacing w:before="240" w:line="240" w:lineRule="auto"/>
-        <w:rPr>
-          <w:rFonts w:ascii="Times New Roman" w:eastAsia="Times New Roman" w:hAnsi="Times New Roman" w:cs="Times New Roman"/>
-          <w:sz w:val="28"/>
-          <w:szCs w:val="28"/>
-        </w:rPr>
-      </w:pPr>
-      <w:r>
-        <w:rPr>
-          <w:rFonts w:ascii="Times New Roman" w:eastAsia="Times New Roman" w:hAnsi="Times New Roman" w:cs="Times New Roman"/>
-          <w:sz w:val="28"/>
-          <w:szCs w:val="28"/>
-        </w:rPr>
-        <w:t xml:space="preserve">      │</w:t>
-      </w:r>
-    </w:p>
-    <w:p>
-      <w:pPr>
-        <w:spacing w:before="240" w:line="240" w:lineRule="auto"/>
-        <w:rPr>
-          <w:rFonts w:ascii="Times New Roman" w:eastAsia="Times New Roman" w:hAnsi="Times New Roman" w:cs="Times New Roman"/>
-          <w:sz w:val="28"/>
-          <w:szCs w:val="28"/>
-        </w:rPr>
-      </w:pPr>
-      <w:r>
-        <w:rPr>
-          <w:rFonts w:ascii="Times New Roman" w:eastAsia="Times New Roman" w:hAnsi="Times New Roman" w:cs="Times New Roman"/>
-          <w:sz w:val="28"/>
-          <w:szCs w:val="28"/>
-        </w:rPr>
         <w:t xml:space="preserve">      ▼</w:t>
       </w:r>
     </w:p>
@@ -5204,7 +5055,6 @@
           <w:sz w:val="28"/>
           <w:szCs w:val="28"/>
         </w:rPr>
-        <w:lastRenderedPageBreak/>
         <w:t>Easy Definition</w:t>
       </w:r>
     </w:p>
@@ -5275,6 +5125,7 @@
           <w:sz w:val="28"/>
           <w:szCs w:val="28"/>
         </w:rPr>
+        <w:lastRenderedPageBreak/>
         <w:t>A well-designed test case can find many bugs.</w:t>
       </w:r>
     </w:p>
@@ -5755,7 +5606,6 @@
           <w:sz w:val="28"/>
           <w:szCs w:val="28"/>
         </w:rPr>
-        <w:lastRenderedPageBreak/>
         <w:t xml:space="preserve">False branch is executed. </w:t>
       </w:r>
     </w:p>
@@ -5824,6 +5674,7 @@
                 <w:sz w:val="28"/>
                 <w:szCs w:val="28"/>
               </w:rPr>
+              <w:lastRenderedPageBreak/>
               <w:t>Input</w:t>
             </w:r>
           </w:p>
@@ -6334,7 +6185,6 @@
           <w:sz w:val="28"/>
           <w:szCs w:val="28"/>
         </w:rPr>
-        <w:lastRenderedPageBreak/>
         <w:t>"What happens if the internet disconnects during payment?"</w:t>
       </w:r>
     </w:p>
@@ -6352,6 +6202,7 @@
           <w:sz w:val="28"/>
           <w:szCs w:val="28"/>
         </w:rPr>
+        <w:lastRenderedPageBreak/>
         <w:t>"What happens if the user refreshes the page?"</w:t>
       </w:r>
     </w:p>
@@ -6916,7 +6767,6 @@
           <w:sz w:val="28"/>
           <w:szCs w:val="28"/>
         </w:rPr>
-        <w:lastRenderedPageBreak/>
         <w:t>an automation script performs the test automatically.</w:t>
       </w:r>
     </w:p>
@@ -6937,6 +6787,7 @@
           <w:sz w:val="28"/>
           <w:szCs w:val="28"/>
         </w:rPr>
+        <w:lastRenderedPageBreak/>
         <w:t>This saves hours of work.</w:t>
       </w:r>
       <w:r>
@@ -7075,12 +6926,14 @@
         <w:pStyle w:val="Heading3"/>
         <w:spacing w:before="240" w:beforeAutospacing="0" w:after="160" w:afterAutospacing="0"/>
         <w:rPr>
-          <w:sz w:val="28"/>
-          <w:szCs w:val="28"/>
-        </w:rPr>
-      </w:pPr>
-      <w:r>
-        <w:rPr>
+          <w:color w:val="FF0000"/>
+          <w:sz w:val="28"/>
+          <w:szCs w:val="28"/>
+        </w:rPr>
+      </w:pPr>
+      <w:r>
+        <w:rPr>
+          <w:color w:val="FF0000"/>
           <w:sz w:val="28"/>
           <w:szCs w:val="28"/>
         </w:rPr>
@@ -7583,8 +7436,6 @@
         </w:rPr>
         <w:t>4. Test Evaluation</w:t>
       </w:r>
-      <w:bookmarkStart w:id="0" w:name="_GoBack"/>
-      <w:bookmarkEnd w:id="0"/>
     </w:p>
     <w:p>
       <w:pPr>
@@ -8761,6 +8612,44 @@
           <w:szCs w:val="28"/>
         </w:rPr>
       </w:pPr>
+      <w:r>
+        <w:rPr>
+          <w:rFonts w:ascii="Times New Roman" w:eastAsia="Times New Roman" w:hAnsi="Times New Roman" w:cs="Times New Roman"/>
+          <w:b/>
+          <w:bCs/>
+          <w:color w:val="FF0000"/>
+          <w:kern w:val="36"/>
+          <w:sz w:val="28"/>
+          <w:szCs w:val="28"/>
+        </w:rPr>
+        <w:t xml:space="preserve">Other </w:t>
+      </w:r>
+      <w:bookmarkStart w:id="0" w:name="_GoBack"/>
+      <w:bookmarkEnd w:id="0"/>
+      <w:r>
+        <w:rPr>
+          <w:rFonts w:ascii="Times New Roman" w:eastAsia="Times New Roman" w:hAnsi="Times New Roman" w:cs="Times New Roman"/>
+          <w:b/>
+          <w:bCs/>
+          <w:color w:val="FF0000"/>
+          <w:kern w:val="36"/>
+          <w:sz w:val="28"/>
+          <w:szCs w:val="28"/>
+        </w:rPr>
+        <w:t>Activities</w:t>
+      </w:r>
+      <w:r>
+        <w:rPr>
+          <w:rFonts w:ascii="Times New Roman" w:eastAsia="Times New Roman" w:hAnsi="Times New Roman" w:cs="Times New Roman"/>
+          <w:b/>
+          <w:bCs/>
+          <w:color w:val="FF0000"/>
+          <w:kern w:val="36"/>
+          <w:sz w:val="28"/>
+          <w:szCs w:val="28"/>
+        </w:rPr>
+        <w:t xml:space="preserve"> / </w:t>
+      </w:r>
       <w:r>
         <w:rPr>
           <w:rFonts w:ascii="Times New Roman" w:eastAsia="Times New Roman" w:hAnsi="Times New Roman" w:cs="Times New Roman"/>

--- a/2. Second_Semester/2. Software Testing/3. Class_Test-02.docx
+++ b/2. Second_Semester/2. Software Testing/3. Class_Test-02.docx
@@ -8622,10 +8622,8 @@
           <w:sz w:val="28"/>
           <w:szCs w:val="28"/>
         </w:rPr>
-        <w:t xml:space="preserve">Other </w:t>
-      </w:r>
-      <w:bookmarkStart w:id="0" w:name="_GoBack"/>
-      <w:bookmarkEnd w:id="0"/>
+        <w:t>Other Activities</w:t>
+      </w:r>
       <w:r>
         <w:rPr>
           <w:rFonts w:ascii="Times New Roman" w:eastAsia="Times New Roman" w:hAnsi="Times New Roman" w:cs="Times New Roman"/>
@@ -8636,7 +8634,7 @@
           <w:sz w:val="28"/>
           <w:szCs w:val="28"/>
         </w:rPr>
-        <w:t>Activities</w:t>
+        <w:t xml:space="preserve"> / </w:t>
       </w:r>
       <w:r>
         <w:rPr>
@@ -8648,18 +8646,6 @@
           <w:sz w:val="28"/>
           <w:szCs w:val="28"/>
         </w:rPr>
-        <w:t xml:space="preserve"> / </w:t>
-      </w:r>
-      <w:r>
-        <w:rPr>
-          <w:rFonts w:ascii="Times New Roman" w:eastAsia="Times New Roman" w:hAnsi="Times New Roman" w:cs="Times New Roman"/>
-          <w:b/>
-          <w:bCs/>
-          <w:color w:val="FF0000"/>
-          <w:kern w:val="36"/>
-          <w:sz w:val="28"/>
-          <w:szCs w:val="28"/>
-        </w:rPr>
         <w:t>Other Test Activities</w:t>
       </w:r>
     </w:p>
@@ -9789,16 +9775,747 @@
         </w:rPr>
         <w:t>, because each activity requires different skills and expertise.</w:t>
       </w:r>
-    </w:p>
-    <w:p>
-      <w:pPr>
-        <w:spacing w:before="240" w:line="240" w:lineRule="auto"/>
-        <w:rPr>
-          <w:rFonts w:ascii="Times New Roman" w:eastAsia="Times New Roman" w:hAnsi="Times New Roman" w:cs="Times New Roman"/>
-          <w:sz w:val="28"/>
-          <w:szCs w:val="28"/>
-        </w:rPr>
-      </w:pPr>
+      <w:r>
+        <w:rPr>
+          <w:rFonts w:ascii="Times New Roman" w:eastAsia="Times New Roman" w:hAnsi="Times New Roman" w:cs="Times New Roman"/>
+          <w:sz w:val="28"/>
+          <w:szCs w:val="28"/>
+        </w:rPr>
+        <w:br/>
+      </w:r>
+    </w:p>
+    <w:p>
+      <w:pPr>
+        <w:pStyle w:val="Heading3"/>
+        <w:spacing w:before="0" w:beforeAutospacing="0" w:after="0" w:afterAutospacing="0"/>
+      </w:pPr>
+      <w:r>
+        <w:rPr>
+          <w:rStyle w:val="Strong"/>
+          <w:b/>
+          <w:bCs/>
+          <w:color w:val="FF0000"/>
+        </w:rPr>
+        <w:t>What is a Dummy Node?</w:t>
+      </w:r>
+    </w:p>
+    <w:p>
+      <w:pPr>
+        <w:pStyle w:val="NormalWeb"/>
+        <w:spacing w:before="0" w:beforeAutospacing="0" w:after="0" w:afterAutospacing="0"/>
+      </w:pPr>
+      <w:r>
+        <w:rPr>
+          <w:rStyle w:val="Strong"/>
+        </w:rPr>
+        <w:t>A Dummy Node is a non-executable node in a Control Flow Graph (CFG). It does not represent any program statement; it is used only to connect or merge different control flow paths.</w:t>
+      </w:r>
+      <w:r>
+        <w:rPr>
+          <w:rStyle w:val="Strong"/>
+        </w:rPr>
+        <w:br/>
+      </w:r>
+    </w:p>
+    <w:p>
+      <w:pPr>
+        <w:pStyle w:val="NormalWeb"/>
+        <w:spacing w:before="0" w:beforeAutospacing="0" w:after="0" w:afterAutospacing="0"/>
+      </w:pPr>
+      <w:proofErr w:type="spellStart"/>
+      <w:r>
+        <w:rPr>
+          <w:rStyle w:val="Strong"/>
+          <w:rFonts w:ascii="Nirmala UI" w:hAnsi="Nirmala UI" w:cs="Nirmala UI"/>
+        </w:rPr>
+        <w:t>বাংলা</w:t>
+      </w:r>
+      <w:proofErr w:type="spellEnd"/>
+      <w:r>
+        <w:rPr>
+          <w:rStyle w:val="Strong"/>
+        </w:rPr>
+        <w:t>:</w:t>
+      </w:r>
+    </w:p>
+    <w:p>
+      <w:pPr>
+        <w:pStyle w:val="NormalWeb"/>
+        <w:spacing w:before="0" w:beforeAutospacing="0" w:after="0" w:afterAutospacing="0"/>
+      </w:pPr>
+      <w:r>
+        <w:rPr>
+          <w:rStyle w:val="Strong"/>
+        </w:rPr>
+        <w:t xml:space="preserve">Dummy Node </w:t>
+      </w:r>
+      <w:proofErr w:type="spellStart"/>
+      <w:r>
+        <w:rPr>
+          <w:rStyle w:val="Strong"/>
+          <w:rFonts w:ascii="Nirmala UI" w:hAnsi="Nirmala UI" w:cs="Nirmala UI"/>
+        </w:rPr>
+        <w:t>হলো</w:t>
+      </w:r>
+      <w:proofErr w:type="spellEnd"/>
+      <w:r>
+        <w:rPr>
+          <w:rStyle w:val="Strong"/>
+        </w:rPr>
+        <w:t xml:space="preserve"> Control Flow Graph (CFG)-</w:t>
+      </w:r>
+      <w:proofErr w:type="spellStart"/>
+      <w:r>
+        <w:rPr>
+          <w:rStyle w:val="Strong"/>
+          <w:rFonts w:ascii="Nirmala UI" w:hAnsi="Nirmala UI" w:cs="Nirmala UI"/>
+        </w:rPr>
+        <w:t>এর</w:t>
+      </w:r>
+      <w:proofErr w:type="spellEnd"/>
+      <w:r>
+        <w:rPr>
+          <w:rStyle w:val="Strong"/>
+        </w:rPr>
+        <w:t xml:space="preserve"> </w:t>
+      </w:r>
+      <w:proofErr w:type="spellStart"/>
+      <w:r>
+        <w:rPr>
+          <w:rStyle w:val="Strong"/>
+          <w:rFonts w:ascii="Nirmala UI" w:hAnsi="Nirmala UI" w:cs="Nirmala UI"/>
+        </w:rPr>
+        <w:t>একটি</w:t>
+      </w:r>
+      <w:proofErr w:type="spellEnd"/>
+      <w:r>
+        <w:rPr>
+          <w:rStyle w:val="Strong"/>
+        </w:rPr>
+        <w:t xml:space="preserve"> non-executable (</w:t>
+      </w:r>
+      <w:proofErr w:type="spellStart"/>
+      <w:r>
+        <w:rPr>
+          <w:rStyle w:val="Strong"/>
+          <w:rFonts w:ascii="Nirmala UI" w:hAnsi="Nirmala UI" w:cs="Nirmala UI"/>
+        </w:rPr>
+        <w:t>খালি</w:t>
+      </w:r>
+      <w:proofErr w:type="spellEnd"/>
+      <w:r>
+        <w:rPr>
+          <w:rStyle w:val="Strong"/>
+        </w:rPr>
+        <w:t xml:space="preserve">) node, </w:t>
+      </w:r>
+      <w:proofErr w:type="spellStart"/>
+      <w:r>
+        <w:rPr>
+          <w:rStyle w:val="Strong"/>
+          <w:rFonts w:ascii="Nirmala UI" w:hAnsi="Nirmala UI" w:cs="Nirmala UI"/>
+        </w:rPr>
+        <w:t>যা</w:t>
+      </w:r>
+      <w:proofErr w:type="spellEnd"/>
+      <w:r>
+        <w:rPr>
+          <w:rStyle w:val="Strong"/>
+        </w:rPr>
+        <w:t xml:space="preserve"> </w:t>
+      </w:r>
+      <w:proofErr w:type="spellStart"/>
+      <w:r>
+        <w:rPr>
+          <w:rStyle w:val="Strong"/>
+          <w:rFonts w:ascii="Nirmala UI" w:hAnsi="Nirmala UI" w:cs="Nirmala UI"/>
+        </w:rPr>
+        <w:t>কোনো</w:t>
+      </w:r>
+      <w:proofErr w:type="spellEnd"/>
+      <w:r>
+        <w:rPr>
+          <w:rStyle w:val="Strong"/>
+        </w:rPr>
+        <w:t xml:space="preserve"> program statement </w:t>
+      </w:r>
+      <w:proofErr w:type="spellStart"/>
+      <w:r>
+        <w:rPr>
+          <w:rStyle w:val="Strong"/>
+          <w:rFonts w:ascii="Nirmala UI" w:hAnsi="Nirmala UI" w:cs="Nirmala UI"/>
+        </w:rPr>
+        <w:t>নির্দেশ</w:t>
+      </w:r>
+      <w:proofErr w:type="spellEnd"/>
+      <w:r>
+        <w:rPr>
+          <w:rStyle w:val="Strong"/>
+        </w:rPr>
+        <w:t xml:space="preserve"> </w:t>
+      </w:r>
+      <w:proofErr w:type="spellStart"/>
+      <w:r>
+        <w:rPr>
+          <w:rStyle w:val="Strong"/>
+          <w:rFonts w:ascii="Nirmala UI" w:hAnsi="Nirmala UI" w:cs="Nirmala UI"/>
+        </w:rPr>
+        <w:t>করে</w:t>
+      </w:r>
+      <w:proofErr w:type="spellEnd"/>
+      <w:r>
+        <w:rPr>
+          <w:rStyle w:val="Strong"/>
+        </w:rPr>
+        <w:t xml:space="preserve"> </w:t>
+      </w:r>
+      <w:proofErr w:type="spellStart"/>
+      <w:r>
+        <w:rPr>
+          <w:rStyle w:val="Strong"/>
+          <w:rFonts w:ascii="Nirmala UI" w:hAnsi="Nirmala UI" w:cs="Nirmala UI"/>
+        </w:rPr>
+        <w:t>না</w:t>
+      </w:r>
+      <w:proofErr w:type="spellEnd"/>
+      <w:r>
+        <w:rPr>
+          <w:rStyle w:val="Strong"/>
+          <w:rFonts w:ascii="Nirmala UI" w:hAnsi="Nirmala UI" w:cs="Nirmala UI"/>
+        </w:rPr>
+        <w:t>।</w:t>
+      </w:r>
+      <w:r>
+        <w:rPr>
+          <w:rStyle w:val="Strong"/>
+        </w:rPr>
+        <w:t xml:space="preserve"> </w:t>
+      </w:r>
+      <w:proofErr w:type="spellStart"/>
+      <w:r>
+        <w:rPr>
+          <w:rStyle w:val="Strong"/>
+          <w:rFonts w:ascii="Nirmala UI" w:hAnsi="Nirmala UI" w:cs="Nirmala UI"/>
+        </w:rPr>
+        <w:t>এটি</w:t>
+      </w:r>
+      <w:proofErr w:type="spellEnd"/>
+      <w:r>
+        <w:rPr>
+          <w:rStyle w:val="Strong"/>
+        </w:rPr>
+        <w:t xml:space="preserve"> </w:t>
+      </w:r>
+      <w:proofErr w:type="spellStart"/>
+      <w:r>
+        <w:rPr>
+          <w:rStyle w:val="Strong"/>
+          <w:rFonts w:ascii="Nirmala UI" w:hAnsi="Nirmala UI" w:cs="Nirmala UI"/>
+        </w:rPr>
+        <w:t>শুধুমাত্র</w:t>
+      </w:r>
+      <w:proofErr w:type="spellEnd"/>
+      <w:r>
+        <w:rPr>
+          <w:rStyle w:val="Strong"/>
+        </w:rPr>
+        <w:t xml:space="preserve"> </w:t>
+      </w:r>
+      <w:proofErr w:type="spellStart"/>
+      <w:r>
+        <w:rPr>
+          <w:rStyle w:val="Strong"/>
+          <w:rFonts w:ascii="Nirmala UI" w:hAnsi="Nirmala UI" w:cs="Nirmala UI"/>
+        </w:rPr>
+        <w:t>বিভিন্ন</w:t>
+      </w:r>
+      <w:proofErr w:type="spellEnd"/>
+      <w:r>
+        <w:rPr>
+          <w:rStyle w:val="Strong"/>
+        </w:rPr>
+        <w:t xml:space="preserve"> control flow path-</w:t>
+      </w:r>
+      <w:proofErr w:type="spellStart"/>
+      <w:r>
+        <w:rPr>
+          <w:rStyle w:val="Strong"/>
+          <w:rFonts w:ascii="Nirmala UI" w:hAnsi="Nirmala UI" w:cs="Nirmala UI"/>
+        </w:rPr>
+        <w:t>কে</w:t>
+      </w:r>
+      <w:proofErr w:type="spellEnd"/>
+      <w:r>
+        <w:rPr>
+          <w:rStyle w:val="Strong"/>
+        </w:rPr>
+        <w:t xml:space="preserve"> </w:t>
+      </w:r>
+      <w:proofErr w:type="spellStart"/>
+      <w:r>
+        <w:rPr>
+          <w:rStyle w:val="Strong"/>
+          <w:rFonts w:ascii="Nirmala UI" w:hAnsi="Nirmala UI" w:cs="Nirmala UI"/>
+        </w:rPr>
+        <w:t>সংযুক্ত</w:t>
+      </w:r>
+      <w:proofErr w:type="spellEnd"/>
+      <w:r>
+        <w:rPr>
+          <w:rStyle w:val="Strong"/>
+        </w:rPr>
+        <w:t xml:space="preserve"> (connect) </w:t>
+      </w:r>
+      <w:proofErr w:type="spellStart"/>
+      <w:r>
+        <w:rPr>
+          <w:rStyle w:val="Strong"/>
+          <w:rFonts w:ascii="Nirmala UI" w:hAnsi="Nirmala UI" w:cs="Nirmala UI"/>
+        </w:rPr>
+        <w:t>বা</w:t>
+      </w:r>
+      <w:proofErr w:type="spellEnd"/>
+      <w:r>
+        <w:rPr>
+          <w:rStyle w:val="Strong"/>
+        </w:rPr>
+        <w:t xml:space="preserve"> </w:t>
+      </w:r>
+      <w:proofErr w:type="spellStart"/>
+      <w:r>
+        <w:rPr>
+          <w:rStyle w:val="Strong"/>
+          <w:rFonts w:ascii="Nirmala UI" w:hAnsi="Nirmala UI" w:cs="Nirmala UI"/>
+        </w:rPr>
+        <w:t>একত্রিত</w:t>
+      </w:r>
+      <w:proofErr w:type="spellEnd"/>
+      <w:r>
+        <w:rPr>
+          <w:rStyle w:val="Strong"/>
+        </w:rPr>
+        <w:t xml:space="preserve"> (merge) </w:t>
+      </w:r>
+      <w:proofErr w:type="spellStart"/>
+      <w:r>
+        <w:rPr>
+          <w:rStyle w:val="Strong"/>
+          <w:rFonts w:ascii="Nirmala UI" w:hAnsi="Nirmala UI" w:cs="Nirmala UI"/>
+        </w:rPr>
+        <w:t>করার</w:t>
+      </w:r>
+      <w:proofErr w:type="spellEnd"/>
+      <w:r>
+        <w:rPr>
+          <w:rStyle w:val="Strong"/>
+        </w:rPr>
+        <w:t xml:space="preserve"> </w:t>
+      </w:r>
+      <w:proofErr w:type="spellStart"/>
+      <w:r>
+        <w:rPr>
+          <w:rStyle w:val="Strong"/>
+          <w:rFonts w:ascii="Nirmala UI" w:hAnsi="Nirmala UI" w:cs="Nirmala UI"/>
+        </w:rPr>
+        <w:t>জন্য</w:t>
+      </w:r>
+      <w:proofErr w:type="spellEnd"/>
+      <w:r>
+        <w:rPr>
+          <w:rStyle w:val="Strong"/>
+        </w:rPr>
+        <w:t xml:space="preserve"> </w:t>
+      </w:r>
+      <w:proofErr w:type="spellStart"/>
+      <w:r>
+        <w:rPr>
+          <w:rStyle w:val="Strong"/>
+          <w:rFonts w:ascii="Nirmala UI" w:hAnsi="Nirmala UI" w:cs="Nirmala UI"/>
+        </w:rPr>
+        <w:t>ব্যবহৃত</w:t>
+      </w:r>
+      <w:proofErr w:type="spellEnd"/>
+      <w:r>
+        <w:rPr>
+          <w:rStyle w:val="Strong"/>
+        </w:rPr>
+        <w:t xml:space="preserve"> </w:t>
+      </w:r>
+      <w:proofErr w:type="spellStart"/>
+      <w:r>
+        <w:rPr>
+          <w:rStyle w:val="Strong"/>
+          <w:rFonts w:ascii="Nirmala UI" w:hAnsi="Nirmala UI" w:cs="Nirmala UI"/>
+        </w:rPr>
+        <w:t>হয়</w:t>
+      </w:r>
+      <w:proofErr w:type="spellEnd"/>
+      <w:r>
+        <w:rPr>
+          <w:rStyle w:val="Strong"/>
+          <w:rFonts w:ascii="Nirmala UI" w:hAnsi="Nirmala UI" w:cs="Nirmala UI"/>
+        </w:rPr>
+        <w:t>।</w:t>
+      </w:r>
+    </w:p>
+    <w:p>
+      <w:pPr>
+        <w:spacing w:before="240" w:line="240" w:lineRule="auto"/>
+        <w:rPr>
+          <w:rFonts w:ascii="Times New Roman" w:eastAsia="Times New Roman" w:hAnsi="Times New Roman" w:cs="Times New Roman"/>
+          <w:sz w:val="28"/>
+          <w:szCs w:val="28"/>
+        </w:rPr>
+      </w:pPr>
+      <w:r>
+        <w:rPr>
+          <w:rFonts w:ascii="Times New Roman" w:eastAsia="Times New Roman" w:hAnsi="Times New Roman" w:cs="Times New Roman"/>
+          <w:sz w:val="28"/>
+          <w:szCs w:val="28"/>
+        </w:rPr>
+        <w:drawing>
+          <wp:inline distT="0" distB="0" distL="0" distR="0" wp14:anchorId="4EF7D7D0" wp14:editId="76F75332">
+            <wp:extent cx="5941695" cy="3601941"/>
+            <wp:effectExtent l="0" t="0" r="1905" b="0"/>
+            <wp:docPr id="2" name="Picture 2"/>
+            <wp:cNvGraphicFramePr>
+              <a:graphicFrameLocks xmlns:a="http://schemas.openxmlformats.org/drawingml/2006/main" noChangeAspect="1"/>
+            </wp:cNvGraphicFramePr>
+            <a:graphic xmlns:a="http://schemas.openxmlformats.org/drawingml/2006/main">
+              <a:graphicData uri="http://schemas.openxmlformats.org/drawingml/2006/picture">
+                <pic:pic xmlns:pic="http://schemas.openxmlformats.org/drawingml/2006/picture">
+                  <pic:nvPicPr>
+                    <pic:cNvPr id="1" name=""/>
+                    <pic:cNvPicPr/>
+                  </pic:nvPicPr>
+                  <pic:blipFill>
+                    <a:blip r:embed="rId6"/>
+                    <a:stretch>
+                      <a:fillRect/>
+                    </a:stretch>
+                  </pic:blipFill>
+                  <pic:spPr>
+                    <a:xfrm>
+                      <a:off x="0" y="0"/>
+                      <a:ext cx="5976482" cy="3623029"/>
+                    </a:xfrm>
+                    <a:prstGeom prst="rect">
+                      <a:avLst/>
+                    </a:prstGeom>
+                  </pic:spPr>
+                </pic:pic>
+              </a:graphicData>
+            </a:graphic>
+          </wp:inline>
+        </w:drawing>
+      </w:r>
+      <w:bookmarkStart w:id="0" w:name="_GoBack"/>
+      <w:bookmarkEnd w:id="0"/>
+    </w:p>
+    <w:p>
+      <w:pPr>
+        <w:spacing w:before="240" w:line="240" w:lineRule="auto"/>
+        <w:rPr>
+          <w:rFonts w:ascii="Times New Roman" w:eastAsia="Times New Roman" w:hAnsi="Times New Roman" w:cs="Times New Roman"/>
+          <w:sz w:val="28"/>
+          <w:szCs w:val="28"/>
+        </w:rPr>
+      </w:pPr>
+    </w:p>
+    <w:p>
+      <w:pPr>
+        <w:spacing w:before="240" w:line="240" w:lineRule="auto"/>
+        <w:rPr>
+          <w:rFonts w:ascii="Times New Roman" w:eastAsia="Times New Roman" w:hAnsi="Times New Roman" w:cs="Times New Roman"/>
+          <w:sz w:val="28"/>
+          <w:szCs w:val="28"/>
+        </w:rPr>
+      </w:pPr>
+      <w:r>
+        <w:rPr>
+          <w:rFonts w:ascii="Times New Roman" w:eastAsia="Times New Roman" w:hAnsi="Times New Roman" w:cs="Times New Roman"/>
+          <w:noProof/>
+          <w:sz w:val="28"/>
+          <w:szCs w:val="28"/>
+        </w:rPr>
+        <w:drawing>
+          <wp:inline distT="0" distB="0" distL="0" distR="0">
+            <wp:extent cx="5943600" cy="3237230"/>
+            <wp:effectExtent l="0" t="0" r="0" b="1270"/>
+            <wp:docPr id="3" name="Picture 3"/>
+            <wp:cNvGraphicFramePr>
+              <a:graphicFrameLocks xmlns:a="http://schemas.openxmlformats.org/drawingml/2006/main" noChangeAspect="1"/>
+            </wp:cNvGraphicFramePr>
+            <a:graphic xmlns:a="http://schemas.openxmlformats.org/drawingml/2006/main">
+              <a:graphicData uri="http://schemas.openxmlformats.org/drawingml/2006/picture">
+                <pic:pic xmlns:pic="http://schemas.openxmlformats.org/drawingml/2006/picture">
+                  <pic:nvPicPr>
+                    <pic:cNvPr id="3" name="Screenshot_1.png"/>
+                    <pic:cNvPicPr/>
+                  </pic:nvPicPr>
+                  <pic:blipFill>
+                    <a:blip r:embed="rId7">
+                      <a:extLst>
+                        <a:ext uri="{28A0092B-C50C-407E-A947-70E740481C1C}">
+                          <a14:useLocalDpi xmlns:a14="http://schemas.microsoft.com/office/drawing/2010/main" val="0"/>
+                        </a:ext>
+                      </a:extLst>
+                    </a:blip>
+                    <a:stretch>
+                      <a:fillRect/>
+                    </a:stretch>
+                  </pic:blipFill>
+                  <pic:spPr>
+                    <a:xfrm>
+                      <a:off x="0" y="0"/>
+                      <a:ext cx="5943600" cy="3237230"/>
+                    </a:xfrm>
+                    <a:prstGeom prst="rect">
+                      <a:avLst/>
+                    </a:prstGeom>
+                  </pic:spPr>
+                </pic:pic>
+              </a:graphicData>
+            </a:graphic>
+          </wp:inline>
+        </w:drawing>
+      </w:r>
+    </w:p>
+    <w:p>
+      <w:pPr>
+        <w:spacing w:before="240" w:line="240" w:lineRule="auto"/>
+        <w:rPr>
+          <w:rFonts w:ascii="Times New Roman" w:eastAsia="Times New Roman" w:hAnsi="Times New Roman" w:cs="Times New Roman"/>
+          <w:sz w:val="28"/>
+          <w:szCs w:val="28"/>
+        </w:rPr>
+      </w:pPr>
+      <w:r>
+        <w:rPr>
+          <w:rFonts w:ascii="Times New Roman" w:eastAsia="Times New Roman" w:hAnsi="Times New Roman" w:cs="Times New Roman"/>
+          <w:sz w:val="28"/>
+          <w:szCs w:val="28"/>
+        </w:rPr>
+        <w:drawing>
+          <wp:inline distT="0" distB="0" distL="0" distR="0" wp14:anchorId="789C3C7B" wp14:editId="47892090">
+            <wp:extent cx="5943600" cy="4225290"/>
+            <wp:effectExtent l="0" t="0" r="0" b="3810"/>
+            <wp:docPr id="8" name="Picture 8"/>
+            <wp:cNvGraphicFramePr>
+              <a:graphicFrameLocks xmlns:a="http://schemas.openxmlformats.org/drawingml/2006/main" noChangeAspect="1"/>
+            </wp:cNvGraphicFramePr>
+            <a:graphic xmlns:a="http://schemas.openxmlformats.org/drawingml/2006/main">
+              <a:graphicData uri="http://schemas.openxmlformats.org/drawingml/2006/picture">
+                <pic:pic xmlns:pic="http://schemas.openxmlformats.org/drawingml/2006/picture">
+                  <pic:nvPicPr>
+                    <pic:cNvPr id="1" name=""/>
+                    <pic:cNvPicPr/>
+                  </pic:nvPicPr>
+                  <pic:blipFill>
+                    <a:blip r:embed="rId8"/>
+                    <a:stretch>
+                      <a:fillRect/>
+                    </a:stretch>
+                  </pic:blipFill>
+                  <pic:spPr>
+                    <a:xfrm>
+                      <a:off x="0" y="0"/>
+                      <a:ext cx="5943600" cy="4225290"/>
+                    </a:xfrm>
+                    <a:prstGeom prst="rect">
+                      <a:avLst/>
+                    </a:prstGeom>
+                  </pic:spPr>
+                </pic:pic>
+              </a:graphicData>
+            </a:graphic>
+          </wp:inline>
+        </w:drawing>
+      </w:r>
+    </w:p>
+    <w:p>
+      <w:pPr>
+        <w:spacing w:before="240" w:line="240" w:lineRule="auto"/>
+        <w:rPr>
+          <w:rFonts w:ascii="Times New Roman" w:eastAsia="Times New Roman" w:hAnsi="Times New Roman" w:cs="Times New Roman"/>
+          <w:sz w:val="28"/>
+          <w:szCs w:val="28"/>
+        </w:rPr>
+      </w:pPr>
+    </w:p>
+    <w:p>
+      <w:pPr>
+        <w:spacing w:before="240" w:line="240" w:lineRule="auto"/>
+        <w:rPr>
+          <w:rFonts w:ascii="Times New Roman" w:eastAsia="Times New Roman" w:hAnsi="Times New Roman" w:cs="Times New Roman"/>
+          <w:sz w:val="28"/>
+          <w:szCs w:val="28"/>
+        </w:rPr>
+      </w:pPr>
+    </w:p>
+    <w:p>
+      <w:pPr>
+        <w:spacing w:before="240" w:line="240" w:lineRule="auto"/>
+        <w:rPr>
+          <w:rFonts w:ascii="Times New Roman" w:eastAsia="Times New Roman" w:hAnsi="Times New Roman" w:cs="Times New Roman"/>
+          <w:sz w:val="28"/>
+          <w:szCs w:val="28"/>
+        </w:rPr>
+      </w:pPr>
+      <w:r>
+        <w:rPr>
+          <w:rFonts w:ascii="Times New Roman" w:eastAsia="Times New Roman" w:hAnsi="Times New Roman" w:cs="Times New Roman"/>
+          <w:sz w:val="28"/>
+          <w:szCs w:val="28"/>
+        </w:rPr>
+        <w:drawing>
+          <wp:inline distT="0" distB="0" distL="0" distR="0" wp14:anchorId="01225C3A" wp14:editId="475FCADF">
+            <wp:extent cx="5943600" cy="4469130"/>
+            <wp:effectExtent l="0" t="0" r="0" b="7620"/>
+            <wp:docPr id="5" name="Picture 5"/>
+            <wp:cNvGraphicFramePr>
+              <a:graphicFrameLocks xmlns:a="http://schemas.openxmlformats.org/drawingml/2006/main" noChangeAspect="1"/>
+            </wp:cNvGraphicFramePr>
+            <a:graphic xmlns:a="http://schemas.openxmlformats.org/drawingml/2006/main">
+              <a:graphicData uri="http://schemas.openxmlformats.org/drawingml/2006/picture">
+                <pic:pic xmlns:pic="http://schemas.openxmlformats.org/drawingml/2006/picture">
+                  <pic:nvPicPr>
+                    <pic:cNvPr id="1" name=""/>
+                    <pic:cNvPicPr/>
+                  </pic:nvPicPr>
+                  <pic:blipFill>
+                    <a:blip r:embed="rId9"/>
+                    <a:stretch>
+                      <a:fillRect/>
+                    </a:stretch>
+                  </pic:blipFill>
+                  <pic:spPr>
+                    <a:xfrm>
+                      <a:off x="0" y="0"/>
+                      <a:ext cx="5943600" cy="4469130"/>
+                    </a:xfrm>
+                    <a:prstGeom prst="rect">
+                      <a:avLst/>
+                    </a:prstGeom>
+                  </pic:spPr>
+                </pic:pic>
+              </a:graphicData>
+            </a:graphic>
+          </wp:inline>
+        </w:drawing>
+      </w:r>
+    </w:p>
+    <w:p>
+      <w:pPr>
+        <w:spacing w:before="240" w:line="240" w:lineRule="auto"/>
+        <w:rPr>
+          <w:rFonts w:ascii="Times New Roman" w:eastAsia="Times New Roman" w:hAnsi="Times New Roman" w:cs="Times New Roman"/>
+          <w:sz w:val="28"/>
+          <w:szCs w:val="28"/>
+        </w:rPr>
+      </w:pPr>
+      <w:r>
+        <w:rPr>
+          <w:rFonts w:ascii="Times New Roman" w:eastAsia="Times New Roman" w:hAnsi="Times New Roman" w:cs="Times New Roman"/>
+          <w:noProof/>
+          <w:sz w:val="28"/>
+          <w:szCs w:val="28"/>
+        </w:rPr>
+        <w:lastRenderedPageBreak/>
+        <w:drawing>
+          <wp:inline distT="0" distB="0" distL="0" distR="0">
+            <wp:extent cx="5942895" cy="3991555"/>
+            <wp:effectExtent l="0" t="0" r="1270" b="9525"/>
+            <wp:docPr id="6" name="Picture 6"/>
+            <wp:cNvGraphicFramePr>
+              <a:graphicFrameLocks xmlns:a="http://schemas.openxmlformats.org/drawingml/2006/main" noChangeAspect="1"/>
+            </wp:cNvGraphicFramePr>
+            <a:graphic xmlns:a="http://schemas.openxmlformats.org/drawingml/2006/main">
+              <a:graphicData uri="http://schemas.openxmlformats.org/drawingml/2006/picture">
+                <pic:pic xmlns:pic="http://schemas.openxmlformats.org/drawingml/2006/picture">
+                  <pic:nvPicPr>
+                    <pic:cNvPr id="6" name="Screenshot_6.png"/>
+                    <pic:cNvPicPr/>
+                  </pic:nvPicPr>
+                  <pic:blipFill>
+                    <a:blip r:embed="rId10">
+                      <a:extLst>
+                        <a:ext uri="{28A0092B-C50C-407E-A947-70E740481C1C}">
+                          <a14:useLocalDpi xmlns:a14="http://schemas.microsoft.com/office/drawing/2010/main" val="0"/>
+                        </a:ext>
+                      </a:extLst>
+                    </a:blip>
+                    <a:stretch>
+                      <a:fillRect/>
+                    </a:stretch>
+                  </pic:blipFill>
+                  <pic:spPr>
+                    <a:xfrm>
+                      <a:off x="0" y="0"/>
+                      <a:ext cx="5959847" cy="4002941"/>
+                    </a:xfrm>
+                    <a:prstGeom prst="rect">
+                      <a:avLst/>
+                    </a:prstGeom>
+                  </pic:spPr>
+                </pic:pic>
+              </a:graphicData>
+            </a:graphic>
+          </wp:inline>
+        </w:drawing>
+      </w:r>
+    </w:p>
+    <w:p>
+      <w:pPr>
+        <w:spacing w:before="240" w:line="240" w:lineRule="auto"/>
+        <w:rPr>
+          <w:rFonts w:ascii="Times New Roman" w:eastAsia="Times New Roman" w:hAnsi="Times New Roman" w:cs="Times New Roman"/>
+          <w:sz w:val="28"/>
+          <w:szCs w:val="28"/>
+        </w:rPr>
+      </w:pPr>
+      <w:r>
+        <w:rPr>
+          <w:rFonts w:ascii="Times New Roman" w:eastAsia="Times New Roman" w:hAnsi="Times New Roman" w:cs="Times New Roman"/>
+          <w:sz w:val="28"/>
+          <w:szCs w:val="28"/>
+        </w:rPr>
+        <w:drawing>
+          <wp:inline distT="0" distB="0" distL="0" distR="0" wp14:anchorId="22437B89" wp14:editId="7E3CEB00">
+            <wp:extent cx="5943112" cy="4030980"/>
+            <wp:effectExtent l="0" t="0" r="635" b="7620"/>
+            <wp:docPr id="7" name="Picture 7"/>
+            <wp:cNvGraphicFramePr>
+              <a:graphicFrameLocks xmlns:a="http://schemas.openxmlformats.org/drawingml/2006/main" noChangeAspect="1"/>
+            </wp:cNvGraphicFramePr>
+            <a:graphic xmlns:a="http://schemas.openxmlformats.org/drawingml/2006/main">
+              <a:graphicData uri="http://schemas.openxmlformats.org/drawingml/2006/picture">
+                <pic:pic xmlns:pic="http://schemas.openxmlformats.org/drawingml/2006/picture">
+                  <pic:nvPicPr>
+                    <pic:cNvPr id="1" name=""/>
+                    <pic:cNvPicPr/>
+                  </pic:nvPicPr>
+                  <pic:blipFill>
+                    <a:blip r:embed="rId11"/>
+                    <a:stretch>
+                      <a:fillRect/>
+                    </a:stretch>
+                  </pic:blipFill>
+                  <pic:spPr>
+                    <a:xfrm>
+                      <a:off x="0" y="0"/>
+                      <a:ext cx="5952714" cy="4037493"/>
+                    </a:xfrm>
+                    <a:prstGeom prst="rect">
+                      <a:avLst/>
+                    </a:prstGeom>
+                  </pic:spPr>
+                </pic:pic>
+              </a:graphicData>
+            </a:graphic>
+          </wp:inline>
+        </w:drawing>
+      </w:r>
     </w:p>
     <w:sectPr>
       <w:pgSz w:w="12240" w:h="15840"/>

--- a/2. Second_Semester/2. Software Testing/3. Class_Test-02.docx
+++ b/2. Second_Semester/2. Software Testing/3. Class_Test-02.docx
@@ -4,182 +4,764 @@
   <w:body>
     <w:p>
       <w:pPr>
-        <w:spacing w:before="240" w:line="240" w:lineRule="auto"/>
-        <w:outlineLvl w:val="0"/>
-        <w:rPr>
-          <w:rFonts w:ascii="Times New Roman" w:eastAsia="Times New Roman" w:hAnsi="Times New Roman" w:cs="Times New Roman"/>
-          <w:b/>
-          <w:bCs/>
-          <w:color w:val="FF0000"/>
-          <w:sz w:val="28"/>
-          <w:szCs w:val="28"/>
-        </w:rPr>
-      </w:pPr>
-      <w:r>
-        <w:rPr>
-          <w:rFonts w:ascii="Times New Roman" w:eastAsia="Times New Roman" w:hAnsi="Times New Roman" w:cs="Times New Roman"/>
-          <w:b/>
-          <w:bCs/>
-          <w:color w:val="FF0000"/>
-          <w:kern w:val="36"/>
-          <w:sz w:val="28"/>
-          <w:szCs w:val="28"/>
-        </w:rPr>
-        <w:t>Coverage Criteria</w:t>
-      </w:r>
-    </w:p>
-    <w:p>
-      <w:pPr>
-        <w:spacing w:before="240" w:line="240" w:lineRule="auto"/>
-        <w:rPr>
-          <w:rFonts w:ascii="Times New Roman" w:eastAsia="Times New Roman" w:hAnsi="Times New Roman" w:cs="Times New Roman"/>
-          <w:sz w:val="28"/>
-          <w:szCs w:val="28"/>
-        </w:rPr>
-      </w:pPr>
-      <w:r>
-        <w:rPr>
-          <w:rFonts w:ascii="Times New Roman" w:eastAsia="Times New Roman" w:hAnsi="Times New Roman" w:cs="Times New Roman"/>
-          <w:b/>
-          <w:bCs/>
-          <w:sz w:val="28"/>
-          <w:szCs w:val="28"/>
-        </w:rPr>
-        <w:t>Coverage Criteria</w:t>
-      </w:r>
-      <w:r>
-        <w:rPr>
-          <w:rFonts w:ascii="Times New Roman" w:eastAsia="Times New Roman" w:hAnsi="Times New Roman" w:cs="Times New Roman"/>
-          <w:sz w:val="28"/>
-          <w:szCs w:val="28"/>
-        </w:rPr>
-        <w:t xml:space="preserve"> is a set of rules that specifies </w:t>
-      </w:r>
-      <w:r>
-        <w:rPr>
-          <w:rFonts w:ascii="Times New Roman" w:eastAsia="Times New Roman" w:hAnsi="Times New Roman" w:cs="Times New Roman"/>
-          <w:b/>
-          <w:bCs/>
-          <w:sz w:val="28"/>
-          <w:szCs w:val="28"/>
-        </w:rPr>
-        <w:t>which parts of a software system must be tested</w:t>
-      </w:r>
-      <w:r>
-        <w:rPr>
-          <w:rFonts w:ascii="Times New Roman" w:eastAsia="Times New Roman" w:hAnsi="Times New Roman" w:cs="Times New Roman"/>
-          <w:sz w:val="28"/>
-          <w:szCs w:val="28"/>
-        </w:rPr>
-        <w:t>. It helps testers select an effective set of test cases that provides maximum testing coverage while using the minimum number of tests.</w:t>
-      </w:r>
-    </w:p>
-    <w:p>
-      <w:pPr>
-        <w:spacing w:before="240" w:line="240" w:lineRule="auto"/>
-        <w:rPr>
-          <w:rFonts w:ascii="Times New Roman" w:eastAsia="Times New Roman" w:hAnsi="Times New Roman" w:cs="Times New Roman"/>
-          <w:sz w:val="28"/>
-          <w:szCs w:val="28"/>
-        </w:rPr>
-      </w:pPr>
-      <w:r>
-        <w:rPr>
-          <w:rFonts w:ascii="Times New Roman" w:eastAsia="Times New Roman" w:hAnsi="Times New Roman" w:cs="Times New Roman"/>
-          <w:b/>
-          <w:bCs/>
-          <w:sz w:val="28"/>
-          <w:szCs w:val="28"/>
-        </w:rPr>
-        <w:t>Easy to Remember:</w:t>
-      </w:r>
-      <w:r>
-        <w:rPr>
-          <w:rFonts w:ascii="Times New Roman" w:eastAsia="Times New Roman" w:hAnsi="Times New Roman" w:cs="Times New Roman"/>
-          <w:sz w:val="28"/>
-          <w:szCs w:val="28"/>
+        <w:spacing w:before="100" w:beforeAutospacing="1" w:after="100" w:afterAutospacing="1" w:line="240" w:lineRule="auto"/>
+        <w:outlineLvl w:val="1"/>
+        <w:rPr>
+          <w:rFonts w:ascii="Times New Roman" w:eastAsia="Times New Roman" w:hAnsi="Times New Roman" w:cs="Times New Roman"/>
+          <w:b/>
+          <w:bCs/>
+          <w:sz w:val="36"/>
+          <w:szCs w:val="36"/>
+        </w:rPr>
+      </w:pPr>
+      <w:r>
+        <w:rPr>
+          <w:rFonts w:ascii="Times New Roman" w:eastAsia="Times New Roman" w:hAnsi="Times New Roman" w:cs="Times New Roman"/>
+          <w:b/>
+          <w:bCs/>
+          <w:sz w:val="36"/>
+          <w:szCs w:val="36"/>
+        </w:rPr>
+        <w:t>Model-Driven Test Design (MDTD)</w:t>
+      </w:r>
+    </w:p>
+    <w:p>
+      <w:pPr>
+        <w:spacing w:before="100" w:beforeAutospacing="1" w:after="100" w:afterAutospacing="1" w:line="240" w:lineRule="auto"/>
+        <w:outlineLvl w:val="2"/>
+        <w:rPr>
+          <w:rFonts w:ascii="Times New Roman" w:eastAsia="Times New Roman" w:hAnsi="Times New Roman" w:cs="Times New Roman"/>
+          <w:b/>
+          <w:bCs/>
+          <w:sz w:val="27"/>
+          <w:szCs w:val="27"/>
+        </w:rPr>
+      </w:pPr>
+      <w:r>
+        <w:rPr>
+          <w:rFonts w:ascii="Times New Roman" w:eastAsia="Times New Roman" w:hAnsi="Times New Roman" w:cs="Times New Roman"/>
+          <w:b/>
+          <w:bCs/>
+          <w:sz w:val="27"/>
+          <w:szCs w:val="27"/>
+        </w:rPr>
+        <w:t>Definition</w:t>
+      </w:r>
+    </w:p>
+    <w:p>
+      <w:pPr>
+        <w:spacing w:before="100" w:beforeAutospacing="1" w:after="100" w:afterAutospacing="1" w:line="240" w:lineRule="auto"/>
+        <w:rPr>
+          <w:rFonts w:ascii="Times New Roman" w:eastAsia="Times New Roman" w:hAnsi="Times New Roman" w:cs="Times New Roman"/>
+          <w:sz w:val="24"/>
+          <w:szCs w:val="24"/>
+        </w:rPr>
+      </w:pPr>
+      <w:r>
+        <w:rPr>
+          <w:rFonts w:ascii="Times New Roman" w:eastAsia="Times New Roman" w:hAnsi="Times New Roman" w:cs="Times New Roman"/>
+          <w:b/>
+          <w:bCs/>
+          <w:sz w:val="24"/>
+          <w:szCs w:val="24"/>
+        </w:rPr>
+        <w:t>Model-Driven Test Design (MDTD)</w:t>
+      </w:r>
+      <w:r>
+        <w:rPr>
+          <w:rFonts w:ascii="Times New Roman" w:eastAsia="Times New Roman" w:hAnsi="Times New Roman" w:cs="Times New Roman"/>
+          <w:sz w:val="24"/>
+          <w:szCs w:val="24"/>
+        </w:rPr>
+        <w:t xml:space="preserve"> is a systematic software testing approach in which </w:t>
+      </w:r>
+      <w:r>
+        <w:rPr>
+          <w:rFonts w:ascii="Times New Roman" w:eastAsia="Times New Roman" w:hAnsi="Times New Roman" w:cs="Times New Roman"/>
+          <w:b/>
+          <w:bCs/>
+          <w:sz w:val="24"/>
+          <w:szCs w:val="24"/>
+        </w:rPr>
+        <w:t>models of a software system are used to derive test requirements, test specifications, test cases, test scripts, and test data</w:t>
+      </w:r>
+      <w:r>
+        <w:rPr>
+          <w:rFonts w:ascii="Times New Roman" w:eastAsia="Times New Roman" w:hAnsi="Times New Roman" w:cs="Times New Roman"/>
+          <w:sz w:val="24"/>
+          <w:szCs w:val="24"/>
+        </w:rPr>
+        <w:t>.</w:t>
+      </w:r>
+    </w:p>
+    <w:p>
+      <w:pPr>
+        <w:spacing w:before="100" w:beforeAutospacing="1" w:after="100" w:afterAutospacing="1" w:line="240" w:lineRule="auto"/>
+        <w:rPr>
+          <w:rFonts w:ascii="Times New Roman" w:eastAsia="Times New Roman" w:hAnsi="Times New Roman" w:cs="Times New Roman"/>
+          <w:sz w:val="24"/>
+          <w:szCs w:val="24"/>
+        </w:rPr>
+      </w:pPr>
+      <w:r>
+        <w:rPr>
+          <w:rFonts w:ascii="Times New Roman" w:eastAsia="Times New Roman" w:hAnsi="Times New Roman" w:cs="Times New Roman"/>
+          <w:sz w:val="24"/>
+          <w:szCs w:val="24"/>
+        </w:rPr>
+        <w:t>In MDTD, the behavior or structure of the software is represented by a model, and this model is systematically used to design and execute effective test cases.</w:t>
+      </w:r>
+    </w:p>
+    <w:p>
+      <w:pPr>
+        <w:spacing w:before="100" w:beforeAutospacing="1" w:after="100" w:afterAutospacing="1" w:line="240" w:lineRule="auto"/>
+        <w:outlineLvl w:val="2"/>
+        <w:rPr>
+          <w:rFonts w:ascii="Times New Roman" w:eastAsia="Times New Roman" w:hAnsi="Times New Roman" w:cs="Times New Roman"/>
+          <w:b/>
+          <w:bCs/>
+          <w:sz w:val="27"/>
+          <w:szCs w:val="27"/>
+        </w:rPr>
+      </w:pPr>
+      <w:r>
+        <w:rPr>
+          <w:rFonts w:ascii="Times New Roman" w:eastAsia="Times New Roman" w:hAnsi="Times New Roman" w:cs="Times New Roman"/>
+          <w:b/>
+          <w:bCs/>
+          <w:sz w:val="27"/>
+          <w:szCs w:val="27"/>
+        </w:rPr>
+        <w:t>Basic Process</w:t>
+      </w:r>
+    </w:p>
+    <w:p>
+      <w:pPr>
+        <w:spacing w:before="100" w:beforeAutospacing="1" w:after="100" w:afterAutospacing="1" w:line="240" w:lineRule="auto"/>
+        <w:rPr>
+          <w:rFonts w:ascii="Times New Roman" w:eastAsia="Times New Roman" w:hAnsi="Times New Roman" w:cs="Times New Roman"/>
+          <w:sz w:val="24"/>
+          <w:szCs w:val="24"/>
+        </w:rPr>
+      </w:pPr>
+      <w:r>
+        <w:rPr>
+          <w:rFonts w:ascii="Times New Roman" w:eastAsia="Times New Roman" w:hAnsi="Times New Roman" w:cs="Times New Roman"/>
+          <w:b/>
+          <w:bCs/>
+          <w:sz w:val="24"/>
+          <w:szCs w:val="24"/>
+        </w:rPr>
+        <w:t>Software Artifact → Model/Structure → Test Requirements → Refined Test Requirements/Test Specifications → Test Cases → Test Scripts → Test Execution → Test Evaluation</w:t>
+      </w:r>
+    </w:p>
+    <w:p>
+      <w:pPr>
+        <w:spacing w:before="100" w:beforeAutospacing="1" w:after="100" w:afterAutospacing="1" w:line="240" w:lineRule="auto"/>
+        <w:outlineLvl w:val="2"/>
+        <w:rPr>
+          <w:rFonts w:ascii="Times New Roman" w:eastAsia="Times New Roman" w:hAnsi="Times New Roman" w:cs="Times New Roman"/>
+          <w:b/>
+          <w:bCs/>
+          <w:sz w:val="27"/>
+          <w:szCs w:val="27"/>
+        </w:rPr>
+      </w:pPr>
+      <w:r>
+        <w:rPr>
+          <w:rFonts w:ascii="Times New Roman" w:eastAsia="Times New Roman" w:hAnsi="Times New Roman" w:cs="Times New Roman"/>
+          <w:b/>
+          <w:bCs/>
+          <w:sz w:val="27"/>
+          <w:szCs w:val="27"/>
+        </w:rPr>
+        <w:t>Figure:</w:t>
+      </w:r>
+      <w:bookmarkStart w:id="0" w:name="_GoBack"/>
+      <w:bookmarkEnd w:id="0"/>
+      <w:r>
+        <w:rPr>
+          <w:rFonts w:ascii="Times New Roman" w:eastAsia="Times New Roman" w:hAnsi="Times New Roman" w:cs="Times New Roman"/>
+          <w:b/>
+          <w:bCs/>
+          <w:sz w:val="24"/>
+          <w:szCs w:val="24"/>
         </w:rPr>
         <w:br/>
       </w:r>
       <w:r>
         <w:rPr>
           <w:rFonts w:ascii="Times New Roman" w:eastAsia="Times New Roman" w:hAnsi="Times New Roman" w:cs="Times New Roman"/>
-          <w:b/>
-          <w:bCs/>
-          <w:sz w:val="28"/>
-          <w:szCs w:val="28"/>
-        </w:rPr>
-        <w:t>Coverage Criteria = Rules that tell us what to cover during testing.</w:t>
-      </w:r>
-    </w:p>
-    <w:p>
-      <w:pPr>
-        <w:spacing w:before="240" w:line="240" w:lineRule="auto"/>
-        <w:outlineLvl w:val="0"/>
-        <w:rPr>
-          <w:rFonts w:ascii="Times New Roman" w:eastAsia="Times New Roman" w:hAnsi="Times New Roman" w:cs="Times New Roman"/>
-          <w:b/>
-          <w:bCs/>
-          <w:color w:val="FF0000"/>
-          <w:kern w:val="36"/>
-          <w:sz w:val="28"/>
-          <w:szCs w:val="28"/>
-        </w:rPr>
-      </w:pPr>
-      <w:r>
-        <w:rPr>
-          <w:rFonts w:ascii="Times New Roman" w:eastAsia="Times New Roman" w:hAnsi="Times New Roman" w:cs="Times New Roman"/>
-          <w:b/>
-          <w:bCs/>
-          <w:color w:val="FF0000"/>
-          <w:kern w:val="36"/>
-          <w:sz w:val="28"/>
-          <w:szCs w:val="28"/>
-        </w:rPr>
-        <w:t>Why Do We Need Coverage Criteria?</w:t>
-      </w:r>
-    </w:p>
-    <w:p>
-      <w:pPr>
-        <w:spacing w:before="240" w:line="240" w:lineRule="auto"/>
-        <w:rPr>
-          <w:rFonts w:ascii="Times New Roman" w:eastAsia="Times New Roman" w:hAnsi="Times New Roman" w:cs="Times New Roman"/>
-          <w:sz w:val="28"/>
-          <w:szCs w:val="28"/>
-        </w:rPr>
-      </w:pPr>
-      <w:r>
-        <w:rPr>
-          <w:rFonts w:ascii="Times New Roman" w:eastAsia="Times New Roman" w:hAnsi="Times New Roman" w:cs="Times New Roman"/>
-          <w:sz w:val="28"/>
-          <w:szCs w:val="28"/>
-        </w:rPr>
-        <w:t>Modern software can have an enormous number of possible input combinations.</w:t>
-      </w:r>
-    </w:p>
-    <w:p>
-      <w:pPr>
-        <w:spacing w:before="240" w:line="240" w:lineRule="auto"/>
+          <w:noProof/>
+          <w:sz w:val="24"/>
+          <w:szCs w:val="24"/>
+        </w:rPr>
+        <w:drawing>
+          <wp:inline distT="0" distB="0" distL="0" distR="0">
+            <wp:extent cx="6448508" cy="4361010"/>
+            <wp:effectExtent l="0" t="0" r="0" b="1905"/>
+            <wp:docPr id="4" name="Picture 4"/>
+            <wp:cNvGraphicFramePr>
+              <a:graphicFrameLocks xmlns:a="http://schemas.openxmlformats.org/drawingml/2006/main" noChangeAspect="1"/>
+            </wp:cNvGraphicFramePr>
+            <a:graphic xmlns:a="http://schemas.openxmlformats.org/drawingml/2006/main">
+              <a:graphicData uri="http://schemas.openxmlformats.org/drawingml/2006/picture">
+                <pic:pic xmlns:pic="http://schemas.openxmlformats.org/drawingml/2006/picture">
+                  <pic:nvPicPr>
+                    <pic:cNvPr id="4" name="Screenshot_3.png"/>
+                    <pic:cNvPicPr/>
+                  </pic:nvPicPr>
+                  <pic:blipFill>
+                    <a:blip r:embed="rId5">
+                      <a:extLst>
+                        <a:ext uri="{28A0092B-C50C-407E-A947-70E740481C1C}">
+                          <a14:useLocalDpi xmlns:a14="http://schemas.microsoft.com/office/drawing/2010/main" val="0"/>
+                        </a:ext>
+                      </a:extLst>
+                    </a:blip>
+                    <a:stretch>
+                      <a:fillRect/>
+                    </a:stretch>
+                  </pic:blipFill>
+                  <pic:spPr>
+                    <a:xfrm>
+                      <a:off x="0" y="0"/>
+                      <a:ext cx="6475757" cy="4379438"/>
+                    </a:xfrm>
+                    <a:prstGeom prst="rect">
+                      <a:avLst/>
+                    </a:prstGeom>
+                  </pic:spPr>
+                </pic:pic>
+              </a:graphicData>
+            </a:graphic>
+          </wp:inline>
+        </w:drawing>
+      </w:r>
+    </w:p>
+    <w:p>
+      <w:pPr>
+        <w:spacing w:before="100" w:beforeAutospacing="1" w:after="100" w:afterAutospacing="1" w:line="240" w:lineRule="auto"/>
+        <w:outlineLvl w:val="1"/>
+        <w:rPr>
+          <w:rFonts w:ascii="Times New Roman" w:eastAsia="Times New Roman" w:hAnsi="Times New Roman" w:cs="Times New Roman"/>
+          <w:b/>
+          <w:bCs/>
+          <w:sz w:val="36"/>
+          <w:szCs w:val="36"/>
+        </w:rPr>
+      </w:pPr>
+      <w:r>
+        <w:rPr>
+          <w:rFonts w:ascii="Times New Roman" w:eastAsia="Times New Roman" w:hAnsi="Times New Roman" w:cs="Times New Roman"/>
+          <w:b/>
+          <w:bCs/>
+          <w:sz w:val="36"/>
+          <w:szCs w:val="36"/>
+        </w:rPr>
+        <w:t>Steps of Model-Driven Test Design</w:t>
+      </w:r>
+    </w:p>
+    <w:p>
+      <w:pPr>
+        <w:spacing w:before="100" w:beforeAutospacing="1" w:after="100" w:afterAutospacing="1" w:line="240" w:lineRule="auto"/>
         <w:outlineLvl w:val="2"/>
         <w:rPr>
           <w:rFonts w:ascii="Times New Roman" w:eastAsia="Times New Roman" w:hAnsi="Times New Roman" w:cs="Times New Roman"/>
           <w:b/>
           <w:bCs/>
-          <w:color w:val="FF0000"/>
-          <w:sz w:val="28"/>
-          <w:szCs w:val="28"/>
-        </w:rPr>
-      </w:pPr>
-      <w:r>
-        <w:rPr>
-          <w:rFonts w:ascii="Times New Roman" w:eastAsia="Times New Roman" w:hAnsi="Times New Roman" w:cs="Times New Roman"/>
-          <w:b/>
-          <w:bCs/>
-          <w:color w:val="FF0000"/>
-          <w:sz w:val="28"/>
-          <w:szCs w:val="28"/>
-        </w:rPr>
-        <w:t>Practical Example</w:t>
+          <w:sz w:val="27"/>
+          <w:szCs w:val="27"/>
+        </w:rPr>
+      </w:pPr>
+      <w:r>
+        <w:rPr>
+          <w:rFonts w:ascii="Times New Roman" w:eastAsia="Times New Roman" w:hAnsi="Times New Roman" w:cs="Times New Roman"/>
+          <w:b/>
+          <w:bCs/>
+          <w:sz w:val="27"/>
+          <w:szCs w:val="27"/>
+        </w:rPr>
+        <w:lastRenderedPageBreak/>
+        <w:t>1. Analyze the Software Artifact</w:t>
+      </w:r>
+    </w:p>
+    <w:p>
+      <w:pPr>
+        <w:spacing w:before="100" w:beforeAutospacing="1" w:after="100" w:afterAutospacing="1" w:line="240" w:lineRule="auto"/>
+        <w:rPr>
+          <w:rFonts w:ascii="Times New Roman" w:eastAsia="Times New Roman" w:hAnsi="Times New Roman" w:cs="Times New Roman"/>
+          <w:sz w:val="24"/>
+          <w:szCs w:val="24"/>
+        </w:rPr>
+      </w:pPr>
+      <w:r>
+        <w:rPr>
+          <w:rFonts w:ascii="Times New Roman" w:eastAsia="Times New Roman" w:hAnsi="Times New Roman" w:cs="Times New Roman"/>
+          <w:sz w:val="24"/>
+          <w:szCs w:val="24"/>
+        </w:rPr>
+        <w:t>First, the software artifact, such as source code, requirements, or system behavior, is analyzed to understand its functionality and structure.</w:t>
+      </w:r>
+    </w:p>
+    <w:p>
+      <w:pPr>
+        <w:spacing w:before="100" w:beforeAutospacing="1" w:after="100" w:afterAutospacing="1" w:line="240" w:lineRule="auto"/>
+        <w:outlineLvl w:val="2"/>
+        <w:rPr>
+          <w:rFonts w:ascii="Times New Roman" w:eastAsia="Times New Roman" w:hAnsi="Times New Roman" w:cs="Times New Roman"/>
+          <w:b/>
+          <w:bCs/>
+          <w:sz w:val="27"/>
+          <w:szCs w:val="27"/>
+        </w:rPr>
+      </w:pPr>
+      <w:r>
+        <w:rPr>
+          <w:rFonts w:ascii="Times New Roman" w:eastAsia="Times New Roman" w:hAnsi="Times New Roman" w:cs="Times New Roman"/>
+          <w:b/>
+          <w:bCs/>
+          <w:sz w:val="27"/>
+          <w:szCs w:val="27"/>
+        </w:rPr>
+        <w:t>2. Build a Model</w:t>
+      </w:r>
+    </w:p>
+    <w:p>
+      <w:pPr>
+        <w:spacing w:before="100" w:beforeAutospacing="1" w:after="100" w:afterAutospacing="1" w:line="240" w:lineRule="auto"/>
+        <w:rPr>
+          <w:rFonts w:ascii="Times New Roman" w:eastAsia="Times New Roman" w:hAnsi="Times New Roman" w:cs="Times New Roman"/>
+          <w:sz w:val="24"/>
+          <w:szCs w:val="24"/>
+        </w:rPr>
+      </w:pPr>
+      <w:r>
+        <w:rPr>
+          <w:rFonts w:ascii="Times New Roman" w:eastAsia="Times New Roman" w:hAnsi="Times New Roman" w:cs="Times New Roman"/>
+          <w:sz w:val="24"/>
+          <w:szCs w:val="24"/>
+        </w:rPr>
+        <w:t>A suitable model is created to represent the important behavior, structure, or control flow of the software system.</w:t>
+      </w:r>
+    </w:p>
+    <w:p>
+      <w:pPr>
+        <w:spacing w:before="100" w:beforeAutospacing="1" w:after="100" w:afterAutospacing="1" w:line="240" w:lineRule="auto"/>
+        <w:outlineLvl w:val="2"/>
+        <w:rPr>
+          <w:rFonts w:ascii="Times New Roman" w:eastAsia="Times New Roman" w:hAnsi="Times New Roman" w:cs="Times New Roman"/>
+          <w:b/>
+          <w:bCs/>
+          <w:sz w:val="27"/>
+          <w:szCs w:val="27"/>
+        </w:rPr>
+      </w:pPr>
+      <w:r>
+        <w:rPr>
+          <w:rFonts w:ascii="Times New Roman" w:eastAsia="Times New Roman" w:hAnsi="Times New Roman" w:cs="Times New Roman"/>
+          <w:b/>
+          <w:bCs/>
+          <w:sz w:val="27"/>
+          <w:szCs w:val="27"/>
+        </w:rPr>
+        <w:t>3. Derive Test Requirements</w:t>
+      </w:r>
+    </w:p>
+    <w:p>
+      <w:pPr>
+        <w:spacing w:before="100" w:beforeAutospacing="1" w:after="100" w:afterAutospacing="1" w:line="240" w:lineRule="auto"/>
+        <w:rPr>
+          <w:rFonts w:ascii="Times New Roman" w:eastAsia="Times New Roman" w:hAnsi="Times New Roman" w:cs="Times New Roman"/>
+          <w:sz w:val="24"/>
+          <w:szCs w:val="24"/>
+        </w:rPr>
+      </w:pPr>
+      <w:r>
+        <w:rPr>
+          <w:rFonts w:ascii="Times New Roman" w:eastAsia="Times New Roman" w:hAnsi="Times New Roman" w:cs="Times New Roman"/>
+          <w:sz w:val="24"/>
+          <w:szCs w:val="24"/>
+        </w:rPr>
+        <w:t xml:space="preserve">The model is analyzed to identify the </w:t>
+      </w:r>
+      <w:r>
+        <w:rPr>
+          <w:rFonts w:ascii="Times New Roman" w:eastAsia="Times New Roman" w:hAnsi="Times New Roman" w:cs="Times New Roman"/>
+          <w:b/>
+          <w:bCs/>
+          <w:sz w:val="24"/>
+          <w:szCs w:val="24"/>
+        </w:rPr>
+        <w:t>test requirements</w:t>
+      </w:r>
+      <w:r>
+        <w:rPr>
+          <w:rFonts w:ascii="Times New Roman" w:eastAsia="Times New Roman" w:hAnsi="Times New Roman" w:cs="Times New Roman"/>
+          <w:sz w:val="24"/>
+          <w:szCs w:val="24"/>
+        </w:rPr>
+        <w:t xml:space="preserve"> that must be satisfied during testing.</w:t>
+      </w:r>
+    </w:p>
+    <w:p>
+      <w:pPr>
+        <w:spacing w:before="100" w:beforeAutospacing="1" w:after="100" w:afterAutospacing="1" w:line="240" w:lineRule="auto"/>
+        <w:outlineLvl w:val="2"/>
+        <w:rPr>
+          <w:rFonts w:ascii="Times New Roman" w:eastAsia="Times New Roman" w:hAnsi="Times New Roman" w:cs="Times New Roman"/>
+          <w:b/>
+          <w:bCs/>
+          <w:sz w:val="27"/>
+          <w:szCs w:val="27"/>
+        </w:rPr>
+      </w:pPr>
+      <w:r>
+        <w:rPr>
+          <w:rFonts w:ascii="Times New Roman" w:eastAsia="Times New Roman" w:hAnsi="Times New Roman" w:cs="Times New Roman"/>
+          <w:b/>
+          <w:bCs/>
+          <w:sz w:val="27"/>
+          <w:szCs w:val="27"/>
+        </w:rPr>
+        <w:t>4. Refine Test Requirements</w:t>
+      </w:r>
+    </w:p>
+    <w:p>
+      <w:pPr>
+        <w:spacing w:before="100" w:beforeAutospacing="1" w:after="100" w:afterAutospacing="1" w:line="240" w:lineRule="auto"/>
+        <w:rPr>
+          <w:rFonts w:ascii="Times New Roman" w:eastAsia="Times New Roman" w:hAnsi="Times New Roman" w:cs="Times New Roman"/>
+          <w:sz w:val="24"/>
+          <w:szCs w:val="24"/>
+        </w:rPr>
+      </w:pPr>
+      <w:r>
+        <w:rPr>
+          <w:rFonts w:ascii="Times New Roman" w:eastAsia="Times New Roman" w:hAnsi="Times New Roman" w:cs="Times New Roman"/>
+          <w:sz w:val="24"/>
+          <w:szCs w:val="24"/>
+        </w:rPr>
+        <w:t xml:space="preserve">The identified requirements are refined into more detailed and precise </w:t>
+      </w:r>
+      <w:r>
+        <w:rPr>
+          <w:rFonts w:ascii="Times New Roman" w:eastAsia="Times New Roman" w:hAnsi="Times New Roman" w:cs="Times New Roman"/>
+          <w:b/>
+          <w:bCs/>
+          <w:sz w:val="24"/>
+          <w:szCs w:val="24"/>
+        </w:rPr>
+        <w:t>test specifications</w:t>
+      </w:r>
+      <w:r>
+        <w:rPr>
+          <w:rFonts w:ascii="Times New Roman" w:eastAsia="Times New Roman" w:hAnsi="Times New Roman" w:cs="Times New Roman"/>
+          <w:sz w:val="24"/>
+          <w:szCs w:val="24"/>
+        </w:rPr>
+        <w:t>.</w:t>
+      </w:r>
+    </w:p>
+    <w:p>
+      <w:pPr>
+        <w:spacing w:before="100" w:beforeAutospacing="1" w:after="100" w:afterAutospacing="1" w:line="240" w:lineRule="auto"/>
+        <w:outlineLvl w:val="2"/>
+        <w:rPr>
+          <w:rFonts w:ascii="Times New Roman" w:eastAsia="Times New Roman" w:hAnsi="Times New Roman" w:cs="Times New Roman"/>
+          <w:b/>
+          <w:bCs/>
+          <w:sz w:val="27"/>
+          <w:szCs w:val="27"/>
+        </w:rPr>
+      </w:pPr>
+      <w:r>
+        <w:rPr>
+          <w:rFonts w:ascii="Times New Roman" w:eastAsia="Times New Roman" w:hAnsi="Times New Roman" w:cs="Times New Roman"/>
+          <w:b/>
+          <w:bCs/>
+          <w:sz w:val="27"/>
+          <w:szCs w:val="27"/>
+        </w:rPr>
+        <w:t>5. Design Test Cases</w:t>
+      </w:r>
+    </w:p>
+    <w:p>
+      <w:pPr>
+        <w:spacing w:before="100" w:beforeAutospacing="1" w:after="100" w:afterAutospacing="1" w:line="240" w:lineRule="auto"/>
+        <w:rPr>
+          <w:rFonts w:ascii="Times New Roman" w:eastAsia="Times New Roman" w:hAnsi="Times New Roman" w:cs="Times New Roman"/>
+          <w:sz w:val="24"/>
+          <w:szCs w:val="24"/>
+        </w:rPr>
+      </w:pPr>
+      <w:r>
+        <w:rPr>
+          <w:rFonts w:ascii="Times New Roman" w:eastAsia="Times New Roman" w:hAnsi="Times New Roman" w:cs="Times New Roman"/>
+          <w:sz w:val="24"/>
+          <w:szCs w:val="24"/>
+        </w:rPr>
+        <w:t xml:space="preserve">Based on the test specifications, appropriate </w:t>
+      </w:r>
+      <w:r>
+        <w:rPr>
+          <w:rFonts w:ascii="Times New Roman" w:eastAsia="Times New Roman" w:hAnsi="Times New Roman" w:cs="Times New Roman"/>
+          <w:b/>
+          <w:bCs/>
+          <w:sz w:val="24"/>
+          <w:szCs w:val="24"/>
+        </w:rPr>
+        <w:t>test cases, test paths, and input values</w:t>
+      </w:r>
+      <w:r>
+        <w:rPr>
+          <w:rFonts w:ascii="Times New Roman" w:eastAsia="Times New Roman" w:hAnsi="Times New Roman" w:cs="Times New Roman"/>
+          <w:sz w:val="24"/>
+          <w:szCs w:val="24"/>
+        </w:rPr>
+        <w:t xml:space="preserve"> are designed.</w:t>
+      </w:r>
+    </w:p>
+    <w:p>
+      <w:pPr>
+        <w:spacing w:before="100" w:beforeAutospacing="1" w:after="100" w:afterAutospacing="1" w:line="240" w:lineRule="auto"/>
+        <w:outlineLvl w:val="2"/>
+        <w:rPr>
+          <w:rFonts w:ascii="Times New Roman" w:eastAsia="Times New Roman" w:hAnsi="Times New Roman" w:cs="Times New Roman"/>
+          <w:b/>
+          <w:bCs/>
+          <w:sz w:val="27"/>
+          <w:szCs w:val="27"/>
+        </w:rPr>
+      </w:pPr>
+      <w:r>
+        <w:rPr>
+          <w:rFonts w:ascii="Times New Roman" w:eastAsia="Times New Roman" w:hAnsi="Times New Roman" w:cs="Times New Roman"/>
+          <w:b/>
+          <w:bCs/>
+          <w:sz w:val="27"/>
+          <w:szCs w:val="27"/>
+        </w:rPr>
+        <w:t>6. Automate the Tests</w:t>
+      </w:r>
+    </w:p>
+    <w:p>
+      <w:pPr>
+        <w:spacing w:before="100" w:beforeAutospacing="1" w:after="100" w:afterAutospacing="1" w:line="240" w:lineRule="auto"/>
+        <w:rPr>
+          <w:rFonts w:ascii="Times New Roman" w:eastAsia="Times New Roman" w:hAnsi="Times New Roman" w:cs="Times New Roman"/>
+          <w:sz w:val="24"/>
+          <w:szCs w:val="24"/>
+        </w:rPr>
+      </w:pPr>
+      <w:r>
+        <w:rPr>
+          <w:rFonts w:ascii="Times New Roman" w:eastAsia="Times New Roman" w:hAnsi="Times New Roman" w:cs="Times New Roman"/>
+          <w:sz w:val="24"/>
+          <w:szCs w:val="24"/>
+        </w:rPr>
+        <w:t xml:space="preserve">Where applicable, the designed test cases are converted into </w:t>
+      </w:r>
+      <w:r>
+        <w:rPr>
+          <w:rFonts w:ascii="Times New Roman" w:eastAsia="Times New Roman" w:hAnsi="Times New Roman" w:cs="Times New Roman"/>
+          <w:b/>
+          <w:bCs/>
+          <w:sz w:val="24"/>
+          <w:szCs w:val="24"/>
+        </w:rPr>
+        <w:t>automated test scripts</w:t>
+      </w:r>
+      <w:r>
+        <w:rPr>
+          <w:rFonts w:ascii="Times New Roman" w:eastAsia="Times New Roman" w:hAnsi="Times New Roman" w:cs="Times New Roman"/>
+          <w:sz w:val="24"/>
+          <w:szCs w:val="24"/>
+        </w:rPr>
+        <w:t>.</w:t>
+      </w:r>
+    </w:p>
+    <w:p>
+      <w:pPr>
+        <w:spacing w:before="100" w:beforeAutospacing="1" w:after="100" w:afterAutospacing="1" w:line="240" w:lineRule="auto"/>
+        <w:outlineLvl w:val="2"/>
+        <w:rPr>
+          <w:rFonts w:ascii="Times New Roman" w:eastAsia="Times New Roman" w:hAnsi="Times New Roman" w:cs="Times New Roman"/>
+          <w:b/>
+          <w:bCs/>
+          <w:sz w:val="27"/>
+          <w:szCs w:val="27"/>
+        </w:rPr>
+      </w:pPr>
+      <w:r>
+        <w:rPr>
+          <w:rFonts w:ascii="Times New Roman" w:eastAsia="Times New Roman" w:hAnsi="Times New Roman" w:cs="Times New Roman"/>
+          <w:b/>
+          <w:bCs/>
+          <w:sz w:val="27"/>
+          <w:szCs w:val="27"/>
+        </w:rPr>
+        <w:t>7. Execute the Tests</w:t>
+      </w:r>
+    </w:p>
+    <w:p>
+      <w:pPr>
+        <w:spacing w:before="100" w:beforeAutospacing="1" w:after="100" w:afterAutospacing="1" w:line="240" w:lineRule="auto"/>
+        <w:rPr>
+          <w:rFonts w:ascii="Times New Roman" w:eastAsia="Times New Roman" w:hAnsi="Times New Roman" w:cs="Times New Roman"/>
+          <w:sz w:val="24"/>
+          <w:szCs w:val="24"/>
+        </w:rPr>
+      </w:pPr>
+      <w:r>
+        <w:rPr>
+          <w:rFonts w:ascii="Times New Roman" w:eastAsia="Times New Roman" w:hAnsi="Times New Roman" w:cs="Times New Roman"/>
+          <w:sz w:val="24"/>
+          <w:szCs w:val="24"/>
+        </w:rPr>
+        <w:t>The test scripts are executed using the selected input values, and the actual test results are collected.</w:t>
+      </w:r>
+    </w:p>
+    <w:p>
+      <w:pPr>
+        <w:spacing w:before="100" w:beforeAutospacing="1" w:after="100" w:afterAutospacing="1" w:line="240" w:lineRule="auto"/>
+        <w:outlineLvl w:val="2"/>
+        <w:rPr>
+          <w:rFonts w:ascii="Times New Roman" w:eastAsia="Times New Roman" w:hAnsi="Times New Roman" w:cs="Times New Roman"/>
+          <w:b/>
+          <w:bCs/>
+          <w:sz w:val="27"/>
+          <w:szCs w:val="27"/>
+        </w:rPr>
+      </w:pPr>
+      <w:r>
+        <w:rPr>
+          <w:rFonts w:ascii="Times New Roman" w:eastAsia="Times New Roman" w:hAnsi="Times New Roman" w:cs="Times New Roman"/>
+          <w:b/>
+          <w:bCs/>
+          <w:sz w:val="27"/>
+          <w:szCs w:val="27"/>
+        </w:rPr>
+        <w:t>8. Evaluate the Results</w:t>
+      </w:r>
+    </w:p>
+    <w:p>
+      <w:pPr>
+        <w:spacing w:before="100" w:beforeAutospacing="1" w:after="100" w:afterAutospacing="1" w:line="240" w:lineRule="auto"/>
+        <w:rPr>
+          <w:rFonts w:ascii="Times New Roman" w:eastAsia="Times New Roman" w:hAnsi="Times New Roman" w:cs="Times New Roman"/>
+          <w:sz w:val="24"/>
+          <w:szCs w:val="24"/>
+        </w:rPr>
+      </w:pPr>
+      <w:r>
+        <w:rPr>
+          <w:rFonts w:ascii="Times New Roman" w:eastAsia="Times New Roman" w:hAnsi="Times New Roman" w:cs="Times New Roman"/>
+          <w:sz w:val="24"/>
+          <w:szCs w:val="24"/>
+        </w:rPr>
+        <w:t xml:space="preserve">The actual results are compared with the expected results to determine whether each test </w:t>
+      </w:r>
+      <w:r>
+        <w:rPr>
+          <w:rFonts w:ascii="Times New Roman" w:eastAsia="Times New Roman" w:hAnsi="Times New Roman" w:cs="Times New Roman"/>
+          <w:b/>
+          <w:bCs/>
+          <w:sz w:val="24"/>
+          <w:szCs w:val="24"/>
+        </w:rPr>
+        <w:t>passes or fails</w:t>
+      </w:r>
+      <w:r>
+        <w:rPr>
+          <w:rFonts w:ascii="Times New Roman" w:eastAsia="Times New Roman" w:hAnsi="Times New Roman" w:cs="Times New Roman"/>
+          <w:sz w:val="24"/>
+          <w:szCs w:val="24"/>
+        </w:rPr>
+        <w:t>.</w:t>
+      </w:r>
+    </w:p>
+    <w:p>
+      <w:pPr>
+        <w:spacing w:before="100" w:beforeAutospacing="1" w:after="100" w:afterAutospacing="1" w:line="240" w:lineRule="auto"/>
+        <w:outlineLvl w:val="2"/>
+        <w:rPr>
+          <w:rFonts w:ascii="Times New Roman" w:eastAsia="Times New Roman" w:hAnsi="Times New Roman" w:cs="Times New Roman"/>
+          <w:b/>
+          <w:bCs/>
+          <w:sz w:val="27"/>
+          <w:szCs w:val="27"/>
+        </w:rPr>
+      </w:pPr>
+      <w:r>
+        <w:rPr>
+          <w:rFonts w:ascii="Times New Roman" w:eastAsia="Times New Roman" w:hAnsi="Times New Roman" w:cs="Times New Roman"/>
+          <w:b/>
+          <w:bCs/>
+          <w:sz w:val="27"/>
+          <w:szCs w:val="27"/>
+        </w:rPr>
+        <w:t>9. Provide Feedback</w:t>
+      </w:r>
+    </w:p>
+    <w:p>
+      <w:pPr>
+        <w:spacing w:before="100" w:beforeAutospacing="1" w:after="100" w:afterAutospacing="1" w:line="240" w:lineRule="auto"/>
+        <w:rPr>
+          <w:rFonts w:ascii="Times New Roman" w:eastAsia="Times New Roman" w:hAnsi="Times New Roman" w:cs="Times New Roman"/>
+          <w:sz w:val="24"/>
+          <w:szCs w:val="24"/>
+        </w:rPr>
+      </w:pPr>
+      <w:r>
+        <w:rPr>
+          <w:rFonts w:ascii="Times New Roman" w:eastAsia="Times New Roman" w:hAnsi="Times New Roman" w:cs="Times New Roman"/>
+          <w:sz w:val="24"/>
+          <w:szCs w:val="24"/>
+        </w:rPr>
+        <w:t>The test results and failures provide feedback that can be used to improve the model, test requirements, test specifications, or test cases.</w:t>
+      </w:r>
+    </w:p>
+    <w:p>
+      <w:pPr>
+        <w:spacing w:before="100" w:beforeAutospacing="1" w:after="100" w:afterAutospacing="1" w:line="240" w:lineRule="auto"/>
+        <w:outlineLvl w:val="1"/>
+        <w:rPr>
+          <w:rFonts w:ascii="Times New Roman" w:eastAsia="Times New Roman" w:hAnsi="Times New Roman" w:cs="Times New Roman"/>
+          <w:b/>
+          <w:bCs/>
+          <w:sz w:val="36"/>
+          <w:szCs w:val="36"/>
+        </w:rPr>
+      </w:pPr>
+      <w:r>
+        <w:rPr>
+          <w:rFonts w:ascii="Times New Roman" w:eastAsia="Times New Roman" w:hAnsi="Times New Roman" w:cs="Times New Roman"/>
+          <w:b/>
+          <w:bCs/>
+          <w:sz w:val="36"/>
+          <w:szCs w:val="36"/>
+        </w:rPr>
+        <w:t>Example of MDTD</w:t>
+      </w:r>
+    </w:p>
+    <w:p>
+      <w:pPr>
+        <w:spacing w:before="100" w:beforeAutospacing="1" w:after="100" w:afterAutospacing="1" w:line="240" w:lineRule="auto"/>
+        <w:rPr>
+          <w:rFonts w:ascii="Times New Roman" w:eastAsia="Times New Roman" w:hAnsi="Times New Roman" w:cs="Times New Roman"/>
+          <w:sz w:val="24"/>
+          <w:szCs w:val="24"/>
+        </w:rPr>
+      </w:pPr>
+      <w:r>
+        <w:rPr>
+          <w:rFonts w:ascii="Times New Roman" w:eastAsia="Times New Roman" w:hAnsi="Times New Roman" w:cs="Times New Roman"/>
+          <w:sz w:val="24"/>
+          <w:szCs w:val="24"/>
+        </w:rPr>
+        <w:lastRenderedPageBreak/>
+        <w:t>Consider the following Java method:</w:t>
       </w:r>
     </w:p>
     <w:p>
@@ -202,1834 +784,66 @@
           <w:tab w:val="left" w:pos="13740"/>
           <w:tab w:val="left" w:pos="14656"/>
         </w:tabs>
-        <w:spacing w:before="240" w:line="240" w:lineRule="auto"/>
+        <w:spacing w:after="0" w:line="240" w:lineRule="auto"/>
         <w:rPr>
           <w:rFonts w:ascii="Courier New" w:eastAsia="Times New Roman" w:hAnsi="Courier New" w:cs="Courier New"/>
-          <w:sz w:val="28"/>
-          <w:szCs w:val="28"/>
+          <w:sz w:val="20"/>
+          <w:szCs w:val="20"/>
         </w:rPr>
       </w:pPr>
       <w:r>
         <w:rPr>
           <w:rFonts w:ascii="Courier New" w:eastAsia="Times New Roman" w:hAnsi="Courier New" w:cs="Courier New"/>
-          <w:sz w:val="28"/>
-          <w:szCs w:val="28"/>
-        </w:rPr>
-        <w:t xml:space="preserve">double </w:t>
+          <w:sz w:val="20"/>
+          <w:szCs w:val="20"/>
+        </w:rPr>
+        <w:t xml:space="preserve">public </w:t>
+      </w:r>
+      <w:proofErr w:type="spellStart"/>
+      <w:r>
+        <w:rPr>
+          <w:rFonts w:ascii="Courier New" w:eastAsia="Times New Roman" w:hAnsi="Courier New" w:cs="Courier New"/>
+          <w:sz w:val="20"/>
+          <w:szCs w:val="20"/>
+        </w:rPr>
+        <w:t>int</w:t>
+      </w:r>
+      <w:proofErr w:type="spellEnd"/>
+      <w:r>
+        <w:rPr>
+          <w:rFonts w:ascii="Courier New" w:eastAsia="Times New Roman" w:hAnsi="Courier New" w:cs="Courier New"/>
+          <w:sz w:val="20"/>
+          <w:szCs w:val="20"/>
+        </w:rPr>
+        <w:t xml:space="preserve"> </w:t>
       </w:r>
       <w:proofErr w:type="spellStart"/>
       <w:proofErr w:type="gramStart"/>
       <w:r>
         <w:rPr>
           <w:rFonts w:ascii="Courier New" w:eastAsia="Times New Roman" w:hAnsi="Courier New" w:cs="Courier New"/>
-          <w:sz w:val="28"/>
-          <w:szCs w:val="28"/>
-        </w:rPr>
-        <w:t>computeAverage</w:t>
+          <w:sz w:val="20"/>
+          <w:szCs w:val="20"/>
+        </w:rPr>
+        <w:t>indexOf</w:t>
       </w:r>
       <w:proofErr w:type="spellEnd"/>
       <w:r>
         <w:rPr>
           <w:rFonts w:ascii="Courier New" w:eastAsia="Times New Roman" w:hAnsi="Courier New" w:cs="Courier New"/>
-          <w:sz w:val="28"/>
-          <w:szCs w:val="28"/>
+          <w:sz w:val="20"/>
+          <w:szCs w:val="20"/>
         </w:rPr>
         <w:t>(</w:t>
       </w:r>
-      <w:proofErr w:type="spellStart"/>
       <w:proofErr w:type="gramEnd"/>
       <w:r>
         <w:rPr>
           <w:rFonts w:ascii="Courier New" w:eastAsia="Times New Roman" w:hAnsi="Courier New" w:cs="Courier New"/>
-          <w:sz w:val="28"/>
-          <w:szCs w:val="28"/>
-        </w:rPr>
-        <w:t>int</w:t>
-      </w:r>
-      <w:proofErr w:type="spellEnd"/>
-      <w:r>
-        <w:rPr>
-          <w:rFonts w:ascii="Courier New" w:eastAsia="Times New Roman" w:hAnsi="Courier New" w:cs="Courier New"/>
-          <w:sz w:val="28"/>
-          <w:szCs w:val="28"/>
-        </w:rPr>
-        <w:t xml:space="preserve"> A, </w:t>
-      </w:r>
-      <w:proofErr w:type="spellStart"/>
-      <w:r>
-        <w:rPr>
-          <w:rFonts w:ascii="Courier New" w:eastAsia="Times New Roman" w:hAnsi="Courier New" w:cs="Courier New"/>
-          <w:sz w:val="28"/>
-          <w:szCs w:val="28"/>
-        </w:rPr>
-        <w:t>int</w:t>
-      </w:r>
-      <w:proofErr w:type="spellEnd"/>
-      <w:r>
-        <w:rPr>
-          <w:rFonts w:ascii="Courier New" w:eastAsia="Times New Roman" w:hAnsi="Courier New" w:cs="Courier New"/>
-          <w:sz w:val="28"/>
-          <w:szCs w:val="28"/>
-        </w:rPr>
-        <w:t xml:space="preserve"> B, </w:t>
-      </w:r>
-      <w:proofErr w:type="spellStart"/>
-      <w:r>
-        <w:rPr>
-          <w:rFonts w:ascii="Courier New" w:eastAsia="Times New Roman" w:hAnsi="Courier New" w:cs="Courier New"/>
-          <w:sz w:val="28"/>
-          <w:szCs w:val="28"/>
-        </w:rPr>
-        <w:t>int</w:t>
-      </w:r>
-      <w:proofErr w:type="spellEnd"/>
-      <w:r>
-        <w:rPr>
-          <w:rFonts w:ascii="Courier New" w:eastAsia="Times New Roman" w:hAnsi="Courier New" w:cs="Courier New"/>
-          <w:sz w:val="28"/>
-          <w:szCs w:val="28"/>
-        </w:rPr>
-        <w:t xml:space="preserve"> C)</w:t>
-      </w:r>
-    </w:p>
-    <w:p>
-      <w:pPr>
-        <w:spacing w:before="240" w:line="240" w:lineRule="auto"/>
-        <w:rPr>
-          <w:rFonts w:ascii="Times New Roman" w:eastAsia="Times New Roman" w:hAnsi="Times New Roman" w:cs="Times New Roman"/>
-          <w:sz w:val="28"/>
-          <w:szCs w:val="28"/>
-        </w:rPr>
-      </w:pPr>
-      <w:r>
-        <w:rPr>
-          <w:rFonts w:ascii="Times New Roman" w:eastAsia="Times New Roman" w:hAnsi="Times New Roman" w:cs="Times New Roman"/>
-          <w:sz w:val="28"/>
-          <w:szCs w:val="28"/>
-        </w:rPr>
-        <w:t xml:space="preserve">Suppose each variable is a </w:t>
-      </w:r>
-      <w:r>
-        <w:rPr>
-          <w:rFonts w:ascii="Times New Roman" w:eastAsia="Times New Roman" w:hAnsi="Times New Roman" w:cs="Times New Roman"/>
-          <w:b/>
-          <w:bCs/>
-          <w:sz w:val="28"/>
-          <w:szCs w:val="28"/>
-        </w:rPr>
-        <w:t>32-bit integer</w:t>
-      </w:r>
-      <w:r>
-        <w:rPr>
-          <w:rFonts w:ascii="Times New Roman" w:eastAsia="Times New Roman" w:hAnsi="Times New Roman" w:cs="Times New Roman"/>
-          <w:sz w:val="28"/>
-          <w:szCs w:val="28"/>
-        </w:rPr>
-        <w:t>.</w:t>
-      </w:r>
-    </w:p>
-    <w:p>
-      <w:pPr>
-        <w:numPr>
-          <w:ilvl w:val="0"/>
-          <w:numId w:val="1"/>
-        </w:numPr>
-        <w:spacing w:before="240" w:line="240" w:lineRule="auto"/>
-        <w:rPr>
-          <w:rFonts w:ascii="Times New Roman" w:eastAsia="Times New Roman" w:hAnsi="Times New Roman" w:cs="Times New Roman"/>
-          <w:sz w:val="28"/>
-          <w:szCs w:val="28"/>
-        </w:rPr>
-      </w:pPr>
-      <w:r>
-        <w:rPr>
-          <w:rFonts w:ascii="Times New Roman" w:eastAsia="Times New Roman" w:hAnsi="Times New Roman" w:cs="Times New Roman"/>
-          <w:sz w:val="28"/>
-          <w:szCs w:val="28"/>
-        </w:rPr>
-        <w:t xml:space="preserve">A has about </w:t>
-      </w:r>
-      <w:r>
-        <w:rPr>
-          <w:rFonts w:ascii="Times New Roman" w:eastAsia="Times New Roman" w:hAnsi="Times New Roman" w:cs="Times New Roman"/>
-          <w:b/>
-          <w:bCs/>
-          <w:sz w:val="28"/>
-          <w:szCs w:val="28"/>
-        </w:rPr>
-        <w:t>4 billion</w:t>
-      </w:r>
-      <w:r>
-        <w:rPr>
-          <w:rFonts w:ascii="Times New Roman" w:eastAsia="Times New Roman" w:hAnsi="Times New Roman" w:cs="Times New Roman"/>
-          <w:sz w:val="28"/>
-          <w:szCs w:val="28"/>
-        </w:rPr>
-        <w:t xml:space="preserve"> possible values. </w:t>
-      </w:r>
-    </w:p>
-    <w:p>
-      <w:pPr>
-        <w:numPr>
-          <w:ilvl w:val="0"/>
-          <w:numId w:val="1"/>
-        </w:numPr>
-        <w:spacing w:before="240" w:line="240" w:lineRule="auto"/>
-        <w:rPr>
-          <w:rFonts w:ascii="Times New Roman" w:eastAsia="Times New Roman" w:hAnsi="Times New Roman" w:cs="Times New Roman"/>
-          <w:sz w:val="28"/>
-          <w:szCs w:val="28"/>
-        </w:rPr>
-      </w:pPr>
-      <w:r>
-        <w:rPr>
-          <w:rFonts w:ascii="Times New Roman" w:eastAsia="Times New Roman" w:hAnsi="Times New Roman" w:cs="Times New Roman"/>
-          <w:sz w:val="28"/>
-          <w:szCs w:val="28"/>
-        </w:rPr>
-        <w:t xml:space="preserve">B has about </w:t>
-      </w:r>
-      <w:r>
-        <w:rPr>
-          <w:rFonts w:ascii="Times New Roman" w:eastAsia="Times New Roman" w:hAnsi="Times New Roman" w:cs="Times New Roman"/>
-          <w:b/>
-          <w:bCs/>
-          <w:sz w:val="28"/>
-          <w:szCs w:val="28"/>
-        </w:rPr>
-        <w:t>4 billion</w:t>
-      </w:r>
-      <w:r>
-        <w:rPr>
-          <w:rFonts w:ascii="Times New Roman" w:eastAsia="Times New Roman" w:hAnsi="Times New Roman" w:cs="Times New Roman"/>
-          <w:sz w:val="28"/>
-          <w:szCs w:val="28"/>
-        </w:rPr>
-        <w:t xml:space="preserve"> possible values. </w:t>
-      </w:r>
-    </w:p>
-    <w:p>
-      <w:pPr>
-        <w:numPr>
-          <w:ilvl w:val="0"/>
-          <w:numId w:val="1"/>
-        </w:numPr>
-        <w:spacing w:before="240" w:line="240" w:lineRule="auto"/>
-        <w:rPr>
-          <w:rFonts w:ascii="Times New Roman" w:eastAsia="Times New Roman" w:hAnsi="Times New Roman" w:cs="Times New Roman"/>
-          <w:sz w:val="28"/>
-          <w:szCs w:val="28"/>
-        </w:rPr>
-      </w:pPr>
-      <w:r>
-        <w:rPr>
-          <w:rFonts w:ascii="Times New Roman" w:eastAsia="Times New Roman" w:hAnsi="Times New Roman" w:cs="Times New Roman"/>
-          <w:sz w:val="28"/>
-          <w:szCs w:val="28"/>
-        </w:rPr>
-        <w:t xml:space="preserve">C has about </w:t>
-      </w:r>
-      <w:r>
-        <w:rPr>
-          <w:rFonts w:ascii="Times New Roman" w:eastAsia="Times New Roman" w:hAnsi="Times New Roman" w:cs="Times New Roman"/>
-          <w:b/>
-          <w:bCs/>
-          <w:sz w:val="28"/>
-          <w:szCs w:val="28"/>
-        </w:rPr>
-        <w:t>4 billion</w:t>
-      </w:r>
-      <w:r>
-        <w:rPr>
-          <w:rFonts w:ascii="Times New Roman" w:eastAsia="Times New Roman" w:hAnsi="Times New Roman" w:cs="Times New Roman"/>
-          <w:sz w:val="28"/>
-          <w:szCs w:val="28"/>
-        </w:rPr>
-        <w:t xml:space="preserve"> possible values. </w:t>
-      </w:r>
-    </w:p>
-    <w:p>
-      <w:pPr>
-        <w:spacing w:before="240" w:line="240" w:lineRule="auto"/>
-        <w:rPr>
-          <w:rFonts w:ascii="Times New Roman" w:eastAsia="Times New Roman" w:hAnsi="Times New Roman" w:cs="Times New Roman"/>
-          <w:sz w:val="28"/>
-          <w:szCs w:val="28"/>
-        </w:rPr>
-      </w:pPr>
-      <w:r>
-        <w:rPr>
-          <w:rFonts w:ascii="Times New Roman" w:eastAsia="Times New Roman" w:hAnsi="Times New Roman" w:cs="Times New Roman"/>
-          <w:sz w:val="28"/>
-          <w:szCs w:val="28"/>
-        </w:rPr>
-        <w:t>Total possible test cases:</w:t>
-      </w:r>
-    </w:p>
-    <w:p>
-      <w:pPr>
-        <w:spacing w:before="240" w:line="240" w:lineRule="auto"/>
-        <w:rPr>
-          <w:rFonts w:ascii="Times New Roman" w:eastAsia="Times New Roman" w:hAnsi="Times New Roman" w:cs="Times New Roman"/>
-          <w:sz w:val="28"/>
-          <w:szCs w:val="28"/>
-        </w:rPr>
-      </w:pPr>
-      <w:r>
-        <w:rPr>
-          <w:rFonts w:ascii="Times New Roman" w:eastAsia="Times New Roman" w:hAnsi="Times New Roman" w:cs="Times New Roman"/>
-          <w:b/>
-          <w:bCs/>
-          <w:sz w:val="28"/>
-          <w:szCs w:val="28"/>
-        </w:rPr>
-        <w:t>4 Billion × 4 Billion × 4 Billion = More than 80 Octillion test cases</w:t>
-      </w:r>
-    </w:p>
-    <w:p>
-      <w:pPr>
-        <w:spacing w:before="240" w:line="240" w:lineRule="auto"/>
-        <w:rPr>
-          <w:rFonts w:ascii="Times New Roman" w:eastAsia="Times New Roman" w:hAnsi="Times New Roman" w:cs="Times New Roman"/>
-          <w:sz w:val="28"/>
-          <w:szCs w:val="28"/>
-        </w:rPr>
-      </w:pPr>
-      <w:r>
-        <w:rPr>
-          <w:rFonts w:ascii="Times New Roman" w:eastAsia="Times New Roman" w:hAnsi="Times New Roman" w:cs="Times New Roman"/>
-          <w:sz w:val="28"/>
-          <w:szCs w:val="28"/>
-        </w:rPr>
-        <w:t>It is impossible to execute all of them.</w:t>
-      </w:r>
-    </w:p>
-    <w:p>
-      <w:pPr>
-        <w:spacing w:before="240" w:line="240" w:lineRule="auto"/>
-        <w:rPr>
-          <w:rFonts w:ascii="Times New Roman" w:eastAsia="Times New Roman" w:hAnsi="Times New Roman" w:cs="Times New Roman"/>
-          <w:sz w:val="28"/>
-          <w:szCs w:val="28"/>
-        </w:rPr>
-      </w:pPr>
-      <w:r>
-        <w:rPr>
-          <w:rFonts w:ascii="Times New Roman" w:eastAsia="Times New Roman" w:hAnsi="Times New Roman" w:cs="Times New Roman"/>
-          <w:sz w:val="28"/>
-          <w:szCs w:val="28"/>
-        </w:rPr>
-        <w:t xml:space="preserve">Therefore, testers use </w:t>
-      </w:r>
-      <w:r>
-        <w:rPr>
-          <w:rFonts w:ascii="Times New Roman" w:eastAsia="Times New Roman" w:hAnsi="Times New Roman" w:cs="Times New Roman"/>
-          <w:b/>
-          <w:bCs/>
-          <w:sz w:val="28"/>
-          <w:szCs w:val="28"/>
-        </w:rPr>
-        <w:t>Coverage Criteria</w:t>
-      </w:r>
-      <w:r>
-        <w:rPr>
-          <w:rFonts w:ascii="Times New Roman" w:eastAsia="Times New Roman" w:hAnsi="Times New Roman" w:cs="Times New Roman"/>
-          <w:sz w:val="28"/>
-          <w:szCs w:val="28"/>
-        </w:rPr>
-        <w:t xml:space="preserve"> to select the most important test cases.</w:t>
-      </w:r>
-    </w:p>
-    <w:p>
-      <w:pPr>
-        <w:spacing w:before="240" w:line="240" w:lineRule="auto"/>
-        <w:outlineLvl w:val="0"/>
-        <w:rPr>
-          <w:rFonts w:ascii="Times New Roman" w:eastAsia="Times New Roman" w:hAnsi="Times New Roman" w:cs="Times New Roman"/>
-          <w:b/>
-          <w:bCs/>
-          <w:color w:val="FF0000"/>
-          <w:kern w:val="36"/>
-          <w:sz w:val="28"/>
-          <w:szCs w:val="28"/>
-        </w:rPr>
-      </w:pPr>
-      <w:r>
-        <w:rPr>
-          <w:rFonts w:ascii="Times New Roman" w:eastAsia="Times New Roman" w:hAnsi="Times New Roman" w:cs="Times New Roman"/>
-          <w:b/>
-          <w:bCs/>
-          <w:color w:val="FF0000"/>
-          <w:kern w:val="36"/>
-          <w:sz w:val="28"/>
-          <w:szCs w:val="28"/>
-        </w:rPr>
-        <w:t>Two Major Problems in Software Testing</w:t>
-      </w:r>
-    </w:p>
-    <w:p>
-      <w:pPr>
-        <w:spacing w:before="240" w:line="240" w:lineRule="auto"/>
-        <w:outlineLvl w:val="1"/>
-        <w:rPr>
-          <w:rFonts w:ascii="Times New Roman" w:eastAsia="Times New Roman" w:hAnsi="Times New Roman" w:cs="Times New Roman"/>
-          <w:b/>
-          <w:bCs/>
-          <w:sz w:val="28"/>
-          <w:szCs w:val="28"/>
-        </w:rPr>
-      </w:pPr>
-      <w:r>
-        <w:rPr>
-          <w:rFonts w:ascii="Times New Roman" w:eastAsia="Times New Roman" w:hAnsi="Times New Roman" w:cs="Times New Roman"/>
-          <w:b/>
-          <w:bCs/>
-          <w:sz w:val="28"/>
-          <w:szCs w:val="28"/>
-        </w:rPr>
-        <w:t>1. How do we search?</w:t>
-      </w:r>
-    </w:p>
-    <w:p>
-      <w:pPr>
-        <w:spacing w:before="240" w:line="240" w:lineRule="auto"/>
-        <w:rPr>
-          <w:rFonts w:ascii="Times New Roman" w:eastAsia="Times New Roman" w:hAnsi="Times New Roman" w:cs="Times New Roman"/>
-          <w:sz w:val="28"/>
-          <w:szCs w:val="28"/>
-        </w:rPr>
-      </w:pPr>
-      <w:r>
-        <w:rPr>
-          <w:rFonts w:ascii="Times New Roman" w:eastAsia="Times New Roman" w:hAnsi="Times New Roman" w:cs="Times New Roman"/>
-          <w:b/>
-          <w:bCs/>
-          <w:sz w:val="28"/>
-          <w:szCs w:val="28"/>
-        </w:rPr>
-        <w:t>Problem:</w:t>
-      </w:r>
-      <w:r>
-        <w:rPr>
-          <w:rFonts w:ascii="Times New Roman" w:eastAsia="Times New Roman" w:hAnsi="Times New Roman" w:cs="Times New Roman"/>
-          <w:sz w:val="28"/>
-          <w:szCs w:val="28"/>
-        </w:rPr>
-        <w:br/>
-        <w:t>There are too many possible inputs.</w:t>
-      </w:r>
-    </w:p>
-    <w:p>
-      <w:pPr>
-        <w:spacing w:before="240" w:line="240" w:lineRule="auto"/>
-        <w:rPr>
-          <w:rFonts w:ascii="Times New Roman" w:eastAsia="Times New Roman" w:hAnsi="Times New Roman" w:cs="Times New Roman"/>
-          <w:sz w:val="28"/>
-          <w:szCs w:val="28"/>
-        </w:rPr>
-      </w:pPr>
-      <w:r>
-        <w:rPr>
-          <w:rFonts w:ascii="Times New Roman" w:eastAsia="Times New Roman" w:hAnsi="Times New Roman" w:cs="Times New Roman"/>
-          <w:b/>
-          <w:bCs/>
-          <w:sz w:val="28"/>
-          <w:szCs w:val="28"/>
-        </w:rPr>
-        <w:t>Solution:</w:t>
-      </w:r>
-      <w:r>
-        <w:rPr>
-          <w:rFonts w:ascii="Times New Roman" w:eastAsia="Times New Roman" w:hAnsi="Times New Roman" w:cs="Times New Roman"/>
-          <w:sz w:val="28"/>
-          <w:szCs w:val="28"/>
-        </w:rPr>
-        <w:br/>
-        <w:t>Coverage Criteria helps testers choose the most useful test cases instead of testing every possible input.</w:t>
-      </w:r>
-    </w:p>
-    <w:p>
-      <w:pPr>
-        <w:spacing w:before="240" w:line="240" w:lineRule="auto"/>
-        <w:outlineLvl w:val="2"/>
-        <w:rPr>
-          <w:rFonts w:ascii="Times New Roman" w:eastAsia="Times New Roman" w:hAnsi="Times New Roman" w:cs="Times New Roman"/>
-          <w:b/>
-          <w:bCs/>
-          <w:sz w:val="28"/>
-          <w:szCs w:val="28"/>
-        </w:rPr>
-      </w:pPr>
-      <w:r>
-        <w:rPr>
-          <w:rFonts w:ascii="Times New Roman" w:eastAsia="Times New Roman" w:hAnsi="Times New Roman" w:cs="Times New Roman"/>
-          <w:b/>
-          <w:bCs/>
-          <w:sz w:val="28"/>
-          <w:szCs w:val="28"/>
-        </w:rPr>
-        <w:lastRenderedPageBreak/>
-        <w:t>Practical Example</w:t>
-      </w:r>
-    </w:p>
-    <w:p>
-      <w:pPr>
-        <w:spacing w:before="240" w:line="240" w:lineRule="auto"/>
-        <w:rPr>
-          <w:rFonts w:ascii="Times New Roman" w:eastAsia="Times New Roman" w:hAnsi="Times New Roman" w:cs="Times New Roman"/>
-          <w:sz w:val="28"/>
-          <w:szCs w:val="28"/>
-        </w:rPr>
-      </w:pPr>
-      <w:r>
-        <w:rPr>
-          <w:rFonts w:ascii="Times New Roman" w:eastAsia="Times New Roman" w:hAnsi="Times New Roman" w:cs="Times New Roman"/>
-          <w:sz w:val="28"/>
-          <w:szCs w:val="28"/>
-        </w:rPr>
-        <w:t>Instead of testing all possible ages,</w:t>
-      </w:r>
-    </w:p>
-    <w:p>
-      <w:pPr>
-        <w:spacing w:before="240" w:line="240" w:lineRule="auto"/>
-        <w:rPr>
-          <w:rFonts w:ascii="Times New Roman" w:eastAsia="Times New Roman" w:hAnsi="Times New Roman" w:cs="Times New Roman"/>
-          <w:sz w:val="28"/>
-          <w:szCs w:val="28"/>
-        </w:rPr>
-      </w:pPr>
-      <w:r>
-        <w:rPr>
-          <w:rFonts w:ascii="Times New Roman" w:eastAsia="Times New Roman" w:hAnsi="Times New Roman" w:cs="Times New Roman"/>
-          <w:sz w:val="28"/>
-          <w:szCs w:val="28"/>
-        </w:rPr>
-        <w:t>Test only:</w:t>
-      </w:r>
-    </w:p>
-    <w:p>
-      <w:pPr>
-        <w:numPr>
-          <w:ilvl w:val="0"/>
-          <w:numId w:val="2"/>
-        </w:numPr>
-        <w:spacing w:before="240" w:line="240" w:lineRule="auto"/>
-        <w:rPr>
-          <w:rFonts w:ascii="Times New Roman" w:eastAsia="Times New Roman" w:hAnsi="Times New Roman" w:cs="Times New Roman"/>
-          <w:sz w:val="28"/>
-          <w:szCs w:val="28"/>
-        </w:rPr>
-      </w:pPr>
-      <w:r>
-        <w:rPr>
-          <w:rFonts w:ascii="Times New Roman" w:eastAsia="Times New Roman" w:hAnsi="Times New Roman" w:cs="Times New Roman"/>
-          <w:sz w:val="28"/>
-          <w:szCs w:val="28"/>
-        </w:rPr>
-        <w:t xml:space="preserve">Age = -1 </w:t>
-      </w:r>
-    </w:p>
-    <w:p>
-      <w:pPr>
-        <w:numPr>
-          <w:ilvl w:val="0"/>
-          <w:numId w:val="2"/>
-        </w:numPr>
-        <w:spacing w:before="240" w:line="240" w:lineRule="auto"/>
-        <w:rPr>
-          <w:rFonts w:ascii="Times New Roman" w:eastAsia="Times New Roman" w:hAnsi="Times New Roman" w:cs="Times New Roman"/>
-          <w:sz w:val="28"/>
-          <w:szCs w:val="28"/>
-        </w:rPr>
-      </w:pPr>
-      <w:r>
-        <w:rPr>
-          <w:rFonts w:ascii="Times New Roman" w:eastAsia="Times New Roman" w:hAnsi="Times New Roman" w:cs="Times New Roman"/>
-          <w:sz w:val="28"/>
-          <w:szCs w:val="28"/>
-        </w:rPr>
-        <w:t xml:space="preserve">Age = 0 </w:t>
-      </w:r>
-    </w:p>
-    <w:p>
-      <w:pPr>
-        <w:numPr>
-          <w:ilvl w:val="0"/>
-          <w:numId w:val="2"/>
-        </w:numPr>
-        <w:spacing w:before="240" w:line="240" w:lineRule="auto"/>
-        <w:rPr>
-          <w:rFonts w:ascii="Times New Roman" w:eastAsia="Times New Roman" w:hAnsi="Times New Roman" w:cs="Times New Roman"/>
-          <w:sz w:val="28"/>
-          <w:szCs w:val="28"/>
-        </w:rPr>
-      </w:pPr>
-      <w:r>
-        <w:rPr>
-          <w:rFonts w:ascii="Times New Roman" w:eastAsia="Times New Roman" w:hAnsi="Times New Roman" w:cs="Times New Roman"/>
-          <w:sz w:val="28"/>
-          <w:szCs w:val="28"/>
-        </w:rPr>
-        <w:t xml:space="preserve">Age = 18 </w:t>
-      </w:r>
-    </w:p>
-    <w:p>
-      <w:pPr>
-        <w:numPr>
-          <w:ilvl w:val="0"/>
-          <w:numId w:val="2"/>
-        </w:numPr>
-        <w:spacing w:before="240" w:line="240" w:lineRule="auto"/>
-        <w:rPr>
-          <w:rFonts w:ascii="Times New Roman" w:eastAsia="Times New Roman" w:hAnsi="Times New Roman" w:cs="Times New Roman"/>
-          <w:sz w:val="28"/>
-          <w:szCs w:val="28"/>
-        </w:rPr>
-      </w:pPr>
-      <w:r>
-        <w:rPr>
-          <w:rFonts w:ascii="Times New Roman" w:eastAsia="Times New Roman" w:hAnsi="Times New Roman" w:cs="Times New Roman"/>
-          <w:sz w:val="28"/>
-          <w:szCs w:val="28"/>
-        </w:rPr>
-        <w:t xml:space="preserve">Age = 60 </w:t>
-      </w:r>
-    </w:p>
-    <w:p>
-      <w:pPr>
-        <w:numPr>
-          <w:ilvl w:val="0"/>
-          <w:numId w:val="2"/>
-        </w:numPr>
-        <w:spacing w:before="240" w:line="240" w:lineRule="auto"/>
-        <w:rPr>
-          <w:rFonts w:ascii="Times New Roman" w:eastAsia="Times New Roman" w:hAnsi="Times New Roman" w:cs="Times New Roman"/>
-          <w:sz w:val="28"/>
-          <w:szCs w:val="28"/>
-        </w:rPr>
-      </w:pPr>
-      <w:r>
-        <w:rPr>
-          <w:rFonts w:ascii="Times New Roman" w:eastAsia="Times New Roman" w:hAnsi="Times New Roman" w:cs="Times New Roman"/>
-          <w:sz w:val="28"/>
-          <w:szCs w:val="28"/>
-        </w:rPr>
-        <w:t xml:space="preserve">Age = 100 </w:t>
-      </w:r>
-    </w:p>
-    <w:p>
-      <w:pPr>
-        <w:spacing w:before="240" w:line="240" w:lineRule="auto"/>
-        <w:rPr>
-          <w:rFonts w:ascii="Times New Roman" w:eastAsia="Times New Roman" w:hAnsi="Times New Roman" w:cs="Times New Roman"/>
-          <w:sz w:val="28"/>
-          <w:szCs w:val="28"/>
-        </w:rPr>
-      </w:pPr>
-      <w:r>
-        <w:rPr>
-          <w:rFonts w:ascii="Times New Roman" w:eastAsia="Times New Roman" w:hAnsi="Times New Roman" w:cs="Times New Roman"/>
-          <w:sz w:val="28"/>
-          <w:szCs w:val="28"/>
-        </w:rPr>
-        <w:t>These values cover important situations while using very few test cases.</w:t>
-      </w:r>
-      <w:r>
-        <w:rPr>
-          <w:rFonts w:ascii="Times New Roman" w:eastAsia="Times New Roman" w:hAnsi="Times New Roman" w:cs="Times New Roman"/>
-          <w:sz w:val="28"/>
-          <w:szCs w:val="28"/>
-        </w:rPr>
-        <w:br/>
-      </w:r>
-    </w:p>
-    <w:p>
-      <w:pPr>
-        <w:pStyle w:val="Heading2"/>
-        <w:spacing w:before="240" w:beforeAutospacing="0" w:after="160" w:afterAutospacing="0"/>
-        <w:rPr>
-          <w:sz w:val="28"/>
-          <w:szCs w:val="28"/>
-        </w:rPr>
-      </w:pPr>
-      <w:r>
-        <w:rPr>
-          <w:sz w:val="28"/>
-          <w:szCs w:val="28"/>
-        </w:rPr>
-        <w:t>2. When do we stop testing?</w:t>
-      </w:r>
-    </w:p>
-    <w:p>
-      <w:pPr>
-        <w:pStyle w:val="NormalWeb"/>
-        <w:spacing w:before="240" w:beforeAutospacing="0" w:after="160" w:afterAutospacing="0"/>
-        <w:rPr>
-          <w:sz w:val="28"/>
-          <w:szCs w:val="28"/>
-        </w:rPr>
-      </w:pPr>
-      <w:r>
-        <w:rPr>
-          <w:rStyle w:val="Strong"/>
-          <w:sz w:val="28"/>
-          <w:szCs w:val="28"/>
-        </w:rPr>
-        <w:t>Problem:</w:t>
-      </w:r>
-      <w:r>
-        <w:rPr>
-          <w:sz w:val="28"/>
-          <w:szCs w:val="28"/>
-        </w:rPr>
-        <w:br/>
-        <w:t>How do we know enough testing has been performed?</w:t>
-      </w:r>
-    </w:p>
-    <w:p>
-      <w:pPr>
-        <w:pStyle w:val="NormalWeb"/>
-        <w:spacing w:before="240" w:beforeAutospacing="0" w:after="160" w:afterAutospacing="0"/>
-        <w:rPr>
-          <w:sz w:val="28"/>
-          <w:szCs w:val="28"/>
-        </w:rPr>
-      </w:pPr>
-      <w:r>
-        <w:rPr>
-          <w:rStyle w:val="Strong"/>
-          <w:sz w:val="28"/>
-          <w:szCs w:val="28"/>
-        </w:rPr>
-        <w:t>Solution:</w:t>
-      </w:r>
-      <w:r>
-        <w:rPr>
-          <w:sz w:val="28"/>
-          <w:szCs w:val="28"/>
-        </w:rPr>
-        <w:br/>
-        <w:t>Testing can stop when the selected Coverage Criterion has been satisfied.</w:t>
-      </w:r>
-    </w:p>
-    <w:p>
-      <w:pPr>
-        <w:pStyle w:val="Heading3"/>
-        <w:spacing w:before="240" w:beforeAutospacing="0" w:after="160" w:afterAutospacing="0"/>
-        <w:rPr>
-          <w:sz w:val="28"/>
-          <w:szCs w:val="28"/>
-        </w:rPr>
-      </w:pPr>
-      <w:r>
-        <w:rPr>
-          <w:sz w:val="28"/>
-          <w:szCs w:val="28"/>
-        </w:rPr>
-        <w:t>Practical Example</w:t>
-      </w:r>
-    </w:p>
-    <w:p>
-      <w:pPr>
-        <w:pStyle w:val="NormalWeb"/>
-        <w:spacing w:before="240" w:beforeAutospacing="0" w:after="160" w:afterAutospacing="0"/>
-        <w:rPr>
-          <w:sz w:val="28"/>
-          <w:szCs w:val="28"/>
-        </w:rPr>
-      </w:pPr>
-      <w:r>
-        <w:rPr>
-          <w:sz w:val="28"/>
-          <w:szCs w:val="28"/>
-        </w:rPr>
-        <w:t xml:space="preserve">Suppose a program contains </w:t>
-      </w:r>
-      <w:r>
-        <w:rPr>
-          <w:rStyle w:val="Strong"/>
-          <w:sz w:val="28"/>
-          <w:szCs w:val="28"/>
-        </w:rPr>
-        <w:t>20 statements</w:t>
-      </w:r>
-      <w:r>
-        <w:rPr>
-          <w:sz w:val="28"/>
-          <w:szCs w:val="28"/>
-        </w:rPr>
-        <w:t>.</w:t>
-      </w:r>
-    </w:p>
-    <w:p>
-      <w:pPr>
-        <w:pStyle w:val="NormalWeb"/>
-        <w:spacing w:before="240" w:beforeAutospacing="0" w:after="160" w:afterAutospacing="0"/>
-        <w:rPr>
-          <w:sz w:val="28"/>
-          <w:szCs w:val="28"/>
-        </w:rPr>
-      </w:pPr>
-      <w:r>
-        <w:rPr>
-          <w:sz w:val="28"/>
-          <w:szCs w:val="28"/>
-        </w:rPr>
-        <w:t>When every statement has been executed at least once,</w:t>
-      </w:r>
-    </w:p>
-    <w:p>
-      <w:pPr>
-        <w:pStyle w:val="NormalWeb"/>
-        <w:spacing w:before="240" w:beforeAutospacing="0" w:after="160" w:afterAutospacing="0"/>
-        <w:rPr>
-          <w:sz w:val="28"/>
-          <w:szCs w:val="28"/>
-        </w:rPr>
-      </w:pPr>
-      <w:r>
-        <w:rPr>
-          <w:rStyle w:val="Strong"/>
-          <w:sz w:val="28"/>
-          <w:szCs w:val="28"/>
-        </w:rPr>
-        <w:t>Statement Coverage = 100%</w:t>
-      </w:r>
-    </w:p>
-    <w:p>
-      <w:pPr>
-        <w:pStyle w:val="NormalWeb"/>
-        <w:spacing w:before="240" w:beforeAutospacing="0" w:after="160" w:afterAutospacing="0"/>
-        <w:rPr>
-          <w:sz w:val="28"/>
-          <w:szCs w:val="28"/>
-        </w:rPr>
-      </w:pPr>
-      <w:r>
-        <w:rPr>
-          <w:sz w:val="28"/>
-          <w:szCs w:val="28"/>
-        </w:rPr>
-        <w:t>The tester knows that the coverage goal has been achieved.</w:t>
-      </w:r>
-    </w:p>
-    <w:p>
-      <w:pPr>
-        <w:pStyle w:val="Heading1"/>
-        <w:spacing w:before="240" w:beforeAutospacing="0" w:after="160" w:afterAutospacing="0"/>
-        <w:rPr>
-          <w:sz w:val="28"/>
-          <w:szCs w:val="28"/>
-        </w:rPr>
-      </w:pPr>
-      <w:r>
-        <w:rPr>
-          <w:sz w:val="28"/>
-          <w:szCs w:val="28"/>
-        </w:rPr>
-        <w:t xml:space="preserve"> Goals of Coverage Criteria</w:t>
-      </w:r>
-    </w:p>
-    <w:p>
-      <w:pPr>
-        <w:spacing w:before="240" w:line="240" w:lineRule="auto"/>
-        <w:rPr>
-          <w:rFonts w:ascii="Times New Roman" w:eastAsia="Times New Roman" w:hAnsi="Times New Roman" w:cs="Times New Roman"/>
-          <w:sz w:val="28"/>
-          <w:szCs w:val="28"/>
-        </w:rPr>
-      </w:pPr>
-      <w:r>
-        <w:rPr>
-          <w:rFonts w:ascii="Times New Roman" w:eastAsia="Times New Roman" w:hAnsi="Times New Roman" w:cs="Times New Roman"/>
-          <w:sz w:val="28"/>
-          <w:szCs w:val="28"/>
-        </w:rPr>
-        <w:t>Coverage Criteria helps achieve two important goals.</w:t>
-      </w:r>
-    </w:p>
-    <w:p>
-      <w:pPr>
-        <w:spacing w:before="240" w:line="240" w:lineRule="auto"/>
-        <w:outlineLvl w:val="2"/>
-        <w:rPr>
-          <w:rFonts w:ascii="Times New Roman" w:eastAsia="Times New Roman" w:hAnsi="Times New Roman" w:cs="Times New Roman"/>
-          <w:b/>
-          <w:bCs/>
-          <w:sz w:val="28"/>
-          <w:szCs w:val="28"/>
-        </w:rPr>
-      </w:pPr>
-      <w:r>
-        <w:rPr>
-          <w:rFonts w:ascii="Times New Roman" w:eastAsia="Times New Roman" w:hAnsi="Times New Roman" w:cs="Times New Roman"/>
-          <w:b/>
-          <w:bCs/>
-          <w:sz w:val="28"/>
-          <w:szCs w:val="28"/>
-        </w:rPr>
-        <w:t>1. Thorough Search</w:t>
-      </w:r>
-    </w:p>
-    <w:p>
-      <w:pPr>
-        <w:spacing w:before="240" w:line="240" w:lineRule="auto"/>
-        <w:rPr>
-          <w:rFonts w:ascii="Times New Roman" w:eastAsia="Times New Roman" w:hAnsi="Times New Roman" w:cs="Times New Roman"/>
-          <w:sz w:val="28"/>
-          <w:szCs w:val="28"/>
-        </w:rPr>
-      </w:pPr>
-      <w:r>
-        <w:rPr>
-          <w:rFonts w:ascii="Times New Roman" w:eastAsia="Times New Roman" w:hAnsi="Times New Roman" w:cs="Times New Roman"/>
-          <w:sz w:val="28"/>
-          <w:szCs w:val="28"/>
-        </w:rPr>
-        <w:t>It ensures that important parts of the software are tested.</w:t>
-      </w:r>
-    </w:p>
-    <w:p>
-      <w:pPr>
-        <w:spacing w:before="240" w:line="240" w:lineRule="auto"/>
-        <w:outlineLvl w:val="2"/>
-        <w:rPr>
-          <w:rFonts w:ascii="Times New Roman" w:eastAsia="Times New Roman" w:hAnsi="Times New Roman" w:cs="Times New Roman"/>
-          <w:b/>
-          <w:bCs/>
-          <w:sz w:val="28"/>
-          <w:szCs w:val="28"/>
-        </w:rPr>
-      </w:pPr>
-      <w:r>
-        <w:rPr>
-          <w:rFonts w:ascii="Times New Roman" w:eastAsia="Times New Roman" w:hAnsi="Times New Roman" w:cs="Times New Roman"/>
-          <w:b/>
-          <w:bCs/>
-          <w:sz w:val="28"/>
-          <w:szCs w:val="28"/>
-        </w:rPr>
-        <w:lastRenderedPageBreak/>
-        <w:t>Example</w:t>
-      </w:r>
-    </w:p>
-    <w:p>
-      <w:pPr>
-        <w:spacing w:before="240" w:line="240" w:lineRule="auto"/>
-        <w:rPr>
-          <w:rFonts w:ascii="Times New Roman" w:eastAsia="Times New Roman" w:hAnsi="Times New Roman" w:cs="Times New Roman"/>
-          <w:sz w:val="28"/>
-          <w:szCs w:val="28"/>
-        </w:rPr>
-      </w:pPr>
-      <w:r>
-        <w:rPr>
-          <w:rFonts w:ascii="Times New Roman" w:eastAsia="Times New Roman" w:hAnsi="Times New Roman" w:cs="Times New Roman"/>
-          <w:sz w:val="28"/>
-          <w:szCs w:val="28"/>
-        </w:rPr>
-        <w:t>An ATM system should test:</w:t>
-      </w:r>
-    </w:p>
-    <w:p>
-      <w:pPr>
-        <w:numPr>
-          <w:ilvl w:val="0"/>
-          <w:numId w:val="3"/>
-        </w:numPr>
-        <w:spacing w:before="240" w:line="240" w:lineRule="auto"/>
-        <w:rPr>
-          <w:rFonts w:ascii="Times New Roman" w:eastAsia="Times New Roman" w:hAnsi="Times New Roman" w:cs="Times New Roman"/>
-          <w:sz w:val="28"/>
-          <w:szCs w:val="28"/>
-        </w:rPr>
-      </w:pPr>
-      <w:r>
-        <w:rPr>
-          <w:rFonts w:ascii="Times New Roman" w:eastAsia="Times New Roman" w:hAnsi="Times New Roman" w:cs="Times New Roman"/>
-          <w:sz w:val="28"/>
-          <w:szCs w:val="28"/>
-        </w:rPr>
-        <w:t xml:space="preserve">Correct PIN </w:t>
-      </w:r>
-    </w:p>
-    <w:p>
-      <w:pPr>
-        <w:numPr>
-          <w:ilvl w:val="0"/>
-          <w:numId w:val="3"/>
-        </w:numPr>
-        <w:spacing w:before="240" w:line="240" w:lineRule="auto"/>
-        <w:rPr>
-          <w:rFonts w:ascii="Times New Roman" w:eastAsia="Times New Roman" w:hAnsi="Times New Roman" w:cs="Times New Roman"/>
-          <w:sz w:val="28"/>
-          <w:szCs w:val="28"/>
-        </w:rPr>
-      </w:pPr>
-      <w:r>
-        <w:rPr>
-          <w:rFonts w:ascii="Times New Roman" w:eastAsia="Times New Roman" w:hAnsi="Times New Roman" w:cs="Times New Roman"/>
-          <w:sz w:val="28"/>
-          <w:szCs w:val="28"/>
-        </w:rPr>
-        <w:t xml:space="preserve">Incorrect PIN </w:t>
-      </w:r>
-    </w:p>
-    <w:p>
-      <w:pPr>
-        <w:numPr>
-          <w:ilvl w:val="0"/>
-          <w:numId w:val="3"/>
-        </w:numPr>
-        <w:spacing w:before="240" w:line="240" w:lineRule="auto"/>
-        <w:rPr>
-          <w:rFonts w:ascii="Times New Roman" w:eastAsia="Times New Roman" w:hAnsi="Times New Roman" w:cs="Times New Roman"/>
-          <w:sz w:val="28"/>
-          <w:szCs w:val="28"/>
-        </w:rPr>
-      </w:pPr>
-      <w:r>
-        <w:rPr>
-          <w:rFonts w:ascii="Times New Roman" w:eastAsia="Times New Roman" w:hAnsi="Times New Roman" w:cs="Times New Roman"/>
-          <w:sz w:val="28"/>
-          <w:szCs w:val="28"/>
-        </w:rPr>
-        <w:t xml:space="preserve">Empty PIN </w:t>
-      </w:r>
-    </w:p>
-    <w:p>
-      <w:pPr>
-        <w:numPr>
-          <w:ilvl w:val="0"/>
-          <w:numId w:val="3"/>
-        </w:numPr>
-        <w:spacing w:before="240" w:line="240" w:lineRule="auto"/>
-        <w:rPr>
-          <w:rFonts w:ascii="Times New Roman" w:eastAsia="Times New Roman" w:hAnsi="Times New Roman" w:cs="Times New Roman"/>
-          <w:sz w:val="28"/>
-          <w:szCs w:val="28"/>
-        </w:rPr>
-      </w:pPr>
-      <w:r>
-        <w:rPr>
-          <w:rFonts w:ascii="Times New Roman" w:eastAsia="Times New Roman" w:hAnsi="Times New Roman" w:cs="Times New Roman"/>
-          <w:sz w:val="28"/>
-          <w:szCs w:val="28"/>
-        </w:rPr>
-        <w:t xml:space="preserve">Maximum PIN attempts </w:t>
-      </w:r>
-    </w:p>
-    <w:p>
-      <w:pPr>
-        <w:spacing w:before="240" w:line="240" w:lineRule="auto"/>
-        <w:rPr>
-          <w:rFonts w:ascii="Times New Roman" w:eastAsia="Times New Roman" w:hAnsi="Times New Roman" w:cs="Times New Roman"/>
-          <w:sz w:val="28"/>
-          <w:szCs w:val="28"/>
-        </w:rPr>
-      </w:pPr>
-      <w:r>
-        <w:rPr>
-          <w:rFonts w:ascii="Times New Roman" w:eastAsia="Times New Roman" w:hAnsi="Times New Roman" w:cs="Times New Roman"/>
-          <w:sz w:val="28"/>
-          <w:szCs w:val="28"/>
-        </w:rPr>
-        <w:t>Instead of testing only one situation.</w:t>
-      </w:r>
-    </w:p>
-    <w:p>
-      <w:pPr>
-        <w:spacing w:before="240" w:line="240" w:lineRule="auto"/>
-        <w:outlineLvl w:val="2"/>
-        <w:rPr>
-          <w:rFonts w:ascii="Times New Roman" w:eastAsia="Times New Roman" w:hAnsi="Times New Roman" w:cs="Times New Roman"/>
-          <w:b/>
-          <w:bCs/>
-          <w:sz w:val="28"/>
-          <w:szCs w:val="28"/>
-        </w:rPr>
-      </w:pPr>
-      <w:r>
-        <w:rPr>
-          <w:rFonts w:ascii="Times New Roman" w:eastAsia="Times New Roman" w:hAnsi="Times New Roman" w:cs="Times New Roman"/>
-          <w:b/>
-          <w:bCs/>
-          <w:sz w:val="28"/>
-          <w:szCs w:val="28"/>
-        </w:rPr>
-        <w:t>2. Avoid Overlapping Tests</w:t>
-      </w:r>
-    </w:p>
-    <w:p>
-      <w:pPr>
-        <w:spacing w:before="240" w:line="240" w:lineRule="auto"/>
-        <w:rPr>
-          <w:rFonts w:ascii="Times New Roman" w:eastAsia="Times New Roman" w:hAnsi="Times New Roman" w:cs="Times New Roman"/>
-          <w:sz w:val="28"/>
-          <w:szCs w:val="28"/>
-        </w:rPr>
-      </w:pPr>
-      <w:r>
-        <w:rPr>
-          <w:rFonts w:ascii="Times New Roman" w:eastAsia="Times New Roman" w:hAnsi="Times New Roman" w:cs="Times New Roman"/>
-          <w:sz w:val="28"/>
-          <w:szCs w:val="28"/>
-        </w:rPr>
-        <w:t>It reduces unnecessary duplicate test cases.</w:t>
-      </w:r>
-    </w:p>
-    <w:p>
-      <w:pPr>
-        <w:spacing w:before="240" w:line="240" w:lineRule="auto"/>
-        <w:outlineLvl w:val="2"/>
-        <w:rPr>
-          <w:rFonts w:ascii="Times New Roman" w:eastAsia="Times New Roman" w:hAnsi="Times New Roman" w:cs="Times New Roman"/>
-          <w:b/>
-          <w:bCs/>
-          <w:sz w:val="28"/>
-          <w:szCs w:val="28"/>
-        </w:rPr>
-      </w:pPr>
-      <w:r>
-        <w:rPr>
-          <w:rFonts w:ascii="Times New Roman" w:eastAsia="Times New Roman" w:hAnsi="Times New Roman" w:cs="Times New Roman"/>
-          <w:b/>
-          <w:bCs/>
-          <w:sz w:val="28"/>
-          <w:szCs w:val="28"/>
-        </w:rPr>
-        <w:t>Example</w:t>
-      </w:r>
-    </w:p>
-    <w:p>
-      <w:pPr>
-        <w:spacing w:before="240" w:line="240" w:lineRule="auto"/>
-        <w:rPr>
-          <w:rFonts w:ascii="Times New Roman" w:eastAsia="Times New Roman" w:hAnsi="Times New Roman" w:cs="Times New Roman"/>
-          <w:sz w:val="28"/>
-          <w:szCs w:val="28"/>
-        </w:rPr>
-      </w:pPr>
-      <w:r>
-        <w:rPr>
-          <w:rFonts w:ascii="Times New Roman" w:eastAsia="Times New Roman" w:hAnsi="Times New Roman" w:cs="Times New Roman"/>
-          <w:sz w:val="28"/>
-          <w:szCs w:val="28"/>
-        </w:rPr>
-        <w:t>Testing:</w:t>
-      </w:r>
-    </w:p>
-    <w:p>
-      <w:pPr>
-        <w:numPr>
-          <w:ilvl w:val="0"/>
-          <w:numId w:val="4"/>
-        </w:numPr>
-        <w:spacing w:before="240" w:line="240" w:lineRule="auto"/>
-        <w:rPr>
-          <w:rFonts w:ascii="Times New Roman" w:eastAsia="Times New Roman" w:hAnsi="Times New Roman" w:cs="Times New Roman"/>
-          <w:sz w:val="28"/>
-          <w:szCs w:val="28"/>
-        </w:rPr>
-      </w:pPr>
-      <w:r>
-        <w:rPr>
-          <w:rFonts w:ascii="Times New Roman" w:eastAsia="Times New Roman" w:hAnsi="Times New Roman" w:cs="Times New Roman"/>
-          <w:sz w:val="28"/>
-          <w:szCs w:val="28"/>
-        </w:rPr>
-        <w:t xml:space="preserve">Login with wrong password </w:t>
-      </w:r>
-    </w:p>
-    <w:p>
-      <w:pPr>
-        <w:numPr>
-          <w:ilvl w:val="0"/>
-          <w:numId w:val="4"/>
-        </w:numPr>
-        <w:spacing w:before="240" w:line="240" w:lineRule="auto"/>
-        <w:rPr>
-          <w:rFonts w:ascii="Times New Roman" w:eastAsia="Times New Roman" w:hAnsi="Times New Roman" w:cs="Times New Roman"/>
-          <w:sz w:val="28"/>
-          <w:szCs w:val="28"/>
-        </w:rPr>
-      </w:pPr>
-      <w:r>
-        <w:rPr>
-          <w:rFonts w:ascii="Times New Roman" w:eastAsia="Times New Roman" w:hAnsi="Times New Roman" w:cs="Times New Roman"/>
-          <w:sz w:val="28"/>
-          <w:szCs w:val="28"/>
-        </w:rPr>
-        <w:t xml:space="preserve">Login with wrong password again </w:t>
-      </w:r>
-    </w:p>
-    <w:p>
-      <w:pPr>
-        <w:spacing w:before="240" w:line="240" w:lineRule="auto"/>
-        <w:rPr>
-          <w:rFonts w:ascii="Times New Roman" w:eastAsia="Times New Roman" w:hAnsi="Times New Roman" w:cs="Times New Roman"/>
-          <w:sz w:val="28"/>
-          <w:szCs w:val="28"/>
-        </w:rPr>
-      </w:pPr>
-      <w:r>
-        <w:rPr>
-          <w:rFonts w:ascii="Times New Roman" w:eastAsia="Times New Roman" w:hAnsi="Times New Roman" w:cs="Times New Roman"/>
-          <w:sz w:val="28"/>
-          <w:szCs w:val="28"/>
-        </w:rPr>
-        <w:t>These two tests are almost identical.</w:t>
-      </w:r>
-    </w:p>
-    <w:p>
-      <w:pPr>
-        <w:spacing w:before="240" w:line="240" w:lineRule="auto"/>
-        <w:rPr>
-          <w:rFonts w:ascii="Times New Roman" w:eastAsia="Times New Roman" w:hAnsi="Times New Roman" w:cs="Times New Roman"/>
-          <w:sz w:val="28"/>
-          <w:szCs w:val="28"/>
-        </w:rPr>
-      </w:pPr>
-      <w:r>
-        <w:rPr>
-          <w:rFonts w:ascii="Times New Roman" w:eastAsia="Times New Roman" w:hAnsi="Times New Roman" w:cs="Times New Roman"/>
-          <w:sz w:val="28"/>
-          <w:szCs w:val="28"/>
-        </w:rPr>
-        <w:t>Instead, replace the second one with</w:t>
-      </w:r>
-    </w:p>
-    <w:p>
-      <w:pPr>
-        <w:numPr>
-          <w:ilvl w:val="0"/>
-          <w:numId w:val="5"/>
-        </w:numPr>
-        <w:spacing w:before="240" w:line="240" w:lineRule="auto"/>
-        <w:rPr>
-          <w:rFonts w:ascii="Times New Roman" w:eastAsia="Times New Roman" w:hAnsi="Times New Roman" w:cs="Times New Roman"/>
-          <w:sz w:val="28"/>
-          <w:szCs w:val="28"/>
-        </w:rPr>
-      </w:pPr>
-      <w:r>
-        <w:rPr>
-          <w:rFonts w:ascii="Times New Roman" w:eastAsia="Times New Roman" w:hAnsi="Times New Roman" w:cs="Times New Roman"/>
-          <w:sz w:val="28"/>
-          <w:szCs w:val="28"/>
-        </w:rPr>
-        <w:t xml:space="preserve">Login using an empty password </w:t>
-      </w:r>
-    </w:p>
-    <w:p>
-      <w:pPr>
-        <w:spacing w:before="240" w:line="240" w:lineRule="auto"/>
-        <w:rPr>
-          <w:rFonts w:ascii="Times New Roman" w:eastAsia="Times New Roman" w:hAnsi="Times New Roman" w:cs="Times New Roman"/>
-          <w:sz w:val="28"/>
-          <w:szCs w:val="28"/>
-        </w:rPr>
-      </w:pPr>
-      <w:r>
-        <w:rPr>
-          <w:rFonts w:ascii="Times New Roman" w:eastAsia="Times New Roman" w:hAnsi="Times New Roman" w:cs="Times New Roman"/>
-          <w:sz w:val="28"/>
-          <w:szCs w:val="28"/>
-        </w:rPr>
-        <w:t>This increases coverage.</w:t>
-      </w:r>
-    </w:p>
-    <w:p>
-      <w:pPr>
-        <w:spacing w:before="240" w:line="240" w:lineRule="auto"/>
-        <w:outlineLvl w:val="0"/>
-        <w:rPr>
-          <w:rFonts w:ascii="Times New Roman" w:eastAsia="Times New Roman" w:hAnsi="Times New Roman" w:cs="Times New Roman"/>
-          <w:b/>
-          <w:bCs/>
-          <w:sz w:val="28"/>
-          <w:szCs w:val="28"/>
-        </w:rPr>
-      </w:pPr>
-      <w:r>
-        <w:rPr>
-          <w:rFonts w:ascii="Times New Roman" w:eastAsia="Times New Roman" w:hAnsi="Times New Roman" w:cs="Times New Roman"/>
-          <w:b/>
-          <w:bCs/>
-          <w:color w:val="FF0000"/>
-          <w:kern w:val="36"/>
-          <w:sz w:val="28"/>
-          <w:szCs w:val="28"/>
-        </w:rPr>
-        <w:t>Test Criterion</w:t>
-      </w:r>
-    </w:p>
-    <w:p>
-      <w:pPr>
-        <w:spacing w:before="240" w:line="240" w:lineRule="auto"/>
-        <w:rPr>
-          <w:rFonts w:ascii="Times New Roman" w:eastAsia="Times New Roman" w:hAnsi="Times New Roman" w:cs="Times New Roman"/>
-          <w:sz w:val="28"/>
-          <w:szCs w:val="28"/>
-        </w:rPr>
-      </w:pPr>
-      <w:r>
-        <w:rPr>
-          <w:rFonts w:ascii="Times New Roman" w:eastAsia="Times New Roman" w:hAnsi="Times New Roman" w:cs="Times New Roman"/>
-          <w:sz w:val="28"/>
-          <w:szCs w:val="28"/>
-        </w:rPr>
-        <w:t xml:space="preserve">A </w:t>
-      </w:r>
-      <w:r>
-        <w:rPr>
-          <w:rFonts w:ascii="Times New Roman" w:eastAsia="Times New Roman" w:hAnsi="Times New Roman" w:cs="Times New Roman"/>
-          <w:b/>
-          <w:bCs/>
-          <w:sz w:val="28"/>
-          <w:szCs w:val="28"/>
-        </w:rPr>
-        <w:t>Test Criterion</w:t>
-      </w:r>
-      <w:r>
-        <w:rPr>
-          <w:rFonts w:ascii="Times New Roman" w:eastAsia="Times New Roman" w:hAnsi="Times New Roman" w:cs="Times New Roman"/>
-          <w:sz w:val="28"/>
-          <w:szCs w:val="28"/>
-        </w:rPr>
-        <w:t xml:space="preserve"> is a collection of rules and procedures that defines </w:t>
-      </w:r>
-      <w:r>
-        <w:rPr>
-          <w:rFonts w:ascii="Times New Roman" w:eastAsia="Times New Roman" w:hAnsi="Times New Roman" w:cs="Times New Roman"/>
-          <w:b/>
-          <w:bCs/>
-          <w:sz w:val="28"/>
-          <w:szCs w:val="28"/>
-        </w:rPr>
-        <w:t>what must be tested</w:t>
-      </w:r>
-      <w:r>
-        <w:rPr>
-          <w:rFonts w:ascii="Times New Roman" w:eastAsia="Times New Roman" w:hAnsi="Times New Roman" w:cs="Times New Roman"/>
-          <w:sz w:val="28"/>
-          <w:szCs w:val="28"/>
-        </w:rPr>
-        <w:t xml:space="preserve"> and </w:t>
-      </w:r>
-      <w:r>
-        <w:rPr>
-          <w:rFonts w:ascii="Times New Roman" w:eastAsia="Times New Roman" w:hAnsi="Times New Roman" w:cs="Times New Roman"/>
-          <w:b/>
-          <w:bCs/>
-          <w:sz w:val="28"/>
-          <w:szCs w:val="28"/>
-        </w:rPr>
-        <w:t>how testing requirements are determined</w:t>
-      </w:r>
-      <w:r>
-        <w:rPr>
-          <w:rFonts w:ascii="Times New Roman" w:eastAsia="Times New Roman" w:hAnsi="Times New Roman" w:cs="Times New Roman"/>
-          <w:sz w:val="28"/>
-          <w:szCs w:val="28"/>
-        </w:rPr>
-        <w:t>.</w:t>
-      </w:r>
-    </w:p>
-    <w:p>
-      <w:pPr>
-        <w:spacing w:before="240" w:line="240" w:lineRule="auto"/>
-        <w:rPr>
-          <w:rFonts w:ascii="Times New Roman" w:eastAsia="Times New Roman" w:hAnsi="Times New Roman" w:cs="Times New Roman"/>
-          <w:sz w:val="28"/>
-          <w:szCs w:val="28"/>
-        </w:rPr>
-      </w:pPr>
-      <w:r>
-        <w:rPr>
-          <w:rFonts w:ascii="Times New Roman" w:eastAsia="Times New Roman" w:hAnsi="Times New Roman" w:cs="Times New Roman"/>
-          <w:b/>
-          <w:bCs/>
-          <w:sz w:val="28"/>
-          <w:szCs w:val="28"/>
-        </w:rPr>
-        <w:t>Easy Memory Tip:</w:t>
-      </w:r>
-      <w:r>
-        <w:rPr>
-          <w:rFonts w:ascii="Times New Roman" w:eastAsia="Times New Roman" w:hAnsi="Times New Roman" w:cs="Times New Roman"/>
-          <w:sz w:val="28"/>
-          <w:szCs w:val="28"/>
-        </w:rPr>
-        <w:br/>
-      </w:r>
-      <w:r>
-        <w:rPr>
-          <w:rFonts w:ascii="Times New Roman" w:eastAsia="Times New Roman" w:hAnsi="Times New Roman" w:cs="Times New Roman"/>
-          <w:b/>
-          <w:bCs/>
-          <w:sz w:val="28"/>
-          <w:szCs w:val="28"/>
-        </w:rPr>
-        <w:t>Test Criterion = Testing Rules</w:t>
-      </w:r>
-    </w:p>
-    <w:p>
-      <w:pPr>
-        <w:spacing w:before="240" w:line="240" w:lineRule="auto"/>
-        <w:outlineLvl w:val="2"/>
-        <w:rPr>
-          <w:rFonts w:ascii="Times New Roman" w:eastAsia="Times New Roman" w:hAnsi="Times New Roman" w:cs="Times New Roman"/>
-          <w:b/>
-          <w:bCs/>
-          <w:sz w:val="28"/>
-          <w:szCs w:val="28"/>
-        </w:rPr>
-      </w:pPr>
-      <w:r>
-        <w:rPr>
-          <w:rFonts w:ascii="Times New Roman" w:eastAsia="Times New Roman" w:hAnsi="Times New Roman" w:cs="Times New Roman"/>
-          <w:b/>
-          <w:bCs/>
-          <w:sz w:val="28"/>
-          <w:szCs w:val="28"/>
-        </w:rPr>
-        <w:t>Examples</w:t>
-      </w:r>
-    </w:p>
-    <w:p>
-      <w:pPr>
-        <w:numPr>
-          <w:ilvl w:val="0"/>
-          <w:numId w:val="6"/>
-        </w:numPr>
-        <w:spacing w:before="240" w:line="240" w:lineRule="auto"/>
-        <w:rPr>
-          <w:rFonts w:ascii="Times New Roman" w:eastAsia="Times New Roman" w:hAnsi="Times New Roman" w:cs="Times New Roman"/>
-          <w:sz w:val="28"/>
-          <w:szCs w:val="28"/>
-        </w:rPr>
-      </w:pPr>
-      <w:r>
-        <w:rPr>
-          <w:rFonts w:ascii="Times New Roman" w:eastAsia="Times New Roman" w:hAnsi="Times New Roman" w:cs="Times New Roman"/>
-          <w:sz w:val="28"/>
-          <w:szCs w:val="28"/>
-        </w:rPr>
-        <w:t xml:space="preserve">Cover every statement. </w:t>
-      </w:r>
-    </w:p>
-    <w:p>
-      <w:pPr>
-        <w:numPr>
-          <w:ilvl w:val="0"/>
-          <w:numId w:val="6"/>
-        </w:numPr>
-        <w:spacing w:before="240" w:line="240" w:lineRule="auto"/>
-        <w:rPr>
-          <w:rFonts w:ascii="Times New Roman" w:eastAsia="Times New Roman" w:hAnsi="Times New Roman" w:cs="Times New Roman"/>
-          <w:sz w:val="28"/>
-          <w:szCs w:val="28"/>
-        </w:rPr>
-      </w:pPr>
-      <w:r>
-        <w:rPr>
-          <w:rFonts w:ascii="Times New Roman" w:eastAsia="Times New Roman" w:hAnsi="Times New Roman" w:cs="Times New Roman"/>
-          <w:sz w:val="28"/>
-          <w:szCs w:val="28"/>
-        </w:rPr>
-        <w:lastRenderedPageBreak/>
-        <w:t xml:space="preserve">Cover every branch. </w:t>
-      </w:r>
-    </w:p>
-    <w:p>
-      <w:pPr>
-        <w:numPr>
-          <w:ilvl w:val="0"/>
-          <w:numId w:val="6"/>
-        </w:numPr>
-        <w:spacing w:before="240" w:line="240" w:lineRule="auto"/>
-        <w:rPr>
-          <w:rFonts w:ascii="Times New Roman" w:eastAsia="Times New Roman" w:hAnsi="Times New Roman" w:cs="Times New Roman"/>
-          <w:sz w:val="28"/>
-          <w:szCs w:val="28"/>
-        </w:rPr>
-      </w:pPr>
-      <w:r>
-        <w:rPr>
-          <w:rFonts w:ascii="Times New Roman" w:eastAsia="Times New Roman" w:hAnsi="Times New Roman" w:cs="Times New Roman"/>
-          <w:sz w:val="28"/>
-          <w:szCs w:val="28"/>
-        </w:rPr>
-        <w:t xml:space="preserve">Cover every functional requirement. </w:t>
-      </w:r>
-    </w:p>
-    <w:p>
-      <w:pPr>
-        <w:spacing w:before="240" w:line="240" w:lineRule="auto"/>
-        <w:outlineLvl w:val="0"/>
-        <w:rPr>
-          <w:rFonts w:ascii="Times New Roman" w:eastAsia="Times New Roman" w:hAnsi="Times New Roman" w:cs="Times New Roman"/>
-          <w:b/>
-          <w:bCs/>
-          <w:sz w:val="28"/>
-          <w:szCs w:val="28"/>
-        </w:rPr>
-      </w:pPr>
-      <w:r>
-        <w:rPr>
-          <w:rFonts w:ascii="Times New Roman" w:eastAsia="Times New Roman" w:hAnsi="Times New Roman" w:cs="Times New Roman"/>
-          <w:b/>
-          <w:bCs/>
-          <w:color w:val="FF0000"/>
-          <w:kern w:val="36"/>
-          <w:sz w:val="28"/>
-          <w:szCs w:val="28"/>
-        </w:rPr>
-        <w:t>Test Requirement</w:t>
-      </w:r>
-    </w:p>
-    <w:p>
-      <w:pPr>
-        <w:spacing w:before="240" w:line="240" w:lineRule="auto"/>
-        <w:rPr>
-          <w:rFonts w:ascii="Times New Roman" w:eastAsia="Times New Roman" w:hAnsi="Times New Roman" w:cs="Times New Roman"/>
-          <w:sz w:val="28"/>
-          <w:szCs w:val="28"/>
-        </w:rPr>
-      </w:pPr>
-      <w:r>
-        <w:rPr>
-          <w:rFonts w:ascii="Times New Roman" w:eastAsia="Times New Roman" w:hAnsi="Times New Roman" w:cs="Times New Roman"/>
-          <w:sz w:val="28"/>
-          <w:szCs w:val="28"/>
-        </w:rPr>
-        <w:t xml:space="preserve">A </w:t>
-      </w:r>
-      <w:r>
-        <w:rPr>
-          <w:rFonts w:ascii="Times New Roman" w:eastAsia="Times New Roman" w:hAnsi="Times New Roman" w:cs="Times New Roman"/>
-          <w:b/>
-          <w:bCs/>
-          <w:sz w:val="28"/>
-          <w:szCs w:val="28"/>
-        </w:rPr>
-        <w:t>Test Requirement</w:t>
-      </w:r>
-      <w:r>
-        <w:rPr>
-          <w:rFonts w:ascii="Times New Roman" w:eastAsia="Times New Roman" w:hAnsi="Times New Roman" w:cs="Times New Roman"/>
-          <w:sz w:val="28"/>
-          <w:szCs w:val="28"/>
-        </w:rPr>
-        <w:t xml:space="preserve"> is a specific software element that </w:t>
-      </w:r>
-      <w:r>
-        <w:rPr>
-          <w:rFonts w:ascii="Times New Roman" w:eastAsia="Times New Roman" w:hAnsi="Times New Roman" w:cs="Times New Roman"/>
-          <w:b/>
-          <w:bCs/>
-          <w:sz w:val="28"/>
-          <w:szCs w:val="28"/>
-        </w:rPr>
-        <w:t>must be tested</w:t>
-      </w:r>
-      <w:r>
-        <w:rPr>
-          <w:rFonts w:ascii="Times New Roman" w:eastAsia="Times New Roman" w:hAnsi="Times New Roman" w:cs="Times New Roman"/>
-          <w:sz w:val="28"/>
-          <w:szCs w:val="28"/>
-        </w:rPr>
-        <w:t xml:space="preserve"> to satisfy a particular Test Criterion.</w:t>
-      </w:r>
-    </w:p>
-    <w:p>
-      <w:pPr>
-        <w:spacing w:before="240" w:line="240" w:lineRule="auto"/>
-        <w:rPr>
-          <w:rFonts w:ascii="Times New Roman" w:eastAsia="Times New Roman" w:hAnsi="Times New Roman" w:cs="Times New Roman"/>
-          <w:sz w:val="28"/>
-          <w:szCs w:val="28"/>
-        </w:rPr>
-      </w:pPr>
-      <w:r>
-        <w:rPr>
-          <w:rFonts w:ascii="Times New Roman" w:eastAsia="Times New Roman" w:hAnsi="Times New Roman" w:cs="Times New Roman"/>
-          <w:b/>
-          <w:bCs/>
-          <w:sz w:val="28"/>
-          <w:szCs w:val="28"/>
-        </w:rPr>
-        <w:t>Easy Memory Tip:</w:t>
-      </w:r>
-      <w:r>
-        <w:rPr>
-          <w:rFonts w:ascii="Times New Roman" w:eastAsia="Times New Roman" w:hAnsi="Times New Roman" w:cs="Times New Roman"/>
-          <w:sz w:val="28"/>
-          <w:szCs w:val="28"/>
-        </w:rPr>
-        <w:br/>
-      </w:r>
-      <w:r>
-        <w:rPr>
-          <w:rFonts w:ascii="Times New Roman" w:eastAsia="Times New Roman" w:hAnsi="Times New Roman" w:cs="Times New Roman"/>
-          <w:b/>
-          <w:bCs/>
-          <w:sz w:val="28"/>
-          <w:szCs w:val="28"/>
-        </w:rPr>
-        <w:t>Test Requirement = The actual item that must be covered.</w:t>
-      </w:r>
-    </w:p>
-    <w:p>
-      <w:pPr>
-        <w:spacing w:before="240" w:line="240" w:lineRule="auto"/>
-        <w:outlineLvl w:val="2"/>
-        <w:rPr>
-          <w:rFonts w:ascii="Times New Roman" w:eastAsia="Times New Roman" w:hAnsi="Times New Roman" w:cs="Times New Roman"/>
-          <w:b/>
-          <w:bCs/>
-          <w:sz w:val="28"/>
-          <w:szCs w:val="28"/>
-        </w:rPr>
-      </w:pPr>
-      <w:r>
-        <w:rPr>
-          <w:rFonts w:ascii="Times New Roman" w:eastAsia="Times New Roman" w:hAnsi="Times New Roman" w:cs="Times New Roman"/>
-          <w:b/>
-          <w:bCs/>
-          <w:sz w:val="28"/>
-          <w:szCs w:val="28"/>
-        </w:rPr>
-        <w:t>Examples</w:t>
-      </w:r>
-    </w:p>
-    <w:p>
-      <w:pPr>
-        <w:spacing w:before="240" w:line="240" w:lineRule="auto"/>
-        <w:rPr>
-          <w:rFonts w:ascii="Times New Roman" w:eastAsia="Times New Roman" w:hAnsi="Times New Roman" w:cs="Times New Roman"/>
-          <w:sz w:val="28"/>
-          <w:szCs w:val="28"/>
-        </w:rPr>
-      </w:pPr>
-      <w:r>
-        <w:rPr>
-          <w:rFonts w:ascii="Times New Roman" w:eastAsia="Times New Roman" w:hAnsi="Times New Roman" w:cs="Times New Roman"/>
-          <w:sz w:val="28"/>
-          <w:szCs w:val="28"/>
-        </w:rPr>
-        <w:t>If the Test Criterion is</w:t>
-      </w:r>
-    </w:p>
-    <w:p>
-      <w:pPr>
-        <w:spacing w:before="240" w:line="240" w:lineRule="auto"/>
-        <w:rPr>
-          <w:rFonts w:ascii="Times New Roman" w:eastAsia="Times New Roman" w:hAnsi="Times New Roman" w:cs="Times New Roman"/>
-          <w:sz w:val="28"/>
-          <w:szCs w:val="28"/>
-        </w:rPr>
-      </w:pPr>
-      <w:r>
-        <w:rPr>
-          <w:rFonts w:ascii="Times New Roman" w:eastAsia="Times New Roman" w:hAnsi="Times New Roman" w:cs="Times New Roman"/>
-          <w:b/>
-          <w:bCs/>
-          <w:sz w:val="28"/>
-          <w:szCs w:val="28"/>
-        </w:rPr>
-        <w:t>"Cover every statement."</w:t>
-      </w:r>
-    </w:p>
-    <w:p>
-      <w:pPr>
-        <w:spacing w:before="240" w:line="240" w:lineRule="auto"/>
-        <w:rPr>
-          <w:rFonts w:ascii="Times New Roman" w:eastAsia="Times New Roman" w:hAnsi="Times New Roman" w:cs="Times New Roman"/>
-          <w:sz w:val="28"/>
-          <w:szCs w:val="28"/>
-        </w:rPr>
-      </w:pPr>
-      <w:r>
-        <w:rPr>
-          <w:rFonts w:ascii="Times New Roman" w:eastAsia="Times New Roman" w:hAnsi="Times New Roman" w:cs="Times New Roman"/>
-          <w:sz w:val="28"/>
-          <w:szCs w:val="28"/>
-        </w:rPr>
-        <w:t>Then</w:t>
-      </w:r>
-    </w:p>
-    <w:p>
-      <w:pPr>
-        <w:spacing w:before="240" w:line="240" w:lineRule="auto"/>
-        <w:rPr>
-          <w:rFonts w:ascii="Times New Roman" w:eastAsia="Times New Roman" w:hAnsi="Times New Roman" w:cs="Times New Roman"/>
-          <w:sz w:val="28"/>
-          <w:szCs w:val="28"/>
-        </w:rPr>
-      </w:pPr>
-      <w:r>
-        <w:rPr>
-          <w:rFonts w:ascii="Times New Roman" w:eastAsia="Times New Roman" w:hAnsi="Times New Roman" w:cs="Times New Roman"/>
-          <w:sz w:val="28"/>
-          <w:szCs w:val="28"/>
-        </w:rPr>
-        <w:t xml:space="preserve">Every individual statement becomes a </w:t>
-      </w:r>
-      <w:r>
-        <w:rPr>
-          <w:rFonts w:ascii="Times New Roman" w:eastAsia="Times New Roman" w:hAnsi="Times New Roman" w:cs="Times New Roman"/>
-          <w:b/>
-          <w:bCs/>
-          <w:sz w:val="28"/>
-          <w:szCs w:val="28"/>
-        </w:rPr>
-        <w:t>Test Requirement</w:t>
-      </w:r>
-      <w:r>
-        <w:rPr>
-          <w:rFonts w:ascii="Times New Roman" w:eastAsia="Times New Roman" w:hAnsi="Times New Roman" w:cs="Times New Roman"/>
-          <w:sz w:val="28"/>
-          <w:szCs w:val="28"/>
-        </w:rPr>
-        <w:t>.</w:t>
-      </w:r>
-    </w:p>
-    <w:p>
-      <w:pPr>
-        <w:spacing w:before="240" w:line="240" w:lineRule="auto"/>
-        <w:rPr>
-          <w:rFonts w:ascii="Times New Roman" w:eastAsia="Times New Roman" w:hAnsi="Times New Roman" w:cs="Times New Roman"/>
-          <w:sz w:val="28"/>
-          <w:szCs w:val="28"/>
-        </w:rPr>
-      </w:pPr>
-      <w:r>
-        <w:rPr>
-          <w:rFonts w:ascii="Times New Roman" w:eastAsia="Times New Roman" w:hAnsi="Times New Roman" w:cs="Times New Roman"/>
-          <w:sz w:val="28"/>
-          <w:szCs w:val="28"/>
-        </w:rPr>
-        <w:t>If the Test Criterion is</w:t>
-      </w:r>
-    </w:p>
-    <w:p>
-      <w:pPr>
-        <w:spacing w:before="240" w:line="240" w:lineRule="auto"/>
-        <w:rPr>
-          <w:rFonts w:ascii="Times New Roman" w:eastAsia="Times New Roman" w:hAnsi="Times New Roman" w:cs="Times New Roman"/>
-          <w:sz w:val="28"/>
-          <w:szCs w:val="28"/>
-        </w:rPr>
-      </w:pPr>
-      <w:r>
-        <w:rPr>
-          <w:rFonts w:ascii="Times New Roman" w:eastAsia="Times New Roman" w:hAnsi="Times New Roman" w:cs="Times New Roman"/>
-          <w:b/>
-          <w:bCs/>
-          <w:sz w:val="28"/>
-          <w:szCs w:val="28"/>
-        </w:rPr>
-        <w:t>"Cover every functional requirement."</w:t>
-      </w:r>
-    </w:p>
-    <w:p>
-      <w:pPr>
-        <w:spacing w:before="240" w:line="240" w:lineRule="auto"/>
-        <w:rPr>
-          <w:rFonts w:ascii="Times New Roman" w:eastAsia="Times New Roman" w:hAnsi="Times New Roman" w:cs="Times New Roman"/>
-          <w:sz w:val="28"/>
-          <w:szCs w:val="28"/>
-        </w:rPr>
-      </w:pPr>
-      <w:r>
-        <w:rPr>
-          <w:rFonts w:ascii="Times New Roman" w:eastAsia="Times New Roman" w:hAnsi="Times New Roman" w:cs="Times New Roman"/>
-          <w:sz w:val="28"/>
-          <w:szCs w:val="28"/>
-        </w:rPr>
-        <w:t>Then</w:t>
-      </w:r>
-    </w:p>
-    <w:p>
-      <w:pPr>
-        <w:spacing w:before="240" w:line="240" w:lineRule="auto"/>
-        <w:rPr>
-          <w:rFonts w:ascii="Times New Roman" w:eastAsia="Times New Roman" w:hAnsi="Times New Roman" w:cs="Times New Roman"/>
-          <w:sz w:val="28"/>
-          <w:szCs w:val="28"/>
-        </w:rPr>
-      </w:pPr>
-      <w:r>
-        <w:rPr>
-          <w:rFonts w:ascii="Times New Roman" w:eastAsia="Times New Roman" w:hAnsi="Times New Roman" w:cs="Times New Roman"/>
-          <w:sz w:val="28"/>
-          <w:szCs w:val="28"/>
-        </w:rPr>
-        <w:t xml:space="preserve">Every software function becomes a </w:t>
-      </w:r>
-      <w:r>
-        <w:rPr>
-          <w:rFonts w:ascii="Times New Roman" w:eastAsia="Times New Roman" w:hAnsi="Times New Roman" w:cs="Times New Roman"/>
-          <w:b/>
-          <w:bCs/>
-          <w:sz w:val="28"/>
-          <w:szCs w:val="28"/>
-        </w:rPr>
-        <w:t>Test Requirement</w:t>
-      </w:r>
-      <w:r>
-        <w:rPr>
-          <w:rFonts w:ascii="Times New Roman" w:eastAsia="Times New Roman" w:hAnsi="Times New Roman" w:cs="Times New Roman"/>
-          <w:sz w:val="28"/>
-          <w:szCs w:val="28"/>
-        </w:rPr>
-        <w:t>.</w:t>
-      </w:r>
-    </w:p>
-    <w:p>
-      <w:pPr>
-        <w:spacing w:before="240" w:line="240" w:lineRule="auto"/>
-        <w:outlineLvl w:val="0"/>
-        <w:rPr>
-          <w:rFonts w:ascii="Times New Roman" w:eastAsia="Times New Roman" w:hAnsi="Times New Roman" w:cs="Times New Roman"/>
-          <w:b/>
-          <w:bCs/>
-          <w:kern w:val="36"/>
-          <w:sz w:val="28"/>
-          <w:szCs w:val="28"/>
-        </w:rPr>
-      </w:pPr>
-      <w:r>
-        <w:rPr>
-          <w:rFonts w:ascii="Times New Roman" w:eastAsia="Times New Roman" w:hAnsi="Times New Roman" w:cs="Times New Roman"/>
-          <w:b/>
-          <w:bCs/>
-          <w:kern w:val="36"/>
-          <w:sz w:val="28"/>
-          <w:szCs w:val="28"/>
-        </w:rPr>
-        <w:t>Practical Example</w:t>
-      </w:r>
-    </w:p>
-    <w:p>
-      <w:pPr>
-        <w:spacing w:before="240" w:line="240" w:lineRule="auto"/>
-        <w:rPr>
-          <w:rFonts w:ascii="Times New Roman" w:eastAsia="Times New Roman" w:hAnsi="Times New Roman" w:cs="Times New Roman"/>
-          <w:sz w:val="28"/>
-          <w:szCs w:val="28"/>
-        </w:rPr>
-      </w:pPr>
-      <w:r>
-        <w:rPr>
-          <w:rFonts w:ascii="Times New Roman" w:eastAsia="Times New Roman" w:hAnsi="Times New Roman" w:cs="Times New Roman"/>
-          <w:sz w:val="28"/>
-          <w:szCs w:val="28"/>
-        </w:rPr>
-        <w:t>Consider the following program:</w:t>
+          <w:sz w:val="20"/>
+          <w:szCs w:val="20"/>
+        </w:rPr>
+        <w:t>Node n)</w:t>
       </w:r>
     </w:p>
     <w:p>
@@ -2052,30 +866,20 @@
           <w:tab w:val="left" w:pos="13740"/>
           <w:tab w:val="left" w:pos="14656"/>
         </w:tabs>
-        <w:spacing w:before="240" w:line="240" w:lineRule="auto"/>
+        <w:spacing w:after="0" w:line="240" w:lineRule="auto"/>
         <w:rPr>
           <w:rFonts w:ascii="Courier New" w:eastAsia="Times New Roman" w:hAnsi="Courier New" w:cs="Courier New"/>
-          <w:sz w:val="28"/>
-          <w:szCs w:val="28"/>
-        </w:rPr>
-      </w:pPr>
-      <w:proofErr w:type="gramStart"/>
+          <w:sz w:val="20"/>
+          <w:szCs w:val="20"/>
+        </w:rPr>
+      </w:pPr>
       <w:r>
         <w:rPr>
           <w:rFonts w:ascii="Courier New" w:eastAsia="Times New Roman" w:hAnsi="Courier New" w:cs="Courier New"/>
-          <w:sz w:val="28"/>
-          <w:szCs w:val="28"/>
-        </w:rPr>
-        <w:t>if(</w:t>
-      </w:r>
-      <w:proofErr w:type="gramEnd"/>
-      <w:r>
-        <w:rPr>
-          <w:rFonts w:ascii="Courier New" w:eastAsia="Times New Roman" w:hAnsi="Courier New" w:cs="Courier New"/>
-          <w:sz w:val="28"/>
-          <w:szCs w:val="28"/>
-        </w:rPr>
-        <w:t>age &gt;= 18)</w:t>
+          <w:sz w:val="20"/>
+          <w:szCs w:val="20"/>
+        </w:rPr>
+        <w:t>{</w:t>
       </w:r>
     </w:p>
     <w:p>
@@ -2098,38 +902,112 @@
           <w:tab w:val="left" w:pos="13740"/>
           <w:tab w:val="left" w:pos="14656"/>
         </w:tabs>
-        <w:spacing w:before="240" w:line="240" w:lineRule="auto"/>
+        <w:spacing w:after="0" w:line="240" w:lineRule="auto"/>
         <w:rPr>
           <w:rFonts w:ascii="Courier New" w:eastAsia="Times New Roman" w:hAnsi="Courier New" w:cs="Courier New"/>
-          <w:sz w:val="28"/>
-          <w:szCs w:val="28"/>
+          <w:sz w:val="20"/>
+          <w:szCs w:val="20"/>
         </w:rPr>
       </w:pPr>
       <w:r>
         <w:rPr>
           <w:rFonts w:ascii="Courier New" w:eastAsia="Times New Roman" w:hAnsi="Courier New" w:cs="Courier New"/>
-          <w:sz w:val="28"/>
-          <w:szCs w:val="28"/>
-        </w:rPr>
-        <w:t xml:space="preserve">    </w:t>
+          <w:sz w:val="20"/>
+          <w:szCs w:val="20"/>
+        </w:rPr>
+        <w:t xml:space="preserve">    for (</w:t>
       </w:r>
       <w:proofErr w:type="spellStart"/>
       <w:r>
         <w:rPr>
           <w:rFonts w:ascii="Courier New" w:eastAsia="Times New Roman" w:hAnsi="Courier New" w:cs="Courier New"/>
-          <w:sz w:val="28"/>
-          <w:szCs w:val="28"/>
-        </w:rPr>
-        <w:t>System.out.println</w:t>
+          <w:sz w:val="20"/>
+          <w:szCs w:val="20"/>
+        </w:rPr>
+        <w:t>int</w:t>
       </w:r>
       <w:proofErr w:type="spellEnd"/>
       <w:r>
         <w:rPr>
           <w:rFonts w:ascii="Courier New" w:eastAsia="Times New Roman" w:hAnsi="Courier New" w:cs="Courier New"/>
-          <w:sz w:val="28"/>
-          <w:szCs w:val="28"/>
-        </w:rPr>
-        <w:t>("Eligible");</w:t>
+          <w:sz w:val="20"/>
+          <w:szCs w:val="20"/>
+        </w:rPr>
+        <w:t xml:space="preserve"> </w:t>
+      </w:r>
+      <w:proofErr w:type="spellStart"/>
+      <w:r>
+        <w:rPr>
+          <w:rFonts w:ascii="Courier New" w:eastAsia="Times New Roman" w:hAnsi="Courier New" w:cs="Courier New"/>
+          <w:sz w:val="20"/>
+          <w:szCs w:val="20"/>
+        </w:rPr>
+        <w:t>i</w:t>
+      </w:r>
+      <w:proofErr w:type="spellEnd"/>
+      <w:r>
+        <w:rPr>
+          <w:rFonts w:ascii="Courier New" w:eastAsia="Times New Roman" w:hAnsi="Courier New" w:cs="Courier New"/>
+          <w:sz w:val="20"/>
+          <w:szCs w:val="20"/>
+        </w:rPr>
+        <w:t xml:space="preserve">=0; </w:t>
+      </w:r>
+      <w:proofErr w:type="spellStart"/>
+      <w:r>
+        <w:rPr>
+          <w:rFonts w:ascii="Courier New" w:eastAsia="Times New Roman" w:hAnsi="Courier New" w:cs="Courier New"/>
+          <w:sz w:val="20"/>
+          <w:szCs w:val="20"/>
+        </w:rPr>
+        <w:t>i</w:t>
+      </w:r>
+      <w:proofErr w:type="spellEnd"/>
+      <w:r>
+        <w:rPr>
+          <w:rFonts w:ascii="Courier New" w:eastAsia="Times New Roman" w:hAnsi="Courier New" w:cs="Courier New"/>
+          <w:sz w:val="20"/>
+          <w:szCs w:val="20"/>
+        </w:rPr>
+        <w:t>&lt;</w:t>
+      </w:r>
+      <w:proofErr w:type="spellStart"/>
+      <w:proofErr w:type="gramStart"/>
+      <w:r>
+        <w:rPr>
+          <w:rFonts w:ascii="Courier New" w:eastAsia="Times New Roman" w:hAnsi="Courier New" w:cs="Courier New"/>
+          <w:sz w:val="20"/>
+          <w:szCs w:val="20"/>
+        </w:rPr>
+        <w:t>path.size</w:t>
+      </w:r>
+      <w:proofErr w:type="spellEnd"/>
+      <w:proofErr w:type="gramEnd"/>
+      <w:r>
+        <w:rPr>
+          <w:rFonts w:ascii="Courier New" w:eastAsia="Times New Roman" w:hAnsi="Courier New" w:cs="Courier New"/>
+          <w:sz w:val="20"/>
+          <w:szCs w:val="20"/>
+        </w:rPr>
+        <w:t xml:space="preserve">(); </w:t>
+      </w:r>
+      <w:proofErr w:type="spellStart"/>
+      <w:r>
+        <w:rPr>
+          <w:rFonts w:ascii="Courier New" w:eastAsia="Times New Roman" w:hAnsi="Courier New" w:cs="Courier New"/>
+          <w:sz w:val="20"/>
+          <w:szCs w:val="20"/>
+        </w:rPr>
+        <w:t>i</w:t>
+      </w:r>
+      <w:proofErr w:type="spellEnd"/>
+      <w:r>
+        <w:rPr>
+          <w:rFonts w:ascii="Courier New" w:eastAsia="Times New Roman" w:hAnsi="Courier New" w:cs="Courier New"/>
+          <w:sz w:val="20"/>
+          <w:szCs w:val="20"/>
+        </w:rPr>
+        <w:t>++)</w:t>
       </w:r>
     </w:p>
     <w:p>
@@ -2152,20 +1030,20 @@
           <w:tab w:val="left" w:pos="13740"/>
           <w:tab w:val="left" w:pos="14656"/>
         </w:tabs>
-        <w:spacing w:before="240" w:line="240" w:lineRule="auto"/>
+        <w:spacing w:after="0" w:line="240" w:lineRule="auto"/>
         <w:rPr>
           <w:rFonts w:ascii="Courier New" w:eastAsia="Times New Roman" w:hAnsi="Courier New" w:cs="Courier New"/>
-          <w:sz w:val="28"/>
-          <w:szCs w:val="28"/>
+          <w:sz w:val="20"/>
+          <w:szCs w:val="20"/>
         </w:rPr>
       </w:pPr>
       <w:r>
         <w:rPr>
           <w:rFonts w:ascii="Courier New" w:eastAsia="Times New Roman" w:hAnsi="Courier New" w:cs="Courier New"/>
-          <w:sz w:val="28"/>
-          <w:szCs w:val="28"/>
-        </w:rPr>
-        <w:t>else</w:t>
+          <w:sz w:val="20"/>
+          <w:szCs w:val="20"/>
+        </w:rPr>
+        <w:t xml:space="preserve">    {</w:t>
       </w:r>
     </w:p>
     <w:p>
@@ -2188,121 +1066,66 @@
           <w:tab w:val="left" w:pos="13740"/>
           <w:tab w:val="left" w:pos="14656"/>
         </w:tabs>
-        <w:spacing w:before="240" w:line="240" w:lineRule="auto"/>
+        <w:spacing w:after="0" w:line="240" w:lineRule="auto"/>
         <w:rPr>
           <w:rFonts w:ascii="Courier New" w:eastAsia="Times New Roman" w:hAnsi="Courier New" w:cs="Courier New"/>
-          <w:sz w:val="28"/>
-          <w:szCs w:val="28"/>
+          <w:sz w:val="20"/>
+          <w:szCs w:val="20"/>
         </w:rPr>
       </w:pPr>
       <w:r>
         <w:rPr>
           <w:rFonts w:ascii="Courier New" w:eastAsia="Times New Roman" w:hAnsi="Courier New" w:cs="Courier New"/>
-          <w:sz w:val="28"/>
-          <w:szCs w:val="28"/>
-        </w:rPr>
-        <w:t xml:space="preserve">    </w:t>
+          <w:sz w:val="20"/>
+          <w:szCs w:val="20"/>
+        </w:rPr>
+        <w:t xml:space="preserve">        if (</w:t>
       </w:r>
       <w:proofErr w:type="spellStart"/>
       <w:r>
         <w:rPr>
           <w:rFonts w:ascii="Courier New" w:eastAsia="Times New Roman" w:hAnsi="Courier New" w:cs="Courier New"/>
-          <w:sz w:val="28"/>
-          <w:szCs w:val="28"/>
-        </w:rPr>
-        <w:t>System.out.println</w:t>
+          <w:sz w:val="20"/>
+          <w:szCs w:val="20"/>
+        </w:rPr>
+        <w:t>path.get</w:t>
       </w:r>
       <w:proofErr w:type="spellEnd"/>
       <w:r>
         <w:rPr>
           <w:rFonts w:ascii="Courier New" w:eastAsia="Times New Roman" w:hAnsi="Courier New" w:cs="Courier New"/>
-          <w:sz w:val="28"/>
-          <w:szCs w:val="28"/>
-        </w:rPr>
-        <w:t>("Not Eligible");</w:t>
-      </w:r>
-    </w:p>
-    <w:p>
-      <w:pPr>
-        <w:spacing w:before="240" w:line="240" w:lineRule="auto"/>
-        <w:outlineLvl w:val="2"/>
-        <w:rPr>
-          <w:rFonts w:ascii="Times New Roman" w:eastAsia="Times New Roman" w:hAnsi="Times New Roman" w:cs="Times New Roman"/>
-          <w:b/>
-          <w:bCs/>
-          <w:sz w:val="28"/>
-          <w:szCs w:val="28"/>
-        </w:rPr>
-      </w:pPr>
-      <w:r>
-        <w:rPr>
-          <w:rFonts w:ascii="Times New Roman" w:eastAsia="Times New Roman" w:hAnsi="Times New Roman" w:cs="Times New Roman"/>
-          <w:b/>
-          <w:bCs/>
-          <w:sz w:val="28"/>
-          <w:szCs w:val="28"/>
-        </w:rPr>
-        <w:t>Test Criterion</w:t>
-      </w:r>
-    </w:p>
-    <w:p>
-      <w:pPr>
-        <w:spacing w:before="240" w:line="240" w:lineRule="auto"/>
-        <w:rPr>
-          <w:rFonts w:ascii="Times New Roman" w:eastAsia="Times New Roman" w:hAnsi="Times New Roman" w:cs="Times New Roman"/>
-          <w:sz w:val="28"/>
-          <w:szCs w:val="28"/>
-        </w:rPr>
-      </w:pPr>
-      <w:r>
-        <w:rPr>
-          <w:rFonts w:ascii="Times New Roman" w:eastAsia="Times New Roman" w:hAnsi="Times New Roman" w:cs="Times New Roman"/>
-          <w:sz w:val="28"/>
-          <w:szCs w:val="28"/>
-        </w:rPr>
-        <w:t>Cover every statement.</w:t>
-      </w:r>
-    </w:p>
-    <w:p>
-      <w:pPr>
-        <w:spacing w:before="240" w:line="240" w:lineRule="auto"/>
-        <w:outlineLvl w:val="2"/>
-        <w:rPr>
-          <w:rFonts w:ascii="Times New Roman" w:eastAsia="Times New Roman" w:hAnsi="Times New Roman" w:cs="Times New Roman"/>
-          <w:b/>
-          <w:bCs/>
-          <w:sz w:val="28"/>
-          <w:szCs w:val="28"/>
-        </w:rPr>
-      </w:pPr>
-      <w:r>
-        <w:rPr>
-          <w:rFonts w:ascii="Times New Roman" w:eastAsia="Times New Roman" w:hAnsi="Times New Roman" w:cs="Times New Roman"/>
-          <w:b/>
-          <w:bCs/>
-          <w:sz w:val="28"/>
-          <w:szCs w:val="28"/>
-        </w:rPr>
-        <w:lastRenderedPageBreak/>
-        <w:t>Test Requirements</w:t>
-      </w:r>
-    </w:p>
-    <w:p>
-      <w:pPr>
-        <w:spacing w:before="240" w:line="240" w:lineRule="auto"/>
-        <w:rPr>
-          <w:rFonts w:ascii="Times New Roman" w:eastAsia="Times New Roman" w:hAnsi="Times New Roman" w:cs="Times New Roman"/>
-          <w:sz w:val="28"/>
-          <w:szCs w:val="28"/>
-        </w:rPr>
-      </w:pPr>
-      <w:r>
-        <w:rPr>
-          <w:rFonts w:ascii="Times New Roman" w:eastAsia="Times New Roman" w:hAnsi="Times New Roman" w:cs="Times New Roman"/>
-          <w:sz w:val="28"/>
-          <w:szCs w:val="28"/>
-        </w:rPr>
-        <w:t>Test Case 1</w:t>
+          <w:sz w:val="20"/>
+          <w:szCs w:val="20"/>
+        </w:rPr>
+        <w:t>(</w:t>
+      </w:r>
+      <w:proofErr w:type="spellStart"/>
+      <w:r>
+        <w:rPr>
+          <w:rFonts w:ascii="Courier New" w:eastAsia="Times New Roman" w:hAnsi="Courier New" w:cs="Courier New"/>
+          <w:sz w:val="20"/>
+          <w:szCs w:val="20"/>
+        </w:rPr>
+        <w:t>i</w:t>
+      </w:r>
+      <w:proofErr w:type="spellEnd"/>
+      <w:proofErr w:type="gramStart"/>
+      <w:r>
+        <w:rPr>
+          <w:rFonts w:ascii="Courier New" w:eastAsia="Times New Roman" w:hAnsi="Courier New" w:cs="Courier New"/>
+          <w:sz w:val="20"/>
+          <w:szCs w:val="20"/>
+        </w:rPr>
+        <w:t>).equals</w:t>
+      </w:r>
+      <w:proofErr w:type="gramEnd"/>
+      <w:r>
+        <w:rPr>
+          <w:rFonts w:ascii="Courier New" w:eastAsia="Times New Roman" w:hAnsi="Courier New" w:cs="Courier New"/>
+          <w:sz w:val="20"/>
+          <w:szCs w:val="20"/>
+        </w:rPr>
+        <w:t>(n))</w:t>
       </w:r>
     </w:p>
     <w:p>
@@ -2325,38 +1148,38 @@
           <w:tab w:val="left" w:pos="13740"/>
           <w:tab w:val="left" w:pos="14656"/>
         </w:tabs>
-        <w:spacing w:before="240" w:line="240" w:lineRule="auto"/>
+        <w:spacing w:after="0" w:line="240" w:lineRule="auto"/>
         <w:rPr>
           <w:rFonts w:ascii="Courier New" w:eastAsia="Times New Roman" w:hAnsi="Courier New" w:cs="Courier New"/>
-          <w:sz w:val="28"/>
-          <w:szCs w:val="28"/>
+          <w:sz w:val="20"/>
+          <w:szCs w:val="20"/>
         </w:rPr>
       </w:pPr>
       <w:r>
         <w:rPr>
           <w:rFonts w:ascii="Courier New" w:eastAsia="Times New Roman" w:hAnsi="Courier New" w:cs="Courier New"/>
-          <w:sz w:val="28"/>
-          <w:szCs w:val="28"/>
-        </w:rPr>
-        <w:t>Age = 20</w:t>
-      </w:r>
-    </w:p>
-    <w:p>
-      <w:pPr>
-        <w:spacing w:before="240" w:line="240" w:lineRule="auto"/>
-        <w:rPr>
-          <w:rFonts w:ascii="Times New Roman" w:eastAsia="Times New Roman" w:hAnsi="Times New Roman" w:cs="Times New Roman"/>
-          <w:sz w:val="28"/>
-          <w:szCs w:val="28"/>
-        </w:rPr>
-      </w:pPr>
-      <w:r>
-        <w:rPr>
-          <w:rFonts w:ascii="Times New Roman" w:eastAsia="Times New Roman" w:hAnsi="Times New Roman" w:cs="Times New Roman"/>
-          <w:sz w:val="28"/>
-          <w:szCs w:val="28"/>
-        </w:rPr>
-        <w:t>Output</w:t>
+          <w:sz w:val="20"/>
+          <w:szCs w:val="20"/>
+        </w:rPr>
+        <w:t xml:space="preserve">            return </w:t>
+      </w:r>
+      <w:proofErr w:type="spellStart"/>
+      <w:r>
+        <w:rPr>
+          <w:rFonts w:ascii="Courier New" w:eastAsia="Times New Roman" w:hAnsi="Courier New" w:cs="Courier New"/>
+          <w:sz w:val="20"/>
+          <w:szCs w:val="20"/>
+        </w:rPr>
+        <w:t>i</w:t>
+      </w:r>
+      <w:proofErr w:type="spellEnd"/>
+      <w:r>
+        <w:rPr>
+          <w:rFonts w:ascii="Courier New" w:eastAsia="Times New Roman" w:hAnsi="Courier New" w:cs="Courier New"/>
+          <w:sz w:val="20"/>
+          <w:szCs w:val="20"/>
+        </w:rPr>
+        <w:t>;</w:t>
       </w:r>
     </w:p>
     <w:p>
@@ -2379,16 +1202,3700 @@
           <w:tab w:val="left" w:pos="13740"/>
           <w:tab w:val="left" w:pos="14656"/>
         </w:tabs>
-        <w:spacing w:before="240" w:line="240" w:lineRule="auto"/>
+        <w:spacing w:after="0" w:line="240" w:lineRule="auto"/>
         <w:rPr>
           <w:rFonts w:ascii="Courier New" w:eastAsia="Times New Roman" w:hAnsi="Courier New" w:cs="Courier New"/>
-          <w:sz w:val="28"/>
-          <w:szCs w:val="28"/>
+          <w:sz w:val="20"/>
+          <w:szCs w:val="20"/>
         </w:rPr>
       </w:pPr>
       <w:r>
         <w:rPr>
           <w:rFonts w:ascii="Courier New" w:eastAsia="Times New Roman" w:hAnsi="Courier New" w:cs="Courier New"/>
+          <w:sz w:val="20"/>
+          <w:szCs w:val="20"/>
+        </w:rPr>
+        <w:t xml:space="preserve">    }</w:t>
+      </w:r>
+    </w:p>
+    <w:p>
+      <w:pPr>
+        <w:tabs>
+          <w:tab w:val="left" w:pos="916"/>
+          <w:tab w:val="left" w:pos="1832"/>
+          <w:tab w:val="left" w:pos="2748"/>
+          <w:tab w:val="left" w:pos="3664"/>
+          <w:tab w:val="left" w:pos="4580"/>
+          <w:tab w:val="left" w:pos="5496"/>
+          <w:tab w:val="left" w:pos="6412"/>
+          <w:tab w:val="left" w:pos="7328"/>
+          <w:tab w:val="left" w:pos="8244"/>
+          <w:tab w:val="left" w:pos="9160"/>
+          <w:tab w:val="left" w:pos="10076"/>
+          <w:tab w:val="left" w:pos="10992"/>
+          <w:tab w:val="left" w:pos="11908"/>
+          <w:tab w:val="left" w:pos="12824"/>
+          <w:tab w:val="left" w:pos="13740"/>
+          <w:tab w:val="left" w:pos="14656"/>
+        </w:tabs>
+        <w:spacing w:after="0" w:line="240" w:lineRule="auto"/>
+        <w:rPr>
+          <w:rFonts w:ascii="Courier New" w:eastAsia="Times New Roman" w:hAnsi="Courier New" w:cs="Courier New"/>
+          <w:sz w:val="20"/>
+          <w:szCs w:val="20"/>
+        </w:rPr>
+      </w:pPr>
+      <w:r>
+        <w:rPr>
+          <w:rFonts w:ascii="Courier New" w:eastAsia="Times New Roman" w:hAnsi="Courier New" w:cs="Courier New"/>
+          <w:sz w:val="20"/>
+          <w:szCs w:val="20"/>
+        </w:rPr>
+        <w:t xml:space="preserve">    return -1;</w:t>
+      </w:r>
+    </w:p>
+    <w:p>
+      <w:pPr>
+        <w:tabs>
+          <w:tab w:val="left" w:pos="916"/>
+          <w:tab w:val="left" w:pos="1832"/>
+          <w:tab w:val="left" w:pos="2748"/>
+          <w:tab w:val="left" w:pos="3664"/>
+          <w:tab w:val="left" w:pos="4580"/>
+          <w:tab w:val="left" w:pos="5496"/>
+          <w:tab w:val="left" w:pos="6412"/>
+          <w:tab w:val="left" w:pos="7328"/>
+          <w:tab w:val="left" w:pos="8244"/>
+          <w:tab w:val="left" w:pos="9160"/>
+          <w:tab w:val="left" w:pos="10076"/>
+          <w:tab w:val="left" w:pos="10992"/>
+          <w:tab w:val="left" w:pos="11908"/>
+          <w:tab w:val="left" w:pos="12824"/>
+          <w:tab w:val="left" w:pos="13740"/>
+          <w:tab w:val="left" w:pos="14656"/>
+        </w:tabs>
+        <w:spacing w:after="0" w:line="240" w:lineRule="auto"/>
+        <w:rPr>
+          <w:rFonts w:ascii="Courier New" w:eastAsia="Times New Roman" w:hAnsi="Courier New" w:cs="Courier New"/>
+          <w:sz w:val="20"/>
+          <w:szCs w:val="20"/>
+        </w:rPr>
+      </w:pPr>
+      <w:r>
+        <w:rPr>
+          <w:rFonts w:ascii="Courier New" w:eastAsia="Times New Roman" w:hAnsi="Courier New" w:cs="Courier New"/>
+          <w:sz w:val="20"/>
+          <w:szCs w:val="20"/>
+        </w:rPr>
+        <w:t>}</w:t>
+      </w:r>
+    </w:p>
+    <w:p>
+      <w:pPr>
+        <w:spacing w:before="100" w:beforeAutospacing="1" w:after="100" w:afterAutospacing="1" w:line="240" w:lineRule="auto"/>
+        <w:rPr>
+          <w:rFonts w:ascii="Times New Roman" w:eastAsia="Times New Roman" w:hAnsi="Times New Roman" w:cs="Times New Roman"/>
+          <w:sz w:val="24"/>
+          <w:szCs w:val="24"/>
+        </w:rPr>
+      </w:pPr>
+      <w:r>
+        <w:rPr>
+          <w:rFonts w:ascii="Times New Roman" w:eastAsia="Times New Roman" w:hAnsi="Times New Roman" w:cs="Times New Roman"/>
+          <w:sz w:val="24"/>
+          <w:szCs w:val="24"/>
+        </w:rPr>
+        <w:t xml:space="preserve">This method searches for a node </w:t>
+      </w:r>
+      <w:r>
+        <w:rPr>
+          <w:rFonts w:ascii="Courier New" w:eastAsia="Times New Roman" w:hAnsi="Courier New" w:cs="Courier New"/>
+          <w:sz w:val="20"/>
+          <w:szCs w:val="20"/>
+        </w:rPr>
+        <w:t>n</w:t>
+      </w:r>
+      <w:r>
+        <w:rPr>
+          <w:rFonts w:ascii="Times New Roman" w:eastAsia="Times New Roman" w:hAnsi="Times New Roman" w:cs="Times New Roman"/>
+          <w:sz w:val="24"/>
+          <w:szCs w:val="24"/>
+        </w:rPr>
+        <w:t xml:space="preserve"> in a path.</w:t>
+      </w:r>
+    </w:p>
+    <w:p>
+      <w:pPr>
+        <w:numPr>
+          <w:ilvl w:val="0"/>
+          <w:numId w:val="20"/>
+        </w:numPr>
+        <w:spacing w:before="100" w:beforeAutospacing="1" w:after="100" w:afterAutospacing="1" w:line="240" w:lineRule="auto"/>
+        <w:rPr>
+          <w:rFonts w:ascii="Times New Roman" w:eastAsia="Times New Roman" w:hAnsi="Times New Roman" w:cs="Times New Roman"/>
+          <w:sz w:val="24"/>
+          <w:szCs w:val="24"/>
+        </w:rPr>
+      </w:pPr>
+      <w:r>
+        <w:rPr>
+          <w:rFonts w:ascii="Times New Roman" w:eastAsia="Times New Roman" w:hAnsi="Times New Roman" w:cs="Times New Roman"/>
+          <w:sz w:val="24"/>
+          <w:szCs w:val="24"/>
+        </w:rPr>
+        <w:t xml:space="preserve">If the node is found, its </w:t>
+      </w:r>
+      <w:r>
+        <w:rPr>
+          <w:rFonts w:ascii="Times New Roman" w:eastAsia="Times New Roman" w:hAnsi="Times New Roman" w:cs="Times New Roman"/>
+          <w:b/>
+          <w:bCs/>
+          <w:sz w:val="24"/>
+          <w:szCs w:val="24"/>
+        </w:rPr>
+        <w:t>index is returned</w:t>
+      </w:r>
+      <w:r>
+        <w:rPr>
+          <w:rFonts w:ascii="Times New Roman" w:eastAsia="Times New Roman" w:hAnsi="Times New Roman" w:cs="Times New Roman"/>
+          <w:sz w:val="24"/>
+          <w:szCs w:val="24"/>
+        </w:rPr>
+        <w:t>.</w:t>
+      </w:r>
+    </w:p>
+    <w:p>
+      <w:pPr>
+        <w:numPr>
+          <w:ilvl w:val="0"/>
+          <w:numId w:val="20"/>
+        </w:numPr>
+        <w:spacing w:before="100" w:beforeAutospacing="1" w:after="100" w:afterAutospacing="1" w:line="240" w:lineRule="auto"/>
+        <w:rPr>
+          <w:rFonts w:ascii="Times New Roman" w:eastAsia="Times New Roman" w:hAnsi="Times New Roman" w:cs="Times New Roman"/>
+          <w:sz w:val="24"/>
+          <w:szCs w:val="24"/>
+        </w:rPr>
+      </w:pPr>
+      <w:r>
+        <w:rPr>
+          <w:rFonts w:ascii="Times New Roman" w:eastAsia="Times New Roman" w:hAnsi="Times New Roman" w:cs="Times New Roman"/>
+          <w:sz w:val="24"/>
+          <w:szCs w:val="24"/>
+        </w:rPr>
+        <w:t xml:space="preserve">If the node is not found, </w:t>
+      </w:r>
+      <w:r>
+        <w:rPr>
+          <w:rFonts w:ascii="Times New Roman" w:eastAsia="Times New Roman" w:hAnsi="Times New Roman" w:cs="Times New Roman"/>
+          <w:b/>
+          <w:bCs/>
+          <w:sz w:val="24"/>
+          <w:szCs w:val="24"/>
+        </w:rPr>
+        <w:t>−1 is returned</w:t>
+      </w:r>
+      <w:r>
+        <w:rPr>
+          <w:rFonts w:ascii="Times New Roman" w:eastAsia="Times New Roman" w:hAnsi="Times New Roman" w:cs="Times New Roman"/>
+          <w:sz w:val="24"/>
+          <w:szCs w:val="24"/>
+        </w:rPr>
+        <w:t>.</w:t>
+      </w:r>
+    </w:p>
+    <w:p>
+      <w:pPr>
+        <w:spacing w:before="100" w:beforeAutospacing="1" w:after="100" w:afterAutospacing="1" w:line="240" w:lineRule="auto"/>
+        <w:rPr>
+          <w:rFonts w:ascii="Times New Roman" w:eastAsia="Times New Roman" w:hAnsi="Times New Roman" w:cs="Times New Roman"/>
+          <w:sz w:val="24"/>
+          <w:szCs w:val="24"/>
+        </w:rPr>
+      </w:pPr>
+      <w:r>
+        <w:rPr>
+          <w:rFonts w:ascii="Times New Roman" w:eastAsia="Times New Roman" w:hAnsi="Times New Roman" w:cs="Times New Roman"/>
+          <w:sz w:val="24"/>
+          <w:szCs w:val="24"/>
+        </w:rPr>
+        <w:t xml:space="preserve">A </w:t>
+      </w:r>
+      <w:r>
+        <w:rPr>
+          <w:rFonts w:ascii="Times New Roman" w:eastAsia="Times New Roman" w:hAnsi="Times New Roman" w:cs="Times New Roman"/>
+          <w:b/>
+          <w:bCs/>
+          <w:sz w:val="24"/>
+          <w:szCs w:val="24"/>
+        </w:rPr>
+        <w:t>Control Flow Graph (CFG)</w:t>
+      </w:r>
+      <w:r>
+        <w:rPr>
+          <w:rFonts w:ascii="Times New Roman" w:eastAsia="Times New Roman" w:hAnsi="Times New Roman" w:cs="Times New Roman"/>
+          <w:sz w:val="24"/>
+          <w:szCs w:val="24"/>
+        </w:rPr>
+        <w:t xml:space="preserve"> can be created from this program to represent its different execution paths.</w:t>
+      </w:r>
+    </w:p>
+    <w:p>
+      <w:pPr>
+        <w:spacing w:before="100" w:beforeAutospacing="1" w:after="100" w:afterAutospacing="1" w:line="240" w:lineRule="auto"/>
+        <w:outlineLvl w:val="2"/>
+        <w:rPr>
+          <w:rFonts w:ascii="Times New Roman" w:eastAsia="Times New Roman" w:hAnsi="Times New Roman" w:cs="Times New Roman"/>
+          <w:b/>
+          <w:bCs/>
+          <w:sz w:val="27"/>
+          <w:szCs w:val="27"/>
+        </w:rPr>
+      </w:pPr>
+      <w:r>
+        <w:rPr>
+          <w:rFonts w:ascii="Times New Roman" w:eastAsia="Times New Roman" w:hAnsi="Times New Roman" w:cs="Times New Roman"/>
+          <w:b/>
+          <w:bCs/>
+          <w:sz w:val="27"/>
+          <w:szCs w:val="27"/>
+        </w:rPr>
+        <w:t>Figure:</w:t>
+      </w:r>
+    </w:p>
+    <w:p>
+      <w:pPr>
+        <w:spacing w:before="100" w:beforeAutospacing="1" w:after="100" w:afterAutospacing="1" w:line="240" w:lineRule="auto"/>
+        <w:rPr>
+          <w:rFonts w:ascii="Times New Roman" w:eastAsia="Times New Roman" w:hAnsi="Times New Roman" w:cs="Times New Roman"/>
+          <w:sz w:val="24"/>
+          <w:szCs w:val="24"/>
+        </w:rPr>
+      </w:pPr>
+      <w:r>
+        <w:rPr>
+          <w:rFonts w:ascii="Times New Roman" w:eastAsia="Times New Roman" w:hAnsi="Times New Roman" w:cs="Times New Roman"/>
+          <w:b/>
+          <w:bCs/>
+          <w:sz w:val="24"/>
+          <w:szCs w:val="24"/>
+        </w:rPr>
+        <w:t>Draw the Control Flow Graph of the given program here.</w:t>
+      </w:r>
+    </w:p>
+    <w:p>
+      <w:pPr>
+        <w:spacing w:before="100" w:beforeAutospacing="1" w:after="100" w:afterAutospacing="1" w:line="240" w:lineRule="auto"/>
+        <w:rPr>
+          <w:rFonts w:ascii="Times New Roman" w:eastAsia="Times New Roman" w:hAnsi="Times New Roman" w:cs="Times New Roman"/>
+          <w:sz w:val="24"/>
+          <w:szCs w:val="24"/>
+        </w:rPr>
+      </w:pPr>
+      <w:r>
+        <w:rPr>
+          <w:rFonts w:ascii="Times New Roman" w:eastAsia="Times New Roman" w:hAnsi="Times New Roman" w:cs="Times New Roman"/>
+          <w:sz w:val="24"/>
+          <w:szCs w:val="24"/>
+        </w:rPr>
+        <w:t xml:space="preserve">The CFG can then be used to derive test requirements based on a selected coverage criterion, such as </w:t>
+      </w:r>
+      <w:r>
+        <w:rPr>
+          <w:rFonts w:ascii="Times New Roman" w:eastAsia="Times New Roman" w:hAnsi="Times New Roman" w:cs="Times New Roman"/>
+          <w:b/>
+          <w:bCs/>
+          <w:sz w:val="24"/>
+          <w:szCs w:val="24"/>
+        </w:rPr>
+        <w:t>Edge-Pair Coverage</w:t>
+      </w:r>
+      <w:r>
+        <w:rPr>
+          <w:rFonts w:ascii="Times New Roman" w:eastAsia="Times New Roman" w:hAnsi="Times New Roman" w:cs="Times New Roman"/>
+          <w:sz w:val="24"/>
+          <w:szCs w:val="24"/>
+        </w:rPr>
+        <w:t>.</w:t>
+      </w:r>
+    </w:p>
+    <w:p>
+      <w:pPr>
+        <w:spacing w:after="0" w:line="240" w:lineRule="auto"/>
+        <w:rPr>
+          <w:rFonts w:ascii="Times New Roman" w:eastAsia="Times New Roman" w:hAnsi="Times New Roman" w:cs="Times New Roman"/>
+          <w:sz w:val="24"/>
+          <w:szCs w:val="24"/>
+        </w:rPr>
+      </w:pPr>
+      <w:r>
+        <w:rPr>
+          <w:rFonts w:ascii="Times New Roman" w:eastAsia="Times New Roman" w:hAnsi="Times New Roman" w:cs="Times New Roman"/>
+          <w:sz w:val="24"/>
+          <w:szCs w:val="24"/>
+        </w:rPr>
+        <w:pict>
+          <v:rect id="_x0000_i1027" style="width:0;height:1.5pt" o:hralign="center" o:hrstd="t" o:hr="t" fillcolor="#a0a0a0" stroked="f"/>
+        </w:pict>
+      </w:r>
+    </w:p>
+    <w:p>
+      <w:pPr>
+        <w:spacing w:before="100" w:beforeAutospacing="1" w:after="100" w:afterAutospacing="1" w:line="240" w:lineRule="auto"/>
+        <w:outlineLvl w:val="1"/>
+        <w:rPr>
+          <w:rFonts w:ascii="Times New Roman" w:eastAsia="Times New Roman" w:hAnsi="Times New Roman" w:cs="Times New Roman"/>
+          <w:b/>
+          <w:bCs/>
+          <w:sz w:val="36"/>
+          <w:szCs w:val="36"/>
+        </w:rPr>
+      </w:pPr>
+      <w:r>
+        <w:rPr>
+          <w:rFonts w:ascii="Times New Roman" w:eastAsia="Times New Roman" w:hAnsi="Times New Roman" w:cs="Times New Roman"/>
+          <w:b/>
+          <w:bCs/>
+          <w:sz w:val="36"/>
+          <w:szCs w:val="36"/>
+        </w:rPr>
+        <w:t>Edge-Pair Coverage</w:t>
+      </w:r>
+    </w:p>
+    <w:p>
+      <w:pPr>
+        <w:spacing w:before="100" w:beforeAutospacing="1" w:after="100" w:afterAutospacing="1" w:line="240" w:lineRule="auto"/>
+        <w:rPr>
+          <w:rFonts w:ascii="Times New Roman" w:eastAsia="Times New Roman" w:hAnsi="Times New Roman" w:cs="Times New Roman"/>
+          <w:sz w:val="24"/>
+          <w:szCs w:val="24"/>
+        </w:rPr>
+      </w:pPr>
+      <w:r>
+        <w:rPr>
+          <w:rFonts w:ascii="Times New Roman" w:eastAsia="Times New Roman" w:hAnsi="Times New Roman" w:cs="Times New Roman"/>
+          <w:b/>
+          <w:bCs/>
+          <w:sz w:val="24"/>
+          <w:szCs w:val="24"/>
+        </w:rPr>
+        <w:t>Edge-Pair Coverage</w:t>
+      </w:r>
+      <w:r>
+        <w:rPr>
+          <w:rFonts w:ascii="Times New Roman" w:eastAsia="Times New Roman" w:hAnsi="Times New Roman" w:cs="Times New Roman"/>
+          <w:sz w:val="24"/>
+          <w:szCs w:val="24"/>
+        </w:rPr>
+        <w:t xml:space="preserve"> is a structural testing criterion in which every possible </w:t>
+      </w:r>
+      <w:r>
+        <w:rPr>
+          <w:rFonts w:ascii="Times New Roman" w:eastAsia="Times New Roman" w:hAnsi="Times New Roman" w:cs="Times New Roman"/>
+          <w:b/>
+          <w:bCs/>
+          <w:sz w:val="24"/>
+          <w:szCs w:val="24"/>
+        </w:rPr>
+        <w:t>pair of consecutive edges</w:t>
+      </w:r>
+      <w:r>
+        <w:rPr>
+          <w:rFonts w:ascii="Times New Roman" w:eastAsia="Times New Roman" w:hAnsi="Times New Roman" w:cs="Times New Roman"/>
+          <w:sz w:val="24"/>
+          <w:szCs w:val="24"/>
+        </w:rPr>
+        <w:t xml:space="preserve"> in a control-flow graph should be covered by at least one test path.</w:t>
+      </w:r>
+    </w:p>
+    <w:p>
+      <w:pPr>
+        <w:spacing w:before="100" w:beforeAutospacing="1" w:after="100" w:afterAutospacing="1" w:line="240" w:lineRule="auto"/>
+        <w:rPr>
+          <w:rFonts w:ascii="Times New Roman" w:eastAsia="Times New Roman" w:hAnsi="Times New Roman" w:cs="Times New Roman"/>
+          <w:sz w:val="24"/>
+          <w:szCs w:val="24"/>
+        </w:rPr>
+      </w:pPr>
+      <w:r>
+        <w:rPr>
+          <w:rFonts w:ascii="Times New Roman" w:eastAsia="Times New Roman" w:hAnsi="Times New Roman" w:cs="Times New Roman"/>
+          <w:sz w:val="24"/>
+          <w:szCs w:val="24"/>
+        </w:rPr>
+        <w:t>For example, possible test paths may include:</w:t>
+      </w:r>
+    </w:p>
+    <w:p>
+      <w:pPr>
+        <w:numPr>
+          <w:ilvl w:val="0"/>
+          <w:numId w:val="21"/>
+        </w:numPr>
+        <w:spacing w:before="100" w:beforeAutospacing="1" w:after="100" w:afterAutospacing="1" w:line="240" w:lineRule="auto"/>
+        <w:rPr>
+          <w:rFonts w:ascii="Times New Roman" w:eastAsia="Times New Roman" w:hAnsi="Times New Roman" w:cs="Times New Roman"/>
+          <w:sz w:val="24"/>
+          <w:szCs w:val="24"/>
+        </w:rPr>
+      </w:pPr>
+      <w:r>
+        <w:rPr>
+          <w:rFonts w:ascii="Courier New" w:eastAsia="Times New Roman" w:hAnsi="Courier New" w:cs="Courier New"/>
+          <w:sz w:val="20"/>
+          <w:szCs w:val="20"/>
+        </w:rPr>
+        <w:t>[1, 2, 5]</w:t>
+      </w:r>
+    </w:p>
+    <w:p>
+      <w:pPr>
+        <w:numPr>
+          <w:ilvl w:val="0"/>
+          <w:numId w:val="21"/>
+        </w:numPr>
+        <w:spacing w:before="100" w:beforeAutospacing="1" w:after="100" w:afterAutospacing="1" w:line="240" w:lineRule="auto"/>
+        <w:rPr>
+          <w:rFonts w:ascii="Times New Roman" w:eastAsia="Times New Roman" w:hAnsi="Times New Roman" w:cs="Times New Roman"/>
+          <w:sz w:val="24"/>
+          <w:szCs w:val="24"/>
+        </w:rPr>
+      </w:pPr>
+      <w:r>
+        <w:rPr>
+          <w:rFonts w:ascii="Courier New" w:eastAsia="Times New Roman" w:hAnsi="Courier New" w:cs="Courier New"/>
+          <w:sz w:val="20"/>
+          <w:szCs w:val="20"/>
+        </w:rPr>
+        <w:t>[1, 2, 3, 2, 5]</w:t>
+      </w:r>
+    </w:p>
+    <w:p>
+      <w:pPr>
+        <w:numPr>
+          <w:ilvl w:val="0"/>
+          <w:numId w:val="21"/>
+        </w:numPr>
+        <w:spacing w:before="100" w:beforeAutospacing="1" w:after="100" w:afterAutospacing="1" w:line="240" w:lineRule="auto"/>
+        <w:rPr>
+          <w:rFonts w:ascii="Times New Roman" w:eastAsia="Times New Roman" w:hAnsi="Times New Roman" w:cs="Times New Roman"/>
+          <w:sz w:val="24"/>
+          <w:szCs w:val="24"/>
+        </w:rPr>
+      </w:pPr>
+      <w:r>
+        <w:rPr>
+          <w:rFonts w:ascii="Courier New" w:eastAsia="Times New Roman" w:hAnsi="Courier New" w:cs="Courier New"/>
+          <w:sz w:val="20"/>
+          <w:szCs w:val="20"/>
+        </w:rPr>
+        <w:t>[1, 2, 3, 2, 3, 4]</w:t>
+      </w:r>
+    </w:p>
+    <w:p>
+      <w:pPr>
+        <w:spacing w:before="100" w:beforeAutospacing="1" w:after="100" w:afterAutospacing="1" w:line="240" w:lineRule="auto"/>
+        <w:rPr>
+          <w:rFonts w:ascii="Times New Roman" w:eastAsia="Times New Roman" w:hAnsi="Times New Roman" w:cs="Times New Roman"/>
+          <w:sz w:val="24"/>
+          <w:szCs w:val="24"/>
+        </w:rPr>
+      </w:pPr>
+      <w:r>
+        <w:rPr>
+          <w:rFonts w:ascii="Times New Roman" w:eastAsia="Times New Roman" w:hAnsi="Times New Roman" w:cs="Times New Roman"/>
+          <w:sz w:val="24"/>
+          <w:szCs w:val="24"/>
+        </w:rPr>
+        <w:t>These paths are selected to satisfy the required edge-pair coverage of the control-flow graph.</w:t>
+      </w:r>
+    </w:p>
+    <w:p>
+      <w:pPr>
+        <w:spacing w:before="100" w:beforeAutospacing="1" w:after="100" w:afterAutospacing="1" w:line="240" w:lineRule="auto"/>
+        <w:outlineLvl w:val="2"/>
+        <w:rPr>
+          <w:rFonts w:ascii="Times New Roman" w:eastAsia="Times New Roman" w:hAnsi="Times New Roman" w:cs="Times New Roman"/>
+          <w:b/>
+          <w:bCs/>
+          <w:sz w:val="27"/>
+          <w:szCs w:val="27"/>
+        </w:rPr>
+      </w:pPr>
+      <w:r>
+        <w:rPr>
+          <w:rFonts w:ascii="Times New Roman" w:eastAsia="Times New Roman" w:hAnsi="Times New Roman" w:cs="Times New Roman"/>
+          <w:b/>
+          <w:bCs/>
+          <w:sz w:val="27"/>
+          <w:szCs w:val="27"/>
+        </w:rPr>
+        <w:t>Figure:</w:t>
+      </w:r>
+    </w:p>
+    <w:p>
+      <w:pPr>
+        <w:spacing w:before="100" w:beforeAutospacing="1" w:after="100" w:afterAutospacing="1" w:line="240" w:lineRule="auto"/>
+        <w:rPr>
+          <w:rFonts w:ascii="Times New Roman" w:eastAsia="Times New Roman" w:hAnsi="Times New Roman" w:cs="Times New Roman"/>
+          <w:sz w:val="24"/>
+          <w:szCs w:val="24"/>
+        </w:rPr>
+      </w:pPr>
+      <w:r>
+        <w:rPr>
+          <w:rFonts w:ascii="Times New Roman" w:eastAsia="Times New Roman" w:hAnsi="Times New Roman" w:cs="Times New Roman"/>
+          <w:b/>
+          <w:bCs/>
+          <w:sz w:val="24"/>
+          <w:szCs w:val="24"/>
+        </w:rPr>
+        <w:t>Draw the Control Flow Graph and mark the required test paths here.</w:t>
+      </w:r>
+    </w:p>
+    <w:p>
+      <w:pPr>
+        <w:spacing w:after="0" w:line="240" w:lineRule="auto"/>
+        <w:rPr>
+          <w:rFonts w:ascii="Times New Roman" w:eastAsia="Times New Roman" w:hAnsi="Times New Roman" w:cs="Times New Roman"/>
+          <w:sz w:val="24"/>
+          <w:szCs w:val="24"/>
+        </w:rPr>
+      </w:pPr>
+      <w:r>
+        <w:rPr>
+          <w:rFonts w:ascii="Times New Roman" w:eastAsia="Times New Roman" w:hAnsi="Times New Roman" w:cs="Times New Roman"/>
+          <w:sz w:val="24"/>
+          <w:szCs w:val="24"/>
+        </w:rPr>
+        <w:pict>
+          <v:rect id="_x0000_i1028" style="width:0;height:1.5pt" o:hralign="center" o:hrstd="t" o:hr="t" fillcolor="#a0a0a0" stroked="f"/>
+        </w:pict>
+      </w:r>
+    </w:p>
+    <w:p>
+      <w:pPr>
+        <w:spacing w:before="100" w:beforeAutospacing="1" w:after="100" w:afterAutospacing="1" w:line="240" w:lineRule="auto"/>
+        <w:outlineLvl w:val="1"/>
+        <w:rPr>
+          <w:rFonts w:ascii="Times New Roman" w:eastAsia="Times New Roman" w:hAnsi="Times New Roman" w:cs="Times New Roman"/>
+          <w:b/>
+          <w:bCs/>
+          <w:sz w:val="36"/>
+          <w:szCs w:val="36"/>
+        </w:rPr>
+      </w:pPr>
+      <w:r>
+        <w:rPr>
+          <w:rFonts w:ascii="Times New Roman" w:eastAsia="Times New Roman" w:hAnsi="Times New Roman" w:cs="Times New Roman"/>
+          <w:b/>
+          <w:bCs/>
+          <w:sz w:val="36"/>
+          <w:szCs w:val="36"/>
+        </w:rPr>
+        <w:lastRenderedPageBreak/>
+        <w:t>Advantages of MDTD</w:t>
+      </w:r>
+    </w:p>
+    <w:p>
+      <w:pPr>
+        <w:numPr>
+          <w:ilvl w:val="0"/>
+          <w:numId w:val="22"/>
+        </w:numPr>
+        <w:spacing w:before="100" w:beforeAutospacing="1" w:after="100" w:afterAutospacing="1" w:line="240" w:lineRule="auto"/>
+        <w:rPr>
+          <w:rFonts w:ascii="Times New Roman" w:eastAsia="Times New Roman" w:hAnsi="Times New Roman" w:cs="Times New Roman"/>
+          <w:sz w:val="24"/>
+          <w:szCs w:val="24"/>
+        </w:rPr>
+      </w:pPr>
+      <w:r>
+        <w:rPr>
+          <w:rFonts w:ascii="Times New Roman" w:eastAsia="Times New Roman" w:hAnsi="Times New Roman" w:cs="Times New Roman"/>
+          <w:b/>
+          <w:bCs/>
+          <w:sz w:val="24"/>
+          <w:szCs w:val="24"/>
+        </w:rPr>
+        <w:t>Systematic Testing:</w:t>
+      </w:r>
+      <w:r>
+        <w:rPr>
+          <w:rFonts w:ascii="Times New Roman" w:eastAsia="Times New Roman" w:hAnsi="Times New Roman" w:cs="Times New Roman"/>
+          <w:sz w:val="24"/>
+          <w:szCs w:val="24"/>
+        </w:rPr>
+        <w:t xml:space="preserve"> Provides a structured and systematic way to design tests.</w:t>
+      </w:r>
+    </w:p>
+    <w:p>
+      <w:pPr>
+        <w:numPr>
+          <w:ilvl w:val="0"/>
+          <w:numId w:val="22"/>
+        </w:numPr>
+        <w:spacing w:before="100" w:beforeAutospacing="1" w:after="100" w:afterAutospacing="1" w:line="240" w:lineRule="auto"/>
+        <w:rPr>
+          <w:rFonts w:ascii="Times New Roman" w:eastAsia="Times New Roman" w:hAnsi="Times New Roman" w:cs="Times New Roman"/>
+          <w:sz w:val="24"/>
+          <w:szCs w:val="24"/>
+        </w:rPr>
+      </w:pPr>
+      <w:r>
+        <w:rPr>
+          <w:rFonts w:ascii="Times New Roman" w:eastAsia="Times New Roman" w:hAnsi="Times New Roman" w:cs="Times New Roman"/>
+          <w:b/>
+          <w:bCs/>
+          <w:sz w:val="24"/>
+          <w:szCs w:val="24"/>
+        </w:rPr>
+        <w:t>Better Test Coverage:</w:t>
+      </w:r>
+      <w:r>
+        <w:rPr>
+          <w:rFonts w:ascii="Times New Roman" w:eastAsia="Times New Roman" w:hAnsi="Times New Roman" w:cs="Times New Roman"/>
+          <w:sz w:val="24"/>
+          <w:szCs w:val="24"/>
+        </w:rPr>
+        <w:t xml:space="preserve"> Helps identify important execution paths and coverage requirements.</w:t>
+      </w:r>
+    </w:p>
+    <w:p>
+      <w:pPr>
+        <w:numPr>
+          <w:ilvl w:val="0"/>
+          <w:numId w:val="22"/>
+        </w:numPr>
+        <w:spacing w:before="100" w:beforeAutospacing="1" w:after="100" w:afterAutospacing="1" w:line="240" w:lineRule="auto"/>
+        <w:rPr>
+          <w:rFonts w:ascii="Times New Roman" w:eastAsia="Times New Roman" w:hAnsi="Times New Roman" w:cs="Times New Roman"/>
+          <w:sz w:val="24"/>
+          <w:szCs w:val="24"/>
+        </w:rPr>
+      </w:pPr>
+      <w:r>
+        <w:rPr>
+          <w:rFonts w:ascii="Times New Roman" w:eastAsia="Times New Roman" w:hAnsi="Times New Roman" w:cs="Times New Roman"/>
+          <w:b/>
+          <w:bCs/>
+          <w:sz w:val="24"/>
+          <w:szCs w:val="24"/>
+        </w:rPr>
+        <w:t>Early Test Design:</w:t>
+      </w:r>
+      <w:r>
+        <w:rPr>
+          <w:rFonts w:ascii="Times New Roman" w:eastAsia="Times New Roman" w:hAnsi="Times New Roman" w:cs="Times New Roman"/>
+          <w:sz w:val="24"/>
+          <w:szCs w:val="24"/>
+        </w:rPr>
+        <w:t xml:space="preserve"> Test requirements can be derived early from the model.</w:t>
+      </w:r>
+    </w:p>
+    <w:p>
+      <w:pPr>
+        <w:numPr>
+          <w:ilvl w:val="0"/>
+          <w:numId w:val="22"/>
+        </w:numPr>
+        <w:spacing w:before="100" w:beforeAutospacing="1" w:after="100" w:afterAutospacing="1" w:line="240" w:lineRule="auto"/>
+        <w:rPr>
+          <w:rFonts w:ascii="Times New Roman" w:eastAsia="Times New Roman" w:hAnsi="Times New Roman" w:cs="Times New Roman"/>
+          <w:sz w:val="24"/>
+          <w:szCs w:val="24"/>
+        </w:rPr>
+      </w:pPr>
+      <w:r>
+        <w:rPr>
+          <w:rFonts w:ascii="Times New Roman" w:eastAsia="Times New Roman" w:hAnsi="Times New Roman" w:cs="Times New Roman"/>
+          <w:b/>
+          <w:bCs/>
+          <w:sz w:val="24"/>
+          <w:szCs w:val="24"/>
+        </w:rPr>
+        <w:t>Automation Support:</w:t>
+      </w:r>
+      <w:r>
+        <w:rPr>
+          <w:rFonts w:ascii="Times New Roman" w:eastAsia="Times New Roman" w:hAnsi="Times New Roman" w:cs="Times New Roman"/>
+          <w:sz w:val="24"/>
+          <w:szCs w:val="24"/>
+        </w:rPr>
+        <w:t xml:space="preserve"> Test cases and scripts can be automated.</w:t>
+      </w:r>
+    </w:p>
+    <w:p>
+      <w:pPr>
+        <w:numPr>
+          <w:ilvl w:val="0"/>
+          <w:numId w:val="22"/>
+        </w:numPr>
+        <w:spacing w:before="100" w:beforeAutospacing="1" w:after="100" w:afterAutospacing="1" w:line="240" w:lineRule="auto"/>
+        <w:rPr>
+          <w:rFonts w:ascii="Times New Roman" w:eastAsia="Times New Roman" w:hAnsi="Times New Roman" w:cs="Times New Roman"/>
+          <w:sz w:val="24"/>
+          <w:szCs w:val="24"/>
+        </w:rPr>
+      </w:pPr>
+      <w:r>
+        <w:rPr>
+          <w:rFonts w:ascii="Times New Roman" w:eastAsia="Times New Roman" w:hAnsi="Times New Roman" w:cs="Times New Roman"/>
+          <w:b/>
+          <w:bCs/>
+          <w:sz w:val="24"/>
+          <w:szCs w:val="24"/>
+        </w:rPr>
+        <w:t>Repeatability:</w:t>
+      </w:r>
+      <w:r>
+        <w:rPr>
+          <w:rFonts w:ascii="Times New Roman" w:eastAsia="Times New Roman" w:hAnsi="Times New Roman" w:cs="Times New Roman"/>
+          <w:sz w:val="24"/>
+          <w:szCs w:val="24"/>
+        </w:rPr>
+        <w:t xml:space="preserve"> The same model can be used to generate repeatable tests.</w:t>
+      </w:r>
+    </w:p>
+    <w:p>
+      <w:pPr>
+        <w:numPr>
+          <w:ilvl w:val="0"/>
+          <w:numId w:val="22"/>
+        </w:numPr>
+        <w:spacing w:before="100" w:beforeAutospacing="1" w:after="100" w:afterAutospacing="1" w:line="240" w:lineRule="auto"/>
+        <w:rPr>
+          <w:rFonts w:ascii="Times New Roman" w:eastAsia="Times New Roman" w:hAnsi="Times New Roman" w:cs="Times New Roman"/>
+          <w:sz w:val="24"/>
+          <w:szCs w:val="24"/>
+        </w:rPr>
+      </w:pPr>
+      <w:r>
+        <w:rPr>
+          <w:rFonts w:ascii="Times New Roman" w:eastAsia="Times New Roman" w:hAnsi="Times New Roman" w:cs="Times New Roman"/>
+          <w:b/>
+          <w:bCs/>
+          <w:sz w:val="24"/>
+          <w:szCs w:val="24"/>
+        </w:rPr>
+        <w:t>Reduced Human Error:</w:t>
+      </w:r>
+      <w:r>
+        <w:rPr>
+          <w:rFonts w:ascii="Times New Roman" w:eastAsia="Times New Roman" w:hAnsi="Times New Roman" w:cs="Times New Roman"/>
+          <w:sz w:val="24"/>
+          <w:szCs w:val="24"/>
+        </w:rPr>
+        <w:t xml:space="preserve"> Systematic model-based test generation reduces the chance of missing important test conditions.</w:t>
+      </w:r>
+    </w:p>
+    <w:p>
+      <w:pPr>
+        <w:numPr>
+          <w:ilvl w:val="0"/>
+          <w:numId w:val="22"/>
+        </w:numPr>
+        <w:spacing w:before="100" w:beforeAutospacing="1" w:after="100" w:afterAutospacing="1" w:line="240" w:lineRule="auto"/>
+        <w:rPr>
+          <w:rFonts w:ascii="Times New Roman" w:eastAsia="Times New Roman" w:hAnsi="Times New Roman" w:cs="Times New Roman"/>
+          <w:sz w:val="24"/>
+          <w:szCs w:val="24"/>
+        </w:rPr>
+      </w:pPr>
+      <w:r>
+        <w:rPr>
+          <w:rFonts w:ascii="Times New Roman" w:eastAsia="Times New Roman" w:hAnsi="Times New Roman" w:cs="Times New Roman"/>
+          <w:b/>
+          <w:bCs/>
+          <w:sz w:val="24"/>
+          <w:szCs w:val="24"/>
+        </w:rPr>
+        <w:t>Easy Maintenance:</w:t>
+      </w:r>
+      <w:r>
+        <w:rPr>
+          <w:rFonts w:ascii="Times New Roman" w:eastAsia="Times New Roman" w:hAnsi="Times New Roman" w:cs="Times New Roman"/>
+          <w:sz w:val="24"/>
+          <w:szCs w:val="24"/>
+        </w:rPr>
+        <w:t xml:space="preserve"> When the system model is updated, the corresponding test design can also be refined.</w:t>
+      </w:r>
+    </w:p>
+    <w:p>
+      <w:pPr>
+        <w:spacing w:after="0" w:line="240" w:lineRule="auto"/>
+        <w:rPr>
+          <w:rFonts w:ascii="Times New Roman" w:eastAsia="Times New Roman" w:hAnsi="Times New Roman" w:cs="Times New Roman"/>
+          <w:sz w:val="24"/>
+          <w:szCs w:val="24"/>
+        </w:rPr>
+      </w:pPr>
+      <w:r>
+        <w:rPr>
+          <w:rFonts w:ascii="Times New Roman" w:eastAsia="Times New Roman" w:hAnsi="Times New Roman" w:cs="Times New Roman"/>
+          <w:sz w:val="24"/>
+          <w:szCs w:val="24"/>
+        </w:rPr>
+        <w:pict>
+          <v:rect id="_x0000_i1029" style="width:0;height:1.5pt" o:hralign="center" o:hrstd="t" o:hr="t" fillcolor="#a0a0a0" stroked="f"/>
+        </w:pict>
+      </w:r>
+    </w:p>
+    <w:p>
+      <w:pPr>
+        <w:spacing w:before="100" w:beforeAutospacing="1" w:after="100" w:afterAutospacing="1" w:line="240" w:lineRule="auto"/>
+        <w:outlineLvl w:val="1"/>
+        <w:rPr>
+          <w:rFonts w:ascii="Times New Roman" w:eastAsia="Times New Roman" w:hAnsi="Times New Roman" w:cs="Times New Roman"/>
+          <w:b/>
+          <w:bCs/>
+          <w:sz w:val="36"/>
+          <w:szCs w:val="36"/>
+        </w:rPr>
+      </w:pPr>
+      <w:r>
+        <w:rPr>
+          <w:rFonts w:ascii="Times New Roman" w:eastAsia="Times New Roman" w:hAnsi="Times New Roman" w:cs="Times New Roman"/>
+          <w:b/>
+          <w:bCs/>
+          <w:sz w:val="36"/>
+          <w:szCs w:val="36"/>
+        </w:rPr>
+        <w:t>Conclusion</w:t>
+      </w:r>
+    </w:p>
+    <w:p>
+      <w:pPr>
+        <w:spacing w:before="100" w:beforeAutospacing="1" w:after="100" w:afterAutospacing="1" w:line="240" w:lineRule="auto"/>
+        <w:rPr>
+          <w:rFonts w:ascii="Times New Roman" w:eastAsia="Times New Roman" w:hAnsi="Times New Roman" w:cs="Times New Roman"/>
+          <w:sz w:val="24"/>
+          <w:szCs w:val="24"/>
+        </w:rPr>
+      </w:pPr>
+      <w:r>
+        <w:rPr>
+          <w:rFonts w:ascii="Times New Roman" w:eastAsia="Times New Roman" w:hAnsi="Times New Roman" w:cs="Times New Roman"/>
+          <w:b/>
+          <w:bCs/>
+          <w:sz w:val="24"/>
+          <w:szCs w:val="24"/>
+        </w:rPr>
+        <w:t>Model-Driven Test Design provides a systematic bridge between software models and executable tests.</w:t>
+      </w:r>
+      <w:r>
+        <w:rPr>
+          <w:rFonts w:ascii="Times New Roman" w:eastAsia="Times New Roman" w:hAnsi="Times New Roman" w:cs="Times New Roman"/>
+          <w:sz w:val="24"/>
+          <w:szCs w:val="24"/>
+        </w:rPr>
+        <w:t xml:space="preserve"> By deriving test requirements, test specifications, test cases, and test scripts from models, MDTD improves test coverage, consistency, automation, and overall testing effectiveness.</w:t>
+      </w:r>
+    </w:p>
+    <w:p>
+      <w:pPr>
+        <w:spacing w:before="100" w:beforeAutospacing="1" w:after="100" w:afterAutospacing="1" w:line="240" w:lineRule="auto"/>
+        <w:outlineLvl w:val="2"/>
+        <w:rPr>
+          <w:rFonts w:ascii="Times New Roman" w:eastAsia="Times New Roman" w:hAnsi="Times New Roman" w:cs="Times New Roman"/>
+          <w:b/>
+          <w:bCs/>
+          <w:sz w:val="27"/>
+          <w:szCs w:val="27"/>
+        </w:rPr>
+      </w:pPr>
+      <w:r>
+        <w:rPr>
+          <w:rFonts w:ascii="Segoe UI Symbol" w:eastAsia="Times New Roman" w:hAnsi="Segoe UI Symbol" w:cs="Segoe UI Symbol"/>
+          <w:b/>
+          <w:bCs/>
+          <w:sz w:val="27"/>
+          <w:szCs w:val="27"/>
+        </w:rPr>
+        <w:t>⭐</w:t>
+      </w:r>
+      <w:r>
+        <w:rPr>
+          <w:rFonts w:ascii="Times New Roman" w:eastAsia="Times New Roman" w:hAnsi="Times New Roman" w:cs="Times New Roman"/>
+          <w:b/>
+          <w:bCs/>
+          <w:sz w:val="27"/>
+          <w:szCs w:val="27"/>
+        </w:rPr>
+        <w:t xml:space="preserve"> Exam-</w:t>
+      </w:r>
+      <w:r>
+        <w:rPr>
+          <w:rFonts w:ascii="Nirmala UI" w:eastAsia="Times New Roman" w:hAnsi="Nirmala UI" w:cs="Nirmala UI"/>
+          <w:b/>
+          <w:bCs/>
+          <w:sz w:val="27"/>
+          <w:szCs w:val="27"/>
+        </w:rPr>
+        <w:t>এ</w:t>
+      </w:r>
+      <w:r>
+        <w:rPr>
+          <w:rFonts w:ascii="Times New Roman" w:eastAsia="Times New Roman" w:hAnsi="Times New Roman" w:cs="Times New Roman"/>
+          <w:b/>
+          <w:bCs/>
+          <w:sz w:val="27"/>
+          <w:szCs w:val="27"/>
+        </w:rPr>
+        <w:t xml:space="preserve"> </w:t>
+      </w:r>
+      <w:proofErr w:type="spellStart"/>
+      <w:r>
+        <w:rPr>
+          <w:rFonts w:ascii="Nirmala UI" w:eastAsia="Times New Roman" w:hAnsi="Nirmala UI" w:cs="Nirmala UI"/>
+          <w:b/>
+          <w:bCs/>
+          <w:sz w:val="27"/>
+          <w:szCs w:val="27"/>
+        </w:rPr>
+        <w:t>মনে</w:t>
+      </w:r>
+      <w:proofErr w:type="spellEnd"/>
+      <w:r>
+        <w:rPr>
+          <w:rFonts w:ascii="Times New Roman" w:eastAsia="Times New Roman" w:hAnsi="Times New Roman" w:cs="Times New Roman"/>
+          <w:b/>
+          <w:bCs/>
+          <w:sz w:val="27"/>
+          <w:szCs w:val="27"/>
+        </w:rPr>
+        <w:t xml:space="preserve"> </w:t>
+      </w:r>
+      <w:proofErr w:type="spellStart"/>
+      <w:r>
+        <w:rPr>
+          <w:rFonts w:ascii="Nirmala UI" w:eastAsia="Times New Roman" w:hAnsi="Nirmala UI" w:cs="Nirmala UI"/>
+          <w:b/>
+          <w:bCs/>
+          <w:sz w:val="27"/>
+          <w:szCs w:val="27"/>
+        </w:rPr>
+        <w:t>রাখার</w:t>
+      </w:r>
+      <w:proofErr w:type="spellEnd"/>
+      <w:r>
+        <w:rPr>
+          <w:rFonts w:ascii="Times New Roman" w:eastAsia="Times New Roman" w:hAnsi="Times New Roman" w:cs="Times New Roman"/>
+          <w:b/>
+          <w:bCs/>
+          <w:sz w:val="27"/>
+          <w:szCs w:val="27"/>
+        </w:rPr>
+        <w:t xml:space="preserve"> shortcut</w:t>
+      </w:r>
+    </w:p>
+    <w:p>
+      <w:pPr>
+        <w:spacing w:before="100" w:beforeAutospacing="1" w:after="100" w:afterAutospacing="1" w:line="240" w:lineRule="auto"/>
+        <w:rPr>
+          <w:rFonts w:ascii="Times New Roman" w:eastAsia="Times New Roman" w:hAnsi="Times New Roman" w:cs="Times New Roman"/>
+          <w:sz w:val="24"/>
+          <w:szCs w:val="24"/>
+        </w:rPr>
+      </w:pPr>
+      <w:r>
+        <w:rPr>
+          <w:rFonts w:ascii="Times New Roman" w:eastAsia="Times New Roman" w:hAnsi="Times New Roman" w:cs="Times New Roman"/>
+          <w:b/>
+          <w:bCs/>
+          <w:sz w:val="24"/>
+          <w:szCs w:val="24"/>
+        </w:rPr>
+        <w:t>Model → Requirements → Specifications → Test Cases → Test Scripts → Execute → Evaluate</w:t>
+      </w:r>
+    </w:p>
+    <w:p>
+      <w:pPr>
+        <w:spacing w:before="100" w:beforeAutospacing="1" w:after="100" w:afterAutospacing="1" w:line="240" w:lineRule="auto"/>
+        <w:rPr>
+          <w:rFonts w:ascii="Times New Roman" w:eastAsia="Times New Roman" w:hAnsi="Times New Roman" w:cs="Times New Roman"/>
+          <w:sz w:val="24"/>
+          <w:szCs w:val="24"/>
+        </w:rPr>
+      </w:pPr>
+      <w:proofErr w:type="spellStart"/>
+      <w:r>
+        <w:rPr>
+          <w:rFonts w:ascii="Nirmala UI" w:eastAsia="Times New Roman" w:hAnsi="Nirmala UI" w:cs="Nirmala UI"/>
+          <w:sz w:val="24"/>
+          <w:szCs w:val="24"/>
+        </w:rPr>
+        <w:t>এই</w:t>
+      </w:r>
+      <w:proofErr w:type="spellEnd"/>
+      <w:r>
+        <w:rPr>
+          <w:rFonts w:ascii="Times New Roman" w:eastAsia="Times New Roman" w:hAnsi="Times New Roman" w:cs="Times New Roman"/>
+          <w:sz w:val="24"/>
+          <w:szCs w:val="24"/>
+        </w:rPr>
+        <w:t xml:space="preserve"> flow-</w:t>
+      </w:r>
+      <w:proofErr w:type="spellStart"/>
+      <w:r>
+        <w:rPr>
+          <w:rFonts w:ascii="Nirmala UI" w:eastAsia="Times New Roman" w:hAnsi="Nirmala UI" w:cs="Nirmala UI"/>
+          <w:sz w:val="24"/>
+          <w:szCs w:val="24"/>
+        </w:rPr>
+        <w:t>টা</w:t>
+      </w:r>
+      <w:proofErr w:type="spellEnd"/>
+      <w:r>
+        <w:rPr>
+          <w:rFonts w:ascii="Times New Roman" w:eastAsia="Times New Roman" w:hAnsi="Times New Roman" w:cs="Times New Roman"/>
+          <w:sz w:val="24"/>
+          <w:szCs w:val="24"/>
+        </w:rPr>
+        <w:t xml:space="preserve"> </w:t>
+      </w:r>
+      <w:proofErr w:type="spellStart"/>
+      <w:r>
+        <w:rPr>
+          <w:rFonts w:ascii="Nirmala UI" w:eastAsia="Times New Roman" w:hAnsi="Nirmala UI" w:cs="Nirmala UI"/>
+          <w:sz w:val="24"/>
+          <w:szCs w:val="24"/>
+        </w:rPr>
+        <w:t>ঠিকভাবে</w:t>
+      </w:r>
+      <w:proofErr w:type="spellEnd"/>
+      <w:r>
+        <w:rPr>
+          <w:rFonts w:ascii="Times New Roman" w:eastAsia="Times New Roman" w:hAnsi="Times New Roman" w:cs="Times New Roman"/>
+          <w:sz w:val="24"/>
+          <w:szCs w:val="24"/>
+        </w:rPr>
+        <w:t xml:space="preserve"> </w:t>
+      </w:r>
+      <w:proofErr w:type="spellStart"/>
+      <w:r>
+        <w:rPr>
+          <w:rFonts w:ascii="Nirmala UI" w:eastAsia="Times New Roman" w:hAnsi="Nirmala UI" w:cs="Nirmala UI"/>
+          <w:sz w:val="24"/>
+          <w:szCs w:val="24"/>
+        </w:rPr>
+        <w:t>লিখে</w:t>
+      </w:r>
+      <w:proofErr w:type="spellEnd"/>
+      <w:r>
+        <w:rPr>
+          <w:rFonts w:ascii="Times New Roman" w:eastAsia="Times New Roman" w:hAnsi="Times New Roman" w:cs="Times New Roman"/>
+          <w:sz w:val="24"/>
+          <w:szCs w:val="24"/>
+        </w:rPr>
+        <w:t xml:space="preserve">, </w:t>
+      </w:r>
+      <w:r>
+        <w:rPr>
+          <w:rFonts w:ascii="Times New Roman" w:eastAsia="Times New Roman" w:hAnsi="Times New Roman" w:cs="Times New Roman"/>
+          <w:b/>
+          <w:bCs/>
+          <w:sz w:val="24"/>
+          <w:szCs w:val="24"/>
+        </w:rPr>
+        <w:t xml:space="preserve">CFG/MDTD figure </w:t>
+      </w:r>
+      <w:proofErr w:type="spellStart"/>
+      <w:r>
+        <w:rPr>
+          <w:rFonts w:ascii="Nirmala UI" w:eastAsia="Times New Roman" w:hAnsi="Nirmala UI" w:cs="Nirmala UI"/>
+          <w:b/>
+          <w:bCs/>
+          <w:sz w:val="24"/>
+          <w:szCs w:val="24"/>
+        </w:rPr>
+        <w:t>সুন্দরভাবে</w:t>
+      </w:r>
+      <w:proofErr w:type="spellEnd"/>
+      <w:r>
+        <w:rPr>
+          <w:rFonts w:ascii="Times New Roman" w:eastAsia="Times New Roman" w:hAnsi="Times New Roman" w:cs="Times New Roman"/>
+          <w:b/>
+          <w:bCs/>
+          <w:sz w:val="24"/>
+          <w:szCs w:val="24"/>
+        </w:rPr>
+        <w:t xml:space="preserve"> </w:t>
+      </w:r>
+      <w:proofErr w:type="spellStart"/>
+      <w:r>
+        <w:rPr>
+          <w:rFonts w:ascii="Nirmala UI" w:eastAsia="Times New Roman" w:hAnsi="Nirmala UI" w:cs="Nirmala UI"/>
+          <w:b/>
+          <w:bCs/>
+          <w:sz w:val="24"/>
+          <w:szCs w:val="24"/>
+        </w:rPr>
+        <w:t>এঁকে</w:t>
+      </w:r>
+      <w:proofErr w:type="spellEnd"/>
+      <w:r>
+        <w:rPr>
+          <w:rFonts w:ascii="Times New Roman" w:eastAsia="Times New Roman" w:hAnsi="Times New Roman" w:cs="Times New Roman"/>
+          <w:sz w:val="24"/>
+          <w:szCs w:val="24"/>
+        </w:rPr>
+        <w:t xml:space="preserve">, </w:t>
+      </w:r>
+      <w:proofErr w:type="spellStart"/>
+      <w:r>
+        <w:rPr>
+          <w:rFonts w:ascii="Nirmala UI" w:eastAsia="Times New Roman" w:hAnsi="Nirmala UI" w:cs="Nirmala UI"/>
+          <w:sz w:val="24"/>
+          <w:szCs w:val="24"/>
+        </w:rPr>
+        <w:t>তারপর</w:t>
+      </w:r>
+      <w:proofErr w:type="spellEnd"/>
+      <w:r>
+        <w:rPr>
+          <w:rFonts w:ascii="Times New Roman" w:eastAsia="Times New Roman" w:hAnsi="Times New Roman" w:cs="Times New Roman"/>
+          <w:sz w:val="24"/>
+          <w:szCs w:val="24"/>
+        </w:rPr>
+        <w:t xml:space="preserve"> steps </w:t>
+      </w:r>
+      <w:r>
+        <w:rPr>
+          <w:rFonts w:ascii="Nirmala UI" w:eastAsia="Times New Roman" w:hAnsi="Nirmala UI" w:cs="Nirmala UI"/>
+          <w:sz w:val="24"/>
+          <w:szCs w:val="24"/>
+        </w:rPr>
+        <w:t>ও</w:t>
+      </w:r>
+      <w:r>
+        <w:rPr>
+          <w:rFonts w:ascii="Times New Roman" w:eastAsia="Times New Roman" w:hAnsi="Times New Roman" w:cs="Times New Roman"/>
+          <w:sz w:val="24"/>
+          <w:szCs w:val="24"/>
+        </w:rPr>
+        <w:t xml:space="preserve"> advantages </w:t>
+      </w:r>
+      <w:proofErr w:type="spellStart"/>
+      <w:r>
+        <w:rPr>
+          <w:rFonts w:ascii="Nirmala UI" w:eastAsia="Times New Roman" w:hAnsi="Nirmala UI" w:cs="Nirmala UI"/>
+          <w:sz w:val="24"/>
+          <w:szCs w:val="24"/>
+        </w:rPr>
+        <w:t>দিলে</w:t>
+      </w:r>
+      <w:proofErr w:type="spellEnd"/>
+      <w:r>
+        <w:rPr>
+          <w:rFonts w:ascii="Times New Roman" w:eastAsia="Times New Roman" w:hAnsi="Times New Roman" w:cs="Times New Roman"/>
+          <w:sz w:val="24"/>
+          <w:szCs w:val="24"/>
+        </w:rPr>
+        <w:t xml:space="preserve"> </w:t>
+      </w:r>
+      <w:proofErr w:type="spellStart"/>
+      <w:r>
+        <w:rPr>
+          <w:rFonts w:ascii="Nirmala UI" w:eastAsia="Times New Roman" w:hAnsi="Nirmala UI" w:cs="Nirmala UI"/>
+          <w:sz w:val="24"/>
+          <w:szCs w:val="24"/>
+        </w:rPr>
+        <w:t>উত্তরটা</w:t>
+      </w:r>
+      <w:proofErr w:type="spellEnd"/>
+      <w:r>
+        <w:rPr>
+          <w:rFonts w:ascii="Times New Roman" w:eastAsia="Times New Roman" w:hAnsi="Times New Roman" w:cs="Times New Roman"/>
+          <w:sz w:val="24"/>
+          <w:szCs w:val="24"/>
+        </w:rPr>
+        <w:t xml:space="preserve"> </w:t>
+      </w:r>
+      <w:proofErr w:type="spellStart"/>
+      <w:r>
+        <w:rPr>
+          <w:rFonts w:ascii="Nirmala UI" w:eastAsia="Times New Roman" w:hAnsi="Nirmala UI" w:cs="Nirmala UI"/>
+          <w:sz w:val="24"/>
+          <w:szCs w:val="24"/>
+        </w:rPr>
+        <w:t>যথেষ্ট</w:t>
+      </w:r>
+      <w:proofErr w:type="spellEnd"/>
+      <w:r>
+        <w:rPr>
+          <w:rFonts w:ascii="Times New Roman" w:eastAsia="Times New Roman" w:hAnsi="Times New Roman" w:cs="Times New Roman"/>
+          <w:sz w:val="24"/>
+          <w:szCs w:val="24"/>
+        </w:rPr>
+        <w:t xml:space="preserve"> </w:t>
+      </w:r>
+      <w:r>
+        <w:rPr>
+          <w:rFonts w:ascii="Times New Roman" w:eastAsia="Times New Roman" w:hAnsi="Times New Roman" w:cs="Times New Roman"/>
+          <w:b/>
+          <w:bCs/>
+          <w:sz w:val="24"/>
+          <w:szCs w:val="24"/>
+        </w:rPr>
+        <w:t xml:space="preserve">complete </w:t>
+      </w:r>
+      <w:proofErr w:type="spellStart"/>
+      <w:r>
+        <w:rPr>
+          <w:rFonts w:ascii="Nirmala UI" w:eastAsia="Times New Roman" w:hAnsi="Nirmala UI" w:cs="Nirmala UI"/>
+          <w:b/>
+          <w:bCs/>
+          <w:sz w:val="24"/>
+          <w:szCs w:val="24"/>
+        </w:rPr>
+        <w:t>এবং</w:t>
+      </w:r>
+      <w:proofErr w:type="spellEnd"/>
+      <w:r>
+        <w:rPr>
+          <w:rFonts w:ascii="Times New Roman" w:eastAsia="Times New Roman" w:hAnsi="Times New Roman" w:cs="Times New Roman"/>
+          <w:b/>
+          <w:bCs/>
+          <w:sz w:val="24"/>
+          <w:szCs w:val="24"/>
+        </w:rPr>
+        <w:t xml:space="preserve"> full-marks oriented</w:t>
+      </w:r>
+      <w:r>
+        <w:rPr>
+          <w:rFonts w:ascii="Times New Roman" w:eastAsia="Times New Roman" w:hAnsi="Times New Roman" w:cs="Times New Roman"/>
+          <w:sz w:val="24"/>
+          <w:szCs w:val="24"/>
+        </w:rPr>
+        <w:t xml:space="preserve"> </w:t>
+      </w:r>
+      <w:proofErr w:type="spellStart"/>
+      <w:r>
+        <w:rPr>
+          <w:rFonts w:ascii="Nirmala UI" w:eastAsia="Times New Roman" w:hAnsi="Nirmala UI" w:cs="Nirmala UI"/>
+          <w:sz w:val="24"/>
+          <w:szCs w:val="24"/>
+        </w:rPr>
+        <w:t>হবে</w:t>
+      </w:r>
+      <w:proofErr w:type="spellEnd"/>
+      <w:r>
+        <w:rPr>
+          <w:rFonts w:ascii="Nirmala UI" w:eastAsia="Times New Roman" w:hAnsi="Nirmala UI" w:cs="Nirmala UI"/>
+          <w:sz w:val="24"/>
+          <w:szCs w:val="24"/>
+        </w:rPr>
+        <w:t>।</w:t>
+      </w:r>
+    </w:p>
+    <w:p>
+      <w:pPr>
+        <w:spacing w:before="100" w:beforeAutospacing="1" w:after="100" w:afterAutospacing="1" w:line="240" w:lineRule="auto"/>
+        <w:rPr>
+          <w:rFonts w:ascii="Times New Roman" w:eastAsia="Times New Roman" w:hAnsi="Times New Roman" w:cs="Times New Roman"/>
+          <w:sz w:val="24"/>
+          <w:szCs w:val="24"/>
+        </w:rPr>
+      </w:pPr>
+    </w:p>
+    <w:p>
+      <w:pPr>
+        <w:spacing w:before="100" w:beforeAutospacing="1" w:after="100" w:afterAutospacing="1" w:line="240" w:lineRule="auto"/>
+        <w:rPr>
+          <w:rFonts w:ascii="Times New Roman" w:eastAsia="Times New Roman" w:hAnsi="Times New Roman" w:cs="Times New Roman"/>
+          <w:sz w:val="24"/>
+          <w:szCs w:val="24"/>
+        </w:rPr>
+      </w:pPr>
+    </w:p>
+    <w:p>
+      <w:pPr>
+        <w:spacing w:before="240" w:line="240" w:lineRule="auto"/>
+        <w:outlineLvl w:val="0"/>
+        <w:rPr>
+          <w:rFonts w:ascii="Times New Roman" w:eastAsia="Times New Roman" w:hAnsi="Times New Roman" w:cs="Times New Roman"/>
+          <w:b/>
+          <w:bCs/>
+          <w:color w:val="FF0000"/>
+          <w:sz w:val="28"/>
+          <w:szCs w:val="28"/>
+        </w:rPr>
+      </w:pPr>
+      <w:r>
+        <w:rPr>
+          <w:rFonts w:ascii="Times New Roman" w:eastAsia="Times New Roman" w:hAnsi="Times New Roman" w:cs="Times New Roman"/>
+          <w:b/>
+          <w:bCs/>
+          <w:color w:val="FF0000"/>
+          <w:kern w:val="36"/>
+          <w:sz w:val="28"/>
+          <w:szCs w:val="28"/>
+        </w:rPr>
+        <w:t>Coverage Criteria</w:t>
+      </w:r>
+    </w:p>
+    <w:p>
+      <w:pPr>
+        <w:spacing w:before="240" w:line="240" w:lineRule="auto"/>
+        <w:rPr>
+          <w:rFonts w:ascii="Times New Roman" w:eastAsia="Times New Roman" w:hAnsi="Times New Roman" w:cs="Times New Roman"/>
+          <w:sz w:val="28"/>
+          <w:szCs w:val="28"/>
+        </w:rPr>
+      </w:pPr>
+      <w:r>
+        <w:rPr>
+          <w:rFonts w:ascii="Times New Roman" w:eastAsia="Times New Roman" w:hAnsi="Times New Roman" w:cs="Times New Roman"/>
+          <w:b/>
+          <w:bCs/>
+          <w:sz w:val="28"/>
+          <w:szCs w:val="28"/>
+        </w:rPr>
+        <w:t>Coverage Criteria</w:t>
+      </w:r>
+      <w:r>
+        <w:rPr>
+          <w:rFonts w:ascii="Times New Roman" w:eastAsia="Times New Roman" w:hAnsi="Times New Roman" w:cs="Times New Roman"/>
+          <w:sz w:val="28"/>
+          <w:szCs w:val="28"/>
+        </w:rPr>
+        <w:t xml:space="preserve"> is a set of rules that specifies </w:t>
+      </w:r>
+      <w:r>
+        <w:rPr>
+          <w:rFonts w:ascii="Times New Roman" w:eastAsia="Times New Roman" w:hAnsi="Times New Roman" w:cs="Times New Roman"/>
+          <w:b/>
+          <w:bCs/>
+          <w:sz w:val="28"/>
+          <w:szCs w:val="28"/>
+        </w:rPr>
+        <w:t>which parts of a software system must be tested</w:t>
+      </w:r>
+      <w:r>
+        <w:rPr>
+          <w:rFonts w:ascii="Times New Roman" w:eastAsia="Times New Roman" w:hAnsi="Times New Roman" w:cs="Times New Roman"/>
+          <w:sz w:val="28"/>
+          <w:szCs w:val="28"/>
+        </w:rPr>
+        <w:t>. It helps testers select an effective set of test cases that provides maximum testing coverage while using the minimum number of tests.</w:t>
+      </w:r>
+    </w:p>
+    <w:p>
+      <w:pPr>
+        <w:spacing w:before="240" w:line="240" w:lineRule="auto"/>
+        <w:rPr>
+          <w:rFonts w:ascii="Times New Roman" w:eastAsia="Times New Roman" w:hAnsi="Times New Roman" w:cs="Times New Roman"/>
+          <w:sz w:val="28"/>
+          <w:szCs w:val="28"/>
+        </w:rPr>
+      </w:pPr>
+      <w:r>
+        <w:rPr>
+          <w:rFonts w:ascii="Times New Roman" w:eastAsia="Times New Roman" w:hAnsi="Times New Roman" w:cs="Times New Roman"/>
+          <w:b/>
+          <w:bCs/>
+          <w:sz w:val="28"/>
+          <w:szCs w:val="28"/>
+        </w:rPr>
+        <w:t>Easy to Remember:</w:t>
+      </w:r>
+      <w:r>
+        <w:rPr>
+          <w:rFonts w:ascii="Times New Roman" w:eastAsia="Times New Roman" w:hAnsi="Times New Roman" w:cs="Times New Roman"/>
+          <w:sz w:val="28"/>
+          <w:szCs w:val="28"/>
+        </w:rPr>
+        <w:br/>
+      </w:r>
+      <w:r>
+        <w:rPr>
+          <w:rFonts w:ascii="Times New Roman" w:eastAsia="Times New Roman" w:hAnsi="Times New Roman" w:cs="Times New Roman"/>
+          <w:b/>
+          <w:bCs/>
+          <w:sz w:val="28"/>
+          <w:szCs w:val="28"/>
+        </w:rPr>
+        <w:t>Coverage Criteria = Rules that tell us what to cover during testing.</w:t>
+      </w:r>
+    </w:p>
+    <w:p>
+      <w:pPr>
+        <w:spacing w:before="240" w:line="240" w:lineRule="auto"/>
+        <w:outlineLvl w:val="0"/>
+        <w:rPr>
+          <w:rFonts w:ascii="Times New Roman" w:eastAsia="Times New Roman" w:hAnsi="Times New Roman" w:cs="Times New Roman"/>
+          <w:b/>
+          <w:bCs/>
+          <w:color w:val="FF0000"/>
+          <w:kern w:val="36"/>
+          <w:sz w:val="28"/>
+          <w:szCs w:val="28"/>
+        </w:rPr>
+      </w:pPr>
+      <w:r>
+        <w:rPr>
+          <w:rFonts w:ascii="Times New Roman" w:eastAsia="Times New Roman" w:hAnsi="Times New Roman" w:cs="Times New Roman"/>
+          <w:b/>
+          <w:bCs/>
+          <w:color w:val="FF0000"/>
+          <w:kern w:val="36"/>
+          <w:sz w:val="28"/>
+          <w:szCs w:val="28"/>
+        </w:rPr>
+        <w:t>Why Do We Need Coverage Criteria?</w:t>
+      </w:r>
+    </w:p>
+    <w:p>
+      <w:pPr>
+        <w:spacing w:before="240" w:line="240" w:lineRule="auto"/>
+        <w:rPr>
+          <w:rFonts w:ascii="Times New Roman" w:eastAsia="Times New Roman" w:hAnsi="Times New Roman" w:cs="Times New Roman"/>
+          <w:sz w:val="28"/>
+          <w:szCs w:val="28"/>
+        </w:rPr>
+      </w:pPr>
+      <w:r>
+        <w:rPr>
+          <w:rFonts w:ascii="Times New Roman" w:eastAsia="Times New Roman" w:hAnsi="Times New Roman" w:cs="Times New Roman"/>
+          <w:sz w:val="28"/>
+          <w:szCs w:val="28"/>
+        </w:rPr>
+        <w:lastRenderedPageBreak/>
+        <w:t>Modern software can have an enormous number of possible input combinations.</w:t>
+      </w:r>
+    </w:p>
+    <w:p>
+      <w:pPr>
+        <w:spacing w:before="240" w:line="240" w:lineRule="auto"/>
+        <w:outlineLvl w:val="2"/>
+        <w:rPr>
+          <w:rFonts w:ascii="Times New Roman" w:eastAsia="Times New Roman" w:hAnsi="Times New Roman" w:cs="Times New Roman"/>
+          <w:b/>
+          <w:bCs/>
+          <w:color w:val="FF0000"/>
+          <w:sz w:val="28"/>
+          <w:szCs w:val="28"/>
+        </w:rPr>
+      </w:pPr>
+      <w:r>
+        <w:rPr>
+          <w:rFonts w:ascii="Times New Roman" w:eastAsia="Times New Roman" w:hAnsi="Times New Roman" w:cs="Times New Roman"/>
+          <w:b/>
+          <w:bCs/>
+          <w:color w:val="FF0000"/>
+          <w:sz w:val="28"/>
+          <w:szCs w:val="28"/>
+        </w:rPr>
+        <w:t>Practical Example</w:t>
+      </w:r>
+    </w:p>
+    <w:p>
+      <w:pPr>
+        <w:tabs>
+          <w:tab w:val="left" w:pos="916"/>
+          <w:tab w:val="left" w:pos="1832"/>
+          <w:tab w:val="left" w:pos="2748"/>
+          <w:tab w:val="left" w:pos="3664"/>
+          <w:tab w:val="left" w:pos="4580"/>
+          <w:tab w:val="left" w:pos="5496"/>
+          <w:tab w:val="left" w:pos="6412"/>
+          <w:tab w:val="left" w:pos="7328"/>
+          <w:tab w:val="left" w:pos="8244"/>
+          <w:tab w:val="left" w:pos="9160"/>
+          <w:tab w:val="left" w:pos="10076"/>
+          <w:tab w:val="left" w:pos="10992"/>
+          <w:tab w:val="left" w:pos="11908"/>
+          <w:tab w:val="left" w:pos="12824"/>
+          <w:tab w:val="left" w:pos="13740"/>
+          <w:tab w:val="left" w:pos="14656"/>
+        </w:tabs>
+        <w:spacing w:before="240" w:line="240" w:lineRule="auto"/>
+        <w:rPr>
+          <w:rFonts w:ascii="Courier New" w:eastAsia="Times New Roman" w:hAnsi="Courier New" w:cs="Courier New"/>
+          <w:sz w:val="28"/>
+          <w:szCs w:val="28"/>
+        </w:rPr>
+      </w:pPr>
+      <w:r>
+        <w:rPr>
+          <w:rFonts w:ascii="Courier New" w:eastAsia="Times New Roman" w:hAnsi="Courier New" w:cs="Courier New"/>
+          <w:sz w:val="28"/>
+          <w:szCs w:val="28"/>
+        </w:rPr>
+        <w:t xml:space="preserve">double </w:t>
+      </w:r>
+      <w:proofErr w:type="spellStart"/>
+      <w:proofErr w:type="gramStart"/>
+      <w:r>
+        <w:rPr>
+          <w:rFonts w:ascii="Courier New" w:eastAsia="Times New Roman" w:hAnsi="Courier New" w:cs="Courier New"/>
+          <w:sz w:val="28"/>
+          <w:szCs w:val="28"/>
+        </w:rPr>
+        <w:t>computeAverage</w:t>
+      </w:r>
+      <w:proofErr w:type="spellEnd"/>
+      <w:r>
+        <w:rPr>
+          <w:rFonts w:ascii="Courier New" w:eastAsia="Times New Roman" w:hAnsi="Courier New" w:cs="Courier New"/>
+          <w:sz w:val="28"/>
+          <w:szCs w:val="28"/>
+        </w:rPr>
+        <w:t>(</w:t>
+      </w:r>
+      <w:proofErr w:type="spellStart"/>
+      <w:proofErr w:type="gramEnd"/>
+      <w:r>
+        <w:rPr>
+          <w:rFonts w:ascii="Courier New" w:eastAsia="Times New Roman" w:hAnsi="Courier New" w:cs="Courier New"/>
+          <w:sz w:val="28"/>
+          <w:szCs w:val="28"/>
+        </w:rPr>
+        <w:t>int</w:t>
+      </w:r>
+      <w:proofErr w:type="spellEnd"/>
+      <w:r>
+        <w:rPr>
+          <w:rFonts w:ascii="Courier New" w:eastAsia="Times New Roman" w:hAnsi="Courier New" w:cs="Courier New"/>
+          <w:sz w:val="28"/>
+          <w:szCs w:val="28"/>
+        </w:rPr>
+        <w:t xml:space="preserve"> A, </w:t>
+      </w:r>
+      <w:proofErr w:type="spellStart"/>
+      <w:r>
+        <w:rPr>
+          <w:rFonts w:ascii="Courier New" w:eastAsia="Times New Roman" w:hAnsi="Courier New" w:cs="Courier New"/>
+          <w:sz w:val="28"/>
+          <w:szCs w:val="28"/>
+        </w:rPr>
+        <w:t>int</w:t>
+      </w:r>
+      <w:proofErr w:type="spellEnd"/>
+      <w:r>
+        <w:rPr>
+          <w:rFonts w:ascii="Courier New" w:eastAsia="Times New Roman" w:hAnsi="Courier New" w:cs="Courier New"/>
+          <w:sz w:val="28"/>
+          <w:szCs w:val="28"/>
+        </w:rPr>
+        <w:t xml:space="preserve"> B, </w:t>
+      </w:r>
+      <w:proofErr w:type="spellStart"/>
+      <w:r>
+        <w:rPr>
+          <w:rFonts w:ascii="Courier New" w:eastAsia="Times New Roman" w:hAnsi="Courier New" w:cs="Courier New"/>
+          <w:sz w:val="28"/>
+          <w:szCs w:val="28"/>
+        </w:rPr>
+        <w:t>int</w:t>
+      </w:r>
+      <w:proofErr w:type="spellEnd"/>
+      <w:r>
+        <w:rPr>
+          <w:rFonts w:ascii="Courier New" w:eastAsia="Times New Roman" w:hAnsi="Courier New" w:cs="Courier New"/>
+          <w:sz w:val="28"/>
+          <w:szCs w:val="28"/>
+        </w:rPr>
+        <w:t xml:space="preserve"> C)</w:t>
+      </w:r>
+    </w:p>
+    <w:p>
+      <w:pPr>
+        <w:spacing w:before="240" w:line="240" w:lineRule="auto"/>
+        <w:rPr>
+          <w:rFonts w:ascii="Times New Roman" w:eastAsia="Times New Roman" w:hAnsi="Times New Roman" w:cs="Times New Roman"/>
+          <w:sz w:val="28"/>
+          <w:szCs w:val="28"/>
+        </w:rPr>
+      </w:pPr>
+      <w:r>
+        <w:rPr>
+          <w:rFonts w:ascii="Times New Roman" w:eastAsia="Times New Roman" w:hAnsi="Times New Roman" w:cs="Times New Roman"/>
+          <w:sz w:val="28"/>
+          <w:szCs w:val="28"/>
+        </w:rPr>
+        <w:t xml:space="preserve">Suppose each variable is a </w:t>
+      </w:r>
+      <w:r>
+        <w:rPr>
+          <w:rFonts w:ascii="Times New Roman" w:eastAsia="Times New Roman" w:hAnsi="Times New Roman" w:cs="Times New Roman"/>
+          <w:b/>
+          <w:bCs/>
+          <w:sz w:val="28"/>
+          <w:szCs w:val="28"/>
+        </w:rPr>
+        <w:t>32-bit integer</w:t>
+      </w:r>
+      <w:r>
+        <w:rPr>
+          <w:rFonts w:ascii="Times New Roman" w:eastAsia="Times New Roman" w:hAnsi="Times New Roman" w:cs="Times New Roman"/>
+          <w:sz w:val="28"/>
+          <w:szCs w:val="28"/>
+        </w:rPr>
+        <w:t>.</w:t>
+      </w:r>
+    </w:p>
+    <w:p>
+      <w:pPr>
+        <w:numPr>
+          <w:ilvl w:val="0"/>
+          <w:numId w:val="1"/>
+        </w:numPr>
+        <w:spacing w:before="240" w:line="240" w:lineRule="auto"/>
+        <w:rPr>
+          <w:rFonts w:ascii="Times New Roman" w:eastAsia="Times New Roman" w:hAnsi="Times New Roman" w:cs="Times New Roman"/>
+          <w:sz w:val="28"/>
+          <w:szCs w:val="28"/>
+        </w:rPr>
+      </w:pPr>
+      <w:r>
+        <w:rPr>
+          <w:rFonts w:ascii="Times New Roman" w:eastAsia="Times New Roman" w:hAnsi="Times New Roman" w:cs="Times New Roman"/>
+          <w:sz w:val="28"/>
+          <w:szCs w:val="28"/>
+        </w:rPr>
+        <w:t xml:space="preserve">A has about </w:t>
+      </w:r>
+      <w:r>
+        <w:rPr>
+          <w:rFonts w:ascii="Times New Roman" w:eastAsia="Times New Roman" w:hAnsi="Times New Roman" w:cs="Times New Roman"/>
+          <w:b/>
+          <w:bCs/>
+          <w:sz w:val="28"/>
+          <w:szCs w:val="28"/>
+        </w:rPr>
+        <w:t>4 billion</w:t>
+      </w:r>
+      <w:r>
+        <w:rPr>
+          <w:rFonts w:ascii="Times New Roman" w:eastAsia="Times New Roman" w:hAnsi="Times New Roman" w:cs="Times New Roman"/>
+          <w:sz w:val="28"/>
+          <w:szCs w:val="28"/>
+        </w:rPr>
+        <w:t xml:space="preserve"> possible values. </w:t>
+      </w:r>
+    </w:p>
+    <w:p>
+      <w:pPr>
+        <w:numPr>
+          <w:ilvl w:val="0"/>
+          <w:numId w:val="1"/>
+        </w:numPr>
+        <w:spacing w:before="240" w:line="240" w:lineRule="auto"/>
+        <w:rPr>
+          <w:rFonts w:ascii="Times New Roman" w:eastAsia="Times New Roman" w:hAnsi="Times New Roman" w:cs="Times New Roman"/>
+          <w:sz w:val="28"/>
+          <w:szCs w:val="28"/>
+        </w:rPr>
+      </w:pPr>
+      <w:r>
+        <w:rPr>
+          <w:rFonts w:ascii="Times New Roman" w:eastAsia="Times New Roman" w:hAnsi="Times New Roman" w:cs="Times New Roman"/>
+          <w:sz w:val="28"/>
+          <w:szCs w:val="28"/>
+        </w:rPr>
+        <w:t xml:space="preserve">B has about </w:t>
+      </w:r>
+      <w:r>
+        <w:rPr>
+          <w:rFonts w:ascii="Times New Roman" w:eastAsia="Times New Roman" w:hAnsi="Times New Roman" w:cs="Times New Roman"/>
+          <w:b/>
+          <w:bCs/>
+          <w:sz w:val="28"/>
+          <w:szCs w:val="28"/>
+        </w:rPr>
+        <w:t>4 billion</w:t>
+      </w:r>
+      <w:r>
+        <w:rPr>
+          <w:rFonts w:ascii="Times New Roman" w:eastAsia="Times New Roman" w:hAnsi="Times New Roman" w:cs="Times New Roman"/>
+          <w:sz w:val="28"/>
+          <w:szCs w:val="28"/>
+        </w:rPr>
+        <w:t xml:space="preserve"> possible values. </w:t>
+      </w:r>
+    </w:p>
+    <w:p>
+      <w:pPr>
+        <w:numPr>
+          <w:ilvl w:val="0"/>
+          <w:numId w:val="1"/>
+        </w:numPr>
+        <w:spacing w:before="240" w:line="240" w:lineRule="auto"/>
+        <w:rPr>
+          <w:rFonts w:ascii="Times New Roman" w:eastAsia="Times New Roman" w:hAnsi="Times New Roman" w:cs="Times New Roman"/>
+          <w:sz w:val="28"/>
+          <w:szCs w:val="28"/>
+        </w:rPr>
+      </w:pPr>
+      <w:r>
+        <w:rPr>
+          <w:rFonts w:ascii="Times New Roman" w:eastAsia="Times New Roman" w:hAnsi="Times New Roman" w:cs="Times New Roman"/>
+          <w:sz w:val="28"/>
+          <w:szCs w:val="28"/>
+        </w:rPr>
+        <w:t xml:space="preserve">C has about </w:t>
+      </w:r>
+      <w:r>
+        <w:rPr>
+          <w:rFonts w:ascii="Times New Roman" w:eastAsia="Times New Roman" w:hAnsi="Times New Roman" w:cs="Times New Roman"/>
+          <w:b/>
+          <w:bCs/>
+          <w:sz w:val="28"/>
+          <w:szCs w:val="28"/>
+        </w:rPr>
+        <w:t>4 billion</w:t>
+      </w:r>
+      <w:r>
+        <w:rPr>
+          <w:rFonts w:ascii="Times New Roman" w:eastAsia="Times New Roman" w:hAnsi="Times New Roman" w:cs="Times New Roman"/>
+          <w:sz w:val="28"/>
+          <w:szCs w:val="28"/>
+        </w:rPr>
+        <w:t xml:space="preserve"> possible values. </w:t>
+      </w:r>
+    </w:p>
+    <w:p>
+      <w:pPr>
+        <w:spacing w:before="240" w:line="240" w:lineRule="auto"/>
+        <w:rPr>
+          <w:rFonts w:ascii="Times New Roman" w:eastAsia="Times New Roman" w:hAnsi="Times New Roman" w:cs="Times New Roman"/>
+          <w:sz w:val="28"/>
+          <w:szCs w:val="28"/>
+        </w:rPr>
+      </w:pPr>
+      <w:r>
+        <w:rPr>
+          <w:rFonts w:ascii="Times New Roman" w:eastAsia="Times New Roman" w:hAnsi="Times New Roman" w:cs="Times New Roman"/>
+          <w:sz w:val="28"/>
+          <w:szCs w:val="28"/>
+        </w:rPr>
+        <w:t>Total possible test cases:</w:t>
+      </w:r>
+    </w:p>
+    <w:p>
+      <w:pPr>
+        <w:spacing w:before="240" w:line="240" w:lineRule="auto"/>
+        <w:rPr>
+          <w:rFonts w:ascii="Times New Roman" w:eastAsia="Times New Roman" w:hAnsi="Times New Roman" w:cs="Times New Roman"/>
+          <w:sz w:val="28"/>
+          <w:szCs w:val="28"/>
+        </w:rPr>
+      </w:pPr>
+      <w:r>
+        <w:rPr>
+          <w:rFonts w:ascii="Times New Roman" w:eastAsia="Times New Roman" w:hAnsi="Times New Roman" w:cs="Times New Roman"/>
+          <w:b/>
+          <w:bCs/>
+          <w:sz w:val="28"/>
+          <w:szCs w:val="28"/>
+        </w:rPr>
+        <w:t>4 Billion × 4 Billion × 4 Billion = More than 80 Octillion test cases</w:t>
+      </w:r>
+    </w:p>
+    <w:p>
+      <w:pPr>
+        <w:spacing w:before="240" w:line="240" w:lineRule="auto"/>
+        <w:rPr>
+          <w:rFonts w:ascii="Times New Roman" w:eastAsia="Times New Roman" w:hAnsi="Times New Roman" w:cs="Times New Roman"/>
+          <w:sz w:val="28"/>
+          <w:szCs w:val="28"/>
+        </w:rPr>
+      </w:pPr>
+      <w:r>
+        <w:rPr>
+          <w:rFonts w:ascii="Times New Roman" w:eastAsia="Times New Roman" w:hAnsi="Times New Roman" w:cs="Times New Roman"/>
+          <w:sz w:val="28"/>
+          <w:szCs w:val="28"/>
+        </w:rPr>
+        <w:t>It is impossible to execute all of them.</w:t>
+      </w:r>
+    </w:p>
+    <w:p>
+      <w:pPr>
+        <w:spacing w:before="240" w:line="240" w:lineRule="auto"/>
+        <w:rPr>
+          <w:rFonts w:ascii="Times New Roman" w:eastAsia="Times New Roman" w:hAnsi="Times New Roman" w:cs="Times New Roman"/>
+          <w:sz w:val="28"/>
+          <w:szCs w:val="28"/>
+        </w:rPr>
+      </w:pPr>
+      <w:r>
+        <w:rPr>
+          <w:rFonts w:ascii="Times New Roman" w:eastAsia="Times New Roman" w:hAnsi="Times New Roman" w:cs="Times New Roman"/>
+          <w:sz w:val="28"/>
+          <w:szCs w:val="28"/>
+        </w:rPr>
+        <w:t xml:space="preserve">Therefore, testers use </w:t>
+      </w:r>
+      <w:r>
+        <w:rPr>
+          <w:rFonts w:ascii="Times New Roman" w:eastAsia="Times New Roman" w:hAnsi="Times New Roman" w:cs="Times New Roman"/>
+          <w:b/>
+          <w:bCs/>
+          <w:sz w:val="28"/>
+          <w:szCs w:val="28"/>
+        </w:rPr>
+        <w:t>Coverage Criteria</w:t>
+      </w:r>
+      <w:r>
+        <w:rPr>
+          <w:rFonts w:ascii="Times New Roman" w:eastAsia="Times New Roman" w:hAnsi="Times New Roman" w:cs="Times New Roman"/>
+          <w:sz w:val="28"/>
+          <w:szCs w:val="28"/>
+        </w:rPr>
+        <w:t xml:space="preserve"> to select the most important test cases.</w:t>
+      </w:r>
+    </w:p>
+    <w:p>
+      <w:pPr>
+        <w:spacing w:before="240" w:line="240" w:lineRule="auto"/>
+        <w:outlineLvl w:val="0"/>
+        <w:rPr>
+          <w:rFonts w:ascii="Times New Roman" w:eastAsia="Times New Roman" w:hAnsi="Times New Roman" w:cs="Times New Roman"/>
+          <w:b/>
+          <w:bCs/>
+          <w:color w:val="FF0000"/>
+          <w:kern w:val="36"/>
+          <w:sz w:val="28"/>
+          <w:szCs w:val="28"/>
+        </w:rPr>
+      </w:pPr>
+      <w:r>
+        <w:rPr>
+          <w:rFonts w:ascii="Times New Roman" w:eastAsia="Times New Roman" w:hAnsi="Times New Roman" w:cs="Times New Roman"/>
+          <w:b/>
+          <w:bCs/>
+          <w:color w:val="FF0000"/>
+          <w:kern w:val="36"/>
+          <w:sz w:val="28"/>
+          <w:szCs w:val="28"/>
+        </w:rPr>
+        <w:t>Two Major Problems in Software Testing</w:t>
+      </w:r>
+    </w:p>
+    <w:p>
+      <w:pPr>
+        <w:spacing w:before="240" w:line="240" w:lineRule="auto"/>
+        <w:outlineLvl w:val="1"/>
+        <w:rPr>
+          <w:rFonts w:ascii="Times New Roman" w:eastAsia="Times New Roman" w:hAnsi="Times New Roman" w:cs="Times New Roman"/>
+          <w:b/>
+          <w:bCs/>
+          <w:sz w:val="28"/>
+          <w:szCs w:val="28"/>
+        </w:rPr>
+      </w:pPr>
+      <w:r>
+        <w:rPr>
+          <w:rFonts w:ascii="Times New Roman" w:eastAsia="Times New Roman" w:hAnsi="Times New Roman" w:cs="Times New Roman"/>
+          <w:b/>
+          <w:bCs/>
+          <w:sz w:val="28"/>
+          <w:szCs w:val="28"/>
+        </w:rPr>
+        <w:t>1. How do we search?</w:t>
+      </w:r>
+    </w:p>
+    <w:p>
+      <w:pPr>
+        <w:spacing w:before="240" w:line="240" w:lineRule="auto"/>
+        <w:rPr>
+          <w:rFonts w:ascii="Times New Roman" w:eastAsia="Times New Roman" w:hAnsi="Times New Roman" w:cs="Times New Roman"/>
+          <w:sz w:val="28"/>
+          <w:szCs w:val="28"/>
+        </w:rPr>
+      </w:pPr>
+      <w:r>
+        <w:rPr>
+          <w:rFonts w:ascii="Times New Roman" w:eastAsia="Times New Roman" w:hAnsi="Times New Roman" w:cs="Times New Roman"/>
+          <w:b/>
+          <w:bCs/>
+          <w:sz w:val="28"/>
+          <w:szCs w:val="28"/>
+        </w:rPr>
+        <w:t>Problem:</w:t>
+      </w:r>
+      <w:r>
+        <w:rPr>
+          <w:rFonts w:ascii="Times New Roman" w:eastAsia="Times New Roman" w:hAnsi="Times New Roman" w:cs="Times New Roman"/>
+          <w:sz w:val="28"/>
+          <w:szCs w:val="28"/>
+        </w:rPr>
+        <w:br/>
+        <w:t>There are too many possible inputs.</w:t>
+      </w:r>
+    </w:p>
+    <w:p>
+      <w:pPr>
+        <w:spacing w:before="240" w:line="240" w:lineRule="auto"/>
+        <w:rPr>
+          <w:rFonts w:ascii="Times New Roman" w:eastAsia="Times New Roman" w:hAnsi="Times New Roman" w:cs="Times New Roman"/>
+          <w:sz w:val="28"/>
+          <w:szCs w:val="28"/>
+        </w:rPr>
+      </w:pPr>
+      <w:r>
+        <w:rPr>
+          <w:rFonts w:ascii="Times New Roman" w:eastAsia="Times New Roman" w:hAnsi="Times New Roman" w:cs="Times New Roman"/>
+          <w:b/>
+          <w:bCs/>
+          <w:sz w:val="28"/>
+          <w:szCs w:val="28"/>
+        </w:rPr>
+        <w:t>Solution:</w:t>
+      </w:r>
+      <w:r>
+        <w:rPr>
+          <w:rFonts w:ascii="Times New Roman" w:eastAsia="Times New Roman" w:hAnsi="Times New Roman" w:cs="Times New Roman"/>
+          <w:sz w:val="28"/>
+          <w:szCs w:val="28"/>
+        </w:rPr>
+        <w:br/>
+        <w:t>Coverage Criteria helps testers choose the most useful test cases instead of testing every possible input.</w:t>
+      </w:r>
+    </w:p>
+    <w:p>
+      <w:pPr>
+        <w:spacing w:before="240" w:line="240" w:lineRule="auto"/>
+        <w:outlineLvl w:val="2"/>
+        <w:rPr>
+          <w:rFonts w:ascii="Times New Roman" w:eastAsia="Times New Roman" w:hAnsi="Times New Roman" w:cs="Times New Roman"/>
+          <w:b/>
+          <w:bCs/>
+          <w:sz w:val="28"/>
+          <w:szCs w:val="28"/>
+        </w:rPr>
+      </w:pPr>
+      <w:r>
+        <w:rPr>
+          <w:rFonts w:ascii="Times New Roman" w:eastAsia="Times New Roman" w:hAnsi="Times New Roman" w:cs="Times New Roman"/>
+          <w:b/>
+          <w:bCs/>
+          <w:sz w:val="28"/>
+          <w:szCs w:val="28"/>
+        </w:rPr>
+        <w:t>Practical Example</w:t>
+      </w:r>
+    </w:p>
+    <w:p>
+      <w:pPr>
+        <w:spacing w:before="240" w:line="240" w:lineRule="auto"/>
+        <w:rPr>
+          <w:rFonts w:ascii="Times New Roman" w:eastAsia="Times New Roman" w:hAnsi="Times New Roman" w:cs="Times New Roman"/>
+          <w:sz w:val="28"/>
+          <w:szCs w:val="28"/>
+        </w:rPr>
+      </w:pPr>
+      <w:r>
+        <w:rPr>
+          <w:rFonts w:ascii="Times New Roman" w:eastAsia="Times New Roman" w:hAnsi="Times New Roman" w:cs="Times New Roman"/>
+          <w:sz w:val="28"/>
+          <w:szCs w:val="28"/>
+        </w:rPr>
+        <w:t>Instead of testing all possible ages,</w:t>
+      </w:r>
+    </w:p>
+    <w:p>
+      <w:pPr>
+        <w:spacing w:before="240" w:line="240" w:lineRule="auto"/>
+        <w:rPr>
+          <w:rFonts w:ascii="Times New Roman" w:eastAsia="Times New Roman" w:hAnsi="Times New Roman" w:cs="Times New Roman"/>
+          <w:sz w:val="28"/>
+          <w:szCs w:val="28"/>
+        </w:rPr>
+      </w:pPr>
+      <w:r>
+        <w:rPr>
+          <w:rFonts w:ascii="Times New Roman" w:eastAsia="Times New Roman" w:hAnsi="Times New Roman" w:cs="Times New Roman"/>
+          <w:sz w:val="28"/>
+          <w:szCs w:val="28"/>
+        </w:rPr>
+        <w:t>Test only:</w:t>
+      </w:r>
+    </w:p>
+    <w:p>
+      <w:pPr>
+        <w:numPr>
+          <w:ilvl w:val="0"/>
+          <w:numId w:val="2"/>
+        </w:numPr>
+        <w:spacing w:before="240" w:line="240" w:lineRule="auto"/>
+        <w:rPr>
+          <w:rFonts w:ascii="Times New Roman" w:eastAsia="Times New Roman" w:hAnsi="Times New Roman" w:cs="Times New Roman"/>
+          <w:sz w:val="28"/>
+          <w:szCs w:val="28"/>
+        </w:rPr>
+      </w:pPr>
+      <w:r>
+        <w:rPr>
+          <w:rFonts w:ascii="Times New Roman" w:eastAsia="Times New Roman" w:hAnsi="Times New Roman" w:cs="Times New Roman"/>
+          <w:sz w:val="28"/>
+          <w:szCs w:val="28"/>
+        </w:rPr>
+        <w:t xml:space="preserve">Age = -1 </w:t>
+      </w:r>
+    </w:p>
+    <w:p>
+      <w:pPr>
+        <w:numPr>
+          <w:ilvl w:val="0"/>
+          <w:numId w:val="2"/>
+        </w:numPr>
+        <w:spacing w:before="240" w:line="240" w:lineRule="auto"/>
+        <w:rPr>
+          <w:rFonts w:ascii="Times New Roman" w:eastAsia="Times New Roman" w:hAnsi="Times New Roman" w:cs="Times New Roman"/>
+          <w:sz w:val="28"/>
+          <w:szCs w:val="28"/>
+        </w:rPr>
+      </w:pPr>
+      <w:r>
+        <w:rPr>
+          <w:rFonts w:ascii="Times New Roman" w:eastAsia="Times New Roman" w:hAnsi="Times New Roman" w:cs="Times New Roman"/>
+          <w:sz w:val="28"/>
+          <w:szCs w:val="28"/>
+        </w:rPr>
+        <w:t xml:space="preserve">Age = 0 </w:t>
+      </w:r>
+    </w:p>
+    <w:p>
+      <w:pPr>
+        <w:numPr>
+          <w:ilvl w:val="0"/>
+          <w:numId w:val="2"/>
+        </w:numPr>
+        <w:spacing w:before="240" w:line="240" w:lineRule="auto"/>
+        <w:rPr>
+          <w:rFonts w:ascii="Times New Roman" w:eastAsia="Times New Roman" w:hAnsi="Times New Roman" w:cs="Times New Roman"/>
+          <w:sz w:val="28"/>
+          <w:szCs w:val="28"/>
+        </w:rPr>
+      </w:pPr>
+      <w:r>
+        <w:rPr>
+          <w:rFonts w:ascii="Times New Roman" w:eastAsia="Times New Roman" w:hAnsi="Times New Roman" w:cs="Times New Roman"/>
+          <w:sz w:val="28"/>
+          <w:szCs w:val="28"/>
+        </w:rPr>
+        <w:t xml:space="preserve">Age = 18 </w:t>
+      </w:r>
+    </w:p>
+    <w:p>
+      <w:pPr>
+        <w:numPr>
+          <w:ilvl w:val="0"/>
+          <w:numId w:val="2"/>
+        </w:numPr>
+        <w:spacing w:before="240" w:line="240" w:lineRule="auto"/>
+        <w:rPr>
+          <w:rFonts w:ascii="Times New Roman" w:eastAsia="Times New Roman" w:hAnsi="Times New Roman" w:cs="Times New Roman"/>
+          <w:sz w:val="28"/>
+          <w:szCs w:val="28"/>
+        </w:rPr>
+      </w:pPr>
+      <w:r>
+        <w:rPr>
+          <w:rFonts w:ascii="Times New Roman" w:eastAsia="Times New Roman" w:hAnsi="Times New Roman" w:cs="Times New Roman"/>
+          <w:sz w:val="28"/>
+          <w:szCs w:val="28"/>
+        </w:rPr>
+        <w:lastRenderedPageBreak/>
+        <w:t xml:space="preserve">Age = 60 </w:t>
+      </w:r>
+    </w:p>
+    <w:p>
+      <w:pPr>
+        <w:numPr>
+          <w:ilvl w:val="0"/>
+          <w:numId w:val="2"/>
+        </w:numPr>
+        <w:spacing w:before="240" w:line="240" w:lineRule="auto"/>
+        <w:rPr>
+          <w:rFonts w:ascii="Times New Roman" w:eastAsia="Times New Roman" w:hAnsi="Times New Roman" w:cs="Times New Roman"/>
+          <w:sz w:val="28"/>
+          <w:szCs w:val="28"/>
+        </w:rPr>
+      </w:pPr>
+      <w:r>
+        <w:rPr>
+          <w:rFonts w:ascii="Times New Roman" w:eastAsia="Times New Roman" w:hAnsi="Times New Roman" w:cs="Times New Roman"/>
+          <w:sz w:val="28"/>
+          <w:szCs w:val="28"/>
+        </w:rPr>
+        <w:t xml:space="preserve">Age = 100 </w:t>
+      </w:r>
+    </w:p>
+    <w:p>
+      <w:pPr>
+        <w:spacing w:before="240" w:line="240" w:lineRule="auto"/>
+        <w:rPr>
+          <w:rFonts w:ascii="Times New Roman" w:eastAsia="Times New Roman" w:hAnsi="Times New Roman" w:cs="Times New Roman"/>
+          <w:sz w:val="28"/>
+          <w:szCs w:val="28"/>
+        </w:rPr>
+      </w:pPr>
+      <w:r>
+        <w:rPr>
+          <w:rFonts w:ascii="Times New Roman" w:eastAsia="Times New Roman" w:hAnsi="Times New Roman" w:cs="Times New Roman"/>
+          <w:sz w:val="28"/>
+          <w:szCs w:val="28"/>
+        </w:rPr>
+        <w:t>These values cover important situations while using very few test cases.</w:t>
+      </w:r>
+      <w:r>
+        <w:rPr>
+          <w:rFonts w:ascii="Times New Roman" w:eastAsia="Times New Roman" w:hAnsi="Times New Roman" w:cs="Times New Roman"/>
+          <w:sz w:val="28"/>
+          <w:szCs w:val="28"/>
+        </w:rPr>
+        <w:br/>
+      </w:r>
+    </w:p>
+    <w:p>
+      <w:pPr>
+        <w:pStyle w:val="Heading2"/>
+        <w:spacing w:before="240" w:beforeAutospacing="0" w:after="160" w:afterAutospacing="0"/>
+        <w:rPr>
+          <w:sz w:val="28"/>
+          <w:szCs w:val="28"/>
+        </w:rPr>
+      </w:pPr>
+      <w:r>
+        <w:rPr>
+          <w:sz w:val="28"/>
+          <w:szCs w:val="28"/>
+        </w:rPr>
+        <w:t>2. When do we stop testing?</w:t>
+      </w:r>
+    </w:p>
+    <w:p>
+      <w:pPr>
+        <w:pStyle w:val="NormalWeb"/>
+        <w:spacing w:before="240" w:beforeAutospacing="0" w:after="160" w:afterAutospacing="0"/>
+        <w:rPr>
+          <w:sz w:val="28"/>
+          <w:szCs w:val="28"/>
+        </w:rPr>
+      </w:pPr>
+      <w:r>
+        <w:rPr>
+          <w:rStyle w:val="Strong"/>
+          <w:sz w:val="28"/>
+          <w:szCs w:val="28"/>
+        </w:rPr>
+        <w:t>Problem:</w:t>
+      </w:r>
+      <w:r>
+        <w:rPr>
+          <w:sz w:val="28"/>
+          <w:szCs w:val="28"/>
+        </w:rPr>
+        <w:br/>
+        <w:t>How do we know enough testing has been performed?</w:t>
+      </w:r>
+    </w:p>
+    <w:p>
+      <w:pPr>
+        <w:pStyle w:val="NormalWeb"/>
+        <w:spacing w:before="240" w:beforeAutospacing="0" w:after="160" w:afterAutospacing="0"/>
+        <w:rPr>
+          <w:sz w:val="28"/>
+          <w:szCs w:val="28"/>
+        </w:rPr>
+      </w:pPr>
+      <w:r>
+        <w:rPr>
+          <w:rStyle w:val="Strong"/>
+          <w:sz w:val="28"/>
+          <w:szCs w:val="28"/>
+        </w:rPr>
+        <w:t>Solution:</w:t>
+      </w:r>
+      <w:r>
+        <w:rPr>
+          <w:sz w:val="28"/>
+          <w:szCs w:val="28"/>
+        </w:rPr>
+        <w:br/>
+        <w:t>Testing can stop when the selected Coverage Criterion has been satisfied.</w:t>
+      </w:r>
+    </w:p>
+    <w:p>
+      <w:pPr>
+        <w:pStyle w:val="Heading3"/>
+        <w:spacing w:before="240" w:beforeAutospacing="0" w:after="160" w:afterAutospacing="0"/>
+        <w:rPr>
+          <w:sz w:val="28"/>
+          <w:szCs w:val="28"/>
+        </w:rPr>
+      </w:pPr>
+      <w:r>
+        <w:rPr>
+          <w:sz w:val="28"/>
+          <w:szCs w:val="28"/>
+        </w:rPr>
+        <w:t>Practical Example</w:t>
+      </w:r>
+    </w:p>
+    <w:p>
+      <w:pPr>
+        <w:pStyle w:val="NormalWeb"/>
+        <w:spacing w:before="240" w:beforeAutospacing="0" w:after="160" w:afterAutospacing="0"/>
+        <w:rPr>
+          <w:sz w:val="28"/>
+          <w:szCs w:val="28"/>
+        </w:rPr>
+      </w:pPr>
+      <w:r>
+        <w:rPr>
+          <w:sz w:val="28"/>
+          <w:szCs w:val="28"/>
+        </w:rPr>
+        <w:t xml:space="preserve">Suppose a program contains </w:t>
+      </w:r>
+      <w:r>
+        <w:rPr>
+          <w:rStyle w:val="Strong"/>
+          <w:sz w:val="28"/>
+          <w:szCs w:val="28"/>
+        </w:rPr>
+        <w:t>20 statements</w:t>
+      </w:r>
+      <w:r>
+        <w:rPr>
+          <w:sz w:val="28"/>
+          <w:szCs w:val="28"/>
+        </w:rPr>
+        <w:t>.</w:t>
+      </w:r>
+    </w:p>
+    <w:p>
+      <w:pPr>
+        <w:pStyle w:val="NormalWeb"/>
+        <w:spacing w:before="240" w:beforeAutospacing="0" w:after="160" w:afterAutospacing="0"/>
+        <w:rPr>
+          <w:sz w:val="28"/>
+          <w:szCs w:val="28"/>
+        </w:rPr>
+      </w:pPr>
+      <w:r>
+        <w:rPr>
+          <w:sz w:val="28"/>
+          <w:szCs w:val="28"/>
+        </w:rPr>
+        <w:t>When every statement has been executed at least once,</w:t>
+      </w:r>
+    </w:p>
+    <w:p>
+      <w:pPr>
+        <w:pStyle w:val="NormalWeb"/>
+        <w:spacing w:before="240" w:beforeAutospacing="0" w:after="160" w:afterAutospacing="0"/>
+        <w:rPr>
+          <w:sz w:val="28"/>
+          <w:szCs w:val="28"/>
+        </w:rPr>
+      </w:pPr>
+      <w:r>
+        <w:rPr>
+          <w:rStyle w:val="Strong"/>
+          <w:sz w:val="28"/>
+          <w:szCs w:val="28"/>
+        </w:rPr>
+        <w:t>Statement Coverage = 100%</w:t>
+      </w:r>
+    </w:p>
+    <w:p>
+      <w:pPr>
+        <w:pStyle w:val="NormalWeb"/>
+        <w:spacing w:before="240" w:beforeAutospacing="0" w:after="160" w:afterAutospacing="0"/>
+        <w:rPr>
+          <w:sz w:val="28"/>
+          <w:szCs w:val="28"/>
+        </w:rPr>
+      </w:pPr>
+      <w:r>
+        <w:rPr>
+          <w:sz w:val="28"/>
+          <w:szCs w:val="28"/>
+        </w:rPr>
+        <w:t>The tester knows that the coverage goal has been achieved.</w:t>
+      </w:r>
+    </w:p>
+    <w:p>
+      <w:pPr>
+        <w:pStyle w:val="Heading1"/>
+        <w:spacing w:before="240" w:beforeAutospacing="0" w:after="160" w:afterAutospacing="0"/>
+        <w:rPr>
+          <w:sz w:val="28"/>
+          <w:szCs w:val="28"/>
+        </w:rPr>
+      </w:pPr>
+      <w:r>
+        <w:rPr>
+          <w:sz w:val="28"/>
+          <w:szCs w:val="28"/>
+        </w:rPr>
+        <w:t xml:space="preserve"> Goals of Coverage Criteria</w:t>
+      </w:r>
+    </w:p>
+    <w:p>
+      <w:pPr>
+        <w:spacing w:before="240" w:line="240" w:lineRule="auto"/>
+        <w:rPr>
+          <w:rFonts w:ascii="Times New Roman" w:eastAsia="Times New Roman" w:hAnsi="Times New Roman" w:cs="Times New Roman"/>
+          <w:sz w:val="28"/>
+          <w:szCs w:val="28"/>
+        </w:rPr>
+      </w:pPr>
+      <w:r>
+        <w:rPr>
+          <w:rFonts w:ascii="Times New Roman" w:eastAsia="Times New Roman" w:hAnsi="Times New Roman" w:cs="Times New Roman"/>
+          <w:sz w:val="28"/>
+          <w:szCs w:val="28"/>
+        </w:rPr>
+        <w:t>Coverage Criteria helps achieve two important goals.</w:t>
+      </w:r>
+    </w:p>
+    <w:p>
+      <w:pPr>
+        <w:spacing w:before="240" w:line="240" w:lineRule="auto"/>
+        <w:outlineLvl w:val="2"/>
+        <w:rPr>
+          <w:rFonts w:ascii="Times New Roman" w:eastAsia="Times New Roman" w:hAnsi="Times New Roman" w:cs="Times New Roman"/>
+          <w:b/>
+          <w:bCs/>
+          <w:sz w:val="28"/>
+          <w:szCs w:val="28"/>
+        </w:rPr>
+      </w:pPr>
+      <w:r>
+        <w:rPr>
+          <w:rFonts w:ascii="Times New Roman" w:eastAsia="Times New Roman" w:hAnsi="Times New Roman" w:cs="Times New Roman"/>
+          <w:b/>
+          <w:bCs/>
+          <w:sz w:val="28"/>
+          <w:szCs w:val="28"/>
+        </w:rPr>
+        <w:t>1. Thorough Search</w:t>
+      </w:r>
+    </w:p>
+    <w:p>
+      <w:pPr>
+        <w:spacing w:before="240" w:line="240" w:lineRule="auto"/>
+        <w:rPr>
+          <w:rFonts w:ascii="Times New Roman" w:eastAsia="Times New Roman" w:hAnsi="Times New Roman" w:cs="Times New Roman"/>
+          <w:sz w:val="28"/>
+          <w:szCs w:val="28"/>
+        </w:rPr>
+      </w:pPr>
+      <w:r>
+        <w:rPr>
+          <w:rFonts w:ascii="Times New Roman" w:eastAsia="Times New Roman" w:hAnsi="Times New Roman" w:cs="Times New Roman"/>
+          <w:sz w:val="28"/>
+          <w:szCs w:val="28"/>
+        </w:rPr>
+        <w:t>It ensures that important parts of the software are tested.</w:t>
+      </w:r>
+    </w:p>
+    <w:p>
+      <w:pPr>
+        <w:spacing w:before="240" w:line="240" w:lineRule="auto"/>
+        <w:outlineLvl w:val="2"/>
+        <w:rPr>
+          <w:rFonts w:ascii="Times New Roman" w:eastAsia="Times New Roman" w:hAnsi="Times New Roman" w:cs="Times New Roman"/>
+          <w:b/>
+          <w:bCs/>
+          <w:sz w:val="28"/>
+          <w:szCs w:val="28"/>
+        </w:rPr>
+      </w:pPr>
+      <w:r>
+        <w:rPr>
+          <w:rFonts w:ascii="Times New Roman" w:eastAsia="Times New Roman" w:hAnsi="Times New Roman" w:cs="Times New Roman"/>
+          <w:b/>
+          <w:bCs/>
+          <w:sz w:val="28"/>
+          <w:szCs w:val="28"/>
+        </w:rPr>
+        <w:t>Example</w:t>
+      </w:r>
+    </w:p>
+    <w:p>
+      <w:pPr>
+        <w:spacing w:before="240" w:line="240" w:lineRule="auto"/>
+        <w:rPr>
+          <w:rFonts w:ascii="Times New Roman" w:eastAsia="Times New Roman" w:hAnsi="Times New Roman" w:cs="Times New Roman"/>
+          <w:sz w:val="28"/>
+          <w:szCs w:val="28"/>
+        </w:rPr>
+      </w:pPr>
+      <w:r>
+        <w:rPr>
+          <w:rFonts w:ascii="Times New Roman" w:eastAsia="Times New Roman" w:hAnsi="Times New Roman" w:cs="Times New Roman"/>
+          <w:sz w:val="28"/>
+          <w:szCs w:val="28"/>
+        </w:rPr>
+        <w:t>An ATM system should test:</w:t>
+      </w:r>
+    </w:p>
+    <w:p>
+      <w:pPr>
+        <w:numPr>
+          <w:ilvl w:val="0"/>
+          <w:numId w:val="3"/>
+        </w:numPr>
+        <w:spacing w:before="240" w:line="240" w:lineRule="auto"/>
+        <w:rPr>
+          <w:rFonts w:ascii="Times New Roman" w:eastAsia="Times New Roman" w:hAnsi="Times New Roman" w:cs="Times New Roman"/>
+          <w:sz w:val="28"/>
+          <w:szCs w:val="28"/>
+        </w:rPr>
+      </w:pPr>
+      <w:r>
+        <w:rPr>
+          <w:rFonts w:ascii="Times New Roman" w:eastAsia="Times New Roman" w:hAnsi="Times New Roman" w:cs="Times New Roman"/>
+          <w:sz w:val="28"/>
+          <w:szCs w:val="28"/>
+        </w:rPr>
+        <w:t xml:space="preserve">Correct PIN </w:t>
+      </w:r>
+    </w:p>
+    <w:p>
+      <w:pPr>
+        <w:numPr>
+          <w:ilvl w:val="0"/>
+          <w:numId w:val="3"/>
+        </w:numPr>
+        <w:spacing w:before="240" w:line="240" w:lineRule="auto"/>
+        <w:rPr>
+          <w:rFonts w:ascii="Times New Roman" w:eastAsia="Times New Roman" w:hAnsi="Times New Roman" w:cs="Times New Roman"/>
+          <w:sz w:val="28"/>
+          <w:szCs w:val="28"/>
+        </w:rPr>
+      </w:pPr>
+      <w:r>
+        <w:rPr>
+          <w:rFonts w:ascii="Times New Roman" w:eastAsia="Times New Roman" w:hAnsi="Times New Roman" w:cs="Times New Roman"/>
+          <w:sz w:val="28"/>
+          <w:szCs w:val="28"/>
+        </w:rPr>
+        <w:t xml:space="preserve">Incorrect PIN </w:t>
+      </w:r>
+    </w:p>
+    <w:p>
+      <w:pPr>
+        <w:numPr>
+          <w:ilvl w:val="0"/>
+          <w:numId w:val="3"/>
+        </w:numPr>
+        <w:spacing w:before="240" w:line="240" w:lineRule="auto"/>
+        <w:rPr>
+          <w:rFonts w:ascii="Times New Roman" w:eastAsia="Times New Roman" w:hAnsi="Times New Roman" w:cs="Times New Roman"/>
+          <w:sz w:val="28"/>
+          <w:szCs w:val="28"/>
+        </w:rPr>
+      </w:pPr>
+      <w:r>
+        <w:rPr>
+          <w:rFonts w:ascii="Times New Roman" w:eastAsia="Times New Roman" w:hAnsi="Times New Roman" w:cs="Times New Roman"/>
+          <w:sz w:val="28"/>
+          <w:szCs w:val="28"/>
+        </w:rPr>
+        <w:t xml:space="preserve">Empty PIN </w:t>
+      </w:r>
+    </w:p>
+    <w:p>
+      <w:pPr>
+        <w:numPr>
+          <w:ilvl w:val="0"/>
+          <w:numId w:val="3"/>
+        </w:numPr>
+        <w:spacing w:before="240" w:line="240" w:lineRule="auto"/>
+        <w:rPr>
+          <w:rFonts w:ascii="Times New Roman" w:eastAsia="Times New Roman" w:hAnsi="Times New Roman" w:cs="Times New Roman"/>
+          <w:sz w:val="28"/>
+          <w:szCs w:val="28"/>
+        </w:rPr>
+      </w:pPr>
+      <w:r>
+        <w:rPr>
+          <w:rFonts w:ascii="Times New Roman" w:eastAsia="Times New Roman" w:hAnsi="Times New Roman" w:cs="Times New Roman"/>
+          <w:sz w:val="28"/>
+          <w:szCs w:val="28"/>
+        </w:rPr>
+        <w:t xml:space="preserve">Maximum PIN attempts </w:t>
+      </w:r>
+    </w:p>
+    <w:p>
+      <w:pPr>
+        <w:spacing w:before="240" w:line="240" w:lineRule="auto"/>
+        <w:rPr>
+          <w:rFonts w:ascii="Times New Roman" w:eastAsia="Times New Roman" w:hAnsi="Times New Roman" w:cs="Times New Roman"/>
+          <w:sz w:val="28"/>
+          <w:szCs w:val="28"/>
+        </w:rPr>
+      </w:pPr>
+      <w:r>
+        <w:rPr>
+          <w:rFonts w:ascii="Times New Roman" w:eastAsia="Times New Roman" w:hAnsi="Times New Roman" w:cs="Times New Roman"/>
+          <w:sz w:val="28"/>
+          <w:szCs w:val="28"/>
+        </w:rPr>
+        <w:lastRenderedPageBreak/>
+        <w:t>Instead of testing only one situation.</w:t>
+      </w:r>
+    </w:p>
+    <w:p>
+      <w:pPr>
+        <w:spacing w:before="240" w:line="240" w:lineRule="auto"/>
+        <w:outlineLvl w:val="2"/>
+        <w:rPr>
+          <w:rFonts w:ascii="Times New Roman" w:eastAsia="Times New Roman" w:hAnsi="Times New Roman" w:cs="Times New Roman"/>
+          <w:b/>
+          <w:bCs/>
+          <w:sz w:val="28"/>
+          <w:szCs w:val="28"/>
+        </w:rPr>
+      </w:pPr>
+      <w:r>
+        <w:rPr>
+          <w:rFonts w:ascii="Times New Roman" w:eastAsia="Times New Roman" w:hAnsi="Times New Roman" w:cs="Times New Roman"/>
+          <w:b/>
+          <w:bCs/>
+          <w:sz w:val="28"/>
+          <w:szCs w:val="28"/>
+        </w:rPr>
+        <w:t>2. Avoid Overlapping Tests</w:t>
+      </w:r>
+    </w:p>
+    <w:p>
+      <w:pPr>
+        <w:spacing w:before="240" w:line="240" w:lineRule="auto"/>
+        <w:rPr>
+          <w:rFonts w:ascii="Times New Roman" w:eastAsia="Times New Roman" w:hAnsi="Times New Roman" w:cs="Times New Roman"/>
+          <w:sz w:val="28"/>
+          <w:szCs w:val="28"/>
+        </w:rPr>
+      </w:pPr>
+      <w:r>
+        <w:rPr>
+          <w:rFonts w:ascii="Times New Roman" w:eastAsia="Times New Roman" w:hAnsi="Times New Roman" w:cs="Times New Roman"/>
+          <w:sz w:val="28"/>
+          <w:szCs w:val="28"/>
+        </w:rPr>
+        <w:t>It reduces unnecessary duplicate test cases.</w:t>
+      </w:r>
+    </w:p>
+    <w:p>
+      <w:pPr>
+        <w:spacing w:before="240" w:line="240" w:lineRule="auto"/>
+        <w:outlineLvl w:val="2"/>
+        <w:rPr>
+          <w:rFonts w:ascii="Times New Roman" w:eastAsia="Times New Roman" w:hAnsi="Times New Roman" w:cs="Times New Roman"/>
+          <w:b/>
+          <w:bCs/>
+          <w:sz w:val="28"/>
+          <w:szCs w:val="28"/>
+        </w:rPr>
+      </w:pPr>
+      <w:r>
+        <w:rPr>
+          <w:rFonts w:ascii="Times New Roman" w:eastAsia="Times New Roman" w:hAnsi="Times New Roman" w:cs="Times New Roman"/>
+          <w:b/>
+          <w:bCs/>
+          <w:sz w:val="28"/>
+          <w:szCs w:val="28"/>
+        </w:rPr>
+        <w:t>Example</w:t>
+      </w:r>
+    </w:p>
+    <w:p>
+      <w:pPr>
+        <w:spacing w:before="240" w:line="240" w:lineRule="auto"/>
+        <w:rPr>
+          <w:rFonts w:ascii="Times New Roman" w:eastAsia="Times New Roman" w:hAnsi="Times New Roman" w:cs="Times New Roman"/>
+          <w:sz w:val="28"/>
+          <w:szCs w:val="28"/>
+        </w:rPr>
+      </w:pPr>
+      <w:r>
+        <w:rPr>
+          <w:rFonts w:ascii="Times New Roman" w:eastAsia="Times New Roman" w:hAnsi="Times New Roman" w:cs="Times New Roman"/>
+          <w:sz w:val="28"/>
+          <w:szCs w:val="28"/>
+        </w:rPr>
+        <w:t>Testing:</w:t>
+      </w:r>
+    </w:p>
+    <w:p>
+      <w:pPr>
+        <w:numPr>
+          <w:ilvl w:val="0"/>
+          <w:numId w:val="4"/>
+        </w:numPr>
+        <w:spacing w:before="240" w:line="240" w:lineRule="auto"/>
+        <w:rPr>
+          <w:rFonts w:ascii="Times New Roman" w:eastAsia="Times New Roman" w:hAnsi="Times New Roman" w:cs="Times New Roman"/>
+          <w:sz w:val="28"/>
+          <w:szCs w:val="28"/>
+        </w:rPr>
+      </w:pPr>
+      <w:r>
+        <w:rPr>
+          <w:rFonts w:ascii="Times New Roman" w:eastAsia="Times New Roman" w:hAnsi="Times New Roman" w:cs="Times New Roman"/>
+          <w:sz w:val="28"/>
+          <w:szCs w:val="28"/>
+        </w:rPr>
+        <w:t xml:space="preserve">Login with wrong password </w:t>
+      </w:r>
+    </w:p>
+    <w:p>
+      <w:pPr>
+        <w:numPr>
+          <w:ilvl w:val="0"/>
+          <w:numId w:val="4"/>
+        </w:numPr>
+        <w:spacing w:before="240" w:line="240" w:lineRule="auto"/>
+        <w:rPr>
+          <w:rFonts w:ascii="Times New Roman" w:eastAsia="Times New Roman" w:hAnsi="Times New Roman" w:cs="Times New Roman"/>
+          <w:sz w:val="28"/>
+          <w:szCs w:val="28"/>
+        </w:rPr>
+      </w:pPr>
+      <w:r>
+        <w:rPr>
+          <w:rFonts w:ascii="Times New Roman" w:eastAsia="Times New Roman" w:hAnsi="Times New Roman" w:cs="Times New Roman"/>
+          <w:sz w:val="28"/>
+          <w:szCs w:val="28"/>
+        </w:rPr>
+        <w:t xml:space="preserve">Login with wrong password again </w:t>
+      </w:r>
+    </w:p>
+    <w:p>
+      <w:pPr>
+        <w:spacing w:before="240" w:line="240" w:lineRule="auto"/>
+        <w:rPr>
+          <w:rFonts w:ascii="Times New Roman" w:eastAsia="Times New Roman" w:hAnsi="Times New Roman" w:cs="Times New Roman"/>
+          <w:sz w:val="28"/>
+          <w:szCs w:val="28"/>
+        </w:rPr>
+      </w:pPr>
+      <w:r>
+        <w:rPr>
+          <w:rFonts w:ascii="Times New Roman" w:eastAsia="Times New Roman" w:hAnsi="Times New Roman" w:cs="Times New Roman"/>
+          <w:sz w:val="28"/>
+          <w:szCs w:val="28"/>
+        </w:rPr>
+        <w:t>These two tests are almost identical.</w:t>
+      </w:r>
+    </w:p>
+    <w:p>
+      <w:pPr>
+        <w:spacing w:before="240" w:line="240" w:lineRule="auto"/>
+        <w:rPr>
+          <w:rFonts w:ascii="Times New Roman" w:eastAsia="Times New Roman" w:hAnsi="Times New Roman" w:cs="Times New Roman"/>
+          <w:sz w:val="28"/>
+          <w:szCs w:val="28"/>
+        </w:rPr>
+      </w:pPr>
+      <w:r>
+        <w:rPr>
+          <w:rFonts w:ascii="Times New Roman" w:eastAsia="Times New Roman" w:hAnsi="Times New Roman" w:cs="Times New Roman"/>
+          <w:sz w:val="28"/>
+          <w:szCs w:val="28"/>
+        </w:rPr>
+        <w:t>Instead, replace the second one with</w:t>
+      </w:r>
+    </w:p>
+    <w:p>
+      <w:pPr>
+        <w:numPr>
+          <w:ilvl w:val="0"/>
+          <w:numId w:val="5"/>
+        </w:numPr>
+        <w:spacing w:before="240" w:line="240" w:lineRule="auto"/>
+        <w:rPr>
+          <w:rFonts w:ascii="Times New Roman" w:eastAsia="Times New Roman" w:hAnsi="Times New Roman" w:cs="Times New Roman"/>
+          <w:sz w:val="28"/>
+          <w:szCs w:val="28"/>
+        </w:rPr>
+      </w:pPr>
+      <w:r>
+        <w:rPr>
+          <w:rFonts w:ascii="Times New Roman" w:eastAsia="Times New Roman" w:hAnsi="Times New Roman" w:cs="Times New Roman"/>
+          <w:sz w:val="28"/>
+          <w:szCs w:val="28"/>
+        </w:rPr>
+        <w:t xml:space="preserve">Login using an empty password </w:t>
+      </w:r>
+    </w:p>
+    <w:p>
+      <w:pPr>
+        <w:spacing w:before="240" w:line="240" w:lineRule="auto"/>
+        <w:rPr>
+          <w:rFonts w:ascii="Times New Roman" w:eastAsia="Times New Roman" w:hAnsi="Times New Roman" w:cs="Times New Roman"/>
+          <w:sz w:val="28"/>
+          <w:szCs w:val="28"/>
+        </w:rPr>
+      </w:pPr>
+      <w:r>
+        <w:rPr>
+          <w:rFonts w:ascii="Times New Roman" w:eastAsia="Times New Roman" w:hAnsi="Times New Roman" w:cs="Times New Roman"/>
+          <w:sz w:val="28"/>
+          <w:szCs w:val="28"/>
+        </w:rPr>
+        <w:t>This increases coverage.</w:t>
+      </w:r>
+    </w:p>
+    <w:p>
+      <w:pPr>
+        <w:spacing w:before="240" w:line="240" w:lineRule="auto"/>
+        <w:outlineLvl w:val="0"/>
+        <w:rPr>
+          <w:rFonts w:ascii="Times New Roman" w:eastAsia="Times New Roman" w:hAnsi="Times New Roman" w:cs="Times New Roman"/>
+          <w:b/>
+          <w:bCs/>
+          <w:sz w:val="28"/>
+          <w:szCs w:val="28"/>
+        </w:rPr>
+      </w:pPr>
+      <w:r>
+        <w:rPr>
+          <w:rFonts w:ascii="Times New Roman" w:eastAsia="Times New Roman" w:hAnsi="Times New Roman" w:cs="Times New Roman"/>
+          <w:b/>
+          <w:bCs/>
+          <w:color w:val="FF0000"/>
+          <w:kern w:val="36"/>
+          <w:sz w:val="28"/>
+          <w:szCs w:val="28"/>
+        </w:rPr>
+        <w:t>Test Criterion</w:t>
+      </w:r>
+    </w:p>
+    <w:p>
+      <w:pPr>
+        <w:spacing w:before="240" w:line="240" w:lineRule="auto"/>
+        <w:rPr>
+          <w:rFonts w:ascii="Times New Roman" w:eastAsia="Times New Roman" w:hAnsi="Times New Roman" w:cs="Times New Roman"/>
+          <w:sz w:val="28"/>
+          <w:szCs w:val="28"/>
+        </w:rPr>
+      </w:pPr>
+      <w:r>
+        <w:rPr>
+          <w:rFonts w:ascii="Times New Roman" w:eastAsia="Times New Roman" w:hAnsi="Times New Roman" w:cs="Times New Roman"/>
+          <w:sz w:val="28"/>
+          <w:szCs w:val="28"/>
+        </w:rPr>
+        <w:t xml:space="preserve">A </w:t>
+      </w:r>
+      <w:r>
+        <w:rPr>
+          <w:rFonts w:ascii="Times New Roman" w:eastAsia="Times New Roman" w:hAnsi="Times New Roman" w:cs="Times New Roman"/>
+          <w:b/>
+          <w:bCs/>
+          <w:sz w:val="28"/>
+          <w:szCs w:val="28"/>
+        </w:rPr>
+        <w:t>Test Criterion</w:t>
+      </w:r>
+      <w:r>
+        <w:rPr>
+          <w:rFonts w:ascii="Times New Roman" w:eastAsia="Times New Roman" w:hAnsi="Times New Roman" w:cs="Times New Roman"/>
+          <w:sz w:val="28"/>
+          <w:szCs w:val="28"/>
+        </w:rPr>
+        <w:t xml:space="preserve"> is a collection of rules and procedures that defines </w:t>
+      </w:r>
+      <w:r>
+        <w:rPr>
+          <w:rFonts w:ascii="Times New Roman" w:eastAsia="Times New Roman" w:hAnsi="Times New Roman" w:cs="Times New Roman"/>
+          <w:b/>
+          <w:bCs/>
+          <w:sz w:val="28"/>
+          <w:szCs w:val="28"/>
+        </w:rPr>
+        <w:t>what must be tested</w:t>
+      </w:r>
+      <w:r>
+        <w:rPr>
+          <w:rFonts w:ascii="Times New Roman" w:eastAsia="Times New Roman" w:hAnsi="Times New Roman" w:cs="Times New Roman"/>
+          <w:sz w:val="28"/>
+          <w:szCs w:val="28"/>
+        </w:rPr>
+        <w:t xml:space="preserve"> and </w:t>
+      </w:r>
+      <w:r>
+        <w:rPr>
+          <w:rFonts w:ascii="Times New Roman" w:eastAsia="Times New Roman" w:hAnsi="Times New Roman" w:cs="Times New Roman"/>
+          <w:b/>
+          <w:bCs/>
+          <w:sz w:val="28"/>
+          <w:szCs w:val="28"/>
+        </w:rPr>
+        <w:t>how testing requirements are determined</w:t>
+      </w:r>
+      <w:r>
+        <w:rPr>
+          <w:rFonts w:ascii="Times New Roman" w:eastAsia="Times New Roman" w:hAnsi="Times New Roman" w:cs="Times New Roman"/>
+          <w:sz w:val="28"/>
+          <w:szCs w:val="28"/>
+        </w:rPr>
+        <w:t>.</w:t>
+      </w:r>
+    </w:p>
+    <w:p>
+      <w:pPr>
+        <w:spacing w:before="240" w:line="240" w:lineRule="auto"/>
+        <w:rPr>
+          <w:rFonts w:ascii="Times New Roman" w:eastAsia="Times New Roman" w:hAnsi="Times New Roman" w:cs="Times New Roman"/>
+          <w:sz w:val="28"/>
+          <w:szCs w:val="28"/>
+        </w:rPr>
+      </w:pPr>
+      <w:r>
+        <w:rPr>
+          <w:rFonts w:ascii="Times New Roman" w:eastAsia="Times New Roman" w:hAnsi="Times New Roman" w:cs="Times New Roman"/>
+          <w:b/>
+          <w:bCs/>
+          <w:sz w:val="28"/>
+          <w:szCs w:val="28"/>
+        </w:rPr>
+        <w:t>Easy Memory Tip:</w:t>
+      </w:r>
+      <w:r>
+        <w:rPr>
+          <w:rFonts w:ascii="Times New Roman" w:eastAsia="Times New Roman" w:hAnsi="Times New Roman" w:cs="Times New Roman"/>
+          <w:sz w:val="28"/>
+          <w:szCs w:val="28"/>
+        </w:rPr>
+        <w:br/>
+      </w:r>
+      <w:r>
+        <w:rPr>
+          <w:rFonts w:ascii="Times New Roman" w:eastAsia="Times New Roman" w:hAnsi="Times New Roman" w:cs="Times New Roman"/>
+          <w:b/>
+          <w:bCs/>
+          <w:sz w:val="28"/>
+          <w:szCs w:val="28"/>
+        </w:rPr>
+        <w:t>Test Criterion = Testing Rules</w:t>
+      </w:r>
+    </w:p>
+    <w:p>
+      <w:pPr>
+        <w:spacing w:before="240" w:line="240" w:lineRule="auto"/>
+        <w:outlineLvl w:val="2"/>
+        <w:rPr>
+          <w:rFonts w:ascii="Times New Roman" w:eastAsia="Times New Roman" w:hAnsi="Times New Roman" w:cs="Times New Roman"/>
+          <w:b/>
+          <w:bCs/>
+          <w:sz w:val="28"/>
+          <w:szCs w:val="28"/>
+        </w:rPr>
+      </w:pPr>
+      <w:r>
+        <w:rPr>
+          <w:rFonts w:ascii="Times New Roman" w:eastAsia="Times New Roman" w:hAnsi="Times New Roman" w:cs="Times New Roman"/>
+          <w:b/>
+          <w:bCs/>
+          <w:sz w:val="28"/>
+          <w:szCs w:val="28"/>
+        </w:rPr>
+        <w:t>Examples</w:t>
+      </w:r>
+    </w:p>
+    <w:p>
+      <w:pPr>
+        <w:numPr>
+          <w:ilvl w:val="0"/>
+          <w:numId w:val="6"/>
+        </w:numPr>
+        <w:spacing w:before="240" w:line="240" w:lineRule="auto"/>
+        <w:rPr>
+          <w:rFonts w:ascii="Times New Roman" w:eastAsia="Times New Roman" w:hAnsi="Times New Roman" w:cs="Times New Roman"/>
+          <w:sz w:val="28"/>
+          <w:szCs w:val="28"/>
+        </w:rPr>
+      </w:pPr>
+      <w:r>
+        <w:rPr>
+          <w:rFonts w:ascii="Times New Roman" w:eastAsia="Times New Roman" w:hAnsi="Times New Roman" w:cs="Times New Roman"/>
+          <w:sz w:val="28"/>
+          <w:szCs w:val="28"/>
+        </w:rPr>
+        <w:t xml:space="preserve">Cover every statement. </w:t>
+      </w:r>
+    </w:p>
+    <w:p>
+      <w:pPr>
+        <w:numPr>
+          <w:ilvl w:val="0"/>
+          <w:numId w:val="6"/>
+        </w:numPr>
+        <w:spacing w:before="240" w:line="240" w:lineRule="auto"/>
+        <w:rPr>
+          <w:rFonts w:ascii="Times New Roman" w:eastAsia="Times New Roman" w:hAnsi="Times New Roman" w:cs="Times New Roman"/>
+          <w:sz w:val="28"/>
+          <w:szCs w:val="28"/>
+        </w:rPr>
+      </w:pPr>
+      <w:r>
+        <w:rPr>
+          <w:rFonts w:ascii="Times New Roman" w:eastAsia="Times New Roman" w:hAnsi="Times New Roman" w:cs="Times New Roman"/>
+          <w:sz w:val="28"/>
+          <w:szCs w:val="28"/>
+        </w:rPr>
+        <w:t xml:space="preserve">Cover every branch. </w:t>
+      </w:r>
+    </w:p>
+    <w:p>
+      <w:pPr>
+        <w:numPr>
+          <w:ilvl w:val="0"/>
+          <w:numId w:val="6"/>
+        </w:numPr>
+        <w:spacing w:before="240" w:line="240" w:lineRule="auto"/>
+        <w:rPr>
+          <w:rFonts w:ascii="Times New Roman" w:eastAsia="Times New Roman" w:hAnsi="Times New Roman" w:cs="Times New Roman"/>
+          <w:sz w:val="28"/>
+          <w:szCs w:val="28"/>
+        </w:rPr>
+      </w:pPr>
+      <w:r>
+        <w:rPr>
+          <w:rFonts w:ascii="Times New Roman" w:eastAsia="Times New Roman" w:hAnsi="Times New Roman" w:cs="Times New Roman"/>
+          <w:sz w:val="28"/>
+          <w:szCs w:val="28"/>
+        </w:rPr>
+        <w:t xml:space="preserve">Cover every functional requirement. </w:t>
+      </w:r>
+    </w:p>
+    <w:p>
+      <w:pPr>
+        <w:spacing w:before="240" w:line="240" w:lineRule="auto"/>
+        <w:outlineLvl w:val="0"/>
+        <w:rPr>
+          <w:rFonts w:ascii="Times New Roman" w:eastAsia="Times New Roman" w:hAnsi="Times New Roman" w:cs="Times New Roman"/>
+          <w:b/>
+          <w:bCs/>
+          <w:sz w:val="28"/>
+          <w:szCs w:val="28"/>
+        </w:rPr>
+      </w:pPr>
+      <w:r>
+        <w:rPr>
+          <w:rFonts w:ascii="Times New Roman" w:eastAsia="Times New Roman" w:hAnsi="Times New Roman" w:cs="Times New Roman"/>
+          <w:b/>
+          <w:bCs/>
+          <w:color w:val="FF0000"/>
+          <w:kern w:val="36"/>
+          <w:sz w:val="28"/>
+          <w:szCs w:val="28"/>
+        </w:rPr>
+        <w:t>Test Requirement</w:t>
+      </w:r>
+    </w:p>
+    <w:p>
+      <w:pPr>
+        <w:spacing w:before="240" w:line="240" w:lineRule="auto"/>
+        <w:rPr>
+          <w:rFonts w:ascii="Times New Roman" w:eastAsia="Times New Roman" w:hAnsi="Times New Roman" w:cs="Times New Roman"/>
+          <w:sz w:val="28"/>
+          <w:szCs w:val="28"/>
+        </w:rPr>
+      </w:pPr>
+      <w:r>
+        <w:rPr>
+          <w:rFonts w:ascii="Times New Roman" w:eastAsia="Times New Roman" w:hAnsi="Times New Roman" w:cs="Times New Roman"/>
+          <w:sz w:val="28"/>
+          <w:szCs w:val="28"/>
+        </w:rPr>
+        <w:t xml:space="preserve">A </w:t>
+      </w:r>
+      <w:r>
+        <w:rPr>
+          <w:rFonts w:ascii="Times New Roman" w:eastAsia="Times New Roman" w:hAnsi="Times New Roman" w:cs="Times New Roman"/>
+          <w:b/>
+          <w:bCs/>
+          <w:sz w:val="28"/>
+          <w:szCs w:val="28"/>
+        </w:rPr>
+        <w:t>Test Requirement</w:t>
+      </w:r>
+      <w:r>
+        <w:rPr>
+          <w:rFonts w:ascii="Times New Roman" w:eastAsia="Times New Roman" w:hAnsi="Times New Roman" w:cs="Times New Roman"/>
+          <w:sz w:val="28"/>
+          <w:szCs w:val="28"/>
+        </w:rPr>
+        <w:t xml:space="preserve"> is a specific software element that </w:t>
+      </w:r>
+      <w:r>
+        <w:rPr>
+          <w:rFonts w:ascii="Times New Roman" w:eastAsia="Times New Roman" w:hAnsi="Times New Roman" w:cs="Times New Roman"/>
+          <w:b/>
+          <w:bCs/>
+          <w:sz w:val="28"/>
+          <w:szCs w:val="28"/>
+        </w:rPr>
+        <w:t>must be tested</w:t>
+      </w:r>
+      <w:r>
+        <w:rPr>
+          <w:rFonts w:ascii="Times New Roman" w:eastAsia="Times New Roman" w:hAnsi="Times New Roman" w:cs="Times New Roman"/>
+          <w:sz w:val="28"/>
+          <w:szCs w:val="28"/>
+        </w:rPr>
+        <w:t xml:space="preserve"> to satisfy a particular Test Criterion.</w:t>
+      </w:r>
+    </w:p>
+    <w:p>
+      <w:pPr>
+        <w:spacing w:before="240" w:line="240" w:lineRule="auto"/>
+        <w:rPr>
+          <w:rFonts w:ascii="Times New Roman" w:eastAsia="Times New Roman" w:hAnsi="Times New Roman" w:cs="Times New Roman"/>
+          <w:sz w:val="28"/>
+          <w:szCs w:val="28"/>
+        </w:rPr>
+      </w:pPr>
+      <w:r>
+        <w:rPr>
+          <w:rFonts w:ascii="Times New Roman" w:eastAsia="Times New Roman" w:hAnsi="Times New Roman" w:cs="Times New Roman"/>
+          <w:b/>
+          <w:bCs/>
+          <w:sz w:val="28"/>
+          <w:szCs w:val="28"/>
+        </w:rPr>
+        <w:t>Easy Memory Tip:</w:t>
+      </w:r>
+      <w:r>
+        <w:rPr>
+          <w:rFonts w:ascii="Times New Roman" w:eastAsia="Times New Roman" w:hAnsi="Times New Roman" w:cs="Times New Roman"/>
+          <w:sz w:val="28"/>
+          <w:szCs w:val="28"/>
+        </w:rPr>
+        <w:br/>
+      </w:r>
+      <w:r>
+        <w:rPr>
+          <w:rFonts w:ascii="Times New Roman" w:eastAsia="Times New Roman" w:hAnsi="Times New Roman" w:cs="Times New Roman"/>
+          <w:b/>
+          <w:bCs/>
+          <w:sz w:val="28"/>
+          <w:szCs w:val="28"/>
+        </w:rPr>
+        <w:t>Test Requirement = The actual item that must be covered.</w:t>
+      </w:r>
+    </w:p>
+    <w:p>
+      <w:pPr>
+        <w:spacing w:before="240" w:line="240" w:lineRule="auto"/>
+        <w:outlineLvl w:val="2"/>
+        <w:rPr>
+          <w:rFonts w:ascii="Times New Roman" w:eastAsia="Times New Roman" w:hAnsi="Times New Roman" w:cs="Times New Roman"/>
+          <w:b/>
+          <w:bCs/>
+          <w:sz w:val="28"/>
+          <w:szCs w:val="28"/>
+        </w:rPr>
+      </w:pPr>
+      <w:r>
+        <w:rPr>
+          <w:rFonts w:ascii="Times New Roman" w:eastAsia="Times New Roman" w:hAnsi="Times New Roman" w:cs="Times New Roman"/>
+          <w:b/>
+          <w:bCs/>
+          <w:sz w:val="28"/>
+          <w:szCs w:val="28"/>
+        </w:rPr>
+        <w:lastRenderedPageBreak/>
+        <w:t>Examples</w:t>
+      </w:r>
+    </w:p>
+    <w:p>
+      <w:pPr>
+        <w:spacing w:before="240" w:line="240" w:lineRule="auto"/>
+        <w:rPr>
+          <w:rFonts w:ascii="Times New Roman" w:eastAsia="Times New Roman" w:hAnsi="Times New Roman" w:cs="Times New Roman"/>
+          <w:sz w:val="28"/>
+          <w:szCs w:val="28"/>
+        </w:rPr>
+      </w:pPr>
+      <w:r>
+        <w:rPr>
+          <w:rFonts w:ascii="Times New Roman" w:eastAsia="Times New Roman" w:hAnsi="Times New Roman" w:cs="Times New Roman"/>
+          <w:sz w:val="28"/>
+          <w:szCs w:val="28"/>
+        </w:rPr>
+        <w:t>If the Test Criterion is</w:t>
+      </w:r>
+    </w:p>
+    <w:p>
+      <w:pPr>
+        <w:spacing w:before="240" w:line="240" w:lineRule="auto"/>
+        <w:rPr>
+          <w:rFonts w:ascii="Times New Roman" w:eastAsia="Times New Roman" w:hAnsi="Times New Roman" w:cs="Times New Roman"/>
+          <w:sz w:val="28"/>
+          <w:szCs w:val="28"/>
+        </w:rPr>
+      </w:pPr>
+      <w:r>
+        <w:rPr>
+          <w:rFonts w:ascii="Times New Roman" w:eastAsia="Times New Roman" w:hAnsi="Times New Roman" w:cs="Times New Roman"/>
+          <w:b/>
+          <w:bCs/>
+          <w:sz w:val="28"/>
+          <w:szCs w:val="28"/>
+        </w:rPr>
+        <w:t>"Cover every statement."</w:t>
+      </w:r>
+    </w:p>
+    <w:p>
+      <w:pPr>
+        <w:spacing w:before="240" w:line="240" w:lineRule="auto"/>
+        <w:rPr>
+          <w:rFonts w:ascii="Times New Roman" w:eastAsia="Times New Roman" w:hAnsi="Times New Roman" w:cs="Times New Roman"/>
+          <w:sz w:val="28"/>
+          <w:szCs w:val="28"/>
+        </w:rPr>
+      </w:pPr>
+      <w:r>
+        <w:rPr>
+          <w:rFonts w:ascii="Times New Roman" w:eastAsia="Times New Roman" w:hAnsi="Times New Roman" w:cs="Times New Roman"/>
+          <w:sz w:val="28"/>
+          <w:szCs w:val="28"/>
+        </w:rPr>
+        <w:t>Then</w:t>
+      </w:r>
+    </w:p>
+    <w:p>
+      <w:pPr>
+        <w:spacing w:before="240" w:line="240" w:lineRule="auto"/>
+        <w:rPr>
+          <w:rFonts w:ascii="Times New Roman" w:eastAsia="Times New Roman" w:hAnsi="Times New Roman" w:cs="Times New Roman"/>
+          <w:sz w:val="28"/>
+          <w:szCs w:val="28"/>
+        </w:rPr>
+      </w:pPr>
+      <w:r>
+        <w:rPr>
+          <w:rFonts w:ascii="Times New Roman" w:eastAsia="Times New Roman" w:hAnsi="Times New Roman" w:cs="Times New Roman"/>
+          <w:sz w:val="28"/>
+          <w:szCs w:val="28"/>
+        </w:rPr>
+        <w:t xml:space="preserve">Every individual statement becomes a </w:t>
+      </w:r>
+      <w:r>
+        <w:rPr>
+          <w:rFonts w:ascii="Times New Roman" w:eastAsia="Times New Roman" w:hAnsi="Times New Roman" w:cs="Times New Roman"/>
+          <w:b/>
+          <w:bCs/>
+          <w:sz w:val="28"/>
+          <w:szCs w:val="28"/>
+        </w:rPr>
+        <w:t>Test Requirement</w:t>
+      </w:r>
+      <w:r>
+        <w:rPr>
+          <w:rFonts w:ascii="Times New Roman" w:eastAsia="Times New Roman" w:hAnsi="Times New Roman" w:cs="Times New Roman"/>
+          <w:sz w:val="28"/>
+          <w:szCs w:val="28"/>
+        </w:rPr>
+        <w:t>.</w:t>
+      </w:r>
+    </w:p>
+    <w:p>
+      <w:pPr>
+        <w:spacing w:before="240" w:line="240" w:lineRule="auto"/>
+        <w:rPr>
+          <w:rFonts w:ascii="Times New Roman" w:eastAsia="Times New Roman" w:hAnsi="Times New Roman" w:cs="Times New Roman"/>
+          <w:sz w:val="28"/>
+          <w:szCs w:val="28"/>
+        </w:rPr>
+      </w:pPr>
+      <w:r>
+        <w:rPr>
+          <w:rFonts w:ascii="Times New Roman" w:eastAsia="Times New Roman" w:hAnsi="Times New Roman" w:cs="Times New Roman"/>
+          <w:sz w:val="28"/>
+          <w:szCs w:val="28"/>
+        </w:rPr>
+        <w:t>If the Test Criterion is</w:t>
+      </w:r>
+    </w:p>
+    <w:p>
+      <w:pPr>
+        <w:spacing w:before="240" w:line="240" w:lineRule="auto"/>
+        <w:rPr>
+          <w:rFonts w:ascii="Times New Roman" w:eastAsia="Times New Roman" w:hAnsi="Times New Roman" w:cs="Times New Roman"/>
+          <w:sz w:val="28"/>
+          <w:szCs w:val="28"/>
+        </w:rPr>
+      </w:pPr>
+      <w:r>
+        <w:rPr>
+          <w:rFonts w:ascii="Times New Roman" w:eastAsia="Times New Roman" w:hAnsi="Times New Roman" w:cs="Times New Roman"/>
+          <w:b/>
+          <w:bCs/>
+          <w:sz w:val="28"/>
+          <w:szCs w:val="28"/>
+        </w:rPr>
+        <w:t>"Cover every functional requirement."</w:t>
+      </w:r>
+    </w:p>
+    <w:p>
+      <w:pPr>
+        <w:spacing w:before="240" w:line="240" w:lineRule="auto"/>
+        <w:rPr>
+          <w:rFonts w:ascii="Times New Roman" w:eastAsia="Times New Roman" w:hAnsi="Times New Roman" w:cs="Times New Roman"/>
+          <w:sz w:val="28"/>
+          <w:szCs w:val="28"/>
+        </w:rPr>
+      </w:pPr>
+      <w:r>
+        <w:rPr>
+          <w:rFonts w:ascii="Times New Roman" w:eastAsia="Times New Roman" w:hAnsi="Times New Roman" w:cs="Times New Roman"/>
+          <w:sz w:val="28"/>
+          <w:szCs w:val="28"/>
+        </w:rPr>
+        <w:t>Then</w:t>
+      </w:r>
+    </w:p>
+    <w:p>
+      <w:pPr>
+        <w:spacing w:before="240" w:line="240" w:lineRule="auto"/>
+        <w:rPr>
+          <w:rFonts w:ascii="Times New Roman" w:eastAsia="Times New Roman" w:hAnsi="Times New Roman" w:cs="Times New Roman"/>
+          <w:sz w:val="28"/>
+          <w:szCs w:val="28"/>
+        </w:rPr>
+      </w:pPr>
+      <w:r>
+        <w:rPr>
+          <w:rFonts w:ascii="Times New Roman" w:eastAsia="Times New Roman" w:hAnsi="Times New Roman" w:cs="Times New Roman"/>
+          <w:sz w:val="28"/>
+          <w:szCs w:val="28"/>
+        </w:rPr>
+        <w:t xml:space="preserve">Every software function becomes a </w:t>
+      </w:r>
+      <w:r>
+        <w:rPr>
+          <w:rFonts w:ascii="Times New Roman" w:eastAsia="Times New Roman" w:hAnsi="Times New Roman" w:cs="Times New Roman"/>
+          <w:b/>
+          <w:bCs/>
+          <w:sz w:val="28"/>
+          <w:szCs w:val="28"/>
+        </w:rPr>
+        <w:t>Test Requirement</w:t>
+      </w:r>
+      <w:r>
+        <w:rPr>
+          <w:rFonts w:ascii="Times New Roman" w:eastAsia="Times New Roman" w:hAnsi="Times New Roman" w:cs="Times New Roman"/>
+          <w:sz w:val="28"/>
+          <w:szCs w:val="28"/>
+        </w:rPr>
+        <w:t>.</w:t>
+      </w:r>
+    </w:p>
+    <w:p>
+      <w:pPr>
+        <w:spacing w:before="240" w:line="240" w:lineRule="auto"/>
+        <w:outlineLvl w:val="0"/>
+        <w:rPr>
+          <w:rFonts w:ascii="Times New Roman" w:eastAsia="Times New Roman" w:hAnsi="Times New Roman" w:cs="Times New Roman"/>
+          <w:b/>
+          <w:bCs/>
+          <w:kern w:val="36"/>
+          <w:sz w:val="28"/>
+          <w:szCs w:val="28"/>
+        </w:rPr>
+      </w:pPr>
+      <w:r>
+        <w:rPr>
+          <w:rFonts w:ascii="Times New Roman" w:eastAsia="Times New Roman" w:hAnsi="Times New Roman" w:cs="Times New Roman"/>
+          <w:b/>
+          <w:bCs/>
+          <w:kern w:val="36"/>
+          <w:sz w:val="28"/>
+          <w:szCs w:val="28"/>
+        </w:rPr>
+        <w:t>Practical Example</w:t>
+      </w:r>
+    </w:p>
+    <w:p>
+      <w:pPr>
+        <w:spacing w:before="240" w:line="240" w:lineRule="auto"/>
+        <w:rPr>
+          <w:rFonts w:ascii="Times New Roman" w:eastAsia="Times New Roman" w:hAnsi="Times New Roman" w:cs="Times New Roman"/>
+          <w:sz w:val="28"/>
+          <w:szCs w:val="28"/>
+        </w:rPr>
+      </w:pPr>
+      <w:r>
+        <w:rPr>
+          <w:rFonts w:ascii="Times New Roman" w:eastAsia="Times New Roman" w:hAnsi="Times New Roman" w:cs="Times New Roman"/>
+          <w:sz w:val="28"/>
+          <w:szCs w:val="28"/>
+        </w:rPr>
+        <w:t>Consider the following program:</w:t>
+      </w:r>
+    </w:p>
+    <w:p>
+      <w:pPr>
+        <w:tabs>
+          <w:tab w:val="left" w:pos="916"/>
+          <w:tab w:val="left" w:pos="1832"/>
+          <w:tab w:val="left" w:pos="2748"/>
+          <w:tab w:val="left" w:pos="3664"/>
+          <w:tab w:val="left" w:pos="4580"/>
+          <w:tab w:val="left" w:pos="5496"/>
+          <w:tab w:val="left" w:pos="6412"/>
+          <w:tab w:val="left" w:pos="7328"/>
+          <w:tab w:val="left" w:pos="8244"/>
+          <w:tab w:val="left" w:pos="9160"/>
+          <w:tab w:val="left" w:pos="10076"/>
+          <w:tab w:val="left" w:pos="10992"/>
+          <w:tab w:val="left" w:pos="11908"/>
+          <w:tab w:val="left" w:pos="12824"/>
+          <w:tab w:val="left" w:pos="13740"/>
+          <w:tab w:val="left" w:pos="14656"/>
+        </w:tabs>
+        <w:spacing w:before="240" w:line="240" w:lineRule="auto"/>
+        <w:rPr>
+          <w:rFonts w:ascii="Courier New" w:eastAsia="Times New Roman" w:hAnsi="Courier New" w:cs="Courier New"/>
+          <w:sz w:val="28"/>
+          <w:szCs w:val="28"/>
+        </w:rPr>
+      </w:pPr>
+      <w:proofErr w:type="gramStart"/>
+      <w:r>
+        <w:rPr>
+          <w:rFonts w:ascii="Courier New" w:eastAsia="Times New Roman" w:hAnsi="Courier New" w:cs="Courier New"/>
+          <w:sz w:val="28"/>
+          <w:szCs w:val="28"/>
+        </w:rPr>
+        <w:t>if(</w:t>
+      </w:r>
+      <w:proofErr w:type="gramEnd"/>
+      <w:r>
+        <w:rPr>
+          <w:rFonts w:ascii="Courier New" w:eastAsia="Times New Roman" w:hAnsi="Courier New" w:cs="Courier New"/>
+          <w:sz w:val="28"/>
+          <w:szCs w:val="28"/>
+        </w:rPr>
+        <w:t>age &gt;= 18)</w:t>
+      </w:r>
+    </w:p>
+    <w:p>
+      <w:pPr>
+        <w:tabs>
+          <w:tab w:val="left" w:pos="916"/>
+          <w:tab w:val="left" w:pos="1832"/>
+          <w:tab w:val="left" w:pos="2748"/>
+          <w:tab w:val="left" w:pos="3664"/>
+          <w:tab w:val="left" w:pos="4580"/>
+          <w:tab w:val="left" w:pos="5496"/>
+          <w:tab w:val="left" w:pos="6412"/>
+          <w:tab w:val="left" w:pos="7328"/>
+          <w:tab w:val="left" w:pos="8244"/>
+          <w:tab w:val="left" w:pos="9160"/>
+          <w:tab w:val="left" w:pos="10076"/>
+          <w:tab w:val="left" w:pos="10992"/>
+          <w:tab w:val="left" w:pos="11908"/>
+          <w:tab w:val="left" w:pos="12824"/>
+          <w:tab w:val="left" w:pos="13740"/>
+          <w:tab w:val="left" w:pos="14656"/>
+        </w:tabs>
+        <w:spacing w:before="240" w:line="240" w:lineRule="auto"/>
+        <w:rPr>
+          <w:rFonts w:ascii="Courier New" w:eastAsia="Times New Roman" w:hAnsi="Courier New" w:cs="Courier New"/>
+          <w:sz w:val="28"/>
+          <w:szCs w:val="28"/>
+        </w:rPr>
+      </w:pPr>
+      <w:r>
+        <w:rPr>
+          <w:rFonts w:ascii="Courier New" w:eastAsia="Times New Roman" w:hAnsi="Courier New" w:cs="Courier New"/>
+          <w:sz w:val="28"/>
+          <w:szCs w:val="28"/>
+        </w:rPr>
+        <w:t xml:space="preserve">    </w:t>
+      </w:r>
+      <w:proofErr w:type="spellStart"/>
+      <w:r>
+        <w:rPr>
+          <w:rFonts w:ascii="Courier New" w:eastAsia="Times New Roman" w:hAnsi="Courier New" w:cs="Courier New"/>
+          <w:sz w:val="28"/>
+          <w:szCs w:val="28"/>
+        </w:rPr>
+        <w:t>System.out.println</w:t>
+      </w:r>
+      <w:proofErr w:type="spellEnd"/>
+      <w:r>
+        <w:rPr>
+          <w:rFonts w:ascii="Courier New" w:eastAsia="Times New Roman" w:hAnsi="Courier New" w:cs="Courier New"/>
+          <w:sz w:val="28"/>
+          <w:szCs w:val="28"/>
+        </w:rPr>
+        <w:t>("Eligible");</w:t>
+      </w:r>
+    </w:p>
+    <w:p>
+      <w:pPr>
+        <w:tabs>
+          <w:tab w:val="left" w:pos="916"/>
+          <w:tab w:val="left" w:pos="1832"/>
+          <w:tab w:val="left" w:pos="2748"/>
+          <w:tab w:val="left" w:pos="3664"/>
+          <w:tab w:val="left" w:pos="4580"/>
+          <w:tab w:val="left" w:pos="5496"/>
+          <w:tab w:val="left" w:pos="6412"/>
+          <w:tab w:val="left" w:pos="7328"/>
+          <w:tab w:val="left" w:pos="8244"/>
+          <w:tab w:val="left" w:pos="9160"/>
+          <w:tab w:val="left" w:pos="10076"/>
+          <w:tab w:val="left" w:pos="10992"/>
+          <w:tab w:val="left" w:pos="11908"/>
+          <w:tab w:val="left" w:pos="12824"/>
+          <w:tab w:val="left" w:pos="13740"/>
+          <w:tab w:val="left" w:pos="14656"/>
+        </w:tabs>
+        <w:spacing w:before="240" w:line="240" w:lineRule="auto"/>
+        <w:rPr>
+          <w:rFonts w:ascii="Courier New" w:eastAsia="Times New Roman" w:hAnsi="Courier New" w:cs="Courier New"/>
+          <w:sz w:val="28"/>
+          <w:szCs w:val="28"/>
+        </w:rPr>
+      </w:pPr>
+      <w:r>
+        <w:rPr>
+          <w:rFonts w:ascii="Courier New" w:eastAsia="Times New Roman" w:hAnsi="Courier New" w:cs="Courier New"/>
+          <w:sz w:val="28"/>
+          <w:szCs w:val="28"/>
+        </w:rPr>
+        <w:t>else</w:t>
+      </w:r>
+    </w:p>
+    <w:p>
+      <w:pPr>
+        <w:tabs>
+          <w:tab w:val="left" w:pos="916"/>
+          <w:tab w:val="left" w:pos="1832"/>
+          <w:tab w:val="left" w:pos="2748"/>
+          <w:tab w:val="left" w:pos="3664"/>
+          <w:tab w:val="left" w:pos="4580"/>
+          <w:tab w:val="left" w:pos="5496"/>
+          <w:tab w:val="left" w:pos="6412"/>
+          <w:tab w:val="left" w:pos="7328"/>
+          <w:tab w:val="left" w:pos="8244"/>
+          <w:tab w:val="left" w:pos="9160"/>
+          <w:tab w:val="left" w:pos="10076"/>
+          <w:tab w:val="left" w:pos="10992"/>
+          <w:tab w:val="left" w:pos="11908"/>
+          <w:tab w:val="left" w:pos="12824"/>
+          <w:tab w:val="left" w:pos="13740"/>
+          <w:tab w:val="left" w:pos="14656"/>
+        </w:tabs>
+        <w:spacing w:before="240" w:line="240" w:lineRule="auto"/>
+        <w:rPr>
+          <w:rFonts w:ascii="Courier New" w:eastAsia="Times New Roman" w:hAnsi="Courier New" w:cs="Courier New"/>
+          <w:sz w:val="28"/>
+          <w:szCs w:val="28"/>
+        </w:rPr>
+      </w:pPr>
+      <w:r>
+        <w:rPr>
+          <w:rFonts w:ascii="Courier New" w:eastAsia="Times New Roman" w:hAnsi="Courier New" w:cs="Courier New"/>
+          <w:sz w:val="28"/>
+          <w:szCs w:val="28"/>
+        </w:rPr>
+        <w:t xml:space="preserve">    </w:t>
+      </w:r>
+      <w:proofErr w:type="spellStart"/>
+      <w:r>
+        <w:rPr>
+          <w:rFonts w:ascii="Courier New" w:eastAsia="Times New Roman" w:hAnsi="Courier New" w:cs="Courier New"/>
+          <w:sz w:val="28"/>
+          <w:szCs w:val="28"/>
+        </w:rPr>
+        <w:t>System.out.println</w:t>
+      </w:r>
+      <w:proofErr w:type="spellEnd"/>
+      <w:r>
+        <w:rPr>
+          <w:rFonts w:ascii="Courier New" w:eastAsia="Times New Roman" w:hAnsi="Courier New" w:cs="Courier New"/>
+          <w:sz w:val="28"/>
+          <w:szCs w:val="28"/>
+        </w:rPr>
+        <w:t>("Not Eligible");</w:t>
+      </w:r>
+    </w:p>
+    <w:p>
+      <w:pPr>
+        <w:spacing w:before="240" w:line="240" w:lineRule="auto"/>
+        <w:outlineLvl w:val="2"/>
+        <w:rPr>
+          <w:rFonts w:ascii="Times New Roman" w:eastAsia="Times New Roman" w:hAnsi="Times New Roman" w:cs="Times New Roman"/>
+          <w:b/>
+          <w:bCs/>
+          <w:sz w:val="28"/>
+          <w:szCs w:val="28"/>
+        </w:rPr>
+      </w:pPr>
+      <w:r>
+        <w:rPr>
+          <w:rFonts w:ascii="Times New Roman" w:eastAsia="Times New Roman" w:hAnsi="Times New Roman" w:cs="Times New Roman"/>
+          <w:b/>
+          <w:bCs/>
+          <w:sz w:val="28"/>
+          <w:szCs w:val="28"/>
+        </w:rPr>
+        <w:t>Test Criterion</w:t>
+      </w:r>
+    </w:p>
+    <w:p>
+      <w:pPr>
+        <w:spacing w:before="240" w:line="240" w:lineRule="auto"/>
+        <w:rPr>
+          <w:rFonts w:ascii="Times New Roman" w:eastAsia="Times New Roman" w:hAnsi="Times New Roman" w:cs="Times New Roman"/>
+          <w:sz w:val="28"/>
+          <w:szCs w:val="28"/>
+        </w:rPr>
+      </w:pPr>
+      <w:r>
+        <w:rPr>
+          <w:rFonts w:ascii="Times New Roman" w:eastAsia="Times New Roman" w:hAnsi="Times New Roman" w:cs="Times New Roman"/>
+          <w:sz w:val="28"/>
+          <w:szCs w:val="28"/>
+        </w:rPr>
+        <w:t>Cover every statement.</w:t>
+      </w:r>
+    </w:p>
+    <w:p>
+      <w:pPr>
+        <w:spacing w:before="240" w:line="240" w:lineRule="auto"/>
+        <w:outlineLvl w:val="2"/>
+        <w:rPr>
+          <w:rFonts w:ascii="Times New Roman" w:eastAsia="Times New Roman" w:hAnsi="Times New Roman" w:cs="Times New Roman"/>
+          <w:b/>
+          <w:bCs/>
+          <w:sz w:val="28"/>
+          <w:szCs w:val="28"/>
+        </w:rPr>
+      </w:pPr>
+      <w:r>
+        <w:rPr>
+          <w:rFonts w:ascii="Times New Roman" w:eastAsia="Times New Roman" w:hAnsi="Times New Roman" w:cs="Times New Roman"/>
+          <w:b/>
+          <w:bCs/>
+          <w:sz w:val="28"/>
+          <w:szCs w:val="28"/>
+        </w:rPr>
+        <w:t>Test Requirements</w:t>
+      </w:r>
+    </w:p>
+    <w:p>
+      <w:pPr>
+        <w:spacing w:before="240" w:line="240" w:lineRule="auto"/>
+        <w:rPr>
+          <w:rFonts w:ascii="Times New Roman" w:eastAsia="Times New Roman" w:hAnsi="Times New Roman" w:cs="Times New Roman"/>
+          <w:sz w:val="28"/>
+          <w:szCs w:val="28"/>
+        </w:rPr>
+      </w:pPr>
+      <w:r>
+        <w:rPr>
+          <w:rFonts w:ascii="Times New Roman" w:eastAsia="Times New Roman" w:hAnsi="Times New Roman" w:cs="Times New Roman"/>
+          <w:sz w:val="28"/>
+          <w:szCs w:val="28"/>
+        </w:rPr>
+        <w:t>Test Case 1</w:t>
+      </w:r>
+    </w:p>
+    <w:p>
+      <w:pPr>
+        <w:tabs>
+          <w:tab w:val="left" w:pos="916"/>
+          <w:tab w:val="left" w:pos="1832"/>
+          <w:tab w:val="left" w:pos="2748"/>
+          <w:tab w:val="left" w:pos="3664"/>
+          <w:tab w:val="left" w:pos="4580"/>
+          <w:tab w:val="left" w:pos="5496"/>
+          <w:tab w:val="left" w:pos="6412"/>
+          <w:tab w:val="left" w:pos="7328"/>
+          <w:tab w:val="left" w:pos="8244"/>
+          <w:tab w:val="left" w:pos="9160"/>
+          <w:tab w:val="left" w:pos="10076"/>
+          <w:tab w:val="left" w:pos="10992"/>
+          <w:tab w:val="left" w:pos="11908"/>
+          <w:tab w:val="left" w:pos="12824"/>
+          <w:tab w:val="left" w:pos="13740"/>
+          <w:tab w:val="left" w:pos="14656"/>
+        </w:tabs>
+        <w:spacing w:before="240" w:line="240" w:lineRule="auto"/>
+        <w:rPr>
+          <w:rFonts w:ascii="Courier New" w:eastAsia="Times New Roman" w:hAnsi="Courier New" w:cs="Courier New"/>
+          <w:sz w:val="28"/>
+          <w:szCs w:val="28"/>
+        </w:rPr>
+      </w:pPr>
+      <w:r>
+        <w:rPr>
+          <w:rFonts w:ascii="Courier New" w:eastAsia="Times New Roman" w:hAnsi="Courier New" w:cs="Courier New"/>
+          <w:sz w:val="28"/>
+          <w:szCs w:val="28"/>
+        </w:rPr>
+        <w:t>Age = 20</w:t>
+      </w:r>
+    </w:p>
+    <w:p>
+      <w:pPr>
+        <w:spacing w:before="240" w:line="240" w:lineRule="auto"/>
+        <w:rPr>
+          <w:rFonts w:ascii="Times New Roman" w:eastAsia="Times New Roman" w:hAnsi="Times New Roman" w:cs="Times New Roman"/>
+          <w:sz w:val="28"/>
+          <w:szCs w:val="28"/>
+        </w:rPr>
+      </w:pPr>
+      <w:r>
+        <w:rPr>
+          <w:rFonts w:ascii="Times New Roman" w:eastAsia="Times New Roman" w:hAnsi="Times New Roman" w:cs="Times New Roman"/>
+          <w:sz w:val="28"/>
+          <w:szCs w:val="28"/>
+        </w:rPr>
+        <w:t>Output</w:t>
+      </w:r>
+    </w:p>
+    <w:p>
+      <w:pPr>
+        <w:tabs>
+          <w:tab w:val="left" w:pos="916"/>
+          <w:tab w:val="left" w:pos="1832"/>
+          <w:tab w:val="left" w:pos="2748"/>
+          <w:tab w:val="left" w:pos="3664"/>
+          <w:tab w:val="left" w:pos="4580"/>
+          <w:tab w:val="left" w:pos="5496"/>
+          <w:tab w:val="left" w:pos="6412"/>
+          <w:tab w:val="left" w:pos="7328"/>
+          <w:tab w:val="left" w:pos="8244"/>
+          <w:tab w:val="left" w:pos="9160"/>
+          <w:tab w:val="left" w:pos="10076"/>
+          <w:tab w:val="left" w:pos="10992"/>
+          <w:tab w:val="left" w:pos="11908"/>
+          <w:tab w:val="left" w:pos="12824"/>
+          <w:tab w:val="left" w:pos="13740"/>
+          <w:tab w:val="left" w:pos="14656"/>
+        </w:tabs>
+        <w:spacing w:before="240" w:line="240" w:lineRule="auto"/>
+        <w:rPr>
+          <w:rFonts w:ascii="Courier New" w:eastAsia="Times New Roman" w:hAnsi="Courier New" w:cs="Courier New"/>
+          <w:sz w:val="28"/>
+          <w:szCs w:val="28"/>
+        </w:rPr>
+      </w:pPr>
+      <w:r>
+        <w:rPr>
+          <w:rFonts w:ascii="Courier New" w:eastAsia="Times New Roman" w:hAnsi="Courier New" w:cs="Courier New"/>
           <w:sz w:val="28"/>
           <w:szCs w:val="28"/>
         </w:rPr>
@@ -2428,6 +4935,7 @@
           <w:sz w:val="28"/>
           <w:szCs w:val="28"/>
         </w:rPr>
+        <w:lastRenderedPageBreak/>
         <w:t>Test Case 2</w:t>
       </w:r>
     </w:p>
@@ -2928,7 +5436,6 @@
           <w:sz w:val="28"/>
           <w:szCs w:val="28"/>
         </w:rPr>
-        <w:lastRenderedPageBreak/>
         <w:t>White-box Testing</w:t>
       </w:r>
       <w:r>
@@ -3068,6 +5575,7 @@
           <w:sz w:val="28"/>
           <w:szCs w:val="28"/>
         </w:rPr>
+        <w:lastRenderedPageBreak/>
         <w:t>Suppose we have this program:</w:t>
       </w:r>
     </w:p>
@@ -3596,7 +6104,6 @@
           <w:sz w:val="28"/>
           <w:szCs w:val="28"/>
         </w:rPr>
-        <w:lastRenderedPageBreak/>
         <w:t>Easy Definition (1 line):</w:t>
       </w:r>
     </w:p>
@@ -3714,6 +6221,13 @@
           <w:szCs w:val="28"/>
         </w:rPr>
         <w:br/>
+      </w:r>
+      <w:r>
+        <w:rPr>
+          <w:sz w:val="28"/>
+          <w:szCs w:val="28"/>
+        </w:rPr>
+        <w:lastRenderedPageBreak/>
         <w:t>Output</w:t>
       </w:r>
       <w:r>
@@ -3828,7 +6342,7 @@
                     <pic:cNvPicPr/>
                   </pic:nvPicPr>
                   <pic:blipFill>
-                    <a:blip r:embed="rId5">
+                    <a:blip r:embed="rId6">
                       <a:extLst>
                         <a:ext uri="{28A0092B-C50C-407E-A947-70E740481C1C}">
                           <a14:useLocalDpi xmlns:a14="http://schemas.microsoft.com/office/drawing/2010/main" val="0"/>
@@ -4082,7 +6596,6 @@
                 <w:sz w:val="28"/>
                 <w:szCs w:val="28"/>
               </w:rPr>
-              <w:lastRenderedPageBreak/>
               <w:t>Source code is visible</w:t>
             </w:r>
           </w:p>
@@ -4358,6 +6871,7 @@
                 <w:sz w:val="28"/>
                 <w:szCs w:val="28"/>
               </w:rPr>
+              <w:lastRenderedPageBreak/>
               <w:t>Measures code coverage</w:t>
             </w:r>
           </w:p>
@@ -4699,133 +7213,133 @@
           <w:sz w:val="28"/>
           <w:szCs w:val="28"/>
         </w:rPr>
+        <w:t xml:space="preserve">      ▼</w:t>
+      </w:r>
+    </w:p>
+    <w:p>
+      <w:pPr>
+        <w:spacing w:before="240" w:line="240" w:lineRule="auto"/>
+        <w:rPr>
+          <w:rFonts w:ascii="Times New Roman" w:eastAsia="Times New Roman" w:hAnsi="Times New Roman" w:cs="Times New Roman"/>
+          <w:sz w:val="28"/>
+          <w:szCs w:val="28"/>
+        </w:rPr>
+      </w:pPr>
+      <w:r>
+        <w:rPr>
+          <w:rFonts w:ascii="Times New Roman" w:eastAsia="Times New Roman" w:hAnsi="Times New Roman" w:cs="Times New Roman"/>
+          <w:sz w:val="28"/>
+          <w:szCs w:val="28"/>
+        </w:rPr>
+        <w:t>1. Test Design</w:t>
+      </w:r>
+    </w:p>
+    <w:p>
+      <w:pPr>
+        <w:spacing w:before="240" w:line="240" w:lineRule="auto"/>
+        <w:rPr>
+          <w:rFonts w:ascii="Times New Roman" w:eastAsia="Times New Roman" w:hAnsi="Times New Roman" w:cs="Times New Roman"/>
+          <w:sz w:val="28"/>
+          <w:szCs w:val="28"/>
+        </w:rPr>
+      </w:pPr>
+      <w:r>
+        <w:rPr>
+          <w:rFonts w:ascii="Times New Roman" w:eastAsia="Times New Roman" w:hAnsi="Times New Roman" w:cs="Times New Roman"/>
+          <w:sz w:val="28"/>
+          <w:szCs w:val="28"/>
+        </w:rPr>
+        <w:t xml:space="preserve">      │</w:t>
+      </w:r>
+    </w:p>
+    <w:p>
+      <w:pPr>
+        <w:spacing w:before="240" w:line="240" w:lineRule="auto"/>
+        <w:rPr>
+          <w:rFonts w:ascii="Times New Roman" w:eastAsia="Times New Roman" w:hAnsi="Times New Roman" w:cs="Times New Roman"/>
+          <w:sz w:val="28"/>
+          <w:szCs w:val="28"/>
+        </w:rPr>
+      </w:pPr>
+      <w:r>
+        <w:rPr>
+          <w:rFonts w:ascii="Times New Roman" w:eastAsia="Times New Roman" w:hAnsi="Times New Roman" w:cs="Times New Roman"/>
+          <w:sz w:val="28"/>
+          <w:szCs w:val="28"/>
+        </w:rPr>
+        <w:t xml:space="preserve">      ▼</w:t>
+      </w:r>
+    </w:p>
+    <w:p>
+      <w:pPr>
+        <w:spacing w:before="240" w:line="240" w:lineRule="auto"/>
+        <w:rPr>
+          <w:rFonts w:ascii="Times New Roman" w:eastAsia="Times New Roman" w:hAnsi="Times New Roman" w:cs="Times New Roman"/>
+          <w:sz w:val="28"/>
+          <w:szCs w:val="28"/>
+        </w:rPr>
+      </w:pPr>
+      <w:r>
+        <w:rPr>
+          <w:rFonts w:ascii="Times New Roman" w:eastAsia="Times New Roman" w:hAnsi="Times New Roman" w:cs="Times New Roman"/>
+          <w:sz w:val="28"/>
+          <w:szCs w:val="28"/>
+        </w:rPr>
+        <w:t>2. Test Automation</w:t>
+      </w:r>
+    </w:p>
+    <w:p>
+      <w:pPr>
+        <w:spacing w:before="240" w:line="240" w:lineRule="auto"/>
+        <w:rPr>
+          <w:rFonts w:ascii="Times New Roman" w:eastAsia="Times New Roman" w:hAnsi="Times New Roman" w:cs="Times New Roman"/>
+          <w:sz w:val="28"/>
+          <w:szCs w:val="28"/>
+        </w:rPr>
+      </w:pPr>
+      <w:r>
+        <w:rPr>
+          <w:rFonts w:ascii="Times New Roman" w:eastAsia="Times New Roman" w:hAnsi="Times New Roman" w:cs="Times New Roman"/>
+          <w:sz w:val="28"/>
+          <w:szCs w:val="28"/>
+        </w:rPr>
+        <w:t xml:space="preserve">      │</w:t>
+      </w:r>
+    </w:p>
+    <w:p>
+      <w:pPr>
+        <w:spacing w:before="240" w:line="240" w:lineRule="auto"/>
+        <w:rPr>
+          <w:rFonts w:ascii="Times New Roman" w:eastAsia="Times New Roman" w:hAnsi="Times New Roman" w:cs="Times New Roman"/>
+          <w:sz w:val="28"/>
+          <w:szCs w:val="28"/>
+        </w:rPr>
+      </w:pPr>
+      <w:r>
+        <w:rPr>
+          <w:rFonts w:ascii="Times New Roman" w:eastAsia="Times New Roman" w:hAnsi="Times New Roman" w:cs="Times New Roman"/>
+          <w:sz w:val="28"/>
+          <w:szCs w:val="28"/>
+        </w:rPr>
+        <w:t xml:space="preserve">      ▼</w:t>
+      </w:r>
+    </w:p>
+    <w:p>
+      <w:pPr>
+        <w:spacing w:before="240" w:line="240" w:lineRule="auto"/>
+        <w:rPr>
+          <w:rFonts w:ascii="Times New Roman" w:eastAsia="Times New Roman" w:hAnsi="Times New Roman" w:cs="Times New Roman"/>
+          <w:sz w:val="28"/>
+          <w:szCs w:val="28"/>
+        </w:rPr>
+      </w:pPr>
+      <w:r>
+        <w:rPr>
+          <w:rFonts w:ascii="Times New Roman" w:eastAsia="Times New Roman" w:hAnsi="Times New Roman" w:cs="Times New Roman"/>
+          <w:sz w:val="28"/>
+          <w:szCs w:val="28"/>
+        </w:rPr>
         <w:lastRenderedPageBreak/>
-        <w:t xml:space="preserve">      ▼</w:t>
-      </w:r>
-    </w:p>
-    <w:p>
-      <w:pPr>
-        <w:spacing w:before="240" w:line="240" w:lineRule="auto"/>
-        <w:rPr>
-          <w:rFonts w:ascii="Times New Roman" w:eastAsia="Times New Roman" w:hAnsi="Times New Roman" w:cs="Times New Roman"/>
-          <w:sz w:val="28"/>
-          <w:szCs w:val="28"/>
-        </w:rPr>
-      </w:pPr>
-      <w:r>
-        <w:rPr>
-          <w:rFonts w:ascii="Times New Roman" w:eastAsia="Times New Roman" w:hAnsi="Times New Roman" w:cs="Times New Roman"/>
-          <w:sz w:val="28"/>
-          <w:szCs w:val="28"/>
-        </w:rPr>
-        <w:t>1. Test Design</w:t>
-      </w:r>
-    </w:p>
-    <w:p>
-      <w:pPr>
-        <w:spacing w:before="240" w:line="240" w:lineRule="auto"/>
-        <w:rPr>
-          <w:rFonts w:ascii="Times New Roman" w:eastAsia="Times New Roman" w:hAnsi="Times New Roman" w:cs="Times New Roman"/>
-          <w:sz w:val="28"/>
-          <w:szCs w:val="28"/>
-        </w:rPr>
-      </w:pPr>
-      <w:r>
-        <w:rPr>
-          <w:rFonts w:ascii="Times New Roman" w:eastAsia="Times New Roman" w:hAnsi="Times New Roman" w:cs="Times New Roman"/>
-          <w:sz w:val="28"/>
-          <w:szCs w:val="28"/>
-        </w:rPr>
-        <w:t xml:space="preserve">      │</w:t>
-      </w:r>
-    </w:p>
-    <w:p>
-      <w:pPr>
-        <w:spacing w:before="240" w:line="240" w:lineRule="auto"/>
-        <w:rPr>
-          <w:rFonts w:ascii="Times New Roman" w:eastAsia="Times New Roman" w:hAnsi="Times New Roman" w:cs="Times New Roman"/>
-          <w:sz w:val="28"/>
-          <w:szCs w:val="28"/>
-        </w:rPr>
-      </w:pPr>
-      <w:r>
-        <w:rPr>
-          <w:rFonts w:ascii="Times New Roman" w:eastAsia="Times New Roman" w:hAnsi="Times New Roman" w:cs="Times New Roman"/>
-          <w:sz w:val="28"/>
-          <w:szCs w:val="28"/>
-        </w:rPr>
-        <w:t xml:space="preserve">      ▼</w:t>
-      </w:r>
-    </w:p>
-    <w:p>
-      <w:pPr>
-        <w:spacing w:before="240" w:line="240" w:lineRule="auto"/>
-        <w:rPr>
-          <w:rFonts w:ascii="Times New Roman" w:eastAsia="Times New Roman" w:hAnsi="Times New Roman" w:cs="Times New Roman"/>
-          <w:sz w:val="28"/>
-          <w:szCs w:val="28"/>
-        </w:rPr>
-      </w:pPr>
-      <w:r>
-        <w:rPr>
-          <w:rFonts w:ascii="Times New Roman" w:eastAsia="Times New Roman" w:hAnsi="Times New Roman" w:cs="Times New Roman"/>
-          <w:sz w:val="28"/>
-          <w:szCs w:val="28"/>
-        </w:rPr>
-        <w:t>2. Test Automation</w:t>
-      </w:r>
-    </w:p>
-    <w:p>
-      <w:pPr>
-        <w:spacing w:before="240" w:line="240" w:lineRule="auto"/>
-        <w:rPr>
-          <w:rFonts w:ascii="Times New Roman" w:eastAsia="Times New Roman" w:hAnsi="Times New Roman" w:cs="Times New Roman"/>
-          <w:sz w:val="28"/>
-          <w:szCs w:val="28"/>
-        </w:rPr>
-      </w:pPr>
-      <w:r>
-        <w:rPr>
-          <w:rFonts w:ascii="Times New Roman" w:eastAsia="Times New Roman" w:hAnsi="Times New Roman" w:cs="Times New Roman"/>
-          <w:sz w:val="28"/>
-          <w:szCs w:val="28"/>
-        </w:rPr>
-        <w:t xml:space="preserve">      │</w:t>
-      </w:r>
-    </w:p>
-    <w:p>
-      <w:pPr>
-        <w:spacing w:before="240" w:line="240" w:lineRule="auto"/>
-        <w:rPr>
-          <w:rFonts w:ascii="Times New Roman" w:eastAsia="Times New Roman" w:hAnsi="Times New Roman" w:cs="Times New Roman"/>
-          <w:sz w:val="28"/>
-          <w:szCs w:val="28"/>
-        </w:rPr>
-      </w:pPr>
-      <w:r>
-        <w:rPr>
-          <w:rFonts w:ascii="Times New Roman" w:eastAsia="Times New Roman" w:hAnsi="Times New Roman" w:cs="Times New Roman"/>
-          <w:sz w:val="28"/>
-          <w:szCs w:val="28"/>
-        </w:rPr>
-        <w:t xml:space="preserve">      ▼</w:t>
-      </w:r>
-    </w:p>
-    <w:p>
-      <w:pPr>
-        <w:spacing w:before="240" w:line="240" w:lineRule="auto"/>
-        <w:rPr>
-          <w:rFonts w:ascii="Times New Roman" w:eastAsia="Times New Roman" w:hAnsi="Times New Roman" w:cs="Times New Roman"/>
-          <w:sz w:val="28"/>
-          <w:szCs w:val="28"/>
-        </w:rPr>
-      </w:pPr>
-      <w:r>
-        <w:rPr>
-          <w:rFonts w:ascii="Times New Roman" w:eastAsia="Times New Roman" w:hAnsi="Times New Roman" w:cs="Times New Roman"/>
-          <w:sz w:val="28"/>
-          <w:szCs w:val="28"/>
-        </w:rPr>
         <w:t>3. Test Execution</w:t>
       </w:r>
     </w:p>
@@ -5125,7 +7639,6 @@
           <w:sz w:val="28"/>
           <w:szCs w:val="28"/>
         </w:rPr>
-        <w:lastRenderedPageBreak/>
         <w:t>A well-designed test case can find many bugs.</w:t>
       </w:r>
     </w:p>
@@ -5281,6 +7794,7 @@
           <w:sz w:val="28"/>
           <w:szCs w:val="28"/>
         </w:rPr>
+        <w:lastRenderedPageBreak/>
         <w:t>A. Criteria-Based Test Design</w:t>
       </w:r>
     </w:p>
@@ -5674,7 +8188,6 @@
                 <w:sz w:val="28"/>
                 <w:szCs w:val="28"/>
               </w:rPr>
-              <w:lastRenderedPageBreak/>
               <w:t>Input</w:t>
             </w:r>
           </w:p>
@@ -5890,6 +8403,7 @@
           <w:sz w:val="28"/>
           <w:szCs w:val="28"/>
         </w:rPr>
+        <w:lastRenderedPageBreak/>
         <w:t xml:space="preserve">Human-Based Test Design depends on the tester's </w:t>
       </w:r>
       <w:r>
@@ -6202,7 +8716,6 @@
           <w:sz w:val="28"/>
           <w:szCs w:val="28"/>
         </w:rPr>
-        <w:lastRenderedPageBreak/>
         <w:t>"What happens if the user refreshes the page?"</w:t>
       </w:r>
     </w:p>
@@ -6495,6 +9008,7 @@
                 <w:sz w:val="28"/>
                 <w:szCs w:val="28"/>
               </w:rPr>
+              <w:lastRenderedPageBreak/>
               <w:t>Code-oriented</w:t>
             </w:r>
           </w:p>
@@ -6787,7 +9301,6 @@
           <w:sz w:val="28"/>
           <w:szCs w:val="28"/>
         </w:rPr>
-        <w:lastRenderedPageBreak/>
         <w:t>This saves hours of work.</w:t>
       </w:r>
       <w:r>
@@ -6885,6 +9398,7 @@
           <w:sz w:val="28"/>
           <w:szCs w:val="28"/>
         </w:rPr>
+        <w:lastRenderedPageBreak/>
         <w:t>Example</w:t>
       </w:r>
     </w:p>
@@ -7200,7 +9714,6 @@
           <w:sz w:val="28"/>
           <w:szCs w:val="28"/>
         </w:rPr>
-        <w:lastRenderedPageBreak/>
         <w:t xml:space="preserve">Test Execution means </w:t>
       </w:r>
       <w:r>
@@ -7354,6 +9867,7 @@
           <w:sz w:val="28"/>
           <w:szCs w:val="28"/>
         </w:rPr>
+        <w:lastRenderedPageBreak/>
         <w:t xml:space="preserve">Enters the data </w:t>
       </w:r>
     </w:p>
@@ -7700,7 +10214,6 @@
           <w:sz w:val="28"/>
           <w:szCs w:val="28"/>
         </w:rPr>
-        <w:lastRenderedPageBreak/>
         <w:t xml:space="preserve">Is the expected result wrong? </w:t>
       </w:r>
     </w:p>
@@ -7837,6 +10350,7 @@
           <w:sz w:val="28"/>
           <w:szCs w:val="28"/>
         </w:rPr>
+        <w:lastRenderedPageBreak/>
         <w:t>Key Points</w:t>
       </w:r>
     </w:p>
@@ -8498,7 +11012,6 @@
                 <w:sz w:val="28"/>
                 <w:szCs w:val="28"/>
               </w:rPr>
-              <w:lastRenderedPageBreak/>
               <w:t>Test Evaluation</w:t>
             </w:r>
           </w:p>
@@ -8762,6 +11275,7 @@
           <w:sz w:val="28"/>
           <w:szCs w:val="28"/>
         </w:rPr>
+        <w:lastRenderedPageBreak/>
         <w:t xml:space="preserve">Sets testing policies </w:t>
       </w:r>
     </w:p>
@@ -9082,7 +11596,6 @@
           <w:sz w:val="28"/>
           <w:szCs w:val="28"/>
         </w:rPr>
-        <w:lastRenderedPageBreak/>
         <w:t xml:space="preserve">Store tests in configuration control </w:t>
       </w:r>
     </w:p>
@@ -9294,6 +11807,7 @@
           <w:sz w:val="28"/>
           <w:szCs w:val="28"/>
         </w:rPr>
+        <w:lastRenderedPageBreak/>
         <w:t>Example:</w:t>
       </w:r>
       <w:r>
@@ -9654,7 +12168,6 @@
           <w:sz w:val="28"/>
           <w:szCs w:val="28"/>
         </w:rPr>
-        <w:lastRenderedPageBreak/>
         <w:t xml:space="preserve">Assigning the wrong person to the wrong task decreases efficiency and job satisfaction. </w:t>
       </w:r>
     </w:p>
@@ -9808,7 +12321,14 @@
         <w:rPr>
           <w:rStyle w:val="Strong"/>
         </w:rPr>
-        <w:t>A Dummy Node is a non-executable node in a Control Flow Graph (CFG). It does not represent any program statement; it is used only to connect or merge different control flow paths.</w:t>
+        <w:t xml:space="preserve">A Dummy Node is a non-executable node in a Control Flow Graph (CFG). It does not represent any program statement; it is used only to connect or merge different control flow </w:t>
+      </w:r>
+      <w:r>
+        <w:rPr>
+          <w:rStyle w:val="Strong"/>
+        </w:rPr>
+        <w:lastRenderedPageBreak/>
+        <w:t>paths.</w:t>
       </w:r>
       <w:r>
         <w:rPr>
@@ -10170,6 +12690,7 @@
       <w:r>
         <w:rPr>
           <w:rFonts w:ascii="Times New Roman" w:eastAsia="Times New Roman" w:hAnsi="Times New Roman" w:cs="Times New Roman"/>
+          <w:noProof/>
           <w:sz w:val="28"/>
           <w:szCs w:val="28"/>
         </w:rPr>
@@ -10189,7 +12710,7 @@
                     <pic:cNvPicPr/>
                   </pic:nvPicPr>
                   <pic:blipFill>
-                    <a:blip r:embed="rId6"/>
+                    <a:blip r:embed="rId7"/>
                     <a:stretch>
                       <a:fillRect/>
                     </a:stretch>
@@ -10209,8 +12730,6 @@
           </wp:inline>
         </w:drawing>
       </w:r>
-      <w:bookmarkStart w:id="0" w:name="_GoBack"/>
-      <w:bookmarkEnd w:id="0"/>
     </w:p>
     <w:p>
       <w:pPr>
@@ -10238,6 +12757,7 @@
           <w:sz w:val="28"/>
           <w:szCs w:val="28"/>
         </w:rPr>
+        <w:lastRenderedPageBreak/>
         <w:drawing>
           <wp:inline distT="0" distB="0" distL="0" distR="0">
             <wp:extent cx="5943600" cy="3237230"/>
@@ -10254,7 +12774,7 @@
                     <pic:cNvPicPr/>
                   </pic:nvPicPr>
                   <pic:blipFill>
-                    <a:blip r:embed="rId7">
+                    <a:blip r:embed="rId8">
                       <a:extLst>
                         <a:ext uri="{28A0092B-C50C-407E-A947-70E740481C1C}">
                           <a14:useLocalDpi xmlns:a14="http://schemas.microsoft.com/office/drawing/2010/main" val="0"/>
@@ -10293,6 +12813,7 @@
       <w:r>
         <w:rPr>
           <w:rFonts w:ascii="Times New Roman" w:eastAsia="Times New Roman" w:hAnsi="Times New Roman" w:cs="Times New Roman"/>
+          <w:noProof/>
           <w:sz w:val="28"/>
           <w:szCs w:val="28"/>
         </w:rPr>
@@ -10301,78 +12822,6 @@
             <wp:extent cx="5943600" cy="4225290"/>
             <wp:effectExtent l="0" t="0" r="0" b="3810"/>
             <wp:docPr id="8" name="Picture 8"/>
-            <wp:cNvGraphicFramePr>
-              <a:graphicFrameLocks xmlns:a="http://schemas.openxmlformats.org/drawingml/2006/main" noChangeAspect="1"/>
-            </wp:cNvGraphicFramePr>
-            <a:graphic xmlns:a="http://schemas.openxmlformats.org/drawingml/2006/main">
-              <a:graphicData uri="http://schemas.openxmlformats.org/drawingml/2006/picture">
-                <pic:pic xmlns:pic="http://schemas.openxmlformats.org/drawingml/2006/picture">
-                  <pic:nvPicPr>
-                    <pic:cNvPr id="1" name=""/>
-                    <pic:cNvPicPr/>
-                  </pic:nvPicPr>
-                  <pic:blipFill>
-                    <a:blip r:embed="rId8"/>
-                    <a:stretch>
-                      <a:fillRect/>
-                    </a:stretch>
-                  </pic:blipFill>
-                  <pic:spPr>
-                    <a:xfrm>
-                      <a:off x="0" y="0"/>
-                      <a:ext cx="5943600" cy="4225290"/>
-                    </a:xfrm>
-                    <a:prstGeom prst="rect">
-                      <a:avLst/>
-                    </a:prstGeom>
-                  </pic:spPr>
-                </pic:pic>
-              </a:graphicData>
-            </a:graphic>
-          </wp:inline>
-        </w:drawing>
-      </w:r>
-    </w:p>
-    <w:p>
-      <w:pPr>
-        <w:spacing w:before="240" w:line="240" w:lineRule="auto"/>
-        <w:rPr>
-          <w:rFonts w:ascii="Times New Roman" w:eastAsia="Times New Roman" w:hAnsi="Times New Roman" w:cs="Times New Roman"/>
-          <w:sz w:val="28"/>
-          <w:szCs w:val="28"/>
-        </w:rPr>
-      </w:pPr>
-    </w:p>
-    <w:p>
-      <w:pPr>
-        <w:spacing w:before="240" w:line="240" w:lineRule="auto"/>
-        <w:rPr>
-          <w:rFonts w:ascii="Times New Roman" w:eastAsia="Times New Roman" w:hAnsi="Times New Roman" w:cs="Times New Roman"/>
-          <w:sz w:val="28"/>
-          <w:szCs w:val="28"/>
-        </w:rPr>
-      </w:pPr>
-    </w:p>
-    <w:p>
-      <w:pPr>
-        <w:spacing w:before="240" w:line="240" w:lineRule="auto"/>
-        <w:rPr>
-          <w:rFonts w:ascii="Times New Roman" w:eastAsia="Times New Roman" w:hAnsi="Times New Roman" w:cs="Times New Roman"/>
-          <w:sz w:val="28"/>
-          <w:szCs w:val="28"/>
-        </w:rPr>
-      </w:pPr>
-      <w:r>
-        <w:rPr>
-          <w:rFonts w:ascii="Times New Roman" w:eastAsia="Times New Roman" w:hAnsi="Times New Roman" w:cs="Times New Roman"/>
-          <w:sz w:val="28"/>
-          <w:szCs w:val="28"/>
-        </w:rPr>
-        <w:drawing>
-          <wp:inline distT="0" distB="0" distL="0" distR="0" wp14:anchorId="01225C3A" wp14:editId="475FCADF">
-            <wp:extent cx="5943600" cy="4469130"/>
-            <wp:effectExtent l="0" t="0" r="0" b="7620"/>
-            <wp:docPr id="5" name="Picture 5"/>
             <wp:cNvGraphicFramePr>
               <a:graphicFrameLocks xmlns:a="http://schemas.openxmlformats.org/drawingml/2006/main" noChangeAspect="1"/>
             </wp:cNvGraphicFramePr>
@@ -10392,6 +12841,79 @@
                   <pic:spPr>
                     <a:xfrm>
                       <a:off x="0" y="0"/>
+                      <a:ext cx="5943600" cy="4225290"/>
+                    </a:xfrm>
+                    <a:prstGeom prst="rect">
+                      <a:avLst/>
+                    </a:prstGeom>
+                  </pic:spPr>
+                </pic:pic>
+              </a:graphicData>
+            </a:graphic>
+          </wp:inline>
+        </w:drawing>
+      </w:r>
+    </w:p>
+    <w:p>
+      <w:pPr>
+        <w:spacing w:before="240" w:line="240" w:lineRule="auto"/>
+        <w:rPr>
+          <w:rFonts w:ascii="Times New Roman" w:eastAsia="Times New Roman" w:hAnsi="Times New Roman" w:cs="Times New Roman"/>
+          <w:sz w:val="28"/>
+          <w:szCs w:val="28"/>
+        </w:rPr>
+      </w:pPr>
+    </w:p>
+    <w:p>
+      <w:pPr>
+        <w:spacing w:before="240" w:line="240" w:lineRule="auto"/>
+        <w:rPr>
+          <w:rFonts w:ascii="Times New Roman" w:eastAsia="Times New Roman" w:hAnsi="Times New Roman" w:cs="Times New Roman"/>
+          <w:sz w:val="28"/>
+          <w:szCs w:val="28"/>
+        </w:rPr>
+      </w:pPr>
+    </w:p>
+    <w:p>
+      <w:pPr>
+        <w:spacing w:before="240" w:line="240" w:lineRule="auto"/>
+        <w:rPr>
+          <w:rFonts w:ascii="Times New Roman" w:eastAsia="Times New Roman" w:hAnsi="Times New Roman" w:cs="Times New Roman"/>
+          <w:sz w:val="28"/>
+          <w:szCs w:val="28"/>
+        </w:rPr>
+      </w:pPr>
+      <w:r>
+        <w:rPr>
+          <w:rFonts w:ascii="Times New Roman" w:eastAsia="Times New Roman" w:hAnsi="Times New Roman" w:cs="Times New Roman"/>
+          <w:noProof/>
+          <w:sz w:val="28"/>
+          <w:szCs w:val="28"/>
+        </w:rPr>
+        <w:drawing>
+          <wp:inline distT="0" distB="0" distL="0" distR="0" wp14:anchorId="01225C3A" wp14:editId="475FCADF">
+            <wp:extent cx="5943600" cy="4469130"/>
+            <wp:effectExtent l="0" t="0" r="0" b="7620"/>
+            <wp:docPr id="5" name="Picture 5"/>
+            <wp:cNvGraphicFramePr>
+              <a:graphicFrameLocks xmlns:a="http://schemas.openxmlformats.org/drawingml/2006/main" noChangeAspect="1"/>
+            </wp:cNvGraphicFramePr>
+            <a:graphic xmlns:a="http://schemas.openxmlformats.org/drawingml/2006/main">
+              <a:graphicData uri="http://schemas.openxmlformats.org/drawingml/2006/picture">
+                <pic:pic xmlns:pic="http://schemas.openxmlformats.org/drawingml/2006/picture">
+                  <pic:nvPicPr>
+                    <pic:cNvPr id="1" name=""/>
+                    <pic:cNvPicPr/>
+                  </pic:nvPicPr>
+                  <pic:blipFill>
+                    <a:blip r:embed="rId10"/>
+                    <a:stretch>
+                      <a:fillRect/>
+                    </a:stretch>
+                  </pic:blipFill>
+                  <pic:spPr>
+                    <a:xfrm>
+                      <a:off x="0" y="0"/>
                       <a:ext cx="5943600" cy="4469130"/>
                     </a:xfrm>
                     <a:prstGeom prst="rect">
@@ -10438,7 +12960,7 @@
                     <pic:cNvPicPr/>
                   </pic:nvPicPr>
                   <pic:blipFill>
-                    <a:blip r:embed="rId10">
+                    <a:blip r:embed="rId11">
                       <a:extLst>
                         <a:ext uri="{28A0092B-C50C-407E-A947-70E740481C1C}">
                           <a14:useLocalDpi xmlns:a14="http://schemas.microsoft.com/office/drawing/2010/main" val="0"/>
@@ -10477,6 +12999,7 @@
       <w:r>
         <w:rPr>
           <w:rFonts w:ascii="Times New Roman" w:eastAsia="Times New Roman" w:hAnsi="Times New Roman" w:cs="Times New Roman"/>
+          <w:noProof/>
           <w:sz w:val="28"/>
           <w:szCs w:val="28"/>
         </w:rPr>
@@ -10496,7 +13019,7 @@
                     <pic:cNvPicPr/>
                   </pic:nvPicPr>
                   <pic:blipFill>
-                    <a:blip r:embed="rId11"/>
+                    <a:blip r:embed="rId12"/>
                     <a:stretch>
                       <a:fillRect/>
                     </a:stretch>
@@ -11126,6 +13649,155 @@
     </w:lvl>
   </w:abstractNum>
   <w:abstractNum w:abstractNumId="4" w15:restartNumberingAfterBreak="0">
+    <w:nsid w:val="122248AF"/>
+    <w:multiLevelType w:val="multilevel"/>
+    <w:tmpl w:val="5B8EE138"/>
+    <w:lvl w:ilvl="0">
+      <w:start w:val="1"/>
+      <w:numFmt w:val="bullet"/>
+      <w:lvlText w:val=""/>
+      <w:lvlJc w:val="left"/>
+      <w:pPr>
+        <w:tabs>
+          <w:tab w:val="num" w:pos="720"/>
+        </w:tabs>
+        <w:ind w:left="720" w:hanging="360"/>
+      </w:pPr>
+      <w:rPr>
+        <w:rFonts w:ascii="Symbol" w:hAnsi="Symbol" w:hint="default"/>
+        <w:sz w:val="20"/>
+      </w:rPr>
+    </w:lvl>
+    <w:lvl w:ilvl="1" w:tentative="1">
+      <w:start w:val="1"/>
+      <w:numFmt w:val="bullet"/>
+      <w:lvlText w:val="o"/>
+      <w:lvlJc w:val="left"/>
+      <w:pPr>
+        <w:tabs>
+          <w:tab w:val="num" w:pos="1440"/>
+        </w:tabs>
+        <w:ind w:left="1440" w:hanging="360"/>
+      </w:pPr>
+      <w:rPr>
+        <w:rFonts w:ascii="Courier New" w:hAnsi="Courier New" w:hint="default"/>
+        <w:sz w:val="20"/>
+      </w:rPr>
+    </w:lvl>
+    <w:lvl w:ilvl="2" w:tentative="1">
+      <w:start w:val="1"/>
+      <w:numFmt w:val="bullet"/>
+      <w:lvlText w:val=""/>
+      <w:lvlJc w:val="left"/>
+      <w:pPr>
+        <w:tabs>
+          <w:tab w:val="num" w:pos="2160"/>
+        </w:tabs>
+        <w:ind w:left="2160" w:hanging="360"/>
+      </w:pPr>
+      <w:rPr>
+        <w:rFonts w:ascii="Wingdings" w:hAnsi="Wingdings" w:hint="default"/>
+        <w:sz w:val="20"/>
+      </w:rPr>
+    </w:lvl>
+    <w:lvl w:ilvl="3" w:tentative="1">
+      <w:start w:val="1"/>
+      <w:numFmt w:val="bullet"/>
+      <w:lvlText w:val=""/>
+      <w:lvlJc w:val="left"/>
+      <w:pPr>
+        <w:tabs>
+          <w:tab w:val="num" w:pos="2880"/>
+        </w:tabs>
+        <w:ind w:left="2880" w:hanging="360"/>
+      </w:pPr>
+      <w:rPr>
+        <w:rFonts w:ascii="Wingdings" w:hAnsi="Wingdings" w:hint="default"/>
+        <w:sz w:val="20"/>
+      </w:rPr>
+    </w:lvl>
+    <w:lvl w:ilvl="4" w:tentative="1">
+      <w:start w:val="1"/>
+      <w:numFmt w:val="bullet"/>
+      <w:lvlText w:val=""/>
+      <w:lvlJc w:val="left"/>
+      <w:pPr>
+        <w:tabs>
+          <w:tab w:val="num" w:pos="3600"/>
+        </w:tabs>
+        <w:ind w:left="3600" w:hanging="360"/>
+      </w:pPr>
+      <w:rPr>
+        <w:rFonts w:ascii="Wingdings" w:hAnsi="Wingdings" w:hint="default"/>
+        <w:sz w:val="20"/>
+      </w:rPr>
+    </w:lvl>
+    <w:lvl w:ilvl="5" w:tentative="1">
+      <w:start w:val="1"/>
+      <w:numFmt w:val="bullet"/>
+      <w:lvlText w:val=""/>
+      <w:lvlJc w:val="left"/>
+      <w:pPr>
+        <w:tabs>
+          <w:tab w:val="num" w:pos="4320"/>
+        </w:tabs>
+        <w:ind w:left="4320" w:hanging="360"/>
+      </w:pPr>
+      <w:rPr>
+        <w:rFonts w:ascii="Wingdings" w:hAnsi="Wingdings" w:hint="default"/>
+        <w:sz w:val="20"/>
+      </w:rPr>
+    </w:lvl>
+    <w:lvl w:ilvl="6" w:tentative="1">
+      <w:start w:val="1"/>
+      <w:numFmt w:val="bullet"/>
+      <w:lvlText w:val=""/>
+      <w:lvlJc w:val="left"/>
+      <w:pPr>
+        <w:tabs>
+          <w:tab w:val="num" w:pos="5040"/>
+        </w:tabs>
+        <w:ind w:left="5040" w:hanging="360"/>
+      </w:pPr>
+      <w:rPr>
+        <w:rFonts w:ascii="Wingdings" w:hAnsi="Wingdings" w:hint="default"/>
+        <w:sz w:val="20"/>
+      </w:rPr>
+    </w:lvl>
+    <w:lvl w:ilvl="7" w:tentative="1">
+      <w:start w:val="1"/>
+      <w:numFmt w:val="bullet"/>
+      <w:lvlText w:val=""/>
+      <w:lvlJc w:val="left"/>
+      <w:pPr>
+        <w:tabs>
+          <w:tab w:val="num" w:pos="5760"/>
+        </w:tabs>
+        <w:ind w:left="5760" w:hanging="360"/>
+      </w:pPr>
+      <w:rPr>
+        <w:rFonts w:ascii="Wingdings" w:hAnsi="Wingdings" w:hint="default"/>
+        <w:sz w:val="20"/>
+      </w:rPr>
+    </w:lvl>
+    <w:lvl w:ilvl="8" w:tentative="1">
+      <w:start w:val="1"/>
+      <w:numFmt w:val="bullet"/>
+      <w:lvlText w:val=""/>
+      <w:lvlJc w:val="left"/>
+      <w:pPr>
+        <w:tabs>
+          <w:tab w:val="num" w:pos="6480"/>
+        </w:tabs>
+        <w:ind w:left="6480" w:hanging="360"/>
+      </w:pPr>
+      <w:rPr>
+        <w:rFonts w:ascii="Wingdings" w:hAnsi="Wingdings" w:hint="default"/>
+        <w:sz w:val="20"/>
+      </w:rPr>
+    </w:lvl>
+  </w:abstractNum>
+  <w:abstractNum w:abstractNumId="5" w15:restartNumberingAfterBreak="0">
     <w:nsid w:val="181800A8"/>
     <w:multiLevelType w:val="multilevel"/>
     <w:tmpl w:val="A1305DF8"/>
@@ -11274,7 +13946,7 @@
       </w:rPr>
     </w:lvl>
   </w:abstractNum>
-  <w:abstractNum w:abstractNumId="5" w15:restartNumberingAfterBreak="0">
+  <w:abstractNum w:abstractNumId="6" w15:restartNumberingAfterBreak="0">
     <w:nsid w:val="1E654DE1"/>
     <w:multiLevelType w:val="multilevel"/>
     <w:tmpl w:val="DA98A5C0"/>
@@ -11387,7 +14059,7 @@
       </w:pPr>
     </w:lvl>
   </w:abstractNum>
-  <w:abstractNum w:abstractNumId="6" w15:restartNumberingAfterBreak="0">
+  <w:abstractNum w:abstractNumId="7" w15:restartNumberingAfterBreak="0">
     <w:nsid w:val="1F5C496C"/>
     <w:multiLevelType w:val="multilevel"/>
     <w:tmpl w:val="D430D76C"/>
@@ -11536,7 +14208,7 @@
       </w:rPr>
     </w:lvl>
   </w:abstractNum>
-  <w:abstractNum w:abstractNumId="7" w15:restartNumberingAfterBreak="0">
+  <w:abstractNum w:abstractNumId="8" w15:restartNumberingAfterBreak="0">
     <w:nsid w:val="30561489"/>
     <w:multiLevelType w:val="multilevel"/>
     <w:tmpl w:val="1FAEA144"/>
@@ -11685,7 +14357,7 @@
       </w:rPr>
     </w:lvl>
   </w:abstractNum>
-  <w:abstractNum w:abstractNumId="8" w15:restartNumberingAfterBreak="0">
+  <w:abstractNum w:abstractNumId="9" w15:restartNumberingAfterBreak="0">
     <w:nsid w:val="31735824"/>
     <w:multiLevelType w:val="multilevel"/>
     <w:tmpl w:val="3E20E44E"/>
@@ -11834,7 +14506,7 @@
       </w:rPr>
     </w:lvl>
   </w:abstractNum>
-  <w:abstractNum w:abstractNumId="9" w15:restartNumberingAfterBreak="0">
+  <w:abstractNum w:abstractNumId="10" w15:restartNumberingAfterBreak="0">
     <w:nsid w:val="33C25F1F"/>
     <w:multiLevelType w:val="multilevel"/>
     <w:tmpl w:val="CE1C8188"/>
@@ -11983,7 +14655,7 @@
       </w:rPr>
     </w:lvl>
   </w:abstractNum>
-  <w:abstractNum w:abstractNumId="10" w15:restartNumberingAfterBreak="0">
+  <w:abstractNum w:abstractNumId="11" w15:restartNumberingAfterBreak="0">
     <w:nsid w:val="350373F4"/>
     <w:multiLevelType w:val="multilevel"/>
     <w:tmpl w:val="6B6C8310"/>
@@ -12132,7 +14804,7 @@
       </w:rPr>
     </w:lvl>
   </w:abstractNum>
-  <w:abstractNum w:abstractNumId="11" w15:restartNumberingAfterBreak="0">
+  <w:abstractNum w:abstractNumId="12" w15:restartNumberingAfterBreak="0">
     <w:nsid w:val="3C356CDD"/>
     <w:multiLevelType w:val="multilevel"/>
     <w:tmpl w:val="2C5AF95A"/>
@@ -12281,7 +14953,7 @@
       </w:rPr>
     </w:lvl>
   </w:abstractNum>
-  <w:abstractNum w:abstractNumId="12" w15:restartNumberingAfterBreak="0">
+  <w:abstractNum w:abstractNumId="13" w15:restartNumberingAfterBreak="0">
     <w:nsid w:val="43280812"/>
     <w:multiLevelType w:val="multilevel"/>
     <w:tmpl w:val="A6B88924"/>
@@ -12430,7 +15102,120 @@
       </w:rPr>
     </w:lvl>
   </w:abstractNum>
-  <w:abstractNum w:abstractNumId="13" w15:restartNumberingAfterBreak="0">
+  <w:abstractNum w:abstractNumId="14" w15:restartNumberingAfterBreak="0">
+    <w:nsid w:val="44E67EF6"/>
+    <w:multiLevelType w:val="multilevel"/>
+    <w:tmpl w:val="0824C024"/>
+    <w:lvl w:ilvl="0">
+      <w:start w:val="1"/>
+      <w:numFmt w:val="decimal"/>
+      <w:lvlText w:val="%1."/>
+      <w:lvlJc w:val="left"/>
+      <w:pPr>
+        <w:tabs>
+          <w:tab w:val="num" w:pos="720"/>
+        </w:tabs>
+        <w:ind w:left="720" w:hanging="360"/>
+      </w:pPr>
+    </w:lvl>
+    <w:lvl w:ilvl="1" w:tentative="1">
+      <w:start w:val="1"/>
+      <w:numFmt w:val="decimal"/>
+      <w:lvlText w:val="%2."/>
+      <w:lvlJc w:val="left"/>
+      <w:pPr>
+        <w:tabs>
+          <w:tab w:val="num" w:pos="1440"/>
+        </w:tabs>
+        <w:ind w:left="1440" w:hanging="360"/>
+      </w:pPr>
+    </w:lvl>
+    <w:lvl w:ilvl="2" w:tentative="1">
+      <w:start w:val="1"/>
+      <w:numFmt w:val="decimal"/>
+      <w:lvlText w:val="%3."/>
+      <w:lvlJc w:val="left"/>
+      <w:pPr>
+        <w:tabs>
+          <w:tab w:val="num" w:pos="2160"/>
+        </w:tabs>
+        <w:ind w:left="2160" w:hanging="360"/>
+      </w:pPr>
+    </w:lvl>
+    <w:lvl w:ilvl="3" w:tentative="1">
+      <w:start w:val="1"/>
+      <w:numFmt w:val="decimal"/>
+      <w:lvlText w:val="%4."/>
+      <w:lvlJc w:val="left"/>
+      <w:pPr>
+        <w:tabs>
+          <w:tab w:val="num" w:pos="2880"/>
+        </w:tabs>
+        <w:ind w:left="2880" w:hanging="360"/>
+      </w:pPr>
+    </w:lvl>
+    <w:lvl w:ilvl="4" w:tentative="1">
+      <w:start w:val="1"/>
+      <w:numFmt w:val="decimal"/>
+      <w:lvlText w:val="%5."/>
+      <w:lvlJc w:val="left"/>
+      <w:pPr>
+        <w:tabs>
+          <w:tab w:val="num" w:pos="3600"/>
+        </w:tabs>
+        <w:ind w:left="3600" w:hanging="360"/>
+      </w:pPr>
+    </w:lvl>
+    <w:lvl w:ilvl="5" w:tentative="1">
+      <w:start w:val="1"/>
+      <w:numFmt w:val="decimal"/>
+      <w:lvlText w:val="%6."/>
+      <w:lvlJc w:val="left"/>
+      <w:pPr>
+        <w:tabs>
+          <w:tab w:val="num" w:pos="4320"/>
+        </w:tabs>
+        <w:ind w:left="4320" w:hanging="360"/>
+      </w:pPr>
+    </w:lvl>
+    <w:lvl w:ilvl="6" w:tentative="1">
+      <w:start w:val="1"/>
+      <w:numFmt w:val="decimal"/>
+      <w:lvlText w:val="%7."/>
+      <w:lvlJc w:val="left"/>
+      <w:pPr>
+        <w:tabs>
+          <w:tab w:val="num" w:pos="5040"/>
+        </w:tabs>
+        <w:ind w:left="5040" w:hanging="360"/>
+      </w:pPr>
+    </w:lvl>
+    <w:lvl w:ilvl="7" w:tentative="1">
+      <w:start w:val="1"/>
+      <w:numFmt w:val="decimal"/>
+      <w:lvlText w:val="%8."/>
+      <w:lvlJc w:val="left"/>
+      <w:pPr>
+        <w:tabs>
+          <w:tab w:val="num" w:pos="5760"/>
+        </w:tabs>
+        <w:ind w:left="5760" w:hanging="360"/>
+      </w:pPr>
+    </w:lvl>
+    <w:lvl w:ilvl="8" w:tentative="1">
+      <w:start w:val="1"/>
+      <w:numFmt w:val="decimal"/>
+      <w:lvlText w:val="%9."/>
+      <w:lvlJc w:val="left"/>
+      <w:pPr>
+        <w:tabs>
+          <w:tab w:val="num" w:pos="6480"/>
+        </w:tabs>
+        <w:ind w:left="6480" w:hanging="360"/>
+      </w:pPr>
+    </w:lvl>
+  </w:abstractNum>
+  <w:abstractNum w:abstractNumId="15" w15:restartNumberingAfterBreak="0">
     <w:nsid w:val="4E8634DD"/>
     <w:multiLevelType w:val="multilevel"/>
     <w:tmpl w:val="77D6BC90"/>
@@ -12579,7 +15364,156 @@
       </w:rPr>
     </w:lvl>
   </w:abstractNum>
-  <w:abstractNum w:abstractNumId="14" w15:restartNumberingAfterBreak="0">
+  <w:abstractNum w:abstractNumId="16" w15:restartNumberingAfterBreak="0">
+    <w:nsid w:val="528C7B97"/>
+    <w:multiLevelType w:val="multilevel"/>
+    <w:tmpl w:val="6B6EBEA6"/>
+    <w:lvl w:ilvl="0">
+      <w:start w:val="1"/>
+      <w:numFmt w:val="bullet"/>
+      <w:lvlText w:val=""/>
+      <w:lvlJc w:val="left"/>
+      <w:pPr>
+        <w:tabs>
+          <w:tab w:val="num" w:pos="720"/>
+        </w:tabs>
+        <w:ind w:left="720" w:hanging="360"/>
+      </w:pPr>
+      <w:rPr>
+        <w:rFonts w:ascii="Symbol" w:hAnsi="Symbol" w:hint="default"/>
+        <w:sz w:val="20"/>
+      </w:rPr>
+    </w:lvl>
+    <w:lvl w:ilvl="1" w:tentative="1">
+      <w:start w:val="1"/>
+      <w:numFmt w:val="bullet"/>
+      <w:lvlText w:val="o"/>
+      <w:lvlJc w:val="left"/>
+      <w:pPr>
+        <w:tabs>
+          <w:tab w:val="num" w:pos="1440"/>
+        </w:tabs>
+        <w:ind w:left="1440" w:hanging="360"/>
+      </w:pPr>
+      <w:rPr>
+        <w:rFonts w:ascii="Courier New" w:hAnsi="Courier New" w:hint="default"/>
+        <w:sz w:val="20"/>
+      </w:rPr>
+    </w:lvl>
+    <w:lvl w:ilvl="2" w:tentative="1">
+      <w:start w:val="1"/>
+      <w:numFmt w:val="bullet"/>
+      <w:lvlText w:val=""/>
+      <w:lvlJc w:val="left"/>
+      <w:pPr>
+        <w:tabs>
+          <w:tab w:val="num" w:pos="2160"/>
+        </w:tabs>
+        <w:ind w:left="2160" w:hanging="360"/>
+      </w:pPr>
+      <w:rPr>
+        <w:rFonts w:ascii="Wingdings" w:hAnsi="Wingdings" w:hint="default"/>
+        <w:sz w:val="20"/>
+      </w:rPr>
+    </w:lvl>
+    <w:lvl w:ilvl="3" w:tentative="1">
+      <w:start w:val="1"/>
+      <w:numFmt w:val="bullet"/>
+      <w:lvlText w:val=""/>
+      <w:lvlJc w:val="left"/>
+      <w:pPr>
+        <w:tabs>
+          <w:tab w:val="num" w:pos="2880"/>
+        </w:tabs>
+        <w:ind w:left="2880" w:hanging="360"/>
+      </w:pPr>
+      <w:rPr>
+        <w:rFonts w:ascii="Wingdings" w:hAnsi="Wingdings" w:hint="default"/>
+        <w:sz w:val="20"/>
+      </w:rPr>
+    </w:lvl>
+    <w:lvl w:ilvl="4" w:tentative="1">
+      <w:start w:val="1"/>
+      <w:numFmt w:val="bullet"/>
+      <w:lvlText w:val=""/>
+      <w:lvlJc w:val="left"/>
+      <w:pPr>
+        <w:tabs>
+          <w:tab w:val="num" w:pos="3600"/>
+        </w:tabs>
+        <w:ind w:left="3600" w:hanging="360"/>
+      </w:pPr>
+      <w:rPr>
+        <w:rFonts w:ascii="Wingdings" w:hAnsi="Wingdings" w:hint="default"/>
+        <w:sz w:val="20"/>
+      </w:rPr>
+    </w:lvl>
+    <w:lvl w:ilvl="5" w:tentative="1">
+      <w:start w:val="1"/>
+      <w:numFmt w:val="bullet"/>
+      <w:lvlText w:val=""/>
+      <w:lvlJc w:val="left"/>
+      <w:pPr>
+        <w:tabs>
+          <w:tab w:val="num" w:pos="4320"/>
+        </w:tabs>
+        <w:ind w:left="4320" w:hanging="360"/>
+      </w:pPr>
+      <w:rPr>
+        <w:rFonts w:ascii="Wingdings" w:hAnsi="Wingdings" w:hint="default"/>
+        <w:sz w:val="20"/>
+      </w:rPr>
+    </w:lvl>
+    <w:lvl w:ilvl="6" w:tentative="1">
+      <w:start w:val="1"/>
+      <w:numFmt w:val="bullet"/>
+      <w:lvlText w:val=""/>
+      <w:lvlJc w:val="left"/>
+      <w:pPr>
+        <w:tabs>
+          <w:tab w:val="num" w:pos="5040"/>
+        </w:tabs>
+        <w:ind w:left="5040" w:hanging="360"/>
+      </w:pPr>
+      <w:rPr>
+        <w:rFonts w:ascii="Wingdings" w:hAnsi="Wingdings" w:hint="default"/>
+        <w:sz w:val="20"/>
+      </w:rPr>
+    </w:lvl>
+    <w:lvl w:ilvl="7" w:tentative="1">
+      <w:start w:val="1"/>
+      <w:numFmt w:val="bullet"/>
+      <w:lvlText w:val=""/>
+      <w:lvlJc w:val="left"/>
+      <w:pPr>
+        <w:tabs>
+          <w:tab w:val="num" w:pos="5760"/>
+        </w:tabs>
+        <w:ind w:left="5760" w:hanging="360"/>
+      </w:pPr>
+      <w:rPr>
+        <w:rFonts w:ascii="Wingdings" w:hAnsi="Wingdings" w:hint="default"/>
+        <w:sz w:val="20"/>
+      </w:rPr>
+    </w:lvl>
+    <w:lvl w:ilvl="8" w:tentative="1">
+      <w:start w:val="1"/>
+      <w:numFmt w:val="bullet"/>
+      <w:lvlText w:val=""/>
+      <w:lvlJc w:val="left"/>
+      <w:pPr>
+        <w:tabs>
+          <w:tab w:val="num" w:pos="6480"/>
+        </w:tabs>
+        <w:ind w:left="6480" w:hanging="360"/>
+      </w:pPr>
+      <w:rPr>
+        <w:rFonts w:ascii="Wingdings" w:hAnsi="Wingdings" w:hint="default"/>
+        <w:sz w:val="20"/>
+      </w:rPr>
+    </w:lvl>
+  </w:abstractNum>
+  <w:abstractNum w:abstractNumId="17" w15:restartNumberingAfterBreak="0">
     <w:nsid w:val="5CC41B7B"/>
     <w:multiLevelType w:val="multilevel"/>
     <w:tmpl w:val="D28014D4"/>
@@ -12728,7 +15662,7 @@
       </w:rPr>
     </w:lvl>
   </w:abstractNum>
-  <w:abstractNum w:abstractNumId="15" w15:restartNumberingAfterBreak="0">
+  <w:abstractNum w:abstractNumId="18" w15:restartNumberingAfterBreak="0">
     <w:nsid w:val="5D5841F5"/>
     <w:multiLevelType w:val="multilevel"/>
     <w:tmpl w:val="4868251C"/>
@@ -12877,7 +15811,7 @@
       </w:rPr>
     </w:lvl>
   </w:abstractNum>
-  <w:abstractNum w:abstractNumId="16" w15:restartNumberingAfterBreak="0">
+  <w:abstractNum w:abstractNumId="19" w15:restartNumberingAfterBreak="0">
     <w:nsid w:val="625A5F85"/>
     <w:multiLevelType w:val="multilevel"/>
     <w:tmpl w:val="6DEC8B74"/>
@@ -13026,7 +15960,7 @@
       </w:rPr>
     </w:lvl>
   </w:abstractNum>
-  <w:abstractNum w:abstractNumId="17" w15:restartNumberingAfterBreak="0">
+  <w:abstractNum w:abstractNumId="20" w15:restartNumberingAfterBreak="0">
     <w:nsid w:val="65054042"/>
     <w:multiLevelType w:val="multilevel"/>
     <w:tmpl w:val="F0801A04"/>
@@ -13175,7 +16109,7 @@
       </w:rPr>
     </w:lvl>
   </w:abstractNum>
-  <w:abstractNum w:abstractNumId="18" w15:restartNumberingAfterBreak="0">
+  <w:abstractNum w:abstractNumId="21" w15:restartNumberingAfterBreak="0">
     <w:nsid w:val="6A080161"/>
     <w:multiLevelType w:val="multilevel"/>
     <w:tmpl w:val="2814EB82"/>
@@ -13328,58 +16262,67 @@
     <w:abstractNumId w:val="0"/>
   </w:num>
   <w:num w:numId="2">
-    <w:abstractNumId w:val="12"/>
+    <w:abstractNumId w:val="13"/>
   </w:num>
   <w:num w:numId="3">
     <w:abstractNumId w:val="2"/>
   </w:num>
   <w:num w:numId="4">
-    <w:abstractNumId w:val="18"/>
+    <w:abstractNumId w:val="21"/>
   </w:num>
   <w:num w:numId="5">
+    <w:abstractNumId w:val="8"/>
+  </w:num>
+  <w:num w:numId="6">
+    <w:abstractNumId w:val="11"/>
+  </w:num>
+  <w:num w:numId="7">
+    <w:abstractNumId w:val="17"/>
+  </w:num>
+  <w:num w:numId="8">
+    <w:abstractNumId w:val="6"/>
+  </w:num>
+  <w:num w:numId="9">
     <w:abstractNumId w:val="7"/>
   </w:num>
-  <w:num w:numId="6">
-    <w:abstractNumId w:val="10"/>
-  </w:num>
-  <w:num w:numId="7">
-    <w:abstractNumId w:val="14"/>
-  </w:num>
-  <w:num w:numId="8">
-    <w:abstractNumId w:val="5"/>
-  </w:num>
-  <w:num w:numId="9">
-    <w:abstractNumId w:val="6"/>
-  </w:num>
   <w:num w:numId="10">
-    <w:abstractNumId w:val="17"/>
+    <w:abstractNumId w:val="20"/>
   </w:num>
   <w:num w:numId="11">
     <w:abstractNumId w:val="1"/>
   </w:num>
   <w:num w:numId="12">
-    <w:abstractNumId w:val="16"/>
+    <w:abstractNumId w:val="19"/>
   </w:num>
   <w:num w:numId="13">
-    <w:abstractNumId w:val="11"/>
+    <w:abstractNumId w:val="12"/>
   </w:num>
   <w:num w:numId="14">
-    <w:abstractNumId w:val="13"/>
+    <w:abstractNumId w:val="15"/>
   </w:num>
   <w:num w:numId="15">
-    <w:abstractNumId w:val="8"/>
+    <w:abstractNumId w:val="9"/>
   </w:num>
   <w:num w:numId="16">
-    <w:abstractNumId w:val="4"/>
+    <w:abstractNumId w:val="5"/>
   </w:num>
   <w:num w:numId="17">
-    <w:abstractNumId w:val="9"/>
+    <w:abstractNumId w:val="10"/>
   </w:num>
   <w:num w:numId="18">
-    <w:abstractNumId w:val="15"/>
+    <w:abstractNumId w:val="18"/>
   </w:num>
   <w:num w:numId="19">
     <w:abstractNumId w:val="3"/>
+  </w:num>
+  <w:num w:numId="20">
+    <w:abstractNumId w:val="4"/>
+  </w:num>
+  <w:num w:numId="21">
+    <w:abstractNumId w:val="16"/>
+  </w:num>
+  <w:num w:numId="22">
+    <w:abstractNumId w:val="14"/>
   </w:num>
   <w:numIdMacAtCleanup w:val="6"/>
 </w:numbering>
